--- a/themes/theme-9/theme 9 draft.docx
+++ b/themes/theme-9/theme 9 draft.docx
@@ -240,49 +240,67 @@
           <w:bCs/>
           <w:b/>
         </w:rPr>
-        <w:t xml:space="preserve">Состояние: черновик Checkpoint 1, 08.10.2026.</w:t>
-      </w:r>
-      <w:r>
-        <w:t xml:space="preserve"> </w:t>
-      </w:r>
-      <w:r>
-        <w:t xml:space="preserve">Утверждения выведены из</w:t>
-      </w:r>
-      <w:r>
-        <w:t xml:space="preserve"> </w:t>
-      </w:r>
-      <w:r>
-        <w:t xml:space="preserve">источников, перечисленных в конце. Где источника пока нет, стоит пометка</w:t>
-      </w:r>
-      <w:r>
-        <w:t xml:space="preserve"> </w:t>
-      </w:r>
-      <w:r>
-        <w:t xml:space="preserve">[ИСТОЧНИК: …] — это не недоработка, а место, которое заполняется на</w:t>
-      </w:r>
-      <w:r>
-        <w:t xml:space="preserve"> </w:t>
-      </w:r>
-      <w:r>
-        <w:t xml:space="preserve">Checkpoint 2 из документа, а не по памяти. Пометка [ВОПРОС ВРАЧУ: …] —</w:t>
-      </w:r>
-      <w:r>
-        <w:t xml:space="preserve"> </w:t>
-      </w:r>
-      <w:r>
-        <w:t xml:space="preserve">вопрос, который источник не решает. Сокращение «КР» в черновике — клинические</w:t>
-      </w:r>
-      <w:r>
-        <w:t xml:space="preserve"> </w:t>
-      </w:r>
-      <w:r>
-        <w:t xml:space="preserve">рекомендации «Нормальная беременность» (Минздрав России, ред. 15.02.2024).</w:t>
-      </w:r>
-      <w:r>
-        <w:t xml:space="preserve"> </w:t>
-      </w:r>
-      <w:r>
-        <w:t xml:space="preserve">Языковая полировка не делалась.</w:t>
+        <w:t xml:space="preserve">Состояние: Checkpoint 3, 08.10.2026.</w:t>
+      </w:r>
+      <w:r>
+        <w:t xml:space="preserve"> </w:t>
+      </w:r>
+      <w:r>
+        <w:t xml:space="preserve">Медицинская сверка (Checkpoint 2)</w:t>
+      </w:r>
+      <w:r>
+        <w:t xml:space="preserve"> </w:t>
+      </w:r>
+      <w:r>
+        <w:t xml:space="preserve">выполнена: утверждения выведены из источников, перечисленных в конце, и</w:t>
+      </w:r>
+      <w:r>
+        <w:t xml:space="preserve"> </w:t>
+      </w:r>
+      <w:r>
+        <w:t xml:space="preserve">записаны в</w:t>
+      </w:r>
+      <w:r>
+        <w:t xml:space="preserve"> </w:t>
+      </w:r>
+      <w:r>
+        <w:rPr>
+          <w:rStyle w:val="VerbatimChar"/>
+        </w:rPr>
+        <w:t xml:space="preserve">evidence-ledger.md</w:t>
+      </w:r>
+      <w:r>
+        <w:t xml:space="preserve">. Пометка [ПРОВЕРИТЬ: …] указывает, что</w:t>
+      </w:r>
+      <w:r>
+        <w:t xml:space="preserve"> </w:t>
+      </w:r>
+      <w:r>
+        <w:t xml:space="preserve">проверено и почему вопрос открыт; вопросы к врачу с готовым вариантом текста</w:t>
+      </w:r>
+      <w:r>
+        <w:t xml:space="preserve"> </w:t>
+      </w:r>
+      <w:r>
+        <w:t xml:space="preserve">вынесены в</w:t>
+      </w:r>
+      <w:r>
+        <w:t xml:space="preserve"> </w:t>
+      </w:r>
+      <w:r>
+        <w:rPr>
+          <w:rStyle w:val="VerbatimChar"/>
+        </w:rPr>
+        <w:t xml:space="preserve">editorial/DISPUTED-CLAIMS.md</w:t>
+      </w:r>
+      <w:r>
+        <w:t xml:space="preserve">, строки 23–28. Языковая полировка не</w:t>
+      </w:r>
+      <w:r>
+        <w:t xml:space="preserve"> </w:t>
+      </w:r>
+      <w:r>
+        <w:t xml:space="preserve">делалась.</w:t>
       </w:r>
     </w:p>
     <w:p>
@@ -297,7 +315,7 @@
         <w:pStyle w:val="FirstParagraph"/>
       </w:pPr>
       <w:r>
-        <w:t xml:space="preserve">Большинство инфекций, которые встретятся вам за девять месяцев, пройдут так же, как прошли бы без беременности: насморк, пара дней недомогания, и всё. Глава не о том, чтобы бояться каждого чиха. Она о нескольких инфекциях, которые при беременности ведут себя иначе, о прививках, которые защищают и вас, и ребёнка, и об анализах — какие из них нужны всем, а какие только создают тревогу.</w:t>
+        <w:t xml:space="preserve">Эта глава не о том, чтобы бояться каждого чиха. Она о нескольких инфекциях, которые при беременности ведут себя иначе, о прививках, которые защищают и вас, и ребёнка, и об анализах — какие из них нужны всем, а какие только создают тревогу.</w:t>
       </w:r>
     </w:p>
     <w:bookmarkEnd w:id="20"/>
@@ -357,7 +375,15 @@
         <w:pStyle w:val="BodyText"/>
       </w:pPr>
       <w:r>
-        <w:t xml:space="preserve">Почему беременность меняет течение инфекций, связано с перестройкой иммунной системы в этот период. [ИСТОЧНИК: обзор об иммунной адаптации при беременности — механизм, не поиск подтверждения фразе; PubMed по source-verification-v1.0]</w:t>
+        <w:t xml:space="preserve">Почему так происходит, объясняет обзор об инфекциях при беременности в журнале New England Journal of Medicine (Kourtis и соавторы, 2014). Привычное «при беременности иммунитет снижен» авторы называют упрощением: точнее говорить о перенастройке иммунной системы, при которой одни звенья защиты ослабевают, а другие сохраняются или усиливаются. Доказательства того, что беременная легче заражается, авторы считают слабыми. Доказательства того, что некоторые инфекции — грипп, герпес, малярия, гепатит E — протекают у неё тяжелее, они считают сильными.</w:t>
+      </w:r>
+    </w:p>
+    <w:p>
+      <w:pPr>
+        <w:pStyle w:val="BodyText"/>
+      </w:pPr>
+      <w:r>
+        <w:t xml:space="preserve">К иммунным изменениям добавляются физические. Растущая матка уменьшает объём лёгких и замедляет отток мочи. При гриппе, по мнению авторов, тяжесть может усиливать то, что сердце работает чаще, а резерв лёгких меньше. А часть возбудителей, например листерия, тяготеет к плаценте и плоду.</w:t>
       </w:r>
     </w:p>
     <w:p>
@@ -383,7 +409,7 @@
         <w:pStyle w:val="FirstParagraph"/>
       </w:pPr>
       <w:r>
-        <w:t xml:space="preserve">Старший ребёнок доедает за вами кашу, протягивает надкушенное печенье, засыпает, уткнувшись в шею. Для беременной женщины с маленьким ребёнком в доме это обычный день — и именно здесь проходит главный путь цитомегаловируса.</w:t>
+        <w:t xml:space="preserve">Старший ребёнок доедает за вами кашу, протягивает надкушенное печенье, засыпает, уткнувшись в шею. Для беременной женщины с маленьким ребёнком в доме это обычный день — и именно в таких мелочах передаётся цитомегаловирус.</w:t>
       </w:r>
     </w:p>
     <w:p>
@@ -439,7 +465,7 @@
         <w:pStyle w:val="FirstParagraph"/>
       </w:pPr>
       <w:r>
-        <w:t xml:space="preserve">Обнимать ребёнка, брать на руки, укладывать спать эти правила не запрещают: речь только о слюне и моче. [ИСТОЧНИК: поцелуй в щёку или лоб вместо губ — в просмотренных страницах CDC этого совета нет; искать в пациентских материалах ACOG / обзоре по профилактике ЦМВ]</w:t>
+        <w:t xml:space="preserve">Обнимать ребёнка, брать на руки, укладывать спать эти правила не запрещают: речь только о слюне и моче. Министерство здравоохранения штата Миннесота (США) в памятке о ЦМВ советует целовать ребёнка в лоб, а не в губы — чтобы не контактировать со слюной.</w:t>
       </w:r>
     </w:p>
     <w:p>
@@ -481,7 +507,7 @@
         <w:pStyle w:val="BodyText"/>
       </w:pPr>
       <w:r>
-        <w:t xml:space="preserve">Причина — две инфекции, которые российские клинические рекомендации называют самыми частыми из передающихся с пищей: листериоз и сальмонеллёз. Листериозом беременные, как уже говорилось, заболевают заметно чаще остальных. Протекает он у них, по данным CDC, обычно мягко или вовсе незаметно. Но при беременности инфекция может привести к выкидышу, мертворождению, преждевременным родам или тяжёлой инфекции у новорождённого. [ПРОВЕРИТЬ: модальность — в пересказе страницы CDC стоит «usually leads to»; сверить дословно на Checkpoint 2]</w:t>
+        <w:t xml:space="preserve">Причина — две инфекции, которые российские клинические рекомендации называют самыми частыми из передающихся с пищей: листериоз и сальмонеллёз. Листериозом беременные, как уже говорилось, заболевают заметно чаще остальных. Протекает он у них, по данным CDC, обычно мягко или вовсе незаметно. Но листерия тяготеет к плаценте и плоду, и, по обзору в New England Journal of Medicine (Kourtis и соавторы, 2014), в зависимости от срока листериоз может привести к потере беременности, мертворождению, преждевременным родам или тяжёлой болезни новорождённого.</w:t>
       </w:r>
     </w:p>
     <w:p>
@@ -509,13 +535,13 @@
           <w:bCs/>
           <w:b/>
         </w:rPr>
-        <w:t xml:space="preserve">Вода.</w:t>
-      </w:r>
-      <w:r>
-        <w:t xml:space="preserve"> </w:t>
-      </w:r>
-      <w:r>
-        <w:t xml:space="preserve">Дома водопроводная вода [ИСТОЧНИК: требования к питьевой воде в поездке и дома — CDC Yellow Book, раздел о еде и воде для путешественников]. В поездке в страну с другим уровнем водоснабжения [ИСТОЧНИК: там же — бутилированная вода, лёд, мытьё фруктов].</w:t>
+        <w:t xml:space="preserve">Вода в поездке.</w:t>
+      </w:r>
+      <w:r>
+        <w:t xml:space="preserve"> </w:t>
+      </w:r>
+      <w:r>
+        <w:t xml:space="preserve">Беременным путешественницам CDC советует пить бутилированную или кипячёную воду (CDC Yellow Book 2026, глава «Pregnant Travelers»). В том же разделе о еде и воде CDC отмечает, что гепатит E при беременности чаще протекает тяжело, а листериоз и токсоплазмоз называет пищевыми инфекциями, которые при беременности вызывают особое беспокойство.</w:t>
       </w:r>
     </w:p>
     <w:p>
@@ -549,7 +575,23 @@
         <w:pStyle w:val="BodyText"/>
       </w:pPr>
       <w:r>
-        <w:t xml:space="preserve">Токсоплазма — паразит, заражение которым во время беременности может передаться ребёнку. [ИСТОЧНИК: что токсоплазмоз делает с плодом и от чего зависит риск передачи — ACOG Practice Bulletin № 151 или CDC] Российские клинические рекомендации перечисляют, как беременной женщине снизить риск:</w:t>
+        <w:t xml:space="preserve">Токсоплазма — паразит. По данным CDC, им заражаются, когда едят недостаточно прожаренное мясо или моллюсков либо немытые овощи и фрукты, а также когда случайно проглатывают паразита после контакта с кошачьими фекалиями или заражённой почвой. У большинства людей со здоровым иммунитетом заражение проходит без симптомов.</w:t>
+      </w:r>
+    </w:p>
+    <w:p>
+      <w:pPr>
+        <w:pStyle w:val="BodyText"/>
+      </w:pPr>
+      <w:r>
+        <w:t xml:space="preserve">Для беременности важно другое: если женщина заразилась впервые во время беременности или незадолго до неё, инфекция может передаться ребёнку. Такие дети, как пишет CDC, часто рождаются без признаков болезни, но симптомы могут появиться позже; тяжёлый токсоплазмоз поражает мозг, глаза и другие органы.</w:t>
+      </w:r>
+    </w:p>
+    <w:p>
+      <w:pPr>
+        <w:pStyle w:val="BodyText"/>
+      </w:pPr>
+      <w:r>
+        <w:t xml:space="preserve">Российские клинические рекомендации перечисляют, как беременной женщине снизить риск:</w:t>
       </w:r>
     </w:p>
     <w:p>
@@ -617,7 +659,7 @@
         <w:pStyle w:val="FirstParagraph"/>
       </w:pPr>
       <w:r>
-        <w:t xml:space="preserve">Обратите внимание, что кошка в этом списке — один пункт из пяти. Три из них касаются еды и рук, один — грядки, песочницы, цветочного горшка. [ИСТОЧНИК: какой путь заражения у беременных встречается чаще — мясо, почва или кошка; CDC «Toxoplasmosis: Risk Factors» / обзор]</w:t>
+        <w:t xml:space="preserve">Обратите внимание, что кошка в этом списке — один пункт из пяти. Три из них касаются еды и рук, один — грядки, песочницы, цветочного горшка. [ПРОВЕРИТЬ: какой путь заражения у беременных встречается чаще — мясо, почва или кошка. В просмотренных страницах CDC (About Toxoplasmosis, Clinical Overview) соотношения путей нет; сравнительное утверждение в текст не вносится до источника]</w:t>
       </w:r>
     </w:p>
     <w:p>
@@ -633,7 +675,75 @@
         <w:pStyle w:val="BodyText"/>
       </w:pPr>
       <w:r>
-        <w:t xml:space="preserve">[ВОПРОС ВРАЧУ: как понимать «исключение контакта с кошками» для кошки, которая живёт дома, — отдать на время беременности или передать уход за лотком другому человеку? Вариант для текста: «Не убирайте лоток сами — пусть это делает другой член семьи; если не получается — в перчатках, ежедневно, с мытьём рук после».]</w:t>
+        <w:t xml:space="preserve">[ПРОВЕРИТЬ: как понимать «исключение контакта с кошками» (КР «Нормальная беременность», с. 27) для кошки, которая живёт дома. КР не уточняет; CDC советует менять лоток ежедневно, а беременным — обсудить дополнительные меры с врачом. Вариант для текста: «Не убирайте лоток сами — пусть это делает другой член семьи; если не получается — в перчатках, ежедневно, с мытьём рук после». DISPUTED-CLAIMS, строка 23]</w:t>
+      </w:r>
+    </w:p>
+    <w:p>
+      <w:pPr>
+        <w:pStyle w:val="BodyText"/>
+      </w:pPr>
+      <w:r>
+        <w:t xml:space="preserve">Анализ на токсоплазмоз «на всякий случай» российские рекомендации всем не назначают — почему, сказано в разделе 9.19. Что делать, если анализ всё-таки сдан и оказался положительным, — раздел 9.11.</w:t>
+      </w:r>
+    </w:p>
+    <w:bookmarkEnd w:id="25"/>
+    <w:bookmarkStart w:id="26" w:name="X79ff9bc14165fba9e52573c0fae03e95db5e4b1"/>
+    <w:p>
+      <w:pPr>
+        <w:pStyle w:val="Heading2"/>
+      </w:pPr>
+      <w:r>
+        <w:t xml:space="preserve">9.5. Половые инфекции: зачем обследуют и вас, и партнёра</w:t>
+      </w:r>
+    </w:p>
+    <w:p>
+      <w:pPr>
+        <w:pStyle w:val="FirstParagraph"/>
+      </w:pPr>
+      <w:r>
+        <w:t xml:space="preserve">Российские клинические рекомендации предлагают сдать анализы на ВИЧ, гепатиты B и C и сифилис не только беременной женщине, но и её партнёру. Цель, как сказано в рекомендациях, — своевременно выявить инфекцию у партнёра и не допустить, чтобы от него заразилась женщина.</w:t>
+      </w:r>
+    </w:p>
+    <w:p>
+      <w:pPr>
+        <w:pStyle w:val="BodyText"/>
+      </w:pPr>
+      <w:r>
+        <w:t xml:space="preserve">Если партнёр побывал в районе, где передаётся вирус Зика, CDC советует на весь срок беременности воздерживаться от секса с ним или пользоваться презервативом (CDC Yellow Book 2026, глава «Pregnant Travelers»). Вирус передаётся и половым путём, а чем он опасен для ребёнка — раздел 9.6.</w:t>
+      </w:r>
+    </w:p>
+    <w:p>
+      <w:pPr>
+        <w:pStyle w:val="BodyText"/>
+      </w:pPr>
+      <w:r>
+        <w:t xml:space="preserve">Как защищаться во время беременности, почему спринцевания и антисептики не заменяют защиту и что делать после рискованного контакта — подробно в Теме 4, раздел 4.6.</w:t>
+      </w:r>
+    </w:p>
+    <w:p>
+      <w:pPr>
+        <w:pStyle w:val="BodyText"/>
+      </w:pPr>
+      <w:r>
+        <w:t xml:space="preserve">Какие анализы на инфекции делают всем беременным и в какие сроки — раздел 9.16.</w:t>
+      </w:r>
+    </w:p>
+    <w:bookmarkEnd w:id="26"/>
+    <w:bookmarkStart w:id="27" w:name="X53312d9c9c7f2557d6885bc5d43cdf513ff8b18"/>
+    <w:p>
+      <w:pPr>
+        <w:pStyle w:val="Heading2"/>
+      </w:pPr>
+      <w:r>
+        <w:t xml:space="preserve">9.6. Поездки: какие инфекции учесть при выборе направления</w:t>
+      </w:r>
+    </w:p>
+    <w:p>
+      <w:pPr>
+        <w:pStyle w:val="FirstParagraph"/>
+      </w:pPr>
+      <w:r>
+        <w:t xml:space="preserve">Поездки часто планируют на середину беременности (почему — Тема 8, раздел 8.15). Направление при этом обычно выбирают по погоде и цене, а при беременности к этим критериям добавляются инфекции.</w:t>
       </w:r>
     </w:p>
     <w:p>
@@ -645,89 +755,13 @@
           <w:bCs/>
           <w:b/>
         </w:rPr>
-        <w:t xml:space="preserve">Другие животные.</w:t>
-      </w:r>
-      <w:r>
-        <w:t xml:space="preserve"> </w:t>
-      </w:r>
-      <w:r>
-        <w:t xml:space="preserve">[ИСТОЧНИК: грызуны, рептилии, сельскохозяйственные животные — есть ли российские или зарубежные рекомендации для беременных; если источника нет — абзац снимается]</w:t>
-      </w:r>
-    </w:p>
-    <w:p>
-      <w:pPr>
-        <w:pStyle w:val="BodyText"/>
-      </w:pPr>
-      <w:r>
-        <w:t xml:space="preserve">Анализ на токсоплазмоз «на всякий случай» российские рекомендации всем не назначают — почему, сказано в разделе 9.19. Что делать, если анализ всё-таки сдан и оказался положительным, — раздел 9.11.</w:t>
-      </w:r>
-    </w:p>
-    <w:bookmarkEnd w:id="25"/>
-    <w:bookmarkStart w:id="26" w:name="X79ff9bc14165fba9e52573c0fae03e95db5e4b1"/>
-    <w:p>
-      <w:pPr>
-        <w:pStyle w:val="Heading2"/>
-      </w:pPr>
-      <w:r>
-        <w:t xml:space="preserve">9.5. Половые инфекции: зачем обследуют и вас, и партнёра</w:t>
-      </w:r>
-    </w:p>
-    <w:p>
-      <w:pPr>
-        <w:pStyle w:val="FirstParagraph"/>
-      </w:pPr>
-      <w:r>
-        <w:t xml:space="preserve">[ИСТОЧНИК: «беременность не защищает от инфекций, передающихся половым путём» — утверждение есть в Теме 4, раздел 4.6; для этой темы нужен собственный источник]</w:t>
-      </w:r>
-    </w:p>
-    <w:p>
-      <w:pPr>
-        <w:pStyle w:val="BodyText"/>
-      </w:pPr>
-      <w:r>
-        <w:t xml:space="preserve">Российские клинические рекомендации предлагают сдать анализы на ВИЧ, гепатиты B и C и сифилис не только беременной женщине, но и её партнёру. Цель, как сказано в рекомендациях, — своевременно выявить инфекцию у партнёра и не допустить, чтобы от него заразилась женщина.</w:t>
-      </w:r>
-    </w:p>
-    <w:p>
-      <w:pPr>
-        <w:pStyle w:val="BodyText"/>
-      </w:pPr>
-      <w:r>
-        <w:t xml:space="preserve">Если партнёр побывал в стране, где распространён вирус Зика, [ИСТОЧНИК: CDC Yellow Book 2026 «Pregnant Travelers» — половой путь передачи Зики и защита на весь срок беременности].</w:t>
-      </w:r>
-    </w:p>
-    <w:p>
-      <w:pPr>
-        <w:pStyle w:val="BodyText"/>
-      </w:pPr>
-      <w:r>
-        <w:t xml:space="preserve">Как защищаться во время беременности, почему спринцевания и антисептики не заменяют защиту и что делать после рискованного контакта — подробно в Теме 4, раздел 4.6.</w:t>
-      </w:r>
-    </w:p>
-    <w:p>
-      <w:pPr>
-        <w:pStyle w:val="BodyText"/>
-      </w:pPr>
-      <w:r>
-        <w:t xml:space="preserve">Какие анализы на инфекции делают всем беременным и в какие сроки — раздел 9.16.</w:t>
-      </w:r>
-    </w:p>
-    <w:bookmarkEnd w:id="26"/>
-    <w:bookmarkStart w:id="27" w:name="X53312d9c9c7f2557d6885bc5d43cdf513ff8b18"/>
-    <w:p>
-      <w:pPr>
-        <w:pStyle w:val="Heading2"/>
-      </w:pPr>
-      <w:r>
-        <w:t xml:space="preserve">9.6. Поездки: какие инфекции учесть при выборе направления</w:t>
-      </w:r>
-    </w:p>
-    <w:p>
-      <w:pPr>
-        <w:pStyle w:val="FirstParagraph"/>
-      </w:pPr>
-      <w:r>
-        <w:t xml:space="preserve">Поездки часто планируют на середину беременности (почему — Тема 8, раздел 8.15). Направление при этом обычно выбирают по погоде и цене, а при беременности к этим критериям добавляются инфекции.</w:t>
+        <w:t xml:space="preserve">Вирус Зика.</w:t>
+      </w:r>
+      <w:r>
+        <w:t xml:space="preserve"> </w:t>
+      </w:r>
+      <w:r>
+        <w:t xml:space="preserve">По данным CDC, заражение вирусом Зика во время беременности вызывает у ребёнка нарушения развития мозга, глаз и нервной системы. Поэтому поездки в районы вспышки беременным советуют пересмотреть (CDC Yellow Book 2026, глава «Pregnant Travelers»; подробнее — Тема 8, раздел 8.15).</w:t>
       </w:r>
     </w:p>
     <w:p>
@@ -739,13 +773,13 @@
           <w:bCs/>
           <w:b/>
         </w:rPr>
-        <w:t xml:space="preserve">Вирус Зика.</w:t>
-      </w:r>
-      <w:r>
-        <w:t xml:space="preserve"> </w:t>
-      </w:r>
-      <w:r>
-        <w:t xml:space="preserve">Поездки в районы вспышки вируса Зика беременным советуют пересмотреть (CDC, Yellow Book 2026, раздел «Pregnant Travelers»; подробнее — Тема 8, раздел 8.15). [ИСТОЧНИК: чем Зика опасна для плода — там же]</w:t>
+        <w:t xml:space="preserve">Малярия.</w:t>
+      </w:r>
+      <w:r>
+        <w:t xml:space="preserve"> </w:t>
+      </w:r>
+      <w:r>
+        <w:t xml:space="preserve">По данным того же руководства CDC, малярия при беременности связана с высоким риском тяжёлой болезни и смерти и для матери, и для плода. Поэтому беременным советуют по возможности отказаться от поездки в районы, где распространена малярия, или отложить её.</w:t>
       </w:r>
     </w:p>
     <w:p>
@@ -757,13 +791,81 @@
           <w:bCs/>
           <w:b/>
         </w:rPr>
-        <w:t xml:space="preserve">Малярия.</w:t>
-      </w:r>
-      <w:r>
-        <w:t xml:space="preserve"> </w:t>
-      </w:r>
-      <w:r>
-        <w:t xml:space="preserve">[ИСТОЧНИК: CDC Yellow Book 2026 — малярия у беременных путешественниц, рекомендация отложить поездку в эндемичный район]</w:t>
+        <w:t xml:space="preserve">Прививки перед поездкой.</w:t>
+      </w:r>
+      <w:r>
+        <w:t xml:space="preserve"> </w:t>
+      </w:r>
+      <w:r>
+        <w:t xml:space="preserve">Живые вакцины при беременности противопоказаны (раздел 9.8), поэтому часть «дорожных» прививок сделать нельзя. Российские рекомендации разрешают привить от жёлтой лихорадки непривитую беременную женщину только при предстоящем переезде в район, где эта болезнь распространена, или по эпидемическим показаниям. Привить беременную от полиомиелита, гепатитов A и B, менингококковой и пневмококковой инфекции рекомендации советуют при предстоящем переезде в такой район, после контакта с больным и при высоком риске заражения — если прививки не сделали до беременности.</w:t>
+      </w:r>
+    </w:p>
+    <w:p>
+      <w:pPr>
+        <w:pStyle w:val="BodyText"/>
+      </w:pPr>
+      <w:r>
+        <w:t xml:space="preserve">Защита от комаров и клещей, страховка, перелёт — Тема 8, разделы 8.14 и 8.15. Еда и вода в поездке — раздел 9.3.</w:t>
+      </w:r>
+    </w:p>
+    <w:bookmarkEnd w:id="27"/>
+    <w:bookmarkStart w:id="28" w:name="X340a181860894ee4ce61a2431a84fe2eddb643b"/>
+    <w:p>
+      <w:pPr>
+        <w:pStyle w:val="Heading2"/>
+      </w:pPr>
+      <w:r>
+        <w:t xml:space="preserve">9.7. Прививка при беременности: как она защищает ребёнка после рождения</w:t>
+      </w:r>
+    </w:p>
+    <w:p>
+      <w:pPr>
+        <w:pStyle w:val="FirstParagraph"/>
+      </w:pPr>
+      <w:r>
+        <w:t xml:space="preserve">Первые месяцы жизни ребёнка — время, когда собственных прививок у него ещё нет или их недостаточно. [ПРОВЕРИТЬ: с какого возраста прививают младенцев от коклюша и гриппа — национальный календарь профилактических прививок, действующая редакция приказа не открывалась] Прививка, сделанная матери во время беременности, закрывает этот промежуток.</w:t>
+      </w:r>
+    </w:p>
+    <w:p>
+      <w:pPr>
+        <w:pStyle w:val="BodyText"/>
+      </w:pPr>
+      <w:r>
+        <w:t xml:space="preserve">Механизм такой: в ответ на вакцину организм женщины вырабатывает антитела, и часть их переходит через плаценту к ребёнку. Российские клинические рекомендации описывают это для прививки от коклюша: она способствует выработке антител у женщины с последующей передачей через плаценту и защищает от коклюша младенца. CDC пишет то же о прививке от гриппа: антитела переходят от матери к ребёнку и защищают его от гриппа в течение нескольких месяцев после рождения.</w:t>
+      </w:r>
+    </w:p>
+    <w:p>
+      <w:pPr>
+        <w:pStyle w:val="BodyText"/>
+      </w:pPr>
+      <w:r>
+        <w:t xml:space="preserve">Получается, что одна прививка работает на двоих: на женщину, которая при беременности тяжелее переносит грипп (раздел 9.1), и на ребёнка, который в первые месяцы особенно уязвим. [ПРОВЕРИТЬ: почему коклюш и грипп опасны именно для младенцев первых месяцев — в КР «Нормальная беременность» и на странице CDC «Flu &amp; Pregnancy» объяснения нет; без источника фраза не расширяется]</w:t>
+      </w:r>
+    </w:p>
+    <w:p>
+      <w:pPr>
+        <w:pStyle w:val="BodyText"/>
+      </w:pPr>
+      <w:r>
+        <w:t xml:space="preserve">Какие прививки и в какие сроки — следующий раздел.</w:t>
+      </w:r>
+    </w:p>
+    <w:bookmarkEnd w:id="28"/>
+    <w:bookmarkStart w:id="29" w:name="Xf25e2f3dd37843055b7fadb02015a4d9f54d4e6"/>
+    <w:p>
+      <w:pPr>
+        <w:pStyle w:val="Heading2"/>
+      </w:pPr>
+      <w:r>
+        <w:t xml:space="preserve">9.8. Какие прививки делают при беременности, а какие нет</w:t>
+      </w:r>
+    </w:p>
+    <w:p>
+      <w:pPr>
+        <w:pStyle w:val="FirstParagraph"/>
+      </w:pPr>
+      <w:r>
+        <w:t xml:space="preserve">«При беременности никаких прививок» — одно из самых стойких убеждений. Российские клинические рекомендации говорят иначе: часть прививок делают, часть противопоказана, и разделяет их тип вакцины.</w:t>
       </w:r>
     </w:p>
     <w:p>
@@ -775,81 +877,13 @@
           <w:bCs/>
           <w:b/>
         </w:rPr>
-        <w:t xml:space="preserve">Прививки перед поездкой.</w:t>
-      </w:r>
-      <w:r>
-        <w:t xml:space="preserve"> </w:t>
-      </w:r>
-      <w:r>
-        <w:t xml:space="preserve">Живые вакцины при беременности противопоказаны (раздел 9.8), поэтому часть «дорожных» прививок сделать нельзя. Российские рекомендации разрешают привить от жёлтой лихорадки непривитую беременную женщину только при предстоящем переезде в район, где эта болезнь распространена, или по эпидемическим показаниям. Привить беременную от полиомиелита, гепатитов A и B, менингококковой и пневмококковой инфекции рекомендации советуют при предстоящем переезде в такой район, после контакта с больным и при высоком риске заражения — если прививки не сделали до беременности.</w:t>
-      </w:r>
-    </w:p>
-    <w:p>
-      <w:pPr>
-        <w:pStyle w:val="BodyText"/>
-      </w:pPr>
-      <w:r>
-        <w:t xml:space="preserve">Защита от комаров и клещей, страховка, перелёт — Тема 8, разделы 8.14 и 8.15. Еда и вода в поездке — раздел 9.3.</w:t>
-      </w:r>
-    </w:p>
-    <w:bookmarkEnd w:id="27"/>
-    <w:bookmarkStart w:id="28" w:name="X340a181860894ee4ce61a2431a84fe2eddb643b"/>
-    <w:p>
-      <w:pPr>
-        <w:pStyle w:val="Heading2"/>
-      </w:pPr>
-      <w:r>
-        <w:t xml:space="preserve">9.7. Прививка при беременности: как она защищает ребёнка после рождения</w:t>
-      </w:r>
-    </w:p>
-    <w:p>
-      <w:pPr>
-        <w:pStyle w:val="FirstParagraph"/>
-      </w:pPr>
-      <w:r>
-        <w:t xml:space="preserve">Первые месяцы жизни ребёнка — время, когда собственных прививок у него ещё нет или их недостаточно. [ИСТОЧНИК: с какого возраста прививают младенцев от коклюша и гриппа — национальный календарь] Прививка, сделанная матери во время беременности, закрывает этот промежуток.</w:t>
-      </w:r>
-    </w:p>
-    <w:p>
-      <w:pPr>
-        <w:pStyle w:val="BodyText"/>
-      </w:pPr>
-      <w:r>
-        <w:t xml:space="preserve">Механизм такой: в ответ на вакцину организм женщины вырабатывает антитела, и часть их переходит через плаценту к ребёнку. Российские клинические рекомендации описывают это для прививки от коклюша: она способствует выработке антител у женщины с последующей передачей через плаценту и защищает от коклюша младенца. CDC пишет то же о прививке от гриппа: антитела переходят от матери к ребёнку и защищают его от гриппа в течение нескольких месяцев после рождения.</w:t>
-      </w:r>
-    </w:p>
-    <w:p>
-      <w:pPr>
-        <w:pStyle w:val="BodyText"/>
-      </w:pPr>
-      <w:r>
-        <w:t xml:space="preserve">Получается, что одна прививка работает на двоих: на женщину, которая при беременности тяжелее переносит грипп (раздел 9.1), и на ребёнка, который в первые месяцы особенно уязвим. [ИСТОЧНИК: почему коклюш и грипп опасны именно для младенцев первых месяцев — CDC / КР]</w:t>
-      </w:r>
-    </w:p>
-    <w:p>
-      <w:pPr>
-        <w:pStyle w:val="BodyText"/>
-      </w:pPr>
-      <w:r>
-        <w:t xml:space="preserve">Какие прививки и в какие сроки — следующий раздел.</w:t>
-      </w:r>
-    </w:p>
-    <w:bookmarkEnd w:id="28"/>
-    <w:bookmarkStart w:id="29" w:name="Xf25e2f3dd37843055b7fadb02015a4d9f54d4e6"/>
-    <w:p>
-      <w:pPr>
-        <w:pStyle w:val="Heading2"/>
-      </w:pPr>
-      <w:r>
-        <w:t xml:space="preserve">9.8. Какие прививки делают при беременности, а какие нет</w:t>
-      </w:r>
-    </w:p>
-    <w:p>
-      <w:pPr>
-        <w:pStyle w:val="FirstParagraph"/>
-      </w:pPr>
-      <w:r>
-        <w:t xml:space="preserve">«При беременности никаких прививок» — одно из самых стойких убеждений. Российские клинические рекомендации говорят иначе: часть прививок делают, часть противопоказана, и разделяет их тип вакцины.</w:t>
+        <w:t xml:space="preserve">Какие нельзя.</w:t>
+      </w:r>
+      <w:r>
+        <w:t xml:space="preserve"> </w:t>
+      </w:r>
+      <w:r>
+        <w:t xml:space="preserve">Беременным противопоказаны вакцины, содержащие ослабленные живые вирусы: против кори, краснухи, эпидемического паротита, ветряной оспы. По таблице рекомендаций нельзя также прививать при беременности от туберкулёза, жёлтой лихорадки (за исключением переезда в зону её распространения), ВПЧ-инфекции и ряда других инфекций.</w:t>
       </w:r>
     </w:p>
     <w:p>
@@ -861,31 +895,13 @@
           <w:bCs/>
           <w:b/>
         </w:rPr>
-        <w:t xml:space="preserve">Какие нельзя.</w:t>
-      </w:r>
-      <w:r>
-        <w:t xml:space="preserve"> </w:t>
-      </w:r>
-      <w:r>
-        <w:t xml:space="preserve">Беременным противопоказаны вакцины, содержащие ослабленные живые вирусы: против кори, краснухи, эпидемического паротита, ветряной оспы. По таблице рекомендаций нельзя также прививать при беременности от туберкулёза, жёлтой лихорадки (за исключением переезда в зону её распространения), ВПЧ-инфекции и ряда других инфекций.</w:t>
-      </w:r>
-    </w:p>
-    <w:p>
-      <w:pPr>
-        <w:pStyle w:val="BodyText"/>
-      </w:pPr>
-      <w:r>
-        <w:rPr>
-          <w:bCs/>
-          <w:b/>
-        </w:rPr>
         <w:t xml:space="preserve">Какие можно.</w:t>
       </w:r>
       <w:r>
         <w:t xml:space="preserve"> </w:t>
       </w:r>
       <w:r>
-        <w:t xml:space="preserve">Допустимы инактивированные вакцины [ИСТОЧНИК: определение «инактивированная вакцина» для читательницы], генно-инженерные вакцины и анатоксины — в случае высокого риска заражения.</w:t>
+        <w:t xml:space="preserve">Допустимы инактивированные вакцины [ПРОВЕРИТЬ: определение «инактивированная вакцина» для читательницы — в КР определения нет], генно-инженерные вакцины и анатоксины — в случае высокого риска заражения.</w:t>
       </w:r>
     </w:p>
     <w:p>
@@ -971,15 +987,15 @@
         <w:pStyle w:val="FirstParagraph"/>
       </w:pPr>
       <w:r>
-        <w:t xml:space="preserve">[ВОПРОС ВРАЧУ: в американских рекомендациях (ACOG), на которых построен исходный текст, прививка от коклюша предлагается в каждую беременность на 27–36-й неделе; российские рекомендации — при высоком риске. Какой позиции держится книга? До решения — по российским.]</w:t>
-      </w:r>
-    </w:p>
-    <w:p>
-      <w:pPr>
-        <w:pStyle w:val="BodyText"/>
-      </w:pPr>
-      <w:r>
-        <w:t xml:space="preserve">[ИСТОЧНИК: вакцина от РСВ (респираторно-синцитиального вируса) для беременных — зарегистрирована ли в России; в КР её нет. Если не зарегистрирована — абзац не пишется]</w:t>
+        <w:t xml:space="preserve">[ПРОВЕРИТЬ: исходный текст опирался на американскую схему ACOG — прививка от коклюша в каждую беременность на 27–36-й неделе; КР «Нормальная беременность» (с. 43–44) — при высоком риске. Текст написан по российским рекомендациям. Вариант для врача: оставить российскую позицию и добавить фразу «Если вы ухаживаете за новорождённым в семье, где кто-то болеет коклюшем, обсудите прививку с врачом». DISPUTED-CLAIMS, строка 24]</w:t>
+      </w:r>
+    </w:p>
+    <w:p>
+      <w:pPr>
+        <w:pStyle w:val="BodyText"/>
+      </w:pPr>
+      <w:r>
+        <w:t xml:space="preserve">Вакцину от респираторно-синцитиального вируса (РСВ) для беременных российские рекомендации не упоминают. [ПРОВЕРИТЬ: регистрация такой вакцины в России поиском 08.10.2026 не найдена; если не зарегистрирована — фраза остаётся как есть]</w:t>
       </w:r>
     </w:p>
     <w:p>
@@ -1015,7 +1031,7 @@
         <w:t xml:space="preserve"> </w:t>
       </w:r>
       <w:r>
-        <w:t xml:space="preserve">Анализ на антитела к краснухе делают при первом визите (раздел 9.16). Если антител нет, прививку во время беременности сделать нельзя — вакцина живая. Рекомендации предписывают в этом случае рассказать женщине, как снизить риск заражения краснухой. [ИСТОЧНИК: как именно снизить риск — избегать контакта с больными сыпью, проверить прививки у семьи; и прививка после родов — КР «Нормальный послеродовый период» / календарь прививок] Что делать при контакте с человеком, у которого сыпь, — раздел 9.10.</w:t>
+        <w:t xml:space="preserve">Анализ на антитела к краснухе делают при первом визите (раздел 9.16). Если антител нет, прививку во время беременности сделать нельзя — вакцина живая. Рекомендации предписывают в этом случае рассказать женщине, как снизить риск заражения краснухой. [ПРОВЕРИТЬ: как именно снизить риск и когда прививаться после родов — в КР «Нормальная беременность» не расписано; КР «Нормальный послеродовый период» не открывалась] Что делать при контакте с человеком, у которого сыпь, — раздел 9.10.</w:t>
       </w:r>
     </w:p>
     <w:p>
@@ -1033,7 +1049,7 @@
         <w:t xml:space="preserve"> </w:t>
       </w:r>
       <w:r>
-        <w:t xml:space="preserve">Прививки от кори, краснухи и ветряной оспы делают заранее. По российским рекомендациям от краснухи прививают не позднее чем за 2 месяца до планируемой беременности, от ветряной оспы — за 3 месяца; после комбинированной вакцины от кори, краснухи и паротита предохраняются от беременности 1 месяц. [ПРОВЕРИТЬ: в КР расходятся сроки для краснухи — 2 месяца (комментарий и таблица 3) и 1 месяц для комбинированной вакцины; уточнить формулировку для книги]</w:t>
+        <w:t xml:space="preserve">Прививки от кори, краснухи и ветряной оспы делают заранее. По российским рекомендациям от краснухи прививают не позднее чем за 2 месяца до планируемой беременности, от ветряной оспы — за 3 месяца; после комбинированной вакцины от кори, краснухи и паротита предохраняются от беременности 1 месяц. [ПРОВЕРИТЬ: в КР «Нормальная беременность» два срока — 2 месяца для прививки от краснухи (комментарий, с. 42, и таблица 3) и 1 месяц предохранения после комбинированной вакцины от кори, краснухи и паротита (с. 42). Вариант для врача: «прививки от кори, краснухи и паротита делают не позднее чем за 2 месяца до планируемой беременности». DISPUTED-CLAIMS, строка 25]</w:t>
       </w:r>
     </w:p>
     <w:p>
@@ -1087,7 +1103,7 @@
         <w:pStyle w:val="BodyText"/>
       </w:pPr>
       <w:r>
-        <w:t xml:space="preserve">Британское агентство здравоохранения (UKHSA) для инфекций с сыпью определяет контакт так: разговор лицом к лицу или пребывание в одном помещении 15 минут и дольше. Короткая встреча в коридоре под это определение не подпадает. [ВОПРОС ВРАЧУ / ИСТОЧНИК: есть ли российское определение контакта для беременных — СП 3.3686-21]</w:t>
+        <w:t xml:space="preserve">Британское агентство здравоохранения (UKHSA) для инфекций с сыпью определяет контакт так: разговор лицом к лицу или пребывание в одном помещении 15 минут и дольше. Короткая встреча в коридоре под это определение не подпадает. [ПРОВЕРИТЬ: российское определение контакта для беременных — СП 3.3686-21 не открывался; определение UKHSA дано как ориентир с указанием страны]</w:t>
       </w:r>
     </w:p>
     <w:p>
@@ -1171,7 +1187,7 @@
         <w:pStyle w:val="BodyText"/>
       </w:pPr>
       <w:r>
-        <w:t xml:space="preserve">Тот же документ советует: если после контакта сыпь появилась у вас самой, срочно обратиться за советом и не приходить в женскую консультацию или роддом, пока врач вас не осмотрит, — чтобы не заразить других беременных. [ИСТОЧНИК: как это устроено в России — звонить в консультацию, вызывать врача на дом; СП 3.3686-21]</w:t>
+        <w:t xml:space="preserve">Тот же документ советует: если после контакта сыпь появилась у вас самой, срочно обратиться за советом и не приходить в женскую консультацию или роддом, пока врач вас не осмотрит, — чтобы не заразить других беременных. В российских условиях это значит: сначала позвонить в женскую консультацию и рассказать о сыпи, а не приходить в очередь. [ПРОВЕРИТЬ: порядок для России — звонок в консультацию, вызов врача на дом — по СП 3.3686-21 не сверен; вариант текста для врача — как в предыдущем предложении]</w:t>
       </w:r>
     </w:p>
     <w:p>
@@ -1205,17 +1221,25 @@
         <w:pStyle w:val="BodyText"/>
       </w:pPr>
       <w:r>
+        <w:t xml:space="preserve">Ниже — что о каждой из них говорит руководство британского агентства здравоохранения (UKHSA) по сыпи при беременности, издание 2024 года. Российского документа такого охвата не найдено, и порядок помощи в России может отличаться: какие анализы и препараты предложить, решает врач.</w:t>
+      </w:r>
+    </w:p>
+    <w:p>
+      <w:pPr>
+        <w:pStyle w:val="BodyText"/>
+      </w:pPr>
+      <w:r>
         <w:rPr>
           <w:bCs/>
           <w:b/>
         </w:rPr>
-        <w:t xml:space="preserve">Ветряная оспа, корь, краснуха.</w:t>
-      </w:r>
-      <w:r>
-        <w:t xml:space="preserve"> </w:t>
-      </w:r>
-      <w:r>
-        <w:t xml:space="preserve">От всех трёх есть прививки, и все три вакцины живые — во время беременности их не делают (раздел 9.8). Поэтому главный вопрос после контакта — есть ли у вас иммунитет: болели ли вы, привиты ли, что показал анализ на антитела к краснухе при первом визите. [ИСТОЧНИК: что предлагают невосприимчивой беременной после контакта — иммуноглобулин, сроки; RCOG Green-top Guideline № 13 «Chickenpox in Pregnancy», UKHSA «Viral rash in pregnancy», СП 3.3686-21] [ИСТОЧНИК: опасность каждой из трёх инфекций для беременной и плода — те же документы]</w:t>
+        <w:t xml:space="preserve">Ветряная оспа.</w:t>
+      </w:r>
+      <w:r>
+        <w:t xml:space="preserve"> </w:t>
+      </w:r>
+      <w:r>
+        <w:t xml:space="preserve">Главный вопрос после контакта — есть ли у вас иммунитет. По UKHSA, если вы не болели ни ветрянкой, ни опоясывающим лишаём и не получили двух доз прививки, иммунитет проверяют анализом на антитела; если антител нет, вы, скорее всего, восприимчивы. Восприимчивой женщине после контакта предлагают профилактику на любом сроке беременности. Риск для ребёнка — синдром врождённой ветряной оспы — UKHSA оценивает в 0,4 %, при заражении между 12-й и 20-й неделями — почти в 2 %. Для самой женщины, по тому же документу, опаснее заражение после 18–20 недель: в этот период выше всего риск воспаления лёгких.</w:t>
       </w:r>
     </w:p>
     <w:p>
@@ -1227,21 +1251,13 @@
           <w:bCs/>
           <w:b/>
         </w:rPr>
-        <w:t xml:space="preserve">Парвовирус B19.</w:t>
-      </w:r>
-      <w:r>
-        <w:t xml:space="preserve"> </w:t>
-      </w:r>
-      <w:r>
-        <w:t xml:space="preserve">У детей эту инфекцию называют пятой болезнью; характерная примета — ярко-красные щёки. [ИСТОЧНИК: описание сыпи и когда ребёнок заразен — до или после сыпи; CDC «Parvovirus B19»] По данным CDC, большинство взрослых уже переболели парвовирусной инфекцией и защищены от неё, а если иммунитет есть, обычно защищён и ребёнок. Заражение в первой половине беременности может привести к тяжёлой анемии у плода, в отдельных случаях — к выкидышу. При этом лёгкая болезнь, как пишет CDC, обычно не сказывается на беременности, а контакт не всегда приводит к заражению.</w:t>
-      </w:r>
-    </w:p>
-    <w:p>
-      <w:pPr>
-        <w:pStyle w:val="BodyText"/>
-      </w:pPr>
-      <w:r>
-        <w:t xml:space="preserve">После контакта или при признаках инфекции CDC советует связаться с врачом. Анализ крови на антитела покажет, есть ли иммунитет или была ли недавняя инфекция (как читать такой анализ — раздел 9.18). Если инфекция подтвердится, врач может назначить дополнительные визиты, анализы и УЗИ.</w:t>
+        <w:t xml:space="preserve">Корь.</w:t>
+      </w:r>
+      <w:r>
+        <w:t xml:space="preserve"> </w:t>
+      </w:r>
+      <w:r>
+        <w:t xml:space="preserve">По UKHSA, корь у беременной может протекать тяжело, приводить к потере беременности и преждевременным родам, но данных о том, что она вызывает врождённые пороки, нет. Человек с корью заразен с 4 дней до появления сыпи и до 4 дней после. Невосприимчивой беременной после контакта могут предложить иммуноглобулин: по UKHSA, он не всегда предотвращает корь, но облегчает её течение.</w:t>
       </w:r>
     </w:p>
     <w:p>
@@ -1253,13 +1269,13 @@
           <w:bCs/>
           <w:b/>
         </w:rPr>
-        <w:t xml:space="preserve">Цитомегаловирус.</w:t>
-      </w:r>
-      <w:r>
-        <w:t xml:space="preserve"> </w:t>
-      </w:r>
-      <w:r>
-        <w:t xml:space="preserve">У большинства заразившихся ЦМВ признаков болезни нет (CDC), поэтому заметить, что ребёнок в группе заразился, обычно нельзя. Защита от него — бытовые правила раздела 9.2, а не реакция на отдельный случай. Анализ на ЦМВ всем беременным российские рекомендации не назначают (раздел 9.19).</w:t>
+        <w:t xml:space="preserve">Краснуха.</w:t>
+      </w:r>
+      <w:r>
+        <w:t xml:space="preserve"> </w:t>
+      </w:r>
+      <w:r>
+        <w:t xml:space="preserve">Опасность для ребёнка зависит от срока. По UKHSA, в первые 16 недель риск значителен; между 16-й и 20-й неделями он минимален и касается только глухоты; после 20 недель документированного риска нет. Ваш иммунитет к краснухе уже известен: анализ на антитела делают при первом визите (раздел 9.16).</w:t>
       </w:r>
     </w:p>
     <w:p>
@@ -1271,13 +1287,65 @@
           <w:bCs/>
           <w:b/>
         </w:rPr>
+        <w:t xml:space="preserve">Парвовирус B19.</w:t>
+      </w:r>
+      <w:r>
+        <w:t xml:space="preserve"> </w:t>
+      </w:r>
+      <w:r>
+        <w:t xml:space="preserve">У детей эту инфекцию называют пятой болезнью; характерная примета — ярко-красные щёки. [ПРОВЕРИТЬ: название и вид сыпи взяты из исходного текста; в просмотренных страницах CDC и в руководстве UKHSA описания сыпи не найдено] Ребёнок заразен ещё до сыпи: по UKHSA — за 10 дней до её появления и до дня, когда она появилась. Поэтому к моменту, когда щёки покраснели, контакт уже состоялся.</w:t>
+      </w:r>
+    </w:p>
+    <w:p>
+      <w:pPr>
+        <w:pStyle w:val="BodyText"/>
+      </w:pPr>
+      <w:r>
+        <w:t xml:space="preserve">По данным CDC, большинство взрослых уже переболели парвовирусной инфекцией и защищены, а если иммунитет есть, обычно защищён и ребёнок. Заражение в первые 20 недель беременности, по UKHSA, добавляет в среднем 9 % к риску гибели плода; водянка плода развивается в 3 % случаев заражения между 9-й и 20-й неделями. После 20 недель такие последствия редки. Проявляются они обычно через 3–5 недель после заражения матери, иногда позже. Лёгкая болезнь, как пишет CDC, обычно не сказывается на беременности, а контакт не всегда приводит к заражению. UKHSA при этом предупреждает: заражение без симптомов опасно для плода не меньше, чем с симптомами. Поэтому о контакте сообщают врачу, даже если вы хорошо себя чувствуете.</w:t>
+      </w:r>
+    </w:p>
+    <w:p>
+      <w:pPr>
+        <w:pStyle w:val="BodyText"/>
+      </w:pPr>
+      <w:r>
+        <w:t xml:space="preserve">После контакта или при признаках инфекции CDC советует связаться с врачом. Анализ крови на антитела покажет, есть ли иммунитет или была ли недавняя инфекция (как читать такой анализ — раздел 9.18). Если инфекция подтвердится, врач может назначить дополнительные визиты, анализы и УЗИ.</w:t>
+      </w:r>
+    </w:p>
+    <w:p>
+      <w:pPr>
+        <w:pStyle w:val="BodyText"/>
+      </w:pPr>
+      <w:r>
+        <w:rPr>
+          <w:bCs/>
+          <w:b/>
+        </w:rPr>
+        <w:t xml:space="preserve">Цитомегаловирус.</w:t>
+      </w:r>
+      <w:r>
+        <w:t xml:space="preserve"> </w:t>
+      </w:r>
+      <w:r>
+        <w:t xml:space="preserve">У большинства заразившихся ЦМВ признаков болезни нет (CDC), поэтому заметить, что ребёнок в группе заразился, обычно нельзя. Защита от него — бытовые правила раздела 9.2, а не реакция на отдельный случай. Анализ на ЦМВ всем беременным российские рекомендации не назначают (раздел 9.19).</w:t>
+      </w:r>
+    </w:p>
+    <w:p>
+      <w:pPr>
+        <w:pStyle w:val="BodyText"/>
+      </w:pPr>
+      <w:r>
+        <w:rPr>
+          <w:bCs/>
+          <w:b/>
+        </w:rPr>
         <w:t xml:space="preserve">Если вы работаете с детьми</w:t>
       </w:r>
       <w:r>
         <w:t xml:space="preserve"> </w:t>
       </w:r>
       <w:r>
-        <w:t xml:space="preserve">— в саду, школе, детской больнице, — сообщите об этом врачу при постановке на учёт: это меняет оценку риска (подробнее о работе — Тема 8, раздел 8.11). [ИСТОЧНИК: подтверждение для этой формулировки — CDC «Parvovirus B19 in Healthcare Settings», СП 2.2.4285-26]</w:t>
+        <w:t xml:space="preserve">— в саду, школе, детской больнице, — сообщите об этом врачу при постановке на учёт: это меняет оценку риска (подробнее о работе — Тема 8, раздел 8.11). [ПРОВЕРИТЬ: формулировка «меняет оценку риска» опирается на Тему 8 (CDC, «Parvovirus B19 in Healthcare Settings»; СП 2.2.4285-26) — сверить при сводной сверке тем]</w:t>
       </w:r>
     </w:p>
     <w:bookmarkEnd w:id="32"/>
@@ -1295,7 +1363,7 @@
         <w:pStyle w:val="FirstParagraph"/>
       </w:pPr>
       <w:r>
-        <w:t xml:space="preserve">Чаще всего этот раздел нужен в одной ситуации: анализ на токсоплазмоз сдан — по собственной инициативе или в платной лаборатории «в комплексе» — и что-то в нём положительное.</w:t>
+        <w:t xml:space="preserve">Этот раздел нужен прежде всего в одной ситуации: анализ на токсоплазмоз сдан — по собственной инициативе или в платной лаборатории «в комплексе» — и что-то в нём положительное.</w:t>
       </w:r>
     </w:p>
     <w:p>
@@ -1311,7 +1379,7 @@
         <w:pStyle w:val="BodyText"/>
       </w:pPr>
       <w:r>
-        <w:t xml:space="preserve">Это не значит, что положительный результат можно отложить. Это значит, что один результат ещё не диагноз. [ИСТОЧНИК: порядок действий при положительном IgM к токсоплазме — подтверждение в референсной лаборатории, тест на авидность IgG, консультация специалиста; ACOG Practice Bulletin № 151. Российского документа для взрослых не найдено — SOURCE MISSING]</w:t>
+        <w:t xml:space="preserve">Это не значит, что положительный результат можно отложить. Это значит, что один результат ещё не диагноз. Покажите бланк врачу. CDC советует врачам при подозрении на острый токсоплазмоз подтверждать результат в референсной лаборатории, потому что распознать острую инфекцию трудно. Важен и вопрос, когда произошло заражение: опасно для ребёнка заражение впервые во время беременности или незадолго до неё (раздел 9.4). [ПРОВЕРИТЬ: российского документа о порядке действий при положительном анализе на токсоплазму у беременной не найдено — КР «Токсоплазмоз врождённый» относится к детям; ACOG Practice Bulletin № 151 закрыт для машинной проверки]</w:t>
       </w:r>
     </w:p>
     <w:p>
@@ -1337,7 +1405,7 @@
         <w:t xml:space="preserve"> </w:t>
       </w:r>
       <w:r>
-        <w:t xml:space="preserve">— сдавать анализ «на всякий случай» нет смысла по той же причине. [ВОПРОС ВРАЧУ: подтвердить формулировку] Как снизить риск дальше — раздел 9.4.</w:t>
+        <w:t xml:space="preserve">— сдавать анализ «на всякий случай» нет смысла по той же причине: результат с большой вероятностью окажется ложноположительным, а доказательств пользы лечения во время беременности, по рекомендациям, нет. [ПРОВЕРИТЬ: вывод сделан из КР «Нормальная беременность», с. 26, для рутинного анализа; для анализа после контакта прямого указания нет. Вариант для врача — как в тексте. DISPUTED-CLAIMS, строка 26] Как снизить риск дальше — раздел 9.4.</w:t>
       </w:r>
     </w:p>
     <w:bookmarkEnd w:id="33"/>
@@ -1355,7 +1423,7 @@
         <w:pStyle w:val="FirstParagraph"/>
       </w:pPr>
       <w:r>
-        <w:t xml:space="preserve">Насморк и першение в горле при беременности случаются так же, как и без неё, и в большинстве случаев проходят сами. Но два обстоятельства меняют подход: грипп при беременности протекает тяжелее, а высокую температуру не пережидают.</w:t>
+        <w:t xml:space="preserve">Насморк и першение в горле при беременности случаются так же, как и без неё. Но два обстоятельства меняют подход: грипп при беременности протекает тяжелее, а высокую температуру не пережидают.</w:t>
       </w:r>
     </w:p>
     <w:p>
@@ -1373,7 +1441,23 @@
         <w:t xml:space="preserve"> </w:t>
       </w:r>
       <w:r>
-        <w:t xml:space="preserve">По данным CDC, у беременных грипп чаще приводит к болезни, требующей госпитализации, и может навредить развивающемуся ребёнку. При симптомах гриппа CDC советует сразу позвонить врачу и рекомендует беременным своевременное противовирусное лечение — и при подтверждённом, и при подозреваемом гриппе. Противовирусное лечение назначает врач. [ИСТОЧНИК: чем грипп отличается от простуды по началу и симптомам; в какие сроки от начала болезни противовирусное лечение эффективнее — КР «Грипп у взрослых», раздел о беременных]</w:t>
+        <w:t xml:space="preserve">Российские клинические рекомендации «Грипп у взрослых» (2025) относят женщин во 2-м и 3-м триместрах беременности к группе высокого риска. По данным CDC, у беременных грипп чаще приводит к болезни, требующей госпитализации, и может навредить развивающемуся ребёнку.</w:t>
+      </w:r>
+    </w:p>
+    <w:p>
+      <w:pPr>
+        <w:pStyle w:val="BodyText"/>
+      </w:pPr>
+      <w:r>
+        <w:t xml:space="preserve">Отличить грипп от простуды помогает начало болезни. По тем же российским рекомендациям, типичный грипп у взрослых начинается внезапно: озноб, жар, резкая слабость, кашель, сильная головная боль, нередко со светобоязнью. В лёгких случаях грипп похож на другие острые респираторные инфекции — болит горло, течёт из носа.</w:t>
+      </w:r>
+    </w:p>
+    <w:p>
+      <w:pPr>
+        <w:pStyle w:val="BodyText"/>
+      </w:pPr>
+      <w:r>
+        <w:t xml:space="preserve">Ждать при гриппе не стоит: противовирусные препараты, по российским рекомендациям, начинают не позднее 48 часов от начала болезни, а наилучший эффект дают, если начать в первые 12 часов. CDC тоже советует беременным при симптомах гриппа сразу позвонить врачу и рекомендует своевременное противовирусное лечение — и при подтверждённом, и при подозреваемом гриппе. Часть противовирусных препаратов при беременности противопоказана или применяется с осторожностью, поэтому препарат выбирает врач. Не покупайте его сами по совету в аптеке.</w:t>
       </w:r>
     </w:p>
     <w:p>
@@ -1391,7 +1475,7 @@
         <w:t xml:space="preserve"> </w:t>
       </w:r>
       <w:r>
-        <w:t xml:space="preserve">Российские клинические рекомендации называют температуру выше 37,5 °C поводом обратиться к врачу. CDC отмечает, что жар — частый симптом гриппа — в ряде исследований связывали с пороками нервной трубки и другими неблагоприятными исходами для ребёнка. Чем снижать температуру и почему её не пережидают — подробно в Теме 7, раздел 7.7.</w:t>
+        <w:t xml:space="preserve">Российские клинические рекомендации «Нормальная беременность» называют температуру выше 37,5 °C поводом обратиться к врачу. CDC отмечает, что жар — частый симптом гриппа — в ряде исследований связывали с пороками нервной трубки и другими неблагоприятными исходами для ребёнка. Чем снижать температуру и почему её не пережидают — подробно в Теме 7, раздел 7.7.</w:t>
       </w:r>
     </w:p>
     <w:p>
@@ -1417,23 +1501,23 @@
         <w:pStyle w:val="BodyText"/>
       </w:pPr>
       <w:r>
-        <w:t xml:space="preserve">[ИСТОЧНИК: признаки, при которых беременной с гриппом нужна скорая помощь, а не звонок в консультацию, — КР «Грипп у взрослых»; эти признаки повторяются в Разделе 0]</w:t>
-      </w:r>
-    </w:p>
-    <w:p>
-      <w:pPr>
-        <w:pStyle w:val="BodyText"/>
-      </w:pPr>
-      <w:r>
-        <w:t xml:space="preserve">Если температура держится вместе с подтеканием вод — это не тема простуды. [ИСТОЧНИК: КР «Инфекции амниотической полости и плодных оболочек» — сочетание температуры и подтекания вод как повод для срочной помощи] Это сочетание входит в Раздел 0 «Быстрая помощь».</w:t>
-      </w:r>
-    </w:p>
-    <w:p>
-      <w:pPr>
-        <w:pStyle w:val="BodyText"/>
-      </w:pPr>
-      <w:r>
-        <w:t xml:space="preserve">Лучшая защита от тяжёлого гриппа — прививка (раздел 9.8).</w:t>
+        <w:t xml:space="preserve">[ПРОВЕРИТЬ: признаки, при которых беременной с гриппом вызывают скорую, а не звонят в консультацию. В КР «Грипп у взрослых» (2025, раздел 2.5) специальных критериев для беременных нет; общие критерии тяжести (частота дыхания больше 25 в минуту, насыщение крови кислородом ниже 92 %) написаны для врача. Вариант для текста: «Вызывайте скорую, если стало трудно дышать, появилась одышка в покое, боль в груди, спутанность сознания». DISPUTED-CLAIMS, строка 27]</w:t>
+      </w:r>
+    </w:p>
+    <w:p>
+      <w:pPr>
+        <w:pStyle w:val="BodyText"/>
+      </w:pPr>
+      <w:r>
+        <w:t xml:space="preserve">Если температура держится вместе с подтеканием вод, это не тема простуды. [ПРОВЕРИТЬ: сочетание температуры и подтекания вод как повод для срочной помощи — КР «Инфекции амниотической полости и плодных оболочек» не открывалась] Это сочетание входит в Раздел 0 «Быстрая помощь».</w:t>
+      </w:r>
+    </w:p>
+    <w:p>
+      <w:pPr>
+        <w:pStyle w:val="BodyText"/>
+      </w:pPr>
+      <w:r>
+        <w:t xml:space="preserve">От гриппа есть прививка — раздел 9.8.</w:t>
       </w:r>
     </w:p>
     <w:bookmarkEnd w:id="34"/>
@@ -1451,7 +1535,7 @@
         <w:pStyle w:val="FirstParagraph"/>
       </w:pPr>
       <w:r>
-        <w:t xml:space="preserve">Расстройство после сомнительного салата обычно проходит за день-два. Но у пищевых инфекций при беременности есть особенность, из-за которой связь с едой легко упустить.</w:t>
+        <w:t xml:space="preserve">Расстройство после сомнительного салата кажется делом одного дня. Но у пищевых инфекций при беременности есть особенность, из-за которой связь с едой легко упустить.</w:t>
       </w:r>
     </w:p>
     <w:p>
@@ -1503,7 +1587,7 @@
         <w:pStyle w:val="BodyText"/>
       </w:pPr>
       <w:r>
-        <w:t xml:space="preserve">[ИСТОЧНИК: признаки обезвоживания и другие поводы обратиться при кишечной инфекции у беременной — кровь в стуле, невозможность пить, мало мочи; legacy-список не проверен. Российский источник или CDC/NHS]</w:t>
+        <w:t xml:space="preserve">[ПРОВЕРИТЬ: признаки обезвоживания и другие поводы обратиться при кишечной инфекции у беременной (кровь в стуле, невозможность пить, мало мочи) — в КР «Нормальная беременность» нет, кроме рвоты; российский документ по кишечным инфекциям не открывался; список из исходного текста не переносится без источника]</w:t>
       </w:r>
     </w:p>
     <w:p>
@@ -1539,15 +1623,23 @@
         <w:t xml:space="preserve"> </w:t>
       </w:r>
       <w:r>
-        <w:t xml:space="preserve">После укуса собаки, кошки или дикого животного главный вопрос — бешенство. Российские клинические рекомендации прямо разрешают беременной лечебно-профилактическую прививку от бешенства при угрозе заражения: после контакта или укуса животного, больного бешенством или с подозрением на него, дикого или неизвестного животного. Беременность не повод отказаться от этой прививки. [ИСТОЧНИК: что сделать сразу после укуса — промыть рану, обратиться в травмпункт в тот же день; иммуноглобулин; СП 3.3686-21, раздел о бешенстве]</w:t>
-      </w:r>
-    </w:p>
-    <w:p>
-      <w:pPr>
-        <w:pStyle w:val="BodyText"/>
-      </w:pPr>
-      <w:r>
-        <w:t xml:space="preserve">Прививку от столбняка беременной, по тем же рекомендациям, делают при высоком риске заражения, если её не было до беременности. [ИСТОЧНИК: относится ли укус или загрязнённая рана к высокому риску — экстренная профилактика столбняка, СП 3.3686-21]</w:t>
+        <w:t xml:space="preserve">После укуса или ослюнения собакой, кошкой или диким животным главный вопрос — бешенство. Памятка регионального управления Роспотребнадзора (2026) советует сразу промыть рану и все места, куда могла попасть слюна, мыльным раствором в течение 15 минут и незамедлительно обратиться в травмпункт. [ПРОВЕРИТЬ: памятка с сайта 04.rospotrebnadzor.ru, автор на странице не указан; сверить с СП 3.3686-21, раздел о бешенстве]</w:t>
+      </w:r>
+    </w:p>
+    <w:p>
+      <w:pPr>
+        <w:pStyle w:val="BodyText"/>
+      </w:pPr>
+      <w:r>
+        <w:t xml:space="preserve">Российские клинические рекомендации «Нормальная беременность» прямо допускают для беременной лечебно-профилактическую прививку от бешенства при угрозе заражения: после контакта или укуса животного, больного бешенством или с подозрением на него, дикого или неизвестного животного. Беременность этой прививке не мешает.</w:t>
+      </w:r>
+    </w:p>
+    <w:p>
+      <w:pPr>
+        <w:pStyle w:val="BodyText"/>
+      </w:pPr>
+      <w:r>
+        <w:t xml:space="preserve">Прививку от столбняка беременной, по тем же рекомендациям, делают при высоком риске заражения, если её не было до беременности. [ПРОВЕРИТЬ: относится ли укус или загрязнённая рана к высокому риску по экстренной профилактике столбняка — СП 3.3686-21 не открывался]</w:t>
       </w:r>
     </w:p>
     <w:p>
@@ -1565,31 +1657,39 @@
         <w:t xml:space="preserve"> </w:t>
       </w:r>
       <w:r>
-        <w:t xml:space="preserve">[ИСТОЧНИК: как снять клеща, куда сдать на исследование, сроки — памятки Роспотребнадзора (сайты закрыты для машинной проверки, в список ручной проверки); КР «Клещевой энцефалит у взрослых»]</w:t>
-      </w:r>
-    </w:p>
-    <w:p>
-      <w:pPr>
-        <w:pStyle w:val="BodyText"/>
-      </w:pPr>
-      <w:r>
-        <w:t xml:space="preserve">По таблице российских рекомендаций прививку от клещевого энцефалита во время беременности делают только при высоком риске заражения. [ПРОВЕРИТЬ: строка таблицы 3 при извлечении текста из PDF разорвана — сверить по файлу] [ИСТОЧНИК: что предлагают беременной после укуса клеща — иммуноглобулин против клещевого энцефалита; профилактика боррелиоза у беременных; КР «Клещевой энцефалит у взрослых», «Болезнь Лайма у взрослых»]</w:t>
-      </w:r>
-    </w:p>
-    <w:p>
-      <w:pPr>
-        <w:pStyle w:val="BodyText"/>
-      </w:pPr>
-      <w:r>
-        <w:t xml:space="preserve">[ИСТОЧНИК: признаки после укуса клеща, с которыми обращаются срочно, — температура, головная боль, покраснение вокруг укуса; те же КР]</w:t>
-      </w:r>
-    </w:p>
-    <w:p>
-      <w:pPr>
-        <w:pStyle w:val="BodyText"/>
-      </w:pPr>
-      <w:r>
-        <w:t xml:space="preserve">Если вы живёте в районе, где распространён клещевой энцефалит, и планируете беременность, прививку лучше сделать до неё. [ИСТОЧНИК: КР «Клещевой энцефалит у взрослых» / календарь по эпидпоказаниям]</w:t>
+        <w:t xml:space="preserve">Снимать клеща нужно как можно раньше. Российские клинические рекомендации «Болезнь Лайма у взрослых» (2025) объясняют почему: возбудители боррелиоза передаются не сразу, а во второй фазе питания клеща — позднее одного-двух дней после присасывания, и раннее удаление в ряде случаев предотвращает заражение. [ПРОВЕРИТЬ: как снять клеща и куда сдать его на исследование — памятки Роспотребнадзора закрыты для машинной проверки, внесены в список ручной проверки]</w:t>
+      </w:r>
+    </w:p>
+    <w:p>
+      <w:pPr>
+        <w:pStyle w:val="BodyText"/>
+      </w:pPr>
+      <w:r>
+        <w:t xml:space="preserve">После присасывания клеща беременной нужен врач, а не выжидание. Те же рекомендации прямо пишут, что беременной с присасыванием клеща обязательно проводят профилактику и боррелиоза, и клещевого энцефалита и наблюдают её всю беременность и после родов, а ребёнка обследуют на клещевые инфекции как минимум первые два года жизни. Какие препараты назначить, решает врач.</w:t>
+      </w:r>
+    </w:p>
+    <w:p>
+      <w:pPr>
+        <w:pStyle w:val="BodyText"/>
+      </w:pPr>
+      <w:r>
+        <w:t xml:space="preserve">Для экстренной профилактики клещевого энцефалита у непривитых или не завершивших курс прививок после присасывания клеща в районах, где он распространён, применяют иммуноглобулин. По инструкции к препарату, его вводят не позднее 4-го дня после укуса. Данных о безопасности иммуноглобулина при беременности, как сказано в той же инструкции, нет, поэтому решение принимает врач. [ПРОВЕРИТЬ: применение иммуноглобулина у беременных — в доступной части КР «Клещевой вирусный энцефалит у взрослых» (2025) не описано. DISPUTED-CLAIMS, строка 28]</w:t>
+      </w:r>
+    </w:p>
+    <w:p>
+      <w:pPr>
+        <w:pStyle w:val="BodyText"/>
+      </w:pPr>
+      <w:r>
+        <w:t xml:space="preserve">Обратитесь к врачу, если после укуса поднялась температура, появились озноб, сильная головная боль, головокружение — так, по российским рекомендациям «Клещевой вирусный энцефалит у взрослых», начинается энцефалит, — или если на месте укуса появилось и расширяется красное пятно. Это пятно, мигрирующая эритема, по рекомендациям «Болезнь Лайма у взрослых» — главный признак начинающегося боррелиоза.</w:t>
+      </w:r>
+    </w:p>
+    <w:p>
+      <w:pPr>
+        <w:pStyle w:val="BodyText"/>
+      </w:pPr>
+      <w:r>
+        <w:t xml:space="preserve">По таблице рекомендаций «Нормальная беременность» прививку от клещевого энцефалита во время беременности делают только при высоком риске заражения. [ПРОВЕРИТЬ: строка таблицы 3 при извлечении текста из PDF разорвана — сверить по файлу] Если вы живёте в районе, где распространён клещевой энцефалит, и планируете беременность, прививку лучше сделать до неё. [ПРОВЕРИТЬ: совет прививаться до беременности — в открытых КР прямо не сформулирован; вывод из таблицы 3]</w:t>
       </w:r>
     </w:p>
     <w:bookmarkEnd w:id="36"/>
@@ -1625,15 +1725,15 @@
         <w:t xml:space="preserve"> </w:t>
       </w:r>
       <w:r>
-        <w:t xml:space="preserve">Боль при мочеиспускании, частые болезненные позывы, температура или боль в боку могут быть признаками инфекции мочевых путей, а не гигиеническим неудобством (подробнее — Тема 5, Часть B). [ИСТОЧНИК: КР «Инфекция мочевых путей при беременности» — признаки цистита и пиелонефрита, срочность при температуре и боли в боку]</w:t>
-      </w:r>
-    </w:p>
-    <w:p>
-      <w:pPr>
-        <w:pStyle w:val="BodyText"/>
-      </w:pPr>
-      <w:r>
-        <w:t xml:space="preserve">Бывает и инфекция без жалоб. Бактерии в моче без симптомов — бессимптомную бактериурию — ищут посевом мочи при первом визите (раздел 9.16). По российским рекомендациям, раннее выявление и лечение снижает риск пиелонефрита (воспаления почек), преждевременных родов и задержки роста плода. Поэтому «ничего не болит» — не повод отказаться от лечения, если оно назначено по анализу.</w:t>
+        <w:t xml:space="preserve">Боль при мочеиспускании, частые болезненные позывы, температура или боль в боку могут быть признаками инфекции мочевых путей, а не гигиеническим неудобством (подробнее — Тема 5, Часть B). Российские клинические рекомендации «Инфекция мочевых путей при беременности» разделяют два состояния. При цистите — воспалении мочевого пузыря — температуры и озноба не бывает. При остром пиелонефрите — воспалении почки — поднимается температура выше 38 °C, иногда с ознобом, появляется боль в пояснице со стороны больной почки. Беременной с острым пиелонефритом рекомендации советуют госпитализацию. Поэтому жжение с температурой и болью в пояснице — повод обратиться к врачу в тот же день, а не ждать планового приёма. [ПРОВЕРИТЬ: «в тот же день» — вывод из рекомендации о госпитализации; срок в КР не назван]</w:t>
+      </w:r>
+    </w:p>
+    <w:p>
+      <w:pPr>
+        <w:pStyle w:val="BodyText"/>
+      </w:pPr>
+      <w:r>
+        <w:t xml:space="preserve">Бывает и инфекция без жалоб. Бактерии в моче без симптомов — бессимптомную бактериурию — ищут посевом мочи при первом визите (раздел 9.16). По российским рекомендациям, раннее выявление и лечение снижает риск пиелонефрита, преждевременных родов и задержки роста плода. Поэтому «ничего не болит» — не повод отказаться от лечения, если оно назначено по анализу.</w:t>
       </w:r>
     </w:p>
     <w:p>
@@ -1651,7 +1751,7 @@
         <w:t xml:space="preserve"> </w:t>
       </w:r>
       <w:r>
-        <w:t xml:space="preserve">Российские рекомендации в памятке для пациенток советуют при зуде, жжении во влагалище и выделениях прекратить половые контакты и обратиться к врачу. Чем отличаются обычные выделения при беременности от признаков инфекции — подробно в Теме 5, Часть B.</w:t>
+        <w:t xml:space="preserve">Рекомендации «Нормальная беременность» в памятке для пациенток советуют при зуде, жжении во влагалище и выделениях прекратить половые контакты и обратиться к врачу. Чем отличаются обычные выделения при беременности от признаков инфекции — подробно в Теме 5, Часть B.</w:t>
       </w:r>
     </w:p>
     <w:p>
@@ -1669,7 +1769,7 @@
         <w:t xml:space="preserve"> </w:t>
       </w:r>
       <w:r>
-        <w:t xml:space="preserve">[ИСТОЧНИК: герпес при беременности — что делать при высыпаниях, когда сообщить врачу, значение для родов; КР «Аногенитальная герпетическая вирусная инфекция»] Не прижигайте высыпания спиртом, йодом и другими антисептиками (подробнее — Тема 4, раздел 4.6). Анализ крови на антитела к герпесу всем не назначают — раздел 9.19.</w:t>
+        <w:t xml:space="preserve">По обзору в New England Journal of Medicine (Kourtis и соавторы, 2014), рецидивы генитального герпеса при беременности учащаются, а первичная герпетическая инфекция — первый в жизни эпизод — у беременных, особенно в третьем триместре, протекает тяжелее. Если высыпания на половых органах появились впервые или повторились в конце беременности, сообщите врачу. [ПРОВЕРИТЬ: действия при высыпаниях и значение для родов — КР «Аногенитальная герпетическая вирусная инфекция» не открывалась; совет «сообщите врачу» — вывод из обзора] Не прижигайте высыпания спиртом, йодом и другими антисептиками (подробнее — Тема 4, раздел 4.6). Анализ крови на антитела к герпесу всем не назначают — раздел 9.19.</w:t>
       </w:r>
     </w:p>
     <w:bookmarkEnd w:id="37"/>
@@ -2198,15 +2298,15 @@
         <w:t xml:space="preserve"> </w:t>
       </w:r>
       <w:r>
-        <w:t xml:space="preserve">заслуживает отдельной строки. Это бактерия, носительство которой обычно никак не проявляется, поэтому мазок берут у всех. Положительный результат не означает болезни и не требует лечения во время беременности: антибиотик вводят в родах, чтобы бактерия не передалась ребёнку (подробнее — Тема 7, раздел 7.15). [ИСТОЧНИК: «не требует лечения во время беременности» — КР «Роды одноплодные…» / Тема 7, раздел 7.15 — проверить, на чём стоит]</w:t>
-      </w:r>
-    </w:p>
-    <w:p>
-      <w:pPr>
-        <w:pStyle w:val="BodyText"/>
-      </w:pPr>
-      <w:r>
-        <w:t xml:space="preserve">[ИСТОЧНИК: сколько времени занимает результат и что делать, если роды начались раньше 35 недель или до получения результата — КР «Роды одноплодные…»]</w:t>
+        <w:t xml:space="preserve">заслуживает отдельной строки. По данным CDC, чаще всего эта бактерия не вредит и никак себя не проявляет — поэтому мазок берут у всех, а не по жалобам. При положительном результате, по российским рекомендациям, антибиотик назначают в родах (подробнее — Тема 7, раздел 7.15).</w:t>
+      </w:r>
+    </w:p>
+    <w:p>
+      <w:pPr>
+        <w:pStyle w:val="BodyText"/>
+      </w:pPr>
+      <w:r>
+        <w:t xml:space="preserve">[ПРОВЕРИТЬ: что делают, если роды начались раньше 35 недель или до получения результата — КР «Роды одноплодные, самопроизвольное родоразрешение в затылочном предлежании» не открывалась]</w:t>
       </w:r>
     </w:p>
     <w:p>
@@ -2264,7 +2364,7 @@
         <w:pStyle w:val="BodyText"/>
       </w:pPr>
       <w:r>
-        <w:t xml:space="preserve">Из этого следует простое правило: сдавать анализы «на всякий случай» без повода — не то же самое, что сдавать их по делу. О том, почему лишний анализ вредит, — раздел 9.19.</w:t>
+        <w:t xml:space="preserve">Отсюда правило: сдавать анализы «на всякий случай» без повода — не то же самое, что сдавать их по делу. О том, почему лишний анализ вредит, — раздел 9.19.</w:t>
       </w:r>
     </w:p>
     <w:bookmarkEnd w:id="40"/>
@@ -2282,31 +2382,39 @@
         <w:pStyle w:val="FirstParagraph"/>
       </w:pPr>
       <w:r>
-        <w:t xml:space="preserve">В бланке анализа на антитела почти всегда две строки — IgM и IgG — и напротив каждой «положительно» или «отрицательно». Слово «положительно» читается как «болею», и это самая частая ошибка.</w:t>
-      </w:r>
-    </w:p>
-    <w:p>
-      <w:pPr>
-        <w:pStyle w:val="BodyText"/>
-      </w:pPr>
-      <w:r>
-        <w:t xml:space="preserve">[ИСТОЧНИК / МЕХАНИЗМ НЕ НАЙДЕН: что такое антитела классов M и G, когда каждые появляются и сколько держатся; что значат четыре сочетания результатов; что такое авидность — обзор или руководство по лабораторной диагностике, ACOG Practice Bulletin № 151]</w:t>
-      </w:r>
-    </w:p>
-    <w:p>
-      <w:pPr>
-        <w:pStyle w:val="BodyText"/>
-      </w:pPr>
-      <w:r>
-        <w:t xml:space="preserve">Положительный IgG к краснухе, парвовирусу или ЦМВ часто означает одно — вы когда-то встречались с этой инфекцией или привиты, и организм её помнит. По данным CDC, анализ на антитела к парвовирусу может показать как иммунитет, так и недавнюю или давнюю инфекцию. [ИСТОЧНИК: «положительный IgG чаще всего означает иммунитет» — нужен общий источник, не только по парвовирусу]</w:t>
-      </w:r>
-    </w:p>
-    <w:p>
-      <w:pPr>
-        <w:pStyle w:val="BodyText"/>
-      </w:pPr>
-      <w:r>
-        <w:t xml:space="preserve">Положительный IgM требует осторожности с другой стороны. Российские клинические рекомендации прямо пишут, что анализы на антитела к токсоплазме, ЦМВ и вирусу простого герпеса дают большую долю ложноположительных результатов и из-за этого ведут к необоснованному лечению. [ИСТОЧНИК: почему IgM бывает ложноположительным и может держаться долго]</w:t>
+        <w:t xml:space="preserve">В бланке анализа на антитела почти всегда две строки — IgM и IgG — и напротив каждой «положительно» или «отрицательно». Слово «положительно» хочется прочитать как «болею». Это не всегда так.</w:t>
+      </w:r>
+    </w:p>
+    <w:p>
+      <w:pPr>
+        <w:pStyle w:val="BodyText"/>
+      </w:pPr>
+      <w:r>
+        <w:t xml:space="preserve">[ПРОВЕРИТЬ: что такое антитела классов M и G, когда каждые появляются и сколько держатся, что значат четыре сочетания результатов, что такое авидность. Просмотрены: КР «Нормальная беременность», CDC (страницы о ЦМВ, токсоплазмозе, парвовирусе) — общего объяснения нет. Найденный обзор по авидности IgG к ЦМВ (Prince, Lapé-Nixon, 2014) написан сотрудниками коммерческой лаборатории и не используется. Нужен справочник по лабораторной диагностике без коммерческого интереса]</w:t>
+      </w:r>
+    </w:p>
+    <w:p>
+      <w:pPr>
+        <w:pStyle w:val="BodyText"/>
+      </w:pPr>
+      <w:r>
+        <w:t xml:space="preserve">Положительный результат по антителам класса G часто говорит о том, что вы когда-то встречались с инфекцией или привиты. По данным CDC, анализ на антитела к парвовирусу может показать как иммунитет, так и недавнюю или давнюю инфекцию. [ПРОВЕРИТЬ: «положительный IgG чаще всего означает иммунитет» — общего источника, кроме страницы CDC о парвовирусе, не найдено]</w:t>
+      </w:r>
+    </w:p>
+    <w:p>
+      <w:pPr>
+        <w:pStyle w:val="BodyText"/>
+      </w:pPr>
+      <w:r>
+        <w:t xml:space="preserve">Для врача важен не сам «плюс», а вопрос, когда произошло заражение. На примере ЦМВ это видно по цифрам CDC: если женщина заражается впервые, вирус передаётся плоду в 30–40 % случаев в первом и втором триместрах и в 40–70 % — в третьем; если инфекция повторная, — примерно в 3 %. А различить по анализу первое заражение и давнее непросто: CDC прямо пишет, что большинство доступных анализов на первичную ЦМВ-инфекцию трудно интерпретировать и что анализ не может предсказать, заразится ли плод и пострадает ли он.</w:t>
+      </w:r>
+    </w:p>
+    <w:p>
+      <w:pPr>
+        <w:pStyle w:val="BodyText"/>
+      </w:pPr>
+      <w:r>
+        <w:t xml:space="preserve">Положительный результат по антителам класса M требует осторожности. Российские клинические рекомендации прямо пишут, что анализы на антитела к токсоплазме, ЦМВ и вирусу простого герпеса дают большую долю ложноположительных результатов и из-за этого ведут к необоснованному лечению.</w:t>
       </w:r>
     </w:p>
     <w:p>
@@ -2517,7 +2625,7 @@
         <w:pStyle w:val="Compact"/>
       </w:pPr>
       <w:r>
-        <w:t xml:space="preserve">Анализы на ВИЧ, гепатиты, сифилис, краснуху, мазки, посев мочи и стрептококк группы B делают всем; анализы на TORCH и ПЦР-«панели» без жалоб — нет, потому что они чаще пугают, чем помогают.</w:t>
+        <w:t xml:space="preserve">Анализы на ВИЧ, гепатиты, сифилис, краснуху, мазки, посев мочи и стрептококк группы B делают всем; анализы на TORCH и ПЦР-«панели» без жалоб — нет: по российским рекомендациям, они дают много ложноположительных результатов и ведут к ненужному лечению.</w:t>
       </w:r>
     </w:p>
     <w:p>
@@ -2541,7 +2649,7 @@
         <w:pStyle w:val="Compact"/>
       </w:pPr>
       <w:r>
-        <w:t xml:space="preserve">При симптомах гриппа звоните врачу сразу. Обращайтесь к врачу и при температуре выше 37,5 °C, после укуса животного или клеща; температура вместе с подтеканием вод — повод для срочной помощи. [ИСТОЧНИК: срочность после укуса клеща — уточнить на Checkpoint 2]</w:t>
+        <w:t xml:space="preserve">При симптомах гриппа звоните врачу сразу: противовирусное лечение начинают в первые 48 часов. Обращайтесь к врачу при температуре выше 37,5 °C, после укуса животного и после присасывания клеща. Температура вместе с подтеканием вод — повод для срочной помощи. [ПРОВЕРИТЬ: последнее — см. раздел 9.12]</w:t>
       </w:r>
     </w:p>
     <w:p>
@@ -2699,7 +2807,230 @@
         <w:pStyle w:val="Compact"/>
       </w:pPr>
       <w:r>
-        <w:t xml:space="preserve">Centers for Disease Control and Prevention. CDC Yellow Book 2026, раздел «Pregnant Travelers» — по Теме 8, раздел 8.15.</w:t>
+        <w:t xml:space="preserve">Centers for Disease Control and Prevention. CDC Yellow Book 2026, глава «Pregnant Travelers» (R. R. Galang, S. C. Roy; 23.04.2025), https://www.cdc.gov/yellow-book/hcp/family-travel/pregnant-travelers.html.</w:t>
+      </w:r>
+    </w:p>
+    <w:p>
+      <w:pPr>
+        <w:numPr>
+          <w:ilvl w:val="0"/>
+          <w:numId w:val="1007"/>
+        </w:numPr>
+        <w:pStyle w:val="Compact"/>
+      </w:pPr>
+      <w:r>
+        <w:t xml:space="preserve">Министерство здравоохранения Российской Федерации. Клинические рекомендации «Грипп у взрослых», 2025 (ID 749_2), разделы 1.6, 2.5, 3.1. Текст по https://pravo.ppt.ru/klinicheskie-rekomendatsii/319579.</w:t>
+      </w:r>
+      <w:r>
+        <w:t xml:space="preserve"> </w:t>
+      </w:r>
+      <w:r>
+        <w:rPr>
+          <w:iCs/>
+          <w:i/>
+        </w:rPr>
+        <w:t xml:space="preserve">Файл в</w:t>
+      </w:r>
+      <w:r>
+        <w:rPr>
+          <w:iCs/>
+          <w:i/>
+        </w:rPr>
+        <w:t xml:space="preserve"> </w:t>
+      </w:r>
+      <w:r>
+        <w:rPr>
+          <w:rStyle w:val="VerbatimChar"/>
+          <w:iCs/>
+          <w:i/>
+        </w:rPr>
+        <w:t xml:space="preserve">sources/</w:t>
+      </w:r>
+      <w:r>
+        <w:rPr>
+          <w:iCs/>
+          <w:i/>
+        </w:rPr>
+        <w:t xml:space="preserve"> </w:t>
+      </w:r>
+      <w:r>
+        <w:rPr>
+          <w:iCs/>
+          <w:i/>
+        </w:rPr>
+        <w:t xml:space="preserve">не сохранён.</w:t>
+      </w:r>
+    </w:p>
+    <w:p>
+      <w:pPr>
+        <w:numPr>
+          <w:ilvl w:val="0"/>
+          <w:numId w:val="1007"/>
+        </w:numPr>
+        <w:pStyle w:val="Compact"/>
+      </w:pPr>
+      <w:r>
+        <w:t xml:space="preserve">Министерство здравоохранения Российской Федерации. Клинические рекомендации «Болезнь Лайма у взрослых», 2025 (ID 566_2), разделы 1.3, 1.6. Текст по https://pravo.ppt.ru/klinicheskie-rekomendatsii/322506.</w:t>
+      </w:r>
+      <w:r>
+        <w:t xml:space="preserve"> </w:t>
+      </w:r>
+      <w:r>
+        <w:rPr>
+          <w:iCs/>
+          <w:i/>
+        </w:rPr>
+        <w:t xml:space="preserve">Файл не сохранён.</w:t>
+      </w:r>
+    </w:p>
+    <w:p>
+      <w:pPr>
+        <w:numPr>
+          <w:ilvl w:val="0"/>
+          <w:numId w:val="1007"/>
+        </w:numPr>
+        <w:pStyle w:val="Compact"/>
+      </w:pPr>
+      <w:r>
+        <w:t xml:space="preserve">Министерство здравоохранения Российской Федерации. Клинические рекомендации «Клещевой вирусный энцефалит у взрослых», 2025 (ID 567_2), разделы 1.6, 2.1. Текст по https://pravo.ppt.ru/klinicheskie-rekomendatsii/319821.</w:t>
+      </w:r>
+      <w:r>
+        <w:t xml:space="preserve"> </w:t>
+      </w:r>
+      <w:r>
+        <w:rPr>
+          <w:iCs/>
+          <w:i/>
+        </w:rPr>
+        <w:t xml:space="preserve">Доступная часть текста обрывается в разделе 3.</w:t>
+      </w:r>
+    </w:p>
+    <w:p>
+      <w:pPr>
+        <w:numPr>
+          <w:ilvl w:val="0"/>
+          <w:numId w:val="1007"/>
+        </w:numPr>
+        <w:pStyle w:val="Compact"/>
+      </w:pPr>
+      <w:r>
+        <w:t xml:space="preserve">Министерство здравоохранения Российской Федерации. Клинические рекомендации «Инфекция мочевых путей при беременности» (ID 719), разделы 1.6, 6. Текст по https://pravo.ppt.ru/klinicheskie-rekomendatsii/262615.</w:t>
+      </w:r>
+      <w:r>
+        <w:t xml:space="preserve"> </w:t>
+      </w:r>
+      <w:r>
+        <w:rPr>
+          <w:iCs/>
+          <w:i/>
+        </w:rPr>
+        <w:t xml:space="preserve">Год утверждения на странице не указан; КР «Нормальная беременность» ссылается на редакцию 2022 г.</w:t>
+      </w:r>
+    </w:p>
+    <w:p>
+      <w:pPr>
+        <w:numPr>
+          <w:ilvl w:val="0"/>
+          <w:numId w:val="1007"/>
+        </w:numPr>
+        <w:pStyle w:val="Compact"/>
+      </w:pPr>
+      <w:r>
+        <w:t xml:space="preserve">АО «НПО «Микроген». Иммуноглобулин человека против клещевого энцефалита, инструкция по применению (ЛС-001279), разделы «Показания», «Беременность и лактация». https://medi.ru/instrukciya/immunoglobulin-cheloveka-protiv-kleshchevogo-entsefalita_19851/.</w:t>
+      </w:r>
+    </w:p>
+    <w:p>
+      <w:pPr>
+        <w:numPr>
+          <w:ilvl w:val="0"/>
+          <w:numId w:val="1007"/>
+        </w:numPr>
+        <w:pStyle w:val="Compact"/>
+      </w:pPr>
+      <w:r>
+        <w:t xml:space="preserve">UK Health Security Agency. Guidance on the investigation, diagnosis and management of viral illness (plus syphilis), or exposure to viral rash illness, in pregnancy. Issue 6.0, August 2024, разделы 2.2, 4.1, 4.2. https://assets.publishing.service.gov.uk/media/66a90597a3c2a28abb50d9f6/viral-rash-in-pregnancy-guidance-syphilis-august-2024.pdf.</w:t>
+      </w:r>
+    </w:p>
+    <w:p>
+      <w:pPr>
+        <w:numPr>
+          <w:ilvl w:val="0"/>
+          <w:numId w:val="1007"/>
+        </w:numPr>
+        <w:pStyle w:val="Compact"/>
+      </w:pPr>
+      <w:r>
+        <w:t xml:space="preserve">Centers for Disease Control and Prevention. About Toxoplasmosis (проверено 11.03.2025), https://www.cdc.gov/toxoplasmosis/about/index.html; Clinical Overview of Toxoplasmosis (22.01.2024), https://www.cdc.gov/toxoplasmosis/hcp/clinical-overview/index.html.</w:t>
+      </w:r>
+    </w:p>
+    <w:p>
+      <w:pPr>
+        <w:numPr>
+          <w:ilvl w:val="0"/>
+          <w:numId w:val="1007"/>
+        </w:numPr>
+        <w:pStyle w:val="Compact"/>
+      </w:pPr>
+      <w:r>
+        <w:t xml:space="preserve">Centers for Disease Control and Prevention. Clinical Overview of CMV and Congenital CMV (06.11.2024), https://www.cdc.gov/cytomegalovirus/hcp/clinical-overview/index.html.</w:t>
+      </w:r>
+    </w:p>
+    <w:p>
+      <w:pPr>
+        <w:numPr>
+          <w:ilvl w:val="0"/>
+          <w:numId w:val="1007"/>
+        </w:numPr>
+        <w:pStyle w:val="Compact"/>
+      </w:pPr>
+      <w:r>
+        <w:t xml:space="preserve">Centers for Disease Control and Prevention. About Group B Strep (13.03.2025), https://www.cdc.gov/group-b-strep/about/index.html.</w:t>
+      </w:r>
+    </w:p>
+    <w:p>
+      <w:pPr>
+        <w:numPr>
+          <w:ilvl w:val="0"/>
+          <w:numId w:val="1007"/>
+        </w:numPr>
+        <w:pStyle w:val="Compact"/>
+      </w:pPr>
+      <w:r>
+        <w:t xml:space="preserve">Minnesota Department of Health. Cytomegalovirus Prevention (11.06.2026), https://www.health.mn.gov/diseases/cytomegalovirus/prevent.html.</w:t>
+      </w:r>
+    </w:p>
+    <w:p>
+      <w:pPr>
+        <w:numPr>
+          <w:ilvl w:val="0"/>
+          <w:numId w:val="1007"/>
+        </w:numPr>
+        <w:pStyle w:val="Compact"/>
+      </w:pPr>
+      <w:r>
+        <w:t xml:space="preserve">Kourtis A. P., Read J. S., Jamieson D. J. Pregnancy and Infection. N Engl J Med, 2014; 370(23): 2211–2218, DOI 10.1056/NEJMra1213566 (PMC4459512).</w:t>
+      </w:r>
+    </w:p>
+    <w:p>
+      <w:pPr>
+        <w:numPr>
+          <w:ilvl w:val="0"/>
+          <w:numId w:val="1007"/>
+        </w:numPr>
+        <w:pStyle w:val="Compact"/>
+      </w:pPr>
+      <w:r>
+        <w:t xml:space="preserve">Управление Роспотребнадзора по Республике Алтай. О профилактике бешенства, 18.08.2026, https://04.rospotrebnadzor.ru/index.php/epid-otdel/org/20772-18082026.pdf.</w:t>
+      </w:r>
+      <w:r>
+        <w:t xml:space="preserve"> </w:t>
+      </w:r>
+      <w:r>
+        <w:rPr>
+          <w:iCs/>
+          <w:i/>
+        </w:rPr>
+        <w:t xml:space="preserve">Автор на странице не указан.</w:t>
       </w:r>
     </w:p>
     <w:bookmarkEnd w:id="44"/>

--- a/themes/theme-9/theme 9 draft.docx
+++ b/themes/theme-9/theme 9 draft.docx
@@ -823,7 +823,7 @@
         <w:pStyle w:val="FirstParagraph"/>
       </w:pPr>
       <w:r>
-        <w:t xml:space="preserve">Первые месяцы жизни ребёнка — время, когда собственных прививок у него ещё нет или их недостаточно. [ПРОВЕРИТЬ: с какого возраста прививают младенцев от коклюша и гриппа — национальный календарь профилактических прививок, действующая редакция приказа не открывалась] Прививка, сделанная матери во время беременности, закрывает этот промежуток.</w:t>
+        <w:t xml:space="preserve">Первые месяцы жизни ребёнка — время, когда собственных прививок у него ещё нет. По национальному календарю профилактических прививок (приказ Минздрава России № 1122н) первую прививку от коклюша ребёнок получает в 3 месяца, вторую — в 4,5, третью — в 6 месяцев, а от гриппа прививают детей с 6 месяцев. Прививка, сделанная матери во время беременности, закрывает этот промежуток.</w:t>
       </w:r>
     </w:p>
     <w:p>
@@ -935,7 +935,7 @@
         <w:t xml:space="preserve"> </w:t>
       </w:r>
       <w:r>
-        <w:t xml:space="preserve">В сезон гриппа — во 2-м и 3-м триместрах, а женщинам из группы повышенного риска — начиная с 1-го триместра. Используют инактивированные трёх- и четырёхвалентные вакцины без консервантов.</w:t>
+        <w:t xml:space="preserve">В сезон гриппа — во 2-м и 3-м триместрах, а женщинам из группы повышенного риска — начиная с 1-го триместра. Используют инактивированные трёх- и четырёхвалентные вакцины без консервантов. Беременные женщины прямо названы в национальном календаре среди тех, кого прививают от гриппа.</w:t>
       </w:r>
     </w:p>
     <w:p>
@@ -1031,7 +1031,7 @@
         <w:t xml:space="preserve"> </w:t>
       </w:r>
       <w:r>
-        <w:t xml:space="preserve">Анализ на антитела к краснухе делают при первом визите (раздел 9.16). Если антител нет, прививку во время беременности сделать нельзя — вакцина живая. Рекомендации предписывают в этом случае рассказать женщине, как снизить риск заражения краснухой. [ПРОВЕРИТЬ: как именно снизить риск и когда прививаться после родов — в КР «Нормальная беременность» не расписано; КР «Нормальный послеродовый период» не открывалась] Что делать при контакте с человеком, у которого сыпь, — раздел 9.10.</w:t>
+        <w:t xml:space="preserve">Анализ на антитела к краснухе делают при первом визите (раздел 9.16). Если антител нет, прививку во время беременности сделать нельзя — вакцина живая. Рекомендации предписывают в этом случае рассказать женщине, как снизить риск заражения краснухой: главное — избегать контакта с больными (что делать, если контакт был, — раздел 9.10). Прививают от краснухи после родов: для женщин без антител, наблюдавшихся после контакта, санитарные правила СанПиН 3.3686-21 называют срок — после окончания грудного вскармливания. [ПРОВЕРИТЬ: срок прививки после родов для женщин без антител и без контакта — в КР «Нормальная беременность» не указан; формулировка опирается на п. 2765 СанПиН для контактных] Что делать при контакте с человеком, у которого сыпь, — раздел 9.10.</w:t>
       </w:r>
     </w:p>
     <w:p>
@@ -1103,7 +1103,7 @@
         <w:pStyle w:val="BodyText"/>
       </w:pPr>
       <w:r>
-        <w:t xml:space="preserve">Британское агентство здравоохранения (UKHSA) для инфекций с сыпью определяет контакт так: разговор лицом к лицу или пребывание в одном помещении 15 минут и дольше. Короткая встреча в коридоре под это определение не подпадает. [ПРОВЕРИТЬ: российское определение контакта для беременных — СП 3.3686-21 не открывался; определение UKHSA дано как ориентир с указанием страны]</w:t>
+        <w:t xml:space="preserve">Британское агентство здравоохранения (UKHSA) для инфекций с сыпью определяет контакт так: разговор лицом к лицу или пребывание в одном помещении 15 минут и дольше. Короткая встреча в коридоре под это определение не подпадает. В российских санитарных правилах (СанПиН 3.3686-21, п. 38) общавшихся с больным ставят под медицинское наблюдение и, в зависимости от болезни, обследуют и проводят экстренную профилактику, но длительность контакта не определяют. [ПРОВЕРИТЬ: определение контакта в российских документах не найдено; определение UKHSA — ориентир с указанием страны]</w:t>
       </w:r>
     </w:p>
     <w:p>
@@ -1257,7 +1257,7 @@
         <w:t xml:space="preserve"> </w:t>
       </w:r>
       <w:r>
-        <w:t xml:space="preserve">По UKHSA, корь у беременной может протекать тяжело, приводить к потере беременности и преждевременным родам, но данных о том, что она вызывает врождённые пороки, нет. Человек с корью заразен с 4 дней до появления сыпи и до 4 дней после. Невосприимчивой беременной после контакта могут предложить иммуноглобулин: по UKHSA, он не всегда предотвращает корь, но облегчает её течение.</w:t>
+        <w:t xml:space="preserve">По UKHSA, корь у беременной может протекать тяжело, приводить к потере беременности и преждевременным родам, но данных о том, что она вызывает врождённые пороки, нет. Человек с корью заразен с 4 дней до появления сыпи и до 4 дней после. Невосприимчивой беременной после контакта могут предложить иммуноглобулин: по UKHSA, он не всегда предотвращает корь, но облегчает её течение. [ПРОВЕРИТЬ: по СанПиН 3.3686-21 (п. 2753–2757) контактных прививают живой вакциной в первые 72 часа, а иммуноглобулин прописан для детей; что предлагают в России невосприимчивой беременной — в найденных документах не сказано]</w:t>
       </w:r>
     </w:p>
     <w:p>
@@ -1283,6 +1283,14 @@
         <w:pStyle w:val="BodyText"/>
       </w:pPr>
       <w:r>
+        <w:t xml:space="preserve">Для краснухи в России порядок задан санитарными правилами (СанПиН 3.3686-21, п. 2761–2767). Беременную, которая была в очаге краснухи, наблюдают и несколько раз проверяют кровь на антитела IgM и IgG. Если при первом анализе есть IgG и нет IgM, анализ повторяют через 10–14 дней; при той же картине риск врождённой краснухи исключают и наблюдение прекращают. Если антител нет совсем, женщине нужно исключить контакт с больным, а анализ повторяют через 10–14 дней, при необходимости и в третий раз. Если и тогда антител нет, наблюдение заканчивают, женщину предупреждают, что она восприимчива к краснухе, а прививают её после окончания грудного вскармливания. Если анализы показывают свежую инфекцию, женщину предупреждают о риске для ребёнка; решение о прерывании беременности, по правилам, она принимает сама.</w:t>
+      </w:r>
+    </w:p>
+    <w:p>
+      <w:pPr>
+        <w:pStyle w:val="BodyText"/>
+      </w:pPr>
+      <w:r>
         <w:rPr>
           <w:bCs/>
           <w:b/>
@@ -1509,7 +1517,7 @@
         <w:pStyle w:val="BodyText"/>
       </w:pPr>
       <w:r>
-        <w:t xml:space="preserve">Если температура держится вместе с подтеканием вод, это не тема простуды. [ПРОВЕРИТЬ: сочетание температуры и подтекания вод как повод для срочной помощи — КР «Инфекции амниотической полости и плодных оболочек» не открывалась] Это сочетание входит в Раздел 0 «Быстрая помощь».</w:t>
+        <w:t xml:space="preserve">Если температура держится вместе с подтеканием вод, это не тема простуды. [ПРОВЕРИТЬ: КР «Инфекции амниотической полости и плодных оболочек» поиском 08.10.2026 не найдена в открытом доступе — запись 21 в sources/skachat-vruchnuyu.md. В КР «Нормальная беременность» (Прил. В) повод обратиться к врачу — и температура выше 37,5 °C, и обильные жидкие выделения из половых путей, каждое по отдельности] Это сочетание входит в Раздел 0 «Быстрая помощь».</w:t>
       </w:r>
     </w:p>
     <w:p>
@@ -1623,23 +1631,23 @@
         <w:t xml:space="preserve"> </w:t>
       </w:r>
       <w:r>
-        <w:t xml:space="preserve">После укуса или ослюнения собакой, кошкой или диким животным главный вопрос — бешенство. Памятка регионального управления Роспотребнадзора (2026) советует сразу промыть рану и все места, куда могла попасть слюна, мыльным раствором в течение 15 минут и незамедлительно обратиться в травмпункт. [ПРОВЕРИТЬ: памятка с сайта 04.rospotrebnadzor.ru, автор на странице не указан; сверить с СП 3.3686-21, раздел о бешенстве]</w:t>
-      </w:r>
-    </w:p>
-    <w:p>
-      <w:pPr>
-        <w:pStyle w:val="BodyText"/>
-      </w:pPr>
-      <w:r>
-        <w:t xml:space="preserve">Российские клинические рекомендации «Нормальная беременность» прямо допускают для беременной лечебно-профилактическую прививку от бешенства при угрозе заражения: после контакта или укуса животного, больного бешенством или с подозрением на него, дикого или неизвестного животного. Беременность этой прививке не мешает.</w:t>
-      </w:r>
-    </w:p>
-    <w:p>
-      <w:pPr>
-        <w:pStyle w:val="BodyText"/>
-      </w:pPr>
-      <w:r>
-        <w:t xml:space="preserve">Прививку от столбняка беременной, по тем же рекомендациям, делают при высоком риске заражения, если её не было до беременности. [ПРОВЕРИТЬ: относится ли укус или загрязнённая рана к высокому риску по экстренной профилактике столбняка — СП 3.3686-21 не открывался]</w:t>
+        <w:t xml:space="preserve">После укуса или ослюнения собакой, кошкой или диким животным главный вопрос — бешенство. По инструкции к антирабической вакцине, обработку раны начинают немедленно: рану и места, куда попала слюна, обильно промывают водой с мылом несколько минут, до 15 минут, края раны обрабатывают 70-процентным спиртом или 5-процентным раствором йода; швы на рану по возможности не накладывают. После этого сразу обращаются за прививкой — в травмпункт. Ту же последовательность приводит памятка регионального управления Роспотребнадзора (2026).</w:t>
+      </w:r>
+    </w:p>
+    <w:p>
+      <w:pPr>
+        <w:pStyle w:val="BodyText"/>
+      </w:pPr>
+      <w:r>
+        <w:t xml:space="preserve">Российские клинические рекомендации «Нормальная беременность» прямо допускают для беременной лечебно-профилактическую прививку от бешенства при угрозе заражения: после контакта или укуса животного, больного бешенством или с подозрением на него, дикого или неизвестного животного. В инструкции к вакцине сказано то же: беременность не противопоказание для прививки после укуса. Противопоказанием беременность указана только для профилактической прививки до какого-либо контакта — той, которую по календарю эпидемических показаний делают людям с высоким риском заражения бешенством.</w:t>
+      </w:r>
+    </w:p>
+    <w:p>
+      <w:pPr>
+        <w:pStyle w:val="BodyText"/>
+      </w:pPr>
+      <w:r>
+        <w:t xml:space="preserve">Прививку от столбняка беременной, по тем же рекомендациям «Нормальная беременность», делают при высоком риске заражения, если её не было до беременности. [ПРОВЕРИТЬ: относится ли укус или загрязнённая рана к высокому риску по экстренной профилактике столбняка — раздел СанПиН о столбняке не найден в открытом доступе]</w:t>
       </w:r>
     </w:p>
     <w:p>
@@ -1657,39 +1665,107 @@
         <w:t xml:space="preserve"> </w:t>
       </w:r>
       <w:r>
-        <w:t xml:space="preserve">Снимать клеща нужно как можно раньше. Российские клинические рекомендации «Болезнь Лайма у взрослых» (2025) объясняют почему: возбудители боррелиоза передаются не сразу, а во второй фазе питания клеща — позднее одного-двух дней после присасывания, и раннее удаление в ряде случаев предотвращает заражение. [ПРОВЕРИТЬ: как снять клеща и куда сдать его на исследование — памятки Роспотребнадзора закрыты для машинной проверки, внесены в список ручной проверки]</w:t>
-      </w:r>
-    </w:p>
-    <w:p>
-      <w:pPr>
-        <w:pStyle w:val="BodyText"/>
-      </w:pPr>
-      <w:r>
-        <w:t xml:space="preserve">После присасывания клеща беременной нужен врач, а не выжидание. Те же рекомендации прямо пишут, что беременной с присасыванием клеща обязательно проводят профилактику и боррелиоза, и клещевого энцефалита и наблюдают её всю беременность и после родов, а ребёнка обследуют на клещевые инфекции как минимум первые два года жизни. Какие препараты назначить, решает врач.</w:t>
-      </w:r>
-    </w:p>
-    <w:p>
-      <w:pPr>
-        <w:pStyle w:val="BodyText"/>
-      </w:pPr>
-      <w:r>
-        <w:t xml:space="preserve">Для экстренной профилактики клещевого энцефалита у непривитых или не завершивших курс прививок после присасывания клеща в районах, где он распространён, применяют иммуноглобулин. По инструкции к препарату, его вводят не позднее 4-го дня после укуса. Данных о безопасности иммуноглобулина при беременности, как сказано в той же инструкции, нет, поэтому решение принимает врач. [ПРОВЕРИТЬ: применение иммуноглобулина у беременных — в доступной части КР «Клещевой вирусный энцефалит у взрослых» (2025) не описано. DISPUTED-CLAIMS, строка 28]</w:t>
-      </w:r>
-    </w:p>
-    <w:p>
-      <w:pPr>
-        <w:pStyle w:val="BodyText"/>
-      </w:pPr>
-      <w:r>
-        <w:t xml:space="preserve">Обратитесь к врачу, если после укуса поднялась температура, появились озноб, сильная головная боль, головокружение — так, по российским рекомендациям «Клещевой вирусный энцефалит у взрослых», начинается энцефалит, — или если на месте укуса появилось и расширяется красное пятно. Это пятно, мигрирующая эритема, по рекомендациям «Болезнь Лайма у взрослых» — главный признак начинающегося боррелиоза.</w:t>
-      </w:r>
-    </w:p>
-    <w:p>
-      <w:pPr>
-        <w:pStyle w:val="BodyText"/>
-      </w:pPr>
-      <w:r>
-        <w:t xml:space="preserve">По таблице рекомендаций «Нормальная беременность» прививку от клещевого энцефалита во время беременности делают только при высоком риске заражения. [ПРОВЕРИТЬ: строка таблицы 3 при извлечении текста из PDF разорвана — сверить по файлу] Если вы живёте в районе, где распространён клещевой энцефалит, и планируете беременность, прививку лучше сделать до неё. [ПРОВЕРИТЬ: совет прививаться до беременности — в открытых КР прямо не сформулирован; вывод из таблицы 3]</w:t>
+        <w:t xml:space="preserve">Снимать клеща нужно как можно раньше. Российские клинические рекомендации «Болезнь Лайма у взрослых» (2025) объясняют почему: возбудители боррелиоза передаются не сразу, а во второй фазе питания клеща — позднее одного-двух дней после присасывания, и раннее удаление в ряде случаев предотвращает заражение.</w:t>
+      </w:r>
+    </w:p>
+    <w:p>
+      <w:pPr>
+        <w:pStyle w:val="BodyText"/>
+      </w:pPr>
+      <w:r>
+        <w:t xml:space="preserve">Лучше снять клеща в травмпункте. Если это невозможно, Роспотребнадзор советует:</w:t>
+      </w:r>
+    </w:p>
+    <w:p>
+      <w:pPr>
+        <w:numPr>
+          <w:ilvl w:val="0"/>
+          <w:numId w:val="1005"/>
+        </w:numPr>
+        <w:pStyle w:val="Compact"/>
+      </w:pPr>
+      <w:r>
+        <w:t xml:space="preserve">захватить клеща пинцетом или пальцами, обёрнутыми чистой марлей, как можно ближе к его ротовому аппарату;</w:t>
+      </w:r>
+    </w:p>
+    <w:p>
+      <w:pPr>
+        <w:numPr>
+          <w:ilvl w:val="0"/>
+          <w:numId w:val="1005"/>
+        </w:numPr>
+        <w:pStyle w:val="Compact"/>
+      </w:pPr>
+      <w:r>
+        <w:t xml:space="preserve">держа строго перпендикулярно коже, повернуть тело клеща вокруг оси и извлечь, стараясь не оборвать хоботок;</w:t>
+      </w:r>
+    </w:p>
+    <w:p>
+      <w:pPr>
+        <w:numPr>
+          <w:ilvl w:val="0"/>
+          <w:numId w:val="1005"/>
+        </w:numPr>
+        <w:pStyle w:val="Compact"/>
+      </w:pPr>
+      <w:r>
+        <w:t xml:space="preserve">место укуса обработать дезинфицирующим средством, руки тщательно вымыть с мылом;</w:t>
+      </w:r>
+    </w:p>
+    <w:p>
+      <w:pPr>
+        <w:numPr>
+          <w:ilvl w:val="0"/>
+          <w:numId w:val="1005"/>
+        </w:numPr>
+        <w:pStyle w:val="Compact"/>
+      </w:pPr>
+      <w:r>
+        <w:t xml:space="preserve">если в коже осталась чёрная точка — оторвавшаяся головка или хоботок, — обработать её 5-процентным раствором йода;</w:t>
+      </w:r>
+    </w:p>
+    <w:p>
+      <w:pPr>
+        <w:numPr>
+          <w:ilvl w:val="0"/>
+          <w:numId w:val="1005"/>
+        </w:numPr>
+        <w:pStyle w:val="Compact"/>
+      </w:pPr>
+      <w:r>
+        <w:t xml:space="preserve">снятого клеща отвезти на исследование в лабораторию.</w:t>
+      </w:r>
+    </w:p>
+    <w:p>
+      <w:pPr>
+        <w:pStyle w:val="FirstParagraph"/>
+      </w:pPr>
+      <w:r>
+        <w:t xml:space="preserve">Исследование клеща — не формальность. По санитарным правилам (СанПиН 3.3686-21, п. 1674–1675), экстренную профилактику клещевого энцефалита иммуноглобулином проводят, если в клеще найден вирус, людям, не привитым против клещевого энцефалита или не завершившим курс прививок, и делают это в течение 72 часов после присасывания. Поэтому клеща сдают в тот же день. [ПРОВЕРИТЬ: сроки различаются — 72 часа (СанПиН, ред. 2025), «не позднее 4-го дня» (инструкция к иммуноглобулину), 96 часов (памятка Роспотребнадзора 2019 г.); в тексте — по СанПиН как действующему документу]</w:t>
+      </w:r>
+    </w:p>
+    <w:p>
+      <w:pPr>
+        <w:pStyle w:val="BodyText"/>
+      </w:pPr>
+      <w:r>
+        <w:t xml:space="preserve">После присасывания клеща беременной нужен врач, а не выжидание. Рекомендации «Болезнь Лайма у взрослых» прямо пишут, что беременной с присасыванием клеща обязательно проводят профилактику и боррелиоза, и клещевого энцефалита и наблюдают её всю беременность и после родов, а ребёнка обследуют на клещевые инфекции как минимум первые два года жизни. Какие препараты назначить, решает врач. В инструкции к иммуноглобулину против клещевого энцефалита сказано, что данных о безопасности при беременности нет, поэтому решение о нём врач принимает, взвешивая риск. [ПРОВЕРИТЬ: применение иммуноглобулина у беременных — ни в КР «Клещевой вирусный энцефалит у взрослых», ни в разделе XX СанПиН не описано. DISPUTED-CLAIMS, строка 28]</w:t>
+      </w:r>
+    </w:p>
+    <w:p>
+      <w:pPr>
+        <w:pStyle w:val="BodyText"/>
+      </w:pPr>
+      <w:r>
+        <w:t xml:space="preserve">Обратитесь к врачу, если в течение трёх недель после укуса поднялась температура, появились озноб, сильная головная боль, головокружение — так, по российским рекомендациям «Клещевой вирусный энцефалит у взрослых», начинается энцефалит, — или если на месте укуса появилось и расширяется красное пятно. Это пятно, мигрирующая эритема, по рекомендациям «Болезнь Лайма у взрослых» — главный признак начинающегося боррелиоза. Срок в три недели санитарные правила называют, когда велят предупреждать пострадавшего, с какими симптомами возвращаться к врачу (п. 1635).</w:t>
+      </w:r>
+    </w:p>
+    <w:p>
+      <w:pPr>
+        <w:pStyle w:val="BodyText"/>
+      </w:pPr>
+      <w:r>
+        <w:t xml:space="preserve">По национальному календарю прививок по эпидемическим показаниям от клещевого энцефалита прививают людей, живущих на территориях, где он распространён. По таблице рекомендаций «Нормальная беременность» во время беременности эту прививку делают только при высоком риске заражения. [ПРОВЕРИТЬ: строка таблицы 3 КР НБ при извлечении текста из PDF разорвана — сверить по файлу] Поэтому, если вы живёте в таком районе и планируете беременность, прививку разумно сделать до неё. [ПРОВЕРИТЬ: совет прививаться до беременности — в открытых документах прямо не сформулирован; вывод из календаря и таблицы 3]</w:t>
       </w:r>
     </w:p>
     <w:bookmarkEnd w:id="36"/>
@@ -1769,7 +1845,23 @@
         <w:t xml:space="preserve"> </w:t>
       </w:r>
       <w:r>
-        <w:t xml:space="preserve">По обзору в New England Journal of Medicine (Kourtis и соавторы, 2014), рецидивы генитального герпеса при беременности учащаются, а первичная герпетическая инфекция — первый в жизни эпизод — у беременных, особенно в третьем триместре, протекает тяжелее. Если высыпания на половых органах появились впервые или повторились в конце беременности, сообщите врачу. [ПРОВЕРИТЬ: действия при высыпаниях и значение для родов — КР «Аногенитальная герпетическая вирусная инфекция» не открывалась; совет «сообщите врачу» — вывод из обзора] Не прижигайте высыпания спиртом, йодом и другими антисептиками (подробнее — Тема 4, раздел 4.6). Анализ крови на антитела к герпесу всем не назначают — раздел 9.19.</w:t>
+        <w:t xml:space="preserve">По обзору в New England Journal of Medicine (Kourtis и соавторы, 2014), рецидивы генитального герпеса при беременности учащаются, а первичная герпетическая инфекция — первый в жизни эпизод — у беременных, особенно в третьем триместре, протекает тяжелее.</w:t>
+      </w:r>
+    </w:p>
+    <w:p>
+      <w:pPr>
+        <w:pStyle w:val="BodyText"/>
+      </w:pPr>
+      <w:r>
+        <w:t xml:space="preserve">Для ребёнка главное — когда произошло заражение. Российские клинические рекомендации «Аногенитальная герпетическая вирусная инфекция» (2024) называют заражение во время беременности самым высоким риском передачи инфекции новорождённому. По рекомендациям «Простой герпес у взрослых» (2025), при первичном генитальном герпесе у беременной риск заражения плода может достигать 50 %, при рецидиве — 3–5 %, и часто ребёнок заражается во время родов. Рецидив незадолго до родов, по рекомендациям 2024 года, даёт небольшой риск инфекции у новорождённого — 0–2 %.</w:t>
+      </w:r>
+    </w:p>
+    <w:p>
+      <w:pPr>
+        <w:pStyle w:val="BodyText"/>
+      </w:pPr>
+      <w:r>
+        <w:t xml:space="preserve">Поэтому расскажите врачу, если высыпания на половых органах появились впервые, если они повторяются, а также если генитальный герпес бывает у партнёра: беременную с таким партнёром рекомендации советуют обследовать. При рецидивах врач может назначить противовирусную профилактику с 36 недель до родов, а если к родам на половых органах есть высыпания или их предвестники, рекомендации советуют плановое кесарево сечение. [ПРОВЕРИТЬ: в выдаче текста КР 2024 условия назначения профилактики с 36 недель и показаний к кесареву сечению приведены фрагментами; сверить формулировку по полному тексту раздела 3.1] Не прижигайте высыпания спиртом, йодом и другими антисептиками (подробнее — Тема 4, раздел 4.6). Анализ крови на антитела к герпесу всем не назначают — раздел 9.19.</w:t>
       </w:r>
     </w:p>
     <w:bookmarkEnd w:id="37"/>
@@ -2306,7 +2398,7 @@
         <w:pStyle w:val="BodyText"/>
       </w:pPr>
       <w:r>
-        <w:t xml:space="preserve">[ПРОВЕРИТЬ: что делают, если роды начались раньше 35 недель или до получения результата — КР «Роды одноплодные, самопроизвольное родоразрешение в затылочном предлежании» не открывалась]</w:t>
+        <w:t xml:space="preserve">Антибиотик, по клиническим рекомендациям «Роды одноплодные, самопроизвольное родоразрешение в затылочном предлежании» (2021), вводят с началом родовой деятельности, даже если плодный пузырь цел, а также если воды излились до начала схваток. [ПРОВЕРИТЬ: что делают, если роды начались раньше 35 недель или результат мазка неизвестен, — в КР о нормальных родах (2021) не описано]</w:t>
       </w:r>
     </w:p>
     <w:p>
@@ -2455,7 +2547,7 @@
       <w:pPr>
         <w:numPr>
           <w:ilvl w:val="0"/>
-          <w:numId w:val="1005"/>
+          <w:numId w:val="1006"/>
         </w:numPr>
         <w:pStyle w:val="Compact"/>
       </w:pPr>
@@ -2477,7 +2569,7 @@
       <w:pPr>
         <w:numPr>
           <w:ilvl w:val="0"/>
-          <w:numId w:val="1005"/>
+          <w:numId w:val="1006"/>
         </w:numPr>
         <w:pStyle w:val="Compact"/>
       </w:pPr>
@@ -2499,7 +2591,7 @@
       <w:pPr>
         <w:numPr>
           <w:ilvl w:val="0"/>
-          <w:numId w:val="1005"/>
+          <w:numId w:val="1006"/>
         </w:numPr>
         <w:pStyle w:val="Compact"/>
       </w:pPr>
@@ -2521,7 +2613,7 @@
       <w:pPr>
         <w:numPr>
           <w:ilvl w:val="0"/>
-          <w:numId w:val="1005"/>
+          <w:numId w:val="1006"/>
         </w:numPr>
         <w:pStyle w:val="Compact"/>
       </w:pPr>
@@ -2584,7 +2676,7 @@
       <w:pPr>
         <w:numPr>
           <w:ilvl w:val="0"/>
-          <w:numId w:val="1006"/>
+          <w:numId w:val="1007"/>
         </w:numPr>
         <w:pStyle w:val="Compact"/>
       </w:pPr>
@@ -2596,7 +2688,7 @@
       <w:pPr>
         <w:numPr>
           <w:ilvl w:val="0"/>
-          <w:numId w:val="1006"/>
+          <w:numId w:val="1007"/>
         </w:numPr>
         <w:pStyle w:val="Compact"/>
       </w:pPr>
@@ -2608,7 +2700,7 @@
       <w:pPr>
         <w:numPr>
           <w:ilvl w:val="0"/>
-          <w:numId w:val="1006"/>
+          <w:numId w:val="1007"/>
         </w:numPr>
         <w:pStyle w:val="Compact"/>
       </w:pPr>
@@ -2620,7 +2712,7 @@
       <w:pPr>
         <w:numPr>
           <w:ilvl w:val="0"/>
-          <w:numId w:val="1006"/>
+          <w:numId w:val="1007"/>
         </w:numPr>
         <w:pStyle w:val="Compact"/>
       </w:pPr>
@@ -2632,7 +2724,7 @@
       <w:pPr>
         <w:numPr>
           <w:ilvl w:val="0"/>
-          <w:numId w:val="1006"/>
+          <w:numId w:val="1007"/>
         </w:numPr>
         <w:pStyle w:val="Compact"/>
       </w:pPr>
@@ -2644,7 +2736,7 @@
       <w:pPr>
         <w:numPr>
           <w:ilvl w:val="0"/>
-          <w:numId w:val="1006"/>
+          <w:numId w:val="1007"/>
         </w:numPr>
         <w:pStyle w:val="Compact"/>
       </w:pPr>
@@ -2696,7 +2788,7 @@
       <w:pPr>
         <w:numPr>
           <w:ilvl w:val="0"/>
-          <w:numId w:val="1007"/>
+          <w:numId w:val="1008"/>
         </w:numPr>
         <w:pStyle w:val="Compact"/>
       </w:pPr>
@@ -2730,7 +2822,7 @@
       <w:pPr>
         <w:numPr>
           <w:ilvl w:val="0"/>
-          <w:numId w:val="1007"/>
+          <w:numId w:val="1008"/>
         </w:numPr>
         <w:pStyle w:val="Compact"/>
       </w:pPr>
@@ -2742,7 +2834,7 @@
       <w:pPr>
         <w:numPr>
           <w:ilvl w:val="0"/>
-          <w:numId w:val="1007"/>
+          <w:numId w:val="1008"/>
         </w:numPr>
         <w:pStyle w:val="Compact"/>
       </w:pPr>
@@ -2754,7 +2846,7 @@
       <w:pPr>
         <w:numPr>
           <w:ilvl w:val="0"/>
-          <w:numId w:val="1007"/>
+          <w:numId w:val="1008"/>
         </w:numPr>
         <w:pStyle w:val="Compact"/>
       </w:pPr>
@@ -2766,7 +2858,7 @@
       <w:pPr>
         <w:numPr>
           <w:ilvl w:val="0"/>
-          <w:numId w:val="1007"/>
+          <w:numId w:val="1008"/>
         </w:numPr>
         <w:pStyle w:val="Compact"/>
       </w:pPr>
@@ -2778,7 +2870,7 @@
       <w:pPr>
         <w:numPr>
           <w:ilvl w:val="0"/>
-          <w:numId w:val="1007"/>
+          <w:numId w:val="1008"/>
         </w:numPr>
         <w:pStyle w:val="Compact"/>
       </w:pPr>
@@ -2790,7 +2882,7 @@
       <w:pPr>
         <w:numPr>
           <w:ilvl w:val="0"/>
-          <w:numId w:val="1007"/>
+          <w:numId w:val="1008"/>
         </w:numPr>
         <w:pStyle w:val="Compact"/>
       </w:pPr>
@@ -2802,7 +2894,7 @@
       <w:pPr>
         <w:numPr>
           <w:ilvl w:val="0"/>
-          <w:numId w:val="1007"/>
+          <w:numId w:val="1008"/>
         </w:numPr>
         <w:pStyle w:val="Compact"/>
       </w:pPr>
@@ -2814,7 +2906,7 @@
       <w:pPr>
         <w:numPr>
           <w:ilvl w:val="0"/>
-          <w:numId w:val="1007"/>
+          <w:numId w:val="1008"/>
         </w:numPr>
         <w:pStyle w:val="Compact"/>
       </w:pPr>
@@ -2865,7 +2957,7 @@
       <w:pPr>
         <w:numPr>
           <w:ilvl w:val="0"/>
-          <w:numId w:val="1007"/>
+          <w:numId w:val="1008"/>
         </w:numPr>
         <w:pStyle w:val="Compact"/>
       </w:pPr>
@@ -2887,7 +2979,7 @@
       <w:pPr>
         <w:numPr>
           <w:ilvl w:val="0"/>
-          <w:numId w:val="1007"/>
+          <w:numId w:val="1008"/>
         </w:numPr>
         <w:pStyle w:val="Compact"/>
       </w:pPr>
@@ -2909,7 +3001,7 @@
       <w:pPr>
         <w:numPr>
           <w:ilvl w:val="0"/>
-          <w:numId w:val="1007"/>
+          <w:numId w:val="1008"/>
         </w:numPr>
         <w:pStyle w:val="Compact"/>
       </w:pPr>
@@ -2931,7 +3023,7 @@
       <w:pPr>
         <w:numPr>
           <w:ilvl w:val="0"/>
-          <w:numId w:val="1007"/>
+          <w:numId w:val="1008"/>
         </w:numPr>
         <w:pStyle w:val="Compact"/>
       </w:pPr>
@@ -2943,7 +3035,7 @@
       <w:pPr>
         <w:numPr>
           <w:ilvl w:val="0"/>
-          <w:numId w:val="1007"/>
+          <w:numId w:val="1008"/>
         </w:numPr>
         <w:pStyle w:val="Compact"/>
       </w:pPr>
@@ -2955,7 +3047,7 @@
       <w:pPr>
         <w:numPr>
           <w:ilvl w:val="0"/>
-          <w:numId w:val="1007"/>
+          <w:numId w:val="1008"/>
         </w:numPr>
         <w:pStyle w:val="Compact"/>
       </w:pPr>
@@ -2967,7 +3059,7 @@
       <w:pPr>
         <w:numPr>
           <w:ilvl w:val="0"/>
-          <w:numId w:val="1007"/>
+          <w:numId w:val="1008"/>
         </w:numPr>
         <w:pStyle w:val="Compact"/>
       </w:pPr>
@@ -2979,7 +3071,7 @@
       <w:pPr>
         <w:numPr>
           <w:ilvl w:val="0"/>
-          <w:numId w:val="1007"/>
+          <w:numId w:val="1008"/>
         </w:numPr>
         <w:pStyle w:val="Compact"/>
       </w:pPr>
@@ -2991,7 +3083,7 @@
       <w:pPr>
         <w:numPr>
           <w:ilvl w:val="0"/>
-          <w:numId w:val="1007"/>
+          <w:numId w:val="1008"/>
         </w:numPr>
         <w:pStyle w:val="Compact"/>
       </w:pPr>
@@ -3003,7 +3095,7 @@
       <w:pPr>
         <w:numPr>
           <w:ilvl w:val="0"/>
-          <w:numId w:val="1007"/>
+          <w:numId w:val="1008"/>
         </w:numPr>
         <w:pStyle w:val="Compact"/>
       </w:pPr>
@@ -3015,7 +3107,7 @@
       <w:pPr>
         <w:numPr>
           <w:ilvl w:val="0"/>
-          <w:numId w:val="1007"/>
+          <w:numId w:val="1008"/>
         </w:numPr>
         <w:pStyle w:val="Compact"/>
       </w:pPr>
@@ -3031,6 +3123,120 @@
           <w:i/>
         </w:rPr>
         <w:t xml:space="preserve">Автор на странице не указан.</w:t>
+      </w:r>
+    </w:p>
+    <w:p>
+      <w:pPr>
+        <w:numPr>
+          <w:ilvl w:val="0"/>
+          <w:numId w:val="1008"/>
+        </w:numPr>
+        <w:pStyle w:val="Compact"/>
+      </w:pPr>
+      <w:r>
+        <w:t xml:space="preserve">Главный государственный санитарный врач РФ. СанПиН 3.3686-21 «Санитарно-эпидемиологические требования по профилактике инфекционных болезней» (постановление от 28.01.2021 № 4, ред. от 25.06.2025), п. 38, 1635, 1674–1675 (раздел XX), 2753–2767 (раздел XXXV). Тексты разделов: https://biotorg.com/upload/medialibrary/033/SanPiN-3.3686_21-Razdel-KHKH-Profilaktika-kleshchevogo-virusnogo-entsefalita.pdf; https://pediatrhelp.ru/normativnaya-dokumentacziya/sanpin-3.3686-21-po-profilaktike-infekczionnyix-boleznej/profilaktika-kori-krasnuxi-epidemicheskogo-parotita-sanpin-3.3686-21-glava-xxxv/.</w:t>
+      </w:r>
+      <w:r>
+        <w:t xml:space="preserve"> </w:t>
+      </w:r>
+      <w:r>
+        <w:rPr>
+          <w:iCs/>
+          <w:i/>
+        </w:rPr>
+        <w:t xml:space="preserve">Сторонние перепечатки; официальный текст (pravo.gov.ru) не сверялся — запись 22 в sources/skachat-vruchnuyu.md.</w:t>
+      </w:r>
+    </w:p>
+    <w:p>
+      <w:pPr>
+        <w:numPr>
+          <w:ilvl w:val="0"/>
+          <w:numId w:val="1008"/>
+        </w:numPr>
+        <w:pStyle w:val="Compact"/>
+      </w:pPr>
+      <w:r>
+        <w:t xml:space="preserve">Министерство здравоохранения РФ. Приказ от 06.12.2021 № 1122н «Об утверждении национального календаря профилактических прививок, календаря профилактических прививок по эпидемическим показаниям и порядка проведения профилактических прививок», приложения 1, 2. Текст по https://rulaws.ru/acts/Prikaz-Minzdrava-Rossii-ot-06.12.2021-N-1122n/.</w:t>
+      </w:r>
+      <w:r>
+        <w:t xml:space="preserve"> </w:t>
+      </w:r>
+      <w:r>
+        <w:rPr>
+          <w:iCs/>
+          <w:i/>
+        </w:rPr>
+        <w:t xml:space="preserve">Дата последней редакции не проверена.</w:t>
+      </w:r>
+    </w:p>
+    <w:p>
+      <w:pPr>
+        <w:numPr>
+          <w:ilvl w:val="0"/>
+          <w:numId w:val="1008"/>
+        </w:numPr>
+        <w:pStyle w:val="Compact"/>
+      </w:pPr>
+      <w:r>
+        <w:t xml:space="preserve">Роспотребнадзор. Рекомендации гражданам: клещевой вирусный энцефалит и меры его профилактики, 11.04.2019, https://www.garant.ru/products/ipo/prime/doc/72118408/.</w:t>
+      </w:r>
+    </w:p>
+    <w:p>
+      <w:pPr>
+        <w:numPr>
+          <w:ilvl w:val="0"/>
+          <w:numId w:val="1008"/>
+        </w:numPr>
+        <w:pStyle w:val="Compact"/>
+      </w:pPr>
+      <w:r>
+        <w:t xml:space="preserve">ФГБНУ «ФНЦИРИП им. М. П. Чумакова РАН». Вакцина антирабическая культуральная концентрированная очищенная инактивированная сухая, инструкция (Р N002816/01), https://medi.ru/instrukciya/vaktsina-antirabicheskaya_18471/.</w:t>
+      </w:r>
+    </w:p>
+    <w:p>
+      <w:pPr>
+        <w:numPr>
+          <w:ilvl w:val="0"/>
+          <w:numId w:val="1008"/>
+        </w:numPr>
+        <w:pStyle w:val="Compact"/>
+      </w:pPr>
+      <w:r>
+        <w:t xml:space="preserve">Министерство здравоохранения РФ. Клинические рекомендации «Аногенитальная герпетическая вирусная инфекция», 2024 (ID 679), разделы 1.2, 3.1, 5. Текст по https://pravo.ppt.ru/klinicheskie-rekomendatsii/299852.</w:t>
+      </w:r>
+    </w:p>
+    <w:p>
+      <w:pPr>
+        <w:numPr>
+          <w:ilvl w:val="0"/>
+          <w:numId w:val="1008"/>
+        </w:numPr>
+        <w:pStyle w:val="Compact"/>
+      </w:pPr>
+      <w:r>
+        <w:t xml:space="preserve">Министерство здравоохранения РФ. Клинические рекомендации «Простой герпес (ПГ) у взрослых», 2025 (ID 492_2), раздел 1.3. Текст по https://pravo.ppt.ru/klinicheskie-rekomendatsii/319962.</w:t>
+      </w:r>
+    </w:p>
+    <w:p>
+      <w:pPr>
+        <w:numPr>
+          <w:ilvl w:val="0"/>
+          <w:numId w:val="1008"/>
+        </w:numPr>
+        <w:pStyle w:val="Compact"/>
+      </w:pPr>
+      <w:r>
+        <w:t xml:space="preserve">Министерство здравоохранения РФ. Клинические рекомендации «Роды одноплодные, самопроизвольное родоразрешение в затылочном предлежании (нормальные роды)», 2021 (ID 636), раздел 3. Текст по https://pravo.ppt.ru/klinicheskie-rekomendatsii/251870.</w:t>
+      </w:r>
+      <w:r>
+        <w:t xml:space="preserve"> </w:t>
+      </w:r>
+      <w:r>
+        <w:rPr>
+          <w:iCs/>
+          <w:i/>
+        </w:rPr>
+        <w:t xml:space="preserve">Год окончания действия на странице — 2023; действующую редакцию проверить.</w:t>
       </w:r>
     </w:p>
     <w:bookmarkEnd w:id="44"/>
@@ -3351,6 +3557,9 @@
     <w:abstractNumId w:val="991"/>
   </w:num>
   <w:num w:numId="1007">
+    <w:abstractNumId w:val="991"/>
+  </w:num>
+  <w:num w:numId="1008">
     <w:abstractNumId w:val="99411"/>
     <w:lvlOverride w:ilvl="0">
       <w:startOverride w:val="1"/>

--- a/themes/theme-9/theme 9 draft.docx
+++ b/themes/theme-9/theme 9 draft.docx
@@ -1517,7 +1517,7 @@
         <w:pStyle w:val="BodyText"/>
       </w:pPr>
       <w:r>
-        <w:t xml:space="preserve">Если температура держится вместе с подтеканием вод, это не тема простуды. [ПРОВЕРИТЬ: КР «Инфекции амниотической полости и плодных оболочек» поиском 08.10.2026 не найдена в открытом доступе — запись 21 в sources/skachat-vruchnuyu.md. В КР «Нормальная беременность» (Прил. В) повод обратиться к врачу — и температура выше 37,5 °C, и обильные жидкие выделения из половых путей, каждое по отдельности] Это сочетание входит в Раздел 0 «Быстрая помощь».</w:t>
+        <w:t xml:space="preserve">Если температура держится вместе с подтеканием вод, это не тема простуды. Подтекание вод само по себе — повод ехать в роддом. Российские клинические рекомендации «Преждевременные роды» (2024) описывают дородовое излитие вод до 37 недель как обильные жидкие выделения из половых путей или постоянное подтекание жидкости из влагалища и рекомендуют наблюдать всех таких беременных в круглосуточном стационаре; среди того, за чем при этом следят, — признаки хориоамнионита, воспаления плодных оболочек. Если женщину с излитием вод наблюдают дома, рекомендации предписывают объяснить ей симптомы хориоамнионита и при любых опасениях немедленно обращаться в больницу. Это сочетание входит в Раздел 0 «Быстрая помощь». [ПРОВЕРИТЬ: отдельная КР «Инфекции амниотической полости и плодных оболочек» в открытом доступе не найдена; КР «Преждевременные роды» относится к сроку до 37 недель, порядок при излитии вод в доношенном сроке не сверен]</w:t>
       </w:r>
     </w:p>
     <w:p>
@@ -1647,7 +1647,7 @@
         <w:pStyle w:val="BodyText"/>
       </w:pPr>
       <w:r>
-        <w:t xml:space="preserve">Прививку от столбняка беременной, по тем же рекомендациям «Нормальная беременность», делают при высоком риске заражения, если её не было до беременности. [ПРОВЕРИТЬ: относится ли укус или загрязнённая рана к высокому риску по экстренной профилактике столбняка — раздел СанПиН о столбняке не найден в открытом доступе]</w:t>
+        <w:t xml:space="preserve">Укус животного — ещё и повод подумать о столбняке. Памятка Центра гигиенического образования населения Роспотребнадзора относит укусы животных, как и любые травмы, к случаям, когда проводят экстренную профилактику столбняка, и решают о ней в зависимости от сведений о прививках. Беременной, по рекомендациям «Нормальная беременность», прививку от столбняка делают при высоком риске заражения, если её не было до беременности. Возьмите с собой прививочный сертификат. [ПРОВЕРИТЬ: памятка ЦГОН без даты и автора; раздел СанПиН о столбняке в открытом доступе не найден]</w:t>
       </w:r>
     </w:p>
     <w:p>
@@ -1741,7 +1741,7 @@
         <w:pStyle w:val="FirstParagraph"/>
       </w:pPr>
       <w:r>
-        <w:t xml:space="preserve">Исследование клеща — не формальность. По санитарным правилам (СанПиН 3.3686-21, п. 1674–1675), экстренную профилактику клещевого энцефалита иммуноглобулином проводят, если в клеще найден вирус, людям, не привитым против клещевого энцефалита или не завершившим курс прививок, и делают это в течение 72 часов после присасывания. Поэтому клеща сдают в тот же день. [ПРОВЕРИТЬ: сроки различаются — 72 часа (СанПиН, ред. 2025), «не позднее 4-го дня» (инструкция к иммуноглобулину), 96 часов (памятка Роспотребнадзора 2019 г.); в тексте — по СанПиН как действующему документу]</w:t>
+        <w:t xml:space="preserve">Исследование клеща — не формальность. По санитарным правилам (СанПиН 3.3686-21, п. 1674–1675), экстренную профилактику клещевого энцефалита иммуноглобулином проводят, если в клеще найден вирус, людям, не привитым против клещевого энцефалита или не завершившим курс прививок, и делают это в течение 72 часов после присасывания. Поэтому клеща сдают в тот же день. [ПРОВЕРИТЬ: сроки в документах различаются — 72 часа (СанПиН, п. 1675; тот же пункт и срок приводит Центр гигиены и эпидемиологии в г. Москве, публикация 2025 г., обновлена 2026 г., хотя ниже в той же публикации назван и срок 96 часов), «не позднее 4-го дня» (инструкция к иммуноглобулину), 96 часов (рекомендации Роспотребнадзора 2019 г.). В тексте — по СанПиН как действующему документу]</w:t>
       </w:r>
     </w:p>
     <w:p>
@@ -3239,6 +3239,52 @@
         <w:t xml:space="preserve">Год окончания действия на странице — 2023; действующую редакцию проверить.</w:t>
       </w:r>
     </w:p>
+    <w:p>
+      <w:pPr>
+        <w:numPr>
+          <w:ilvl w:val="0"/>
+          <w:numId w:val="1008"/>
+        </w:numPr>
+        <w:pStyle w:val="Compact"/>
+      </w:pPr>
+      <w:r>
+        <w:t xml:space="preserve">Министерство здравоохранения РФ. Клинические рекомендации «Преждевременные роды», 2024 (ID 331), разделы «Критерии установления диагноза», 2.3, 3.3. Текст по https://pravo.ppt.ru/klinicheskie-rekomendatsii/303408.</w:t>
+      </w:r>
+    </w:p>
+    <w:p>
+      <w:pPr>
+        <w:numPr>
+          <w:ilvl w:val="0"/>
+          <w:numId w:val="1008"/>
+        </w:numPr>
+        <w:pStyle w:val="Compact"/>
+      </w:pPr>
+      <w:r>
+        <w:t xml:space="preserve">ФФБУЗ «Центр гигиены и эпидемиологии в г. Москве» (филиал в СЗАО). Профилактика инфекций, связанных с укусами клещей, 20.04.2025, обновлено 29.04.2026, https://sesszao.ru/2025/04/20/profilaktika-infekczij-svyazannyh-s-ukusami-kleshhej/.</w:t>
+      </w:r>
+    </w:p>
+    <w:p>
+      <w:pPr>
+        <w:numPr>
+          <w:ilvl w:val="0"/>
+          <w:numId w:val="1008"/>
+        </w:numPr>
+        <w:pStyle w:val="Compact"/>
+      </w:pPr>
+      <w:r>
+        <w:t xml:space="preserve">ФБУЗ «Центр гигиенического образования населения» Роспотребнадзора. Столбняк: памятка населению, https://cgon.rospotrebnadzor.ru/upload/iblock/22f/vvflxj53xifhclniqilmjg8u2kmqykn9/Столбняк.pdf.</w:t>
+      </w:r>
+      <w:r>
+        <w:t xml:space="preserve"> </w:t>
+      </w:r>
+      <w:r>
+        <w:rPr>
+          <w:iCs/>
+          <w:i/>
+        </w:rPr>
+        <w:t xml:space="preserve">Дата и автор не указаны.</w:t>
+      </w:r>
+    </w:p>
     <w:bookmarkEnd w:id="44"/>
     <w:bookmarkEnd w:id="45"/>
     <w:sectPr/>

--- a/themes/theme-9/theme 9 draft.docx
+++ b/themes/theme-9/theme 9 draft.docx
@@ -1741,7 +1741,7 @@
         <w:pStyle w:val="FirstParagraph"/>
       </w:pPr>
       <w:r>
-        <w:t xml:space="preserve">Исследование клеща — не формальность. По санитарным правилам (СанПиН 3.3686-21, п. 1674–1675), экстренную профилактику клещевого энцефалита иммуноглобулином проводят, если в клеще найден вирус, людям, не привитым против клещевого энцефалита или не завершившим курс прививок, и делают это в течение 72 часов после присасывания. Поэтому клеща сдают в тот же день. [ПРОВЕРИТЬ: сроки в документах различаются — 72 часа (СанПиН, п. 1675; тот же пункт и срок приводит Центр гигиены и эпидемиологии в г. Москве, публикация 2025 г., обновлена 2026 г., хотя ниже в той же публикации назван и срок 96 часов), «не позднее 4-го дня» (инструкция к иммуноглобулину), 96 часов (рекомендации Роспотребнадзора 2019 г.). В тексте — по СанПиН как действующему документу]</w:t>
+        <w:t xml:space="preserve">Исследование клеща — не формальность. По санитарным правилам (СанПиН 3.3686-21, п. 1674–1675), экстренную профилактику клещевого энцефалита иммуноглобулином проводят, если в клеще найден вирус, людям, не привитым против клещевого энцефалита или не завершившим курс прививок, и делают это в течение 72 часов после присасывания. Поэтому клеща сдают в тот же день. Тот же срок — 72 часа — называют действующие материалы Роспотребнадзора, например Управления по Новгородской области (2024) и Центра гигиены и эпидемиологии в г. Москве (2025, обновлено 2026). [ПРОВЕРИТЬ: в инструкции к иммуноглобулину стоит «не позднее 4-го дня», в рекомендациях Роспотребнадзора 2019 г. — 96 часов; в тексте — 72 часа по СанПиН и текущим материалам Роспотребнадзора]</w:t>
       </w:r>
     </w:p>
     <w:p>
@@ -3285,6 +3285,28 @@
         <w:t xml:space="preserve">Дата и автор не указаны.</w:t>
       </w:r>
     </w:p>
+    <w:p>
+      <w:pPr>
+        <w:numPr>
+          <w:ilvl w:val="0"/>
+          <w:numId w:val="1008"/>
+        </w:numPr>
+        <w:pStyle w:val="Compact"/>
+      </w:pPr>
+      <w:r>
+        <w:t xml:space="preserve">Управление Роспотребнадзора по Новгородской области. Информация о клещевом вирусном энцефалите, данные на 05.08.2024, https://chudovskij-r49.gosweb.gosuslugi.ru/netcat_files/userfiles/Gosorgany/rosportebnadzor/07.08.2024_g.-_Informatsiya_KVE.pdf.</w:t>
+      </w:r>
+      <w:r>
+        <w:t xml:space="preserve"> </w:t>
+      </w:r>
+      <w:r>
+        <w:rPr>
+          <w:iCs/>
+          <w:i/>
+        </w:rPr>
+        <w:t xml:space="preserve">Опубликовано на сайте районной администрации.</w:t>
+      </w:r>
+    </w:p>
     <w:bookmarkEnd w:id="44"/>
     <w:bookmarkEnd w:id="45"/>
     <w:sectPr/>

--- a/themes/theme-9/theme 9 draft.docx
+++ b/themes/theme-9/theme 9 draft.docx
@@ -240,7 +240,7 @@
           <w:bCs/>
           <w:b/>
         </w:rPr>
-        <w:t xml:space="preserve">Состояние: Checkpoint 3, 08.10.2026.</w:t>
+        <w:t xml:space="preserve">Состояние: Checkpoint 4, 08.10.2026.</w:t>
       </w:r>
       <w:r>
         <w:t xml:space="preserve"> </w:t>
@@ -310,14 +310,6 @@
         </w:pict>
       </w:r>
     </w:p>
-    <w:p>
-      <w:pPr>
-        <w:pStyle w:val="FirstParagraph"/>
-      </w:pPr>
-      <w:r>
-        <w:t xml:space="preserve">Эта глава не о том, чтобы бояться каждого чиха. Она о нескольких инфекциях, которые при беременности ведут себя иначе, о прививках, которые защищают и вас, и ребёнка, и об анализах — какие из них нужны всем, а какие только создают тревогу.</w:t>
-      </w:r>
-    </w:p>
     <w:bookmarkEnd w:id="20"/>
     <w:bookmarkEnd w:id="21"/>
     <w:bookmarkStart w:id="30" w:name="часть-a.-как-снизить-риск"/>
@@ -391,7 +383,7 @@
         <w:pStyle w:val="BodyText"/>
       </w:pPr>
       <w:r>
-        <w:t xml:space="preserve">Из этого разделения и строится вся глава. От инфекций первого типа защищают прививки и своевременная помощь при симптомах — им посвящены разделы 9.7, 9.8 и 9.12. От второго типа защищают в первую очередь бытовые привычки: о них разделы 9.2–9.4. А анализ на «всё подряд», как будет видно в части C, от них не защищает.</w:t>
+        <w:t xml:space="preserve">От инфекций первого типа защищают прививки и своевременная помощь при симптомах (разделы 9.7, 9.8, 9.12), от второго — в первую очередь бытовые привычки (разделы 9.2–9.4).</w:t>
       </w:r>
     </w:p>
     <w:bookmarkEnd w:id="22"/>
@@ -840,14 +832,6 @@
       </w:pPr>
       <w:r>
         <w:t xml:space="preserve">Получается, что одна прививка работает на двоих: на женщину, которая при беременности тяжелее переносит грипп (раздел 9.1), и на ребёнка, который в первые месяцы особенно уязвим. [ПРОВЕРИТЬ: почему коклюш и грипп опасны именно для младенцев первых месяцев — в КР «Нормальная беременность» и на странице CDC «Flu &amp; Pregnancy» объяснения нет; без источника фраза не расширяется]</w:t>
-      </w:r>
-    </w:p>
-    <w:p>
-      <w:pPr>
-        <w:pStyle w:val="BodyText"/>
-      </w:pPr>
-      <w:r>
-        <w:t xml:space="preserve">Какие прививки и в какие сроки — следующий раздел.</w:t>
       </w:r>
     </w:p>
     <w:bookmarkEnd w:id="28"/>
@@ -1195,7 +1179,7 @@
         <w:pStyle w:val="BodyText"/>
       </w:pPr>
       <w:r>
-        <w:t xml:space="preserve">Контакт не означает заражения. Что происходит дальше с каждой из инфекций, — следующий раздел.</w:t>
+        <w:t xml:space="preserve">Контакт не означает заражения.</w:t>
       </w:r>
     </w:p>
     <w:bookmarkEnd w:id="31"/>
@@ -1379,7 +1363,7 @@
         <w:pStyle w:val="BodyText"/>
       </w:pPr>
       <w:r>
-        <w:t xml:space="preserve">Российские клинические рекомендации всем беременным такой анализ не назначают и объясняют почему: у него низкая специфичность и большая доля ложноположительных результатов, что приводит к необоснованному лечению. Кроме того, по рекомендациям, доказательств того, что лечение токсоплазмоза во время беременности снижает риск неблагоприятных исходов для ребёнка, нет.</w:t>
+        <w:t xml:space="preserve">Российские клинические рекомендации всем беременным такой анализ не назначают: он часто бывает ложноположительным, а доказательств, что лечение токсоплазмоза во время беременности помогает ребёнку, нет (подробнее — раздел 9.19).</w:t>
       </w:r>
     </w:p>
     <w:p>
@@ -1631,7 +1615,7 @@
         <w:t xml:space="preserve"> </w:t>
       </w:r>
       <w:r>
-        <w:t xml:space="preserve">После укуса или ослюнения собакой, кошкой или диким животным главный вопрос — бешенство. По инструкции к антирабической вакцине, обработку раны начинают немедленно: рану и места, куда попала слюна, обильно промывают водой с мылом несколько минут, до 15 минут, края раны обрабатывают 70-процентным спиртом или 5-процентным раствором йода; швы на рану по возможности не накладывают. После этого сразу обращаются за прививкой — в травмпункт. Ту же последовательность приводит памятка регионального управления Роспотребнадзора (2026).</w:t>
+        <w:t xml:space="preserve">После укуса или ослюнения собакой, кошкой или диким животным главный вопрос — бешенство. По инструкции к антирабической вакцине, обработку раны начинают немедленно: рану и места, куда попала слюна, обильно промывают водой с мылом несколько минут, до 15 минут, края раны обрабатывают 70-процентным спиртом или 5-процентным раствором йода; швы на рану по возможности не накладывают. После этого сразу обращаются за прививкой — в травмпункт.</w:t>
       </w:r>
     </w:p>
     <w:p>
@@ -1733,7 +1717,7 @@
         <w:pStyle w:val="Compact"/>
       </w:pPr>
       <w:r>
-        <w:t xml:space="preserve">снятого клеща отвезти на исследование в лабораторию.</w:t>
+        <w:t xml:space="preserve">снятого клеща положить в плотно закрывающуюся ёмкость с кусочком чуть влажной ваты и отвезти на исследование — в лабораторию центра гигиены и эпидемиологии вашего региона или другую, которая принимает клещей.</w:t>
       </w:r>
     </w:p>
     <w:p>
@@ -1741,7 +1725,7 @@
         <w:pStyle w:val="FirstParagraph"/>
       </w:pPr>
       <w:r>
-        <w:t xml:space="preserve">Исследование клеща — не формальность. По санитарным правилам (СанПиН 3.3686-21, п. 1674–1675), экстренную профилактику клещевого энцефалита иммуноглобулином проводят, если в клеще найден вирус, людям, не привитым против клещевого энцефалита или не завершившим курс прививок, и делают это в течение 72 часов после присасывания. Поэтому клеща сдают в тот же день. Тот же срок — 72 часа — называют действующие материалы Роспотребнадзора, например Управления по Новгородской области (2024) и Центра гигиены и эпидемиологии в г. Москве (2025, обновлено 2026). [ПРОВЕРИТЬ: в инструкции к иммуноглобулину стоит «не позднее 4-го дня», в рекомендациях Роспотребнадзора 2019 г. — 96 часов; в тексте — 72 часа по СанПиН и текущим материалам Роспотребнадзора]</w:t>
+        <w:t xml:space="preserve">Исследование клеща — не формальность. По санитарным правилам (СанПиН 3.3686-21, п. 1674–1675), экстренную профилактику клещевого энцефалита иммуноглобулином проводят, если в клеще найден вирус, людям, не привитым против клещевого энцефалита или не завершившим курс прививок, и делают это в течение 72 часов после присасывания. Поэтому клеща сдают в тот же день. [ПРОВЕРИТЬ: в инструкции к иммуноглобулину стоит «не позднее 4-го дня», в рекомендациях Роспотребнадзора 2019 г. — 96 часов; в тексте — 72 часа по СанПиН и текущим материалам Роспотребнадзора]</w:t>
       </w:r>
     </w:p>
     <w:p>
@@ -1757,7 +1741,7 @@
         <w:pStyle w:val="BodyText"/>
       </w:pPr>
       <w:r>
-        <w:t xml:space="preserve">Обратитесь к врачу, если в течение трёх недель после укуса поднялась температура, появились озноб, сильная головная боль, головокружение — так, по российским рекомендациям «Клещевой вирусный энцефалит у взрослых», начинается энцефалит, — или если на месте укуса появилось и расширяется красное пятно. Это пятно, мигрирующая эритема, по рекомендациям «Болезнь Лайма у взрослых» — главный признак начинающегося боррелиоза. Срок в три недели санитарные правила называют, когда велят предупреждать пострадавшего, с какими симптомами возвращаться к врачу (п. 1635).</w:t>
+        <w:t xml:space="preserve">Обратитесь к врачу, если в течение трёх недель после укуса (этот срок называют санитарные правила) поднялась температура, появились озноб, сильная головная боль, головокружение — так, по российским рекомендациям «Клещевой вирусный энцефалит у взрослых», начинается энцефалит, — или если на месте укуса появилось и расширяется красное пятно. Это пятно, мигрирующая эритема, по рекомендациям «Болезнь Лайма у взрослых» — главный признак начинающегося боррелиоза.</w:t>
       </w:r>
     </w:p>
     <w:p>
@@ -2482,15 +2466,72 @@
         <w:pStyle w:val="BodyText"/>
       </w:pPr>
       <w:r>
-        <w:t xml:space="preserve">[ПРОВЕРИТЬ: что такое антитела классов M и G, когда каждые появляются и сколько держатся, что значат четыре сочетания результатов, что такое авидность. Просмотрены: КР «Нормальная беременность», CDC (страницы о ЦМВ, токсоплазмозе, парвовирусе) — общего объяснения нет. Найденный обзор по авидности IgG к ЦМВ (Prince, Lapé-Nixon, 2014) написан сотрудниками коммерческой лаборатории и не используется. Нужен справочник по лабораторной диагностике без коммерческого интереса]</w:t>
-      </w:r>
-    </w:p>
-    <w:p>
-      <w:pPr>
-        <w:pStyle w:val="BodyText"/>
-      </w:pPr>
-      <w:r>
-        <w:t xml:space="preserve">Положительный результат по антителам класса G часто говорит о том, что вы когда-то встречались с инфекцией или привиты. По данным CDC, анализ на антитела к парвовирусу может показать как иммунитет, так и недавнюю или давнюю инфекцию. [ПРОВЕРИТЬ: «положительный IgG чаще всего означает иммунитет» — общего источника, кроме страницы CDC о парвовирусе, не найдено]</w:t>
+        <w:t xml:space="preserve">Как врач читает эти две строки, хорошо видно на краснухе — для неё порядок прописан в российских санитарных правилах (СанПиН 3.3686-21, п. 2763–2767):</w:t>
+      </w:r>
+    </w:p>
+    <w:p>
+      <w:pPr>
+        <w:numPr>
+          <w:ilvl w:val="0"/>
+          <w:numId w:val="1006"/>
+        </w:numPr>
+        <w:pStyle w:val="Compact"/>
+      </w:pPr>
+      <w:r>
+        <w:rPr>
+          <w:bCs/>
+          <w:b/>
+        </w:rPr>
+        <w:t xml:space="preserve">IgG есть, IgM нет</w:t>
+      </w:r>
+      <w:r>
+        <w:t xml:space="preserve">, и IgG выше условно защитного уровня — 25 МЕ/мл: это признак защиты. Анализ повторяют через 10–14 дней, чтобы исключить ложный результат; если картина та же, риск для ребёнка исключают.</w:t>
+      </w:r>
+    </w:p>
+    <w:p>
+      <w:pPr>
+        <w:numPr>
+          <w:ilvl w:val="0"/>
+          <w:numId w:val="1006"/>
+        </w:numPr>
+        <w:pStyle w:val="Compact"/>
+      </w:pPr>
+      <w:r>
+        <w:rPr>
+          <w:bCs/>
+          <w:b/>
+        </w:rPr>
+        <w:t xml:space="preserve">Нет ни IgG, ни IgM</w:t>
+      </w:r>
+      <w:r>
+        <w:t xml:space="preserve">: защиты нет, женщина восприимчива к краснухе.</w:t>
+      </w:r>
+    </w:p>
+    <w:p>
+      <w:pPr>
+        <w:numPr>
+          <w:ilvl w:val="0"/>
+          <w:numId w:val="1006"/>
+        </w:numPr>
+        <w:pStyle w:val="Compact"/>
+      </w:pPr>
+      <w:r>
+        <w:rPr>
+          <w:bCs/>
+          <w:b/>
+        </w:rPr>
+        <w:t xml:space="preserve">Есть и IgM, и IgG</w:t>
+      </w:r>
+      <w:r>
+        <w:t xml:space="preserve">: возможно недавнее заражение. Через 10–14 дней анализ повторяют и определяют авидность IgG — прочность связи антител с вирусом. Положительный IgM вместе с низкой авидностью подтверждает свежую инфекцию.</w:t>
+      </w:r>
+    </w:p>
+    <w:p>
+      <w:pPr>
+        <w:pStyle w:val="FirstParagraph"/>
+      </w:pPr>
+      <w:r>
+        <w:t xml:space="preserve">То есть один «плюс» по IgM ещё не диагноз: для решения нужны повторный анализ и уточняющее исследование. Для других инфекций правила свои, но логика похожая. По данным CDC, анализ на антитела к парвовирусу тоже может показать и иммунитет, и недавнюю или давнюю инфекцию. [ПРОВЕРИТЬ: общая схема IgM/IgG для всех инфекций — источника без коммерческого интереса не найдено; пример построен на краснухе по СанПиН, п. 2763–2767 (перепечатка)]</w:t>
       </w:r>
     </w:p>
     <w:p>
@@ -2506,7 +2547,7 @@
         <w:pStyle w:val="BodyText"/>
       </w:pPr>
       <w:r>
-        <w:t xml:space="preserve">Положительный результат по антителам класса M требует осторожности. Российские клинические рекомендации прямо пишут, что анализы на антитела к токсоплазме, ЦМВ и вирусу простого герпеса дают большую долю ложноположительных результатов и из-за этого ведут к необоснованному лечению.</w:t>
+        <w:t xml:space="preserve">Положительный результат по антителам класса M требует осторожности: анализы на антитела к токсоплазме, ЦМВ и вирусу простого герпеса, по российским рекомендациям, часто бывают ложноположительными (раздел 9.19).</w:t>
       </w:r>
     </w:p>
     <w:p>
@@ -2547,7 +2588,7 @@
       <w:pPr>
         <w:numPr>
           <w:ilvl w:val="0"/>
-          <w:numId w:val="1006"/>
+          <w:numId w:val="1007"/>
         </w:numPr>
         <w:pStyle w:val="Compact"/>
       </w:pPr>
@@ -2569,7 +2610,7 @@
       <w:pPr>
         <w:numPr>
           <w:ilvl w:val="0"/>
-          <w:numId w:val="1006"/>
+          <w:numId w:val="1007"/>
         </w:numPr>
         <w:pStyle w:val="Compact"/>
       </w:pPr>
@@ -2591,7 +2632,7 @@
       <w:pPr>
         <w:numPr>
           <w:ilvl w:val="0"/>
-          <w:numId w:val="1006"/>
+          <w:numId w:val="1007"/>
         </w:numPr>
         <w:pStyle w:val="Compact"/>
       </w:pPr>
@@ -2613,7 +2654,7 @@
       <w:pPr>
         <w:numPr>
           <w:ilvl w:val="0"/>
-          <w:numId w:val="1006"/>
+          <w:numId w:val="1007"/>
         </w:numPr>
         <w:pStyle w:val="Compact"/>
       </w:pPr>
@@ -2637,14 +2678,6 @@
       </w:pPr>
       <w:r>
         <w:t xml:space="preserve">У лишнего анализа есть цена, и она не в деньгах. Ложноположительный результат — это недели тревоги, повторные анализы и, как прямо пишут рекомендации, необоснованное лечение во время беременности. А правильный положительный результат по токсоплазме или ЦМВ всё равно не даёт средства, которое изменило бы исход для ребёнка.</w:t>
-      </w:r>
-    </w:p>
-    <w:p>
-      <w:pPr>
-        <w:pStyle w:val="BodyText"/>
-      </w:pPr>
-      <w:r>
-        <w:t xml:space="preserve">Защита от этих инфекций лежит не в лаборатории, а в бытовых привычках разделов 9.2–9.4.</w:t>
       </w:r>
     </w:p>
     <w:p>
@@ -2676,7 +2709,7 @@
       <w:pPr>
         <w:numPr>
           <w:ilvl w:val="0"/>
-          <w:numId w:val="1007"/>
+          <w:numId w:val="1008"/>
         </w:numPr>
         <w:pStyle w:val="Compact"/>
       </w:pPr>
@@ -2688,7 +2721,7 @@
       <w:pPr>
         <w:numPr>
           <w:ilvl w:val="0"/>
-          <w:numId w:val="1007"/>
+          <w:numId w:val="1008"/>
         </w:numPr>
         <w:pStyle w:val="Compact"/>
       </w:pPr>
@@ -2700,7 +2733,7 @@
       <w:pPr>
         <w:numPr>
           <w:ilvl w:val="0"/>
-          <w:numId w:val="1007"/>
+          <w:numId w:val="1008"/>
         </w:numPr>
         <w:pStyle w:val="Compact"/>
       </w:pPr>
@@ -2712,7 +2745,7 @@
       <w:pPr>
         <w:numPr>
           <w:ilvl w:val="0"/>
-          <w:numId w:val="1007"/>
+          <w:numId w:val="1008"/>
         </w:numPr>
         <w:pStyle w:val="Compact"/>
       </w:pPr>
@@ -2724,7 +2757,7 @@
       <w:pPr>
         <w:numPr>
           <w:ilvl w:val="0"/>
-          <w:numId w:val="1007"/>
+          <w:numId w:val="1008"/>
         </w:numPr>
         <w:pStyle w:val="Compact"/>
       </w:pPr>
@@ -2736,7 +2769,7 @@
       <w:pPr>
         <w:numPr>
           <w:ilvl w:val="0"/>
-          <w:numId w:val="1007"/>
+          <w:numId w:val="1008"/>
         </w:numPr>
         <w:pStyle w:val="Compact"/>
       </w:pPr>
@@ -2788,7 +2821,7 @@
       <w:pPr>
         <w:numPr>
           <w:ilvl w:val="0"/>
-          <w:numId w:val="1008"/>
+          <w:numId w:val="1009"/>
         </w:numPr>
         <w:pStyle w:val="Compact"/>
       </w:pPr>
@@ -2822,7 +2855,7 @@
       <w:pPr>
         <w:numPr>
           <w:ilvl w:val="0"/>
-          <w:numId w:val="1008"/>
+          <w:numId w:val="1009"/>
         </w:numPr>
         <w:pStyle w:val="Compact"/>
       </w:pPr>
@@ -2834,7 +2867,7 @@
       <w:pPr>
         <w:numPr>
           <w:ilvl w:val="0"/>
-          <w:numId w:val="1008"/>
+          <w:numId w:val="1009"/>
         </w:numPr>
         <w:pStyle w:val="Compact"/>
       </w:pPr>
@@ -2846,7 +2879,7 @@
       <w:pPr>
         <w:numPr>
           <w:ilvl w:val="0"/>
-          <w:numId w:val="1008"/>
+          <w:numId w:val="1009"/>
         </w:numPr>
         <w:pStyle w:val="Compact"/>
       </w:pPr>
@@ -2858,7 +2891,7 @@
       <w:pPr>
         <w:numPr>
           <w:ilvl w:val="0"/>
-          <w:numId w:val="1008"/>
+          <w:numId w:val="1009"/>
         </w:numPr>
         <w:pStyle w:val="Compact"/>
       </w:pPr>
@@ -2870,7 +2903,7 @@
       <w:pPr>
         <w:numPr>
           <w:ilvl w:val="0"/>
-          <w:numId w:val="1008"/>
+          <w:numId w:val="1009"/>
         </w:numPr>
         <w:pStyle w:val="Compact"/>
       </w:pPr>
@@ -2882,7 +2915,7 @@
       <w:pPr>
         <w:numPr>
           <w:ilvl w:val="0"/>
-          <w:numId w:val="1008"/>
+          <w:numId w:val="1009"/>
         </w:numPr>
         <w:pStyle w:val="Compact"/>
       </w:pPr>
@@ -2894,7 +2927,7 @@
       <w:pPr>
         <w:numPr>
           <w:ilvl w:val="0"/>
-          <w:numId w:val="1008"/>
+          <w:numId w:val="1009"/>
         </w:numPr>
         <w:pStyle w:val="Compact"/>
       </w:pPr>
@@ -2906,7 +2939,7 @@
       <w:pPr>
         <w:numPr>
           <w:ilvl w:val="0"/>
-          <w:numId w:val="1008"/>
+          <w:numId w:val="1009"/>
         </w:numPr>
         <w:pStyle w:val="Compact"/>
       </w:pPr>
@@ -2957,7 +2990,7 @@
       <w:pPr>
         <w:numPr>
           <w:ilvl w:val="0"/>
-          <w:numId w:val="1008"/>
+          <w:numId w:val="1009"/>
         </w:numPr>
         <w:pStyle w:val="Compact"/>
       </w:pPr>
@@ -2979,7 +3012,7 @@
       <w:pPr>
         <w:numPr>
           <w:ilvl w:val="0"/>
-          <w:numId w:val="1008"/>
+          <w:numId w:val="1009"/>
         </w:numPr>
         <w:pStyle w:val="Compact"/>
       </w:pPr>
@@ -3001,7 +3034,7 @@
       <w:pPr>
         <w:numPr>
           <w:ilvl w:val="0"/>
-          <w:numId w:val="1008"/>
+          <w:numId w:val="1009"/>
         </w:numPr>
         <w:pStyle w:val="Compact"/>
       </w:pPr>
@@ -3023,7 +3056,7 @@
       <w:pPr>
         <w:numPr>
           <w:ilvl w:val="0"/>
-          <w:numId w:val="1008"/>
+          <w:numId w:val="1009"/>
         </w:numPr>
         <w:pStyle w:val="Compact"/>
       </w:pPr>
@@ -3035,7 +3068,7 @@
       <w:pPr>
         <w:numPr>
           <w:ilvl w:val="0"/>
-          <w:numId w:val="1008"/>
+          <w:numId w:val="1009"/>
         </w:numPr>
         <w:pStyle w:val="Compact"/>
       </w:pPr>
@@ -3047,7 +3080,7 @@
       <w:pPr>
         <w:numPr>
           <w:ilvl w:val="0"/>
-          <w:numId w:val="1008"/>
+          <w:numId w:val="1009"/>
         </w:numPr>
         <w:pStyle w:val="Compact"/>
       </w:pPr>
@@ -3059,7 +3092,7 @@
       <w:pPr>
         <w:numPr>
           <w:ilvl w:val="0"/>
-          <w:numId w:val="1008"/>
+          <w:numId w:val="1009"/>
         </w:numPr>
         <w:pStyle w:val="Compact"/>
       </w:pPr>
@@ -3071,7 +3104,7 @@
       <w:pPr>
         <w:numPr>
           <w:ilvl w:val="0"/>
-          <w:numId w:val="1008"/>
+          <w:numId w:val="1009"/>
         </w:numPr>
         <w:pStyle w:val="Compact"/>
       </w:pPr>
@@ -3083,7 +3116,7 @@
       <w:pPr>
         <w:numPr>
           <w:ilvl w:val="0"/>
-          <w:numId w:val="1008"/>
+          <w:numId w:val="1009"/>
         </w:numPr>
         <w:pStyle w:val="Compact"/>
       </w:pPr>
@@ -3095,7 +3128,7 @@
       <w:pPr>
         <w:numPr>
           <w:ilvl w:val="0"/>
-          <w:numId w:val="1008"/>
+          <w:numId w:val="1009"/>
         </w:numPr>
         <w:pStyle w:val="Compact"/>
       </w:pPr>
@@ -3107,7 +3140,7 @@
       <w:pPr>
         <w:numPr>
           <w:ilvl w:val="0"/>
-          <w:numId w:val="1008"/>
+          <w:numId w:val="1009"/>
         </w:numPr>
         <w:pStyle w:val="Compact"/>
       </w:pPr>
@@ -3129,7 +3162,7 @@
       <w:pPr>
         <w:numPr>
           <w:ilvl w:val="0"/>
-          <w:numId w:val="1008"/>
+          <w:numId w:val="1009"/>
         </w:numPr>
         <w:pStyle w:val="Compact"/>
       </w:pPr>
@@ -3151,7 +3184,7 @@
       <w:pPr>
         <w:numPr>
           <w:ilvl w:val="0"/>
-          <w:numId w:val="1008"/>
+          <w:numId w:val="1009"/>
         </w:numPr>
         <w:pStyle w:val="Compact"/>
       </w:pPr>
@@ -3173,7 +3206,7 @@
       <w:pPr>
         <w:numPr>
           <w:ilvl w:val="0"/>
-          <w:numId w:val="1008"/>
+          <w:numId w:val="1009"/>
         </w:numPr>
         <w:pStyle w:val="Compact"/>
       </w:pPr>
@@ -3185,7 +3218,7 @@
       <w:pPr>
         <w:numPr>
           <w:ilvl w:val="0"/>
-          <w:numId w:val="1008"/>
+          <w:numId w:val="1009"/>
         </w:numPr>
         <w:pStyle w:val="Compact"/>
       </w:pPr>
@@ -3197,7 +3230,7 @@
       <w:pPr>
         <w:numPr>
           <w:ilvl w:val="0"/>
-          <w:numId w:val="1008"/>
+          <w:numId w:val="1009"/>
         </w:numPr>
         <w:pStyle w:val="Compact"/>
       </w:pPr>
@@ -3209,7 +3242,7 @@
       <w:pPr>
         <w:numPr>
           <w:ilvl w:val="0"/>
-          <w:numId w:val="1008"/>
+          <w:numId w:val="1009"/>
         </w:numPr>
         <w:pStyle w:val="Compact"/>
       </w:pPr>
@@ -3221,7 +3254,7 @@
       <w:pPr>
         <w:numPr>
           <w:ilvl w:val="0"/>
-          <w:numId w:val="1008"/>
+          <w:numId w:val="1009"/>
         </w:numPr>
         <w:pStyle w:val="Compact"/>
       </w:pPr>
@@ -3243,7 +3276,7 @@
       <w:pPr>
         <w:numPr>
           <w:ilvl w:val="0"/>
-          <w:numId w:val="1008"/>
+          <w:numId w:val="1009"/>
         </w:numPr>
         <w:pStyle w:val="Compact"/>
       </w:pPr>
@@ -3255,7 +3288,7 @@
       <w:pPr>
         <w:numPr>
           <w:ilvl w:val="0"/>
-          <w:numId w:val="1008"/>
+          <w:numId w:val="1009"/>
         </w:numPr>
         <w:pStyle w:val="Compact"/>
       </w:pPr>
@@ -3267,7 +3300,7 @@
       <w:pPr>
         <w:numPr>
           <w:ilvl w:val="0"/>
-          <w:numId w:val="1008"/>
+          <w:numId w:val="1009"/>
         </w:numPr>
         <w:pStyle w:val="Compact"/>
       </w:pPr>
@@ -3289,7 +3322,7 @@
       <w:pPr>
         <w:numPr>
           <w:ilvl w:val="0"/>
-          <w:numId w:val="1008"/>
+          <w:numId w:val="1009"/>
         </w:numPr>
         <w:pStyle w:val="Compact"/>
       </w:pPr>
@@ -3628,6 +3661,9 @@
     <w:abstractNumId w:val="991"/>
   </w:num>
   <w:num w:numId="1008">
+    <w:abstractNumId w:val="991"/>
+  </w:num>
+  <w:num w:numId="1009">
     <w:abstractNumId w:val="99411"/>
     <w:lvlOverride w:ilvl="0">
       <w:startOverride w:val="1"/>

--- a/themes/theme-9/theme 9 draft.docx
+++ b/themes/theme-9/theme 9 draft.docx
@@ -651,7 +651,7 @@
         <w:pStyle w:val="FirstParagraph"/>
       </w:pPr>
       <w:r>
-        <w:t xml:space="preserve">Обратите внимание, что кошка в этом списке — один пункт из пяти. Три из них касаются еды и рук, один — грядки, песочницы, цветочного горшка. [ПРОВЕРИТЬ: какой путь заражения у беременных встречается чаще — мясо, почва или кошка. В просмотренных страницах CDC (About Toxoplasmosis, Clinical Overview) соотношения путей нет; сравнительное утверждение в текст не вносится до источника]</w:t>
+        <w:t xml:space="preserve">Обратите внимание, что кошка в этом списке — один пункт из пяти. Три из них касаются еды и рук, один — грядки, песочницы, цветочного горшка.</w:t>
       </w:r>
     </w:p>
     <w:p>
@@ -831,7 +831,7 @@
         <w:pStyle w:val="BodyText"/>
       </w:pPr>
       <w:r>
-        <w:t xml:space="preserve">Получается, что одна прививка работает на двоих: на женщину, которая при беременности тяжелее переносит грипп (раздел 9.1), и на ребёнка, который в первые месяцы особенно уязвим. [ПРОВЕРИТЬ: почему коклюш и грипп опасны именно для младенцев первых месяцев — в КР «Нормальная беременность» и на странице CDC «Flu &amp; Pregnancy» объяснения нет; без источника фраза не расширяется]</w:t>
+        <w:t xml:space="preserve">Получается, что одна прививка работает на двоих: на женщину, которая при беременности тяжелее переносит грипп (раздел 9.1), и на ребёнка. Коклюш, по данным CDC, может быть смертельно опасен для младенцев, а собственную защиту ребёнок начинает вырабатывать только после своих первых прививок.</w:t>
       </w:r>
     </w:p>
     <w:bookmarkEnd w:id="28"/>
@@ -885,7 +885,7 @@
         <w:t xml:space="preserve"> </w:t>
       </w:r>
       <w:r>
-        <w:t xml:space="preserve">Допустимы инактивированные вакцины [ПРОВЕРИТЬ: определение «инактивированная вакцина» для читательницы — в КР определения нет], генно-инженерные вакцины и анатоксины — в случае высокого риска заражения.</w:t>
+        <w:t xml:space="preserve">Допустимы инактивированные вакцины — в них возбудитель убит, — генно-инженерные вакцины и анатоксины — в случае высокого риска заражения.</w:t>
       </w:r>
     </w:p>
     <w:p>
@@ -979,7 +979,7 @@
         <w:pStyle w:val="BodyText"/>
       </w:pPr>
       <w:r>
-        <w:t xml:space="preserve">Вакцину от респираторно-синцитиального вируса (РСВ) для беременных российские рекомендации не упоминают. [ПРОВЕРИТЬ: регистрация такой вакцины в России поиском 08.10.2026 не найдена; если не зарегистрирована — фраза остаётся как есть]</w:t>
+        <w:t xml:space="preserve">Вакцину от респираторно-синцитиального вируса (РСВ) для беременных российские рекомендации не упоминают.</w:t>
       </w:r>
     </w:p>
     <w:p>
@@ -1015,7 +1015,7 @@
         <w:t xml:space="preserve"> </w:t>
       </w:r>
       <w:r>
-        <w:t xml:space="preserve">Анализ на антитела к краснухе делают при первом визите (раздел 9.16). Если антител нет, прививку во время беременности сделать нельзя — вакцина живая. Рекомендации предписывают в этом случае рассказать женщине, как снизить риск заражения краснухой: главное — избегать контакта с больными (что делать, если контакт был, — раздел 9.10). Прививают от краснухи после родов: для женщин без антител, наблюдавшихся после контакта, санитарные правила СанПиН 3.3686-21 называют срок — после окончания грудного вскармливания. [ПРОВЕРИТЬ: срок прививки после родов для женщин без антител и без контакта — в КР «Нормальная беременность» не указан; формулировка опирается на п. 2765 СанПиН для контактных] Что делать при контакте с человеком, у которого сыпь, — раздел 9.10.</w:t>
+        <w:t xml:space="preserve">Анализ на антитела к краснухе делают при первом визите (раздел 9.16). Если антител нет, прививку во время беременности сделать нельзя — вакцина живая. Рекомендации предписывают в этом случае рассказать женщине, как снизить риск заражения краснухой: главное — избегать контакта с больными (что делать, если контакт был, — раздел 9.10). Прививают от краснухи после родов: для женщин без антител, наблюдавшихся после контакта, санитарные правила СанПиН 3.3686-21 называют срок — после окончания грудного вскармливания. Что делать при контакте с человеком, у которого сыпь, — раздел 9.10.</w:t>
       </w:r>
     </w:p>
     <w:p>
@@ -1087,7 +1087,7 @@
         <w:pStyle w:val="BodyText"/>
       </w:pPr>
       <w:r>
-        <w:t xml:space="preserve">Британское агентство здравоохранения (UKHSA) для инфекций с сыпью определяет контакт так: разговор лицом к лицу или пребывание в одном помещении 15 минут и дольше. Короткая встреча в коридоре под это определение не подпадает. В российских санитарных правилах (СанПиН 3.3686-21, п. 38) общавшихся с больным ставят под медицинское наблюдение и, в зависимости от болезни, обследуют и проводят экстренную профилактику, но длительность контакта не определяют. [ПРОВЕРИТЬ: определение контакта в российских документах не найдено; определение UKHSA — ориентир с указанием страны]</w:t>
+        <w:t xml:space="preserve">Британское агентство здравоохранения (UKHSA) для инфекций с сыпью определяет контакт так: разговор лицом к лицу или пребывание в одном помещении 15 минут и дольше. Короткая встреча в коридоре под это определение не подпадает. В российских санитарных правилах (СанПиН 3.3686-21, п. 38) общавшихся с больным ставят под медицинское наблюдение и, в зависимости от болезни, обследуют и проводят экстренную профилактику, но длительность контакта не определяют.</w:t>
       </w:r>
     </w:p>
     <w:p>
@@ -1171,7 +1171,7 @@
         <w:pStyle w:val="BodyText"/>
       </w:pPr>
       <w:r>
-        <w:t xml:space="preserve">Тот же документ советует: если после контакта сыпь появилась у вас самой, срочно обратиться за советом и не приходить в женскую консультацию или роддом, пока врач вас не осмотрит, — чтобы не заразить других беременных. В российских условиях это значит: сначала позвонить в женскую консультацию и рассказать о сыпи, а не приходить в очередь. [ПРОВЕРИТЬ: порядок для России — звонок в консультацию, вызов врача на дом — по СП 3.3686-21 не сверен; вариант текста для врача — как в предыдущем предложении]</w:t>
+        <w:t xml:space="preserve">Тот же документ советует: если после контакта сыпь появилась у вас самой, срочно обратиться за советом и не приходить в женскую консультацию или роддом, пока врач вас не осмотрит, — чтобы не заразить других беременных. На деле это значит: сначала позвонить в женскую консультацию и рассказать о сыпи, а не приходить в очередь.</w:t>
       </w:r>
     </w:p>
     <w:p>
@@ -1285,7 +1285,7 @@
         <w:t xml:space="preserve"> </w:t>
       </w:r>
       <w:r>
-        <w:t xml:space="preserve">У детей эту инфекцию называют пятой болезнью; характерная примета — ярко-красные щёки. [ПРОВЕРИТЬ: название и вид сыпи взяты из исходного текста; в просмотренных страницах CDC и в руководстве UKHSA описания сыпи не найдено] Ребёнок заразен ещё до сыпи: по UKHSA — за 10 дней до её появления и до дня, когда она появилась. Поэтому к моменту, когда щёки покраснели, контакт уже состоялся.</w:t>
+        <w:t xml:space="preserve">У детей эту инфекцию называют пятой болезнью; характерная примета, по описанию CDC, — ярко-красная сыпь на щеках, будто от пощёчины. Ребёнок заразен ещё до сыпи: по UKHSA — за 10 дней до её появления и до дня, когда она появилась. Поэтому к моменту, когда щёки покраснели, контакт уже состоялся.</w:t>
       </w:r>
     </w:p>
     <w:p>
@@ -1337,7 +1337,7 @@
         <w:t xml:space="preserve"> </w:t>
       </w:r>
       <w:r>
-        <w:t xml:space="preserve">— в саду, школе, детской больнице, — сообщите об этом врачу при постановке на учёт: это меняет оценку риска (подробнее о работе — Тема 8, раздел 8.11). [ПРОВЕРИТЬ: формулировка «меняет оценку риска» опирается на Тему 8 (CDC, «Parvovirus B19 in Healthcare Settings»; СП 2.2.4285-26) — сверить при сводной сверке тем]</w:t>
+        <w:t xml:space="preserve">— в саду, школе, детской больнице, — сообщите об этом врачу при постановке на учёт (что это значит для работы — Тема 8, раздел 8.11).</w:t>
       </w:r>
     </w:p>
     <w:bookmarkEnd w:id="32"/>
@@ -1371,7 +1371,7 @@
         <w:pStyle w:val="BodyText"/>
       </w:pPr>
       <w:r>
-        <w:t xml:space="preserve">Это не значит, что положительный результат можно отложить. Это значит, что один результат ещё не диагноз. Покажите бланк врачу. CDC советует врачам при подозрении на острый токсоплазмоз подтверждать результат в референсной лаборатории, потому что распознать острую инфекцию трудно. Важен и вопрос, когда произошло заражение: опасно для ребёнка заражение впервые во время беременности или незадолго до неё (раздел 9.4). [ПРОВЕРИТЬ: российского документа о порядке действий при положительном анализе на токсоплазму у беременной не найдено — КР «Токсоплазмоз врождённый» относится к детям; ACOG Practice Bulletin № 151 закрыт для машинной проверки]</w:t>
+        <w:t xml:space="preserve">Это не значит, что положительный результат можно отложить. Это значит, что один результат ещё не диагноз. Покажите бланк врачу. CDC советует врачам при подозрении на острый токсоплазмоз подтверждать результат в референсной лаборатории, потому что распознать острую инфекцию трудно. Важен и вопрос, когда произошло заражение: опасно для ребёнка заражение впервые во время беременности или незадолго до неё (раздел 9.4).</w:t>
       </w:r>
     </w:p>
     <w:p>
@@ -1501,7 +1501,7 @@
         <w:pStyle w:val="BodyText"/>
       </w:pPr>
       <w:r>
-        <w:t xml:space="preserve">Если температура держится вместе с подтеканием вод, это не тема простуды. Подтекание вод само по себе — повод ехать в роддом. Российские клинические рекомендации «Преждевременные роды» (2024) описывают дородовое излитие вод до 37 недель как обильные жидкие выделения из половых путей или постоянное подтекание жидкости из влагалища и рекомендуют наблюдать всех таких беременных в круглосуточном стационаре; среди того, за чем при этом следят, — признаки хориоамнионита, воспаления плодных оболочек. Если женщину с излитием вод наблюдают дома, рекомендации предписывают объяснить ей симптомы хориоамнионита и при любых опасениях немедленно обращаться в больницу. Это сочетание входит в Раздел 0 «Быстрая помощь». [ПРОВЕРИТЬ: отдельная КР «Инфекции амниотической полости и плодных оболочек» в открытом доступе не найдена; КР «Преждевременные роды» относится к сроку до 37 недель, порядок при излитии вод в доношенном сроке не сверен]</w:t>
+        <w:t xml:space="preserve">Если температура держится вместе с подтеканием вод, это не тема простуды. Подтекание вод само по себе — повод ехать в роддом: рекомендации «Нормальная беременность» называют излитие или подтекание околоплодных вод, как и признаки хориоамнионита — воспаления плодных оболочек, — показаниями для госпитализации. Для срока до 37 недель рекомендации «Преждевременные роды» (2024) описывают дородовое излитие вод как обильные жидкие выделения из половых путей или постоянное подтекание жидкости из влагалища и рекомендуют наблюдать всех таких беременных в круглосуточном стационаре. Если женщину с излитием вод наблюдают дома, рекомендации предписывают объяснить ей симптомы хориоамнионита и при любых опасениях немедленно обращаться в больницу. Это сочетание входит в Раздел 0 «Быстрая помощь».</w:t>
       </w:r>
     </w:p>
     <w:p>
@@ -1579,7 +1579,17 @@
         <w:pStyle w:val="BodyText"/>
       </w:pPr>
       <w:r>
-        <w:t xml:space="preserve">[ПРОВЕРИТЬ: признаки обезвоживания и другие поводы обратиться при кишечной инфекции у беременной (кровь в стуле, невозможность пить, мало мочи) — в КР «Нормальная беременность» нет, кроме рвоты; российский документ по кишечным инфекциям не открывался; список из исходного текста не переносится без источника]</w:t>
+        <w:rPr>
+          <w:bCs/>
+          <w:b/>
+        </w:rPr>
+        <w:t xml:space="preserve">Обезвоживание.</w:t>
+      </w:r>
+      <w:r>
+        <w:t xml:space="preserve"> </w:t>
+      </w:r>
+      <w:r>
+        <w:t xml:space="preserve">При рвоте и поносе организм теряет жидкость. По данным CDC, признаки обезвоживания — мочи стало заметно меньше, сухо во рту и в горле, кружится голова, когда встаёте. Если вам кажется, что обезвоживание сильное, CDC советует позвонить врачу: иногда жидкость приходится вводить капельницей в больнице.</w:t>
       </w:r>
     </w:p>
     <w:p>
@@ -1631,7 +1641,7 @@
         <w:pStyle w:val="BodyText"/>
       </w:pPr>
       <w:r>
-        <w:t xml:space="preserve">Укус животного — ещё и повод подумать о столбняке. Памятка Центра гигиенического образования населения Роспотребнадзора относит укусы животных, как и любые травмы, к случаям, когда проводят экстренную профилактику столбняка, и решают о ней в зависимости от сведений о прививках. Беременной, по рекомендациям «Нормальная беременность», прививку от столбняка делают при высоком риске заражения, если её не было до беременности. Возьмите с собой прививочный сертификат. [ПРОВЕРИТЬ: памятка ЦГОН без даты и автора; раздел СанПиН о столбняке в открытом доступе не найден]</w:t>
+        <w:t xml:space="preserve">Укус животного — ещё и повод подумать о столбняке. Памятка Центра гигиенического образования населения Роспотребнадзора относит укусы животных, как и любые травмы, к случаям, когда проводят экстренную профилактику столбняка, и решают о ней в зависимости от сведений о прививках. Беременной, по рекомендациям «Нормальная беременность», прививку от столбняка делают при высоком риске заражения, если её не было до беременности. Возьмите с собой прививочный сертификат.</w:t>
       </w:r>
     </w:p>
     <w:p>
@@ -1725,7 +1735,7 @@
         <w:pStyle w:val="FirstParagraph"/>
       </w:pPr>
       <w:r>
-        <w:t xml:space="preserve">Исследование клеща — не формальность. По санитарным правилам (СанПиН 3.3686-21, п. 1674–1675), экстренную профилактику клещевого энцефалита иммуноглобулином проводят, если в клеще найден вирус, людям, не привитым против клещевого энцефалита или не завершившим курс прививок, и делают это в течение 72 часов после присасывания. Поэтому клеща сдают в тот же день. [ПРОВЕРИТЬ: в инструкции к иммуноглобулину стоит «не позднее 4-го дня», в рекомендациях Роспотребнадзора 2019 г. — 96 часов; в тексте — 72 часа по СанПиН и текущим материалам Роспотребнадзора]</w:t>
+        <w:t xml:space="preserve">Исследование клеща — не формальность. По санитарным правилам (СанПиН 3.3686-21, п. 1674–1675), экстренную профилактику клещевого энцефалита иммуноглобулином проводят, если в клеще найден вирус, людям, не привитым против клещевого энцефалита или не завершившим курс прививок, и делают это в течение 72 часов после присасывания. Поэтому клеща сдают в тот же день.</w:t>
       </w:r>
     </w:p>
     <w:p>
@@ -1749,7 +1759,7 @@
         <w:pStyle w:val="BodyText"/>
       </w:pPr>
       <w:r>
-        <w:t xml:space="preserve">По национальному календарю прививок по эпидемическим показаниям от клещевого энцефалита прививают людей, живущих на территориях, где он распространён. По таблице рекомендаций «Нормальная беременность» во время беременности эту прививку делают только при высоком риске заражения. [ПРОВЕРИТЬ: строка таблицы 3 КР НБ при извлечении текста из PDF разорвана — сверить по файлу] Поэтому, если вы живёте в таком районе и планируете беременность, прививку разумно сделать до неё. [ПРОВЕРИТЬ: совет прививаться до беременности — в открытых документах прямо не сформулирован; вывод из календаря и таблицы 3]</w:t>
+        <w:t xml:space="preserve">По национальному календарю прививок по эпидемическим показаниям от клещевого энцефалита прививают людей, живущих на территориях, где он распространён. По таблице рекомендаций «Нормальная беременность» во время беременности эту прививку делают только в случае высокого риска заражения. Те же рекомендации советуют женщине, которая планирует беременность, оценить свои прививки и риск заражения, чтобы решить, нужна ли прививка и какая. Если вы живёте там, где распространён клещевой энцефалит, это вопрос к врачу до беременности.</w:t>
       </w:r>
     </w:p>
     <w:bookmarkEnd w:id="36"/>
@@ -1785,7 +1795,7 @@
         <w:t xml:space="preserve"> </w:t>
       </w:r>
       <w:r>
-        <w:t xml:space="preserve">Боль при мочеиспускании, частые болезненные позывы, температура или боль в боку могут быть признаками инфекции мочевых путей, а не гигиеническим неудобством (подробнее — Тема 5, Часть B). Российские клинические рекомендации «Инфекция мочевых путей при беременности» разделяют два состояния. При цистите — воспалении мочевого пузыря — температуры и озноба не бывает. При остром пиелонефрите — воспалении почки — поднимается температура выше 38 °C, иногда с ознобом, появляется боль в пояснице со стороны больной почки. Беременной с острым пиелонефритом рекомендации советуют госпитализацию. Поэтому жжение с температурой и болью в пояснице — повод обратиться к врачу в тот же день, а не ждать планового приёма. [ПРОВЕРИТЬ: «в тот же день» — вывод из рекомендации о госпитализации; срок в КР не назван]</w:t>
+        <w:t xml:space="preserve">Боль при мочеиспускании, частые болезненные позывы, температура или боль в боку могут быть признаками инфекции мочевых путей, а не гигиеническим неудобством (подробнее — Тема 5, Часть B). Российские клинические рекомендации «Инфекция мочевых путей при беременности» разделяют два состояния. При цистите — воспалении мочевого пузыря — температуры и озноба не бывает. При остром пиелонефрите — воспалении почки — поднимается температура выше 38 °C, иногда с ознобом, появляется боль в пояснице со стороны больной почки. Беременной с острым пиелонефритом рекомендации советуют госпитализацию, а температура выше 37,5 °C, по рекомендациям «Нормальная беременность», уже сама по себе повод обратиться к врачу. Поэтому жжение с температурой и болью в пояснице — не повод ждать планового приёма.</w:t>
       </w:r>
     </w:p>
     <w:p>
@@ -1845,7 +1855,7 @@
         <w:pStyle w:val="BodyText"/>
       </w:pPr>
       <w:r>
-        <w:t xml:space="preserve">Поэтому расскажите врачу, если высыпания на половых органах появились впервые, если они повторяются, а также если генитальный герпес бывает у партнёра: беременную с таким партнёром рекомендации советуют обследовать. При рецидивах врач может назначить противовирусную профилактику с 36 недель до родов, а если к родам на половых органах есть высыпания или их предвестники, рекомендации советуют плановое кесарево сечение. [ПРОВЕРИТЬ: в выдаче текста КР 2024 условия назначения профилактики с 36 недель и показаний к кесареву сечению приведены фрагментами; сверить формулировку по полному тексту раздела 3.1] Не прижигайте высыпания спиртом, йодом и другими антисептиками (подробнее — Тема 4, раздел 4.6). Анализ крови на антитела к герпесу всем не назначают — раздел 9.19.</w:t>
+        <w:t xml:space="preserve">Поэтому расскажите врачу, если высыпания на половых органах появились впервые, если они повторяются, а также если генитальный герпес бывает у партнёра: беременную с таким партнёром рекомендации советуют обследовать. Если герпес — первый эпизод или рецидив — был во время беременности, рекомендации 2024 года советуют противовирусную профилактику с 36 недель до родов. Кесарево сечение они советуют, если в родах на половых органах есть высыпания или их предвестники, а плановое кесарево — если первый эпизод случился в третьем триместре. Если первый эпизод был в первом или втором триместре или герпес повторялся, а в родах высыпаний нет, рожать можно естественным путём. Не прижигайте высыпания спиртом, йодом и другими антисептиками (подробнее — Тема 4, раздел 4.6). Анализ крови на антитела к герпесу всем не назначают — раздел 9.19.</w:t>
       </w:r>
     </w:p>
     <w:bookmarkEnd w:id="37"/>
@@ -2382,7 +2392,7 @@
         <w:pStyle w:val="BodyText"/>
       </w:pPr>
       <w:r>
-        <w:t xml:space="preserve">Антибиотик, по клиническим рекомендациям «Роды одноплодные, самопроизвольное родоразрешение в затылочном предлежании» (2021), вводят с началом родовой деятельности, даже если плодный пузырь цел, а также если воды излились до начала схваток. [ПРОВЕРИТЬ: что делают, если роды начались раньше 35 недель или результат мазка неизвестен, — в КР о нормальных родах (2021) не описано]</w:t>
+        <w:t xml:space="preserve">Антибиотик, по клиническим рекомендациям «Роды одноплодные, самопроизвольное родоразрешение в затылочном предлежании» (2021), вводят с началом родовой деятельности, даже если плодный пузырь цел, а также если воды излились до начала схваток. При угрозе преждевременных родов и при излитии вод до срока, по рекомендациям «Преждевременные роды» (2024), берут мазок на стрептококк, а если его результат неизвестен, антибиотик в родах вводят без него.</w:t>
       </w:r>
     </w:p>
     <w:p>
@@ -2531,7 +2541,7 @@
         <w:pStyle w:val="FirstParagraph"/>
       </w:pPr>
       <w:r>
-        <w:t xml:space="preserve">То есть один «плюс» по IgM ещё не диагноз: для решения нужны повторный анализ и уточняющее исследование. Для других инфекций правила свои, но логика похожая. По данным CDC, анализ на антитела к парвовирусу тоже может показать и иммунитет, и недавнюю или давнюю инфекцию. [ПРОВЕРИТЬ: общая схема IgM/IgG для всех инфекций — источника без коммерческого интереса не найдено; пример построен на краснухе по СанПиН, п. 2763–2767 (перепечатка)]</w:t>
+        <w:t xml:space="preserve">То есть один «плюс» по IgM ещё не диагноз: для решения нужны повторный анализ и уточняющее исследование. Для других инфекций правила свои. По данным CDC, анализ на антитела к парвовирусу тоже может показать и иммунитет, и недавнюю или давнюю инфекцию.</w:t>
       </w:r>
     </w:p>
     <w:p>
@@ -2774,7 +2784,7 @@
         <w:pStyle w:val="Compact"/>
       </w:pPr>
       <w:r>
-        <w:t xml:space="preserve">При симптомах гриппа звоните врачу сразу: противовирусное лечение начинают в первые 48 часов. Обращайтесь к врачу при температуре выше 37,5 °C, после укуса животного и после присасывания клеща. Температура вместе с подтеканием вод — повод для срочной помощи. [ПРОВЕРИТЬ: последнее — см. раздел 9.12]</w:t>
+        <w:t xml:space="preserve">При симптомах гриппа звоните врачу сразу: противовирусное лечение начинают в первые 48 часов. Обращайтесь к врачу при температуре выше 37,5 °C, после укуса животного и после присасывания клеща. Подтекание вод — повод ехать в роддом, тем более вместе с температурой.</w:t>
       </w:r>
     </w:p>
     <w:p>
@@ -2826,7 +2836,7 @@
         <w:pStyle w:val="Compact"/>
       </w:pPr>
       <w:r>
-        <w:t xml:space="preserve">Министерство здравоохранения Российской Федерации. Клинические рекомендации «Нормальная беременность», ред. 15.02.2024 (ID 288), разделы 2.3, 5.1, 5.3, Приложение В. Файл:</w:t>
+        <w:t xml:space="preserve">Министерство здравоохранения Российской Федерации. Клинические рекомендации «Нормальная беременность», ред. 15.02.2024 (ID 288), разделы 2.3, 5.1, 5.3, 6, Приложение В. Файл:</w:t>
       </w:r>
       <w:r>
         <w:t xml:space="preserve"> </w:t>
@@ -3281,7 +3291,7 @@
         <w:pStyle w:val="Compact"/>
       </w:pPr>
       <w:r>
-        <w:t xml:space="preserve">Министерство здравоохранения РФ. Клинические рекомендации «Преждевременные роды», 2024 (ID 331), разделы «Критерии установления диагноза», 2.3, 3.3. Текст по https://pravo.ppt.ru/klinicheskie-rekomendatsii/303408.</w:t>
+        <w:t xml:space="preserve">Министерство здравоохранения РФ. Клинические рекомендации «Преждевременные роды», 2024 (ID 331), разделы «Критерии установления диагноза», 2.3, 3.3, 5.2. Текст по https://pravo.ppt.ru/klinicheskie-rekomendatsii/303408.</w:t>
       </w:r>
     </w:p>
     <w:p>
@@ -3338,6 +3348,54 @@
           <w:i/>
         </w:rPr>
         <w:t xml:space="preserve">Опубликовано на сайте районной администрации.</w:t>
+      </w:r>
+    </w:p>
+    <w:p>
+      <w:pPr>
+        <w:numPr>
+          <w:ilvl w:val="0"/>
+          <w:numId w:val="1009"/>
+        </w:numPr>
+        <w:pStyle w:val="Compact"/>
+      </w:pPr>
+      <w:r>
+        <w:t xml:space="preserve">Centers for Disease Control and Prevention. Tdap Vaccination for Pregnant Women (02.12.2025), https://www.cdc.gov/pertussis/vaccines/tdap-vaccination-during-pregnancy.html.</w:t>
+      </w:r>
+    </w:p>
+    <w:p>
+      <w:pPr>
+        <w:numPr>
+          <w:ilvl w:val="0"/>
+          <w:numId w:val="1009"/>
+        </w:numPr>
+        <w:pStyle w:val="Compact"/>
+      </w:pPr>
+      <w:r>
+        <w:t xml:space="preserve">Centers for Disease Control and Prevention. About Parvovirus B19 (17.12.2025), https://www.cdc.gov/parvovirus-b19/about/index.html.</w:t>
+      </w:r>
+    </w:p>
+    <w:p>
+      <w:pPr>
+        <w:numPr>
+          <w:ilvl w:val="0"/>
+          <w:numId w:val="1009"/>
+        </w:numPr>
+        <w:pStyle w:val="Compact"/>
+      </w:pPr>
+      <w:r>
+        <w:t xml:space="preserve">U.S. Department of Health and Human Services. Vaccine Types (проверено 17.04.2026), https://www.hhs.gov/immunization/basics/types/index.html.</w:t>
+      </w:r>
+    </w:p>
+    <w:p>
+      <w:pPr>
+        <w:numPr>
+          <w:ilvl w:val="0"/>
+          <w:numId w:val="1009"/>
+        </w:numPr>
+        <w:pStyle w:val="Compact"/>
+      </w:pPr>
+      <w:r>
+        <w:t xml:space="preserve">Centers for Disease Control and Prevention. Symptoms of Norovirus (24.04.2024), https://www.cdc.gov/norovirus/about/symptoms.html.</w:t>
       </w:r>
     </w:p>
     <w:bookmarkEnd w:id="44"/>

--- a/themes/theme-9/theme 9 draft.docx
+++ b/themes/theme-9/theme 9 draft.docx
@@ -240,7 +240,7 @@
           <w:bCs/>
           <w:b/>
         </w:rPr>
-        <w:t xml:space="preserve">Состояние: Checkpoint 4, 08.10.2026.</w:t>
+        <w:t xml:space="preserve">Состояние: Checkpoint 5 (заморозка содержания), 08.10.2026; список источников — SOURCES DRAFT.</w:t>
       </w:r>
       <w:r>
         <w:t xml:space="preserve"> </w:t>
@@ -294,7 +294,7 @@
         <w:t xml:space="preserve">editorial/DISPUTED-CLAIMS.md</w:t>
       </w:r>
       <w:r>
-        <w:t xml:space="preserve">, строки 23–28. Языковая полировка не</w:t>
+        <w:t xml:space="preserve">, строки 23–29. Языковая полировка не</w:t>
       </w:r>
       <w:r>
         <w:t xml:space="preserve"> </w:t>
@@ -659,15 +659,15 @@
         <w:pStyle w:val="BodyText"/>
       </w:pPr>
       <w:r>
-        <w:t xml:space="preserve">С кошкой российские рекомендации строже, чем американские. CDC советует беременной не убирать кошачий лоток, а если убрать некому — делать это в одноразовых перчатках и мыть руки после (подробнее — Тема 8, раздел 8.7). Российские рекомендации говорят «исключить контакт с кошками», но не уточняют, значит ли это расстаться с домашней кошкой или достаточно не убирать за ней и не трогать лоток.</w:t>
-      </w:r>
-    </w:p>
-    <w:p>
-      <w:pPr>
-        <w:pStyle w:val="BodyText"/>
-      </w:pPr>
-      <w:r>
-        <w:t xml:space="preserve">[ПРОВЕРИТЬ: как понимать «исключение контакта с кошками» (КР «Нормальная беременность», с. 27) для кошки, которая живёт дома. КР не уточняет; CDC советует менять лоток ежедневно, а беременным — обсудить дополнительные меры с врачом. Вариант для текста: «Не убирайте лоток сами — пусть это делает другой член семьи; если не получается — в перчатках, ежедневно, с мытьём рук после». DISPUTED-CLAIMS, строка 23]</w:t>
+        <w:t xml:space="preserve">С кошкой российские рекомендации строже, чем американские. «Нормальная беременность» говорит «исключить контакт с кошками», но не уточняет, значит ли это расстаться с домашней кошкой. Подробнее об этом пишут памятки Роспотребнадзора. Заводить кошку во время беременности они не советуют. Если кошка уже живёт дома, её держат в квартире, не выпускают гулять и не кормят сырым мясом — так она не заразится от грызунов и мяса. Лоток убирают каждый день: паразит в кошачьих фекалиях становится заразным через 1–3 дня. Саму беременную памятки советуют от уборки лотка освободить. CDC пишет то же: не убирать лоток, а если убрать некому — делать это в одноразовых перчатках и мыть руки после (подробнее — Тема 8, раздел 8.7).</w:t>
+      </w:r>
+    </w:p>
+    <w:p>
+      <w:pPr>
+        <w:pStyle w:val="BodyText"/>
+      </w:pPr>
+      <w:r>
+        <w:t xml:space="preserve">[ПРОВЕРИТЬ: вопрос врачу — DISPUTED-CLAIMS, строка 23: подтвердить, что «исключить контакт с кошками» (КР «Нормальная беременность», с. 27) не требует расставаться с домашней кошкой; текст написан по памяткам Роспотребнадзора]</w:t>
       </w:r>
     </w:p>
     <w:p>
@@ -971,7 +971,7 @@
         <w:pStyle w:val="FirstParagraph"/>
       </w:pPr>
       <w:r>
-        <w:t xml:space="preserve">[ПРОВЕРИТЬ: исходный текст опирался на американскую схему ACOG — прививка от коклюша в каждую беременность на 27–36-й неделе; КР «Нормальная беременность» (с. 43–44) — при высоком риске. Текст написан по российским рекомендациям. Вариант для врача: оставить российскую позицию и добавить фразу «Если вы ухаживаете за новорождённым в семье, где кто-то болеет коклюшем, обсудите прививку с врачом». DISPUTED-CLAIMS, строка 24]</w:t>
+        <w:t xml:space="preserve">[ПРОВЕРИТЬ: вопрос врачу — DISPUTED-CLAIMS, строка 24: прививка от коклюша — при высоком риске (КР) или в каждую беременность (ACOG)]</w:t>
       </w:r>
     </w:p>
     <w:p>
@@ -1033,7 +1033,7 @@
         <w:t xml:space="preserve"> </w:t>
       </w:r>
       <w:r>
-        <w:t xml:space="preserve">Прививки от кори, краснухи и ветряной оспы делают заранее. По российским рекомендациям от краснухи прививают не позднее чем за 2 месяца до планируемой беременности, от ветряной оспы — за 3 месяца; после комбинированной вакцины от кори, краснухи и паротита предохраняются от беременности 1 месяц. [ПРОВЕРИТЬ: в КР «Нормальная беременность» два срока — 2 месяца для прививки от краснухи (комментарий, с. 42, и таблица 3) и 1 месяц предохранения после комбинированной вакцины от кори, краснухи и паротита (с. 42). Вариант для врача: «прививки от кори, краснухи и паротита делают не позднее чем за 2 месяца до планируемой беременности». DISPUTED-CLAIMS, строка 25]</w:t>
+        <w:t xml:space="preserve">Прививки от кори, краснухи и ветряной оспы делают заранее. По российским рекомендациям от краснухи прививают не позднее чем за 2 месяца до планируемой беременности, от ветряной оспы — за 3 месяца; после комбинированной вакцины от кори, краснухи и паротита предохраняются от беременности 1 месяц. [ПРОВЕРИТЬ: вопрос врачу — DISPUTED-CLAIMS, строка 25: срок прививки от краснухи до беременности — 2 месяца или 1 месяц]</w:t>
       </w:r>
     </w:p>
     <w:p>
@@ -1241,7 +1241,7 @@
         <w:t xml:space="preserve"> </w:t>
       </w:r>
       <w:r>
-        <w:t xml:space="preserve">По UKHSA, корь у беременной может протекать тяжело, приводить к потере беременности и преждевременным родам, но данных о том, что она вызывает врождённые пороки, нет. Человек с корью заразен с 4 дней до появления сыпи и до 4 дней после. Невосприимчивой беременной после контакта могут предложить иммуноглобулин: по UKHSA, он не всегда предотвращает корь, но облегчает её течение. [ПРОВЕРИТЬ: по СанПиН 3.3686-21 (п. 2753–2757) контактных прививают живой вакциной в первые 72 часа, а иммуноглобулин прописан для детей; что предлагают в России невосприимчивой беременной — в найденных документах не сказано]</w:t>
+        <w:t xml:space="preserve">По UKHSA, корь у беременной может протекать тяжело, приводить к потере беременности и преждевременным родам, но данных о том, что она вызывает врождённые пороки, нет. Человек с корью заразен с 4 дней до появления сыпи и до 4 дней после. Невосприимчивой беременной после контакта могут предложить иммуноглобулин: по UKHSA, он не всегда предотвращает корь, но облегчает её течение. В России, по санитарным правилам (СанПиН 3.3686-21, п. 2753–2757), контактным в первые 72 часа делают живую вакцину, а иммуноглобулин прописан для детей. Беременной живую вакцину не делают (раздел 9.8). Поэтому, если вы не болели корью и не привиты, а контакт был, сразу позвоните врачу. [ПРОВЕРИТЬ: вопрос врачу — DISPUTED-CLAIMS, строка 29: что в России предлагают невосприимчивой беременной после контакта с корью]</w:t>
       </w:r>
     </w:p>
     <w:p>
@@ -1397,7 +1397,7 @@
         <w:t xml:space="preserve"> </w:t>
       </w:r>
       <w:r>
-        <w:t xml:space="preserve">— сдавать анализ «на всякий случай» нет смысла по той же причине: результат с большой вероятностью окажется ложноположительным, а доказательств пользы лечения во время беременности, по рекомендациям, нет. [ПРОВЕРИТЬ: вывод сделан из КР «Нормальная беременность», с. 26, для рутинного анализа; для анализа после контакта прямого указания нет. Вариант для врача — как в тексте. DISPUTED-CLAIMS, строка 26] Как снизить риск дальше — раздел 9.4.</w:t>
+        <w:t xml:space="preserve">— сдавать анализ «на всякий случай» нет смысла по той же причине: результат с большой вероятностью окажется ложноположительным, а доказательств пользы лечения во время беременности, по рекомендациям, нет. [ПРОВЕРИТЬ: вопрос врачу — DISPUTED-CLAIMS, строка 26: нужен ли анализ на токсоплазму после контакта] Как снизить риск дальше — раздел 9.4.</w:t>
       </w:r>
     </w:p>
     <w:bookmarkEnd w:id="33"/>
@@ -1493,7 +1493,7 @@
         <w:pStyle w:val="BodyText"/>
       </w:pPr>
       <w:r>
-        <w:t xml:space="preserve">[ПРОВЕРИТЬ: признаки, при которых беременной с гриппом вызывают скорую, а не звонят в консультацию. В КР «Грипп у взрослых» (2025, раздел 2.5) специальных критериев для беременных нет; общие критерии тяжести (частота дыхания больше 25 в минуту, насыщение крови кислородом ниже 92 %) написаны для врача. Вариант для текста: «Вызывайте скорую, если стало трудно дышать, появилась одышка в покое, боль в груди, спутанность сознания». DISPUTED-CLAIMS, строка 27]</w:t>
+        <w:t xml:space="preserve">[ПРОВЕРИТЬ: вопрос врачу — DISPUTED-CLAIMS, строка 27: когда при гриппе вызывать скорую]</w:t>
       </w:r>
     </w:p>
     <w:p>
@@ -1743,7 +1743,7 @@
         <w:pStyle w:val="BodyText"/>
       </w:pPr>
       <w:r>
-        <w:t xml:space="preserve">После присасывания клеща беременной нужен врач, а не выжидание. Рекомендации «Болезнь Лайма у взрослых» прямо пишут, что беременной с присасыванием клеща обязательно проводят профилактику и боррелиоза, и клещевого энцефалита и наблюдают её всю беременность и после родов, а ребёнка обследуют на клещевые инфекции как минимум первые два года жизни. Какие препараты назначить, решает врач. В инструкции к иммуноглобулину против клещевого энцефалита сказано, что данных о безопасности при беременности нет, поэтому решение о нём врач принимает, взвешивая риск. [ПРОВЕРИТЬ: применение иммуноглобулина у беременных — ни в КР «Клещевой вирусный энцефалит у взрослых», ни в разделе XX СанПиН не описано. DISPUTED-CLAIMS, строка 28]</w:t>
+        <w:t xml:space="preserve">После присасывания клеща беременной нужен врач, а не выжидание. Рекомендации «Болезнь Лайма у взрослых» прямо пишут, что беременной с присасыванием клеща обязательно проводят профилактику и боррелиоза, и клещевого энцефалита и наблюдают её всю беременность и после родов, а ребёнка обследуют на клещевые инфекции как минимум первые два года жизни. Какие препараты назначить, решает врач. В инструкции к иммуноглобулину против клещевого энцефалита сказано, что данных о безопасности при беременности нет, поэтому решение о нём врач принимает, взвешивая риск. [ПРОВЕРИТЬ: вопрос врачу — DISPUTED-CLAIMS, строка 28: иммуноглобулин против клещевого энцефалита у беременной]</w:t>
       </w:r>
     </w:p>
     <w:p>
@@ -1860,7 +1860,7 @@
     </w:p>
     <w:bookmarkEnd w:id="37"/>
     <w:bookmarkEnd w:id="38"/>
-    <w:bookmarkStart w:id="45" w:name="часть-c.-анализы"/>
+    <w:bookmarkStart w:id="83" w:name="часть-c.-анализы"/>
     <w:p>
       <w:pPr>
         <w:pStyle w:val="Heading1"/>
@@ -2795,7 +2795,7 @@
       </w:r>
     </w:p>
     <w:bookmarkEnd w:id="43"/>
-    <w:bookmarkStart w:id="44" w:name="клинические-и-научные-источники"/>
+    <w:bookmarkStart w:id="82" w:name="клинические-и-научные-источники"/>
     <w:p>
       <w:pPr>
         <w:pStyle w:val="Heading2"/>
@@ -2806,25 +2806,22 @@
     </w:p>
     <w:p>
       <w:pPr>
-        <w:pStyle w:val="BlockText"/>
-      </w:pPr>
-      <w:r>
-        <w:t xml:space="preserve">Рабочий перечень черновика. Список по стандарту</w:t>
-      </w:r>
-      <w:r>
-        <w:t xml:space="preserve"> </w:t>
-      </w:r>
-      <w:r>
-        <w:rPr>
-          <w:rStyle w:val="VerbatimChar"/>
-        </w:rPr>
-        <w:t xml:space="preserve">editorial/format-spiska-istochnikov-v2.0.md</w:t>
-      </w:r>
-      <w:r>
-        <w:t xml:space="preserve"> </w:t>
-      </w:r>
-      <w:r>
-        <w:t xml:space="preserve">собирается на Checkpoint 5.</w:t>
+        <w:pStyle w:val="FirstParagraph"/>
+      </w:pPr>
+      <w:r>
+        <w:t xml:space="preserve">Список сгруппирован по разделам главы. Каждая запись устроена одинаково: сначала источник — название кликабельно, — затем после тире то, какое именно утверждение главы на нём стоит. Курсивом добавлены оговорки: где документ недоступен напрямую, где сверка не доводилась до первоисточника, где данные в прежней версии списка были указаны неверно. Все ссылки проверены 08.10.2026.</w:t>
+      </w:r>
+    </w:p>
+    <w:p>
+      <w:pPr>
+        <w:pStyle w:val="BodyText"/>
+      </w:pPr>
+      <w:r>
+        <w:rPr>
+          <w:bCs/>
+          <w:b/>
+        </w:rPr>
+        <w:t xml:space="preserve">Сквозные источники главы</w:t>
       </w:r>
     </w:p>
     <w:p>
@@ -2836,19 +2833,21 @@
         <w:pStyle w:val="Compact"/>
       </w:pPr>
       <w:r>
-        <w:t xml:space="preserve">Министерство здравоохранения Российской Федерации. Клинические рекомендации «Нормальная беременность», ред. 15.02.2024 (ID 288), разделы 2.3, 5.1, 5.3, 6, Приложение В. Файл:</w:t>
-      </w:r>
-      <w:r>
-        <w:t xml:space="preserve"> </w:t>
-      </w:r>
-      <w:r>
-        <w:rPr>
-          <w:rStyle w:val="VerbatimChar"/>
-        </w:rPr>
-        <w:t xml:space="preserve">sources/russian-guidelines/normalnaya-beremennost.pdf</w:t>
-      </w:r>
-      <w:r>
-        <w:t xml:space="preserve">.</w:t>
+        <w:t xml:space="preserve">Минздрав России, Российское общество акушеров-гинекологов.</w:t>
+      </w:r>
+      <w:r>
+        <w:t xml:space="preserve"> </w:t>
+      </w:r>
+      <w:hyperlink r:id="rId44">
+        <w:r>
+          <w:rPr>
+            <w:rStyle w:val="Hyperlink"/>
+          </w:rPr>
+          <w:t xml:space="preserve">Клинические рекомендации «Нормальная беременность»</w:t>
+        </w:r>
+      </w:hyperlink>
+      <w:r>
+        <w:t xml:space="preserve">, 2023 (редакция 15.02.2024), ID 288 (в рубрикаторе 288_2) — листериоз у беременных встречается в 12 случаях на 100 000, в населении в целом — в 0,7 (9.1); самые частые пищевые инфекции — листериоз и сальмонеллёз, каких продуктов избегать (9.3); меры против токсоплазмоза и «исключить контакт с кошками» (9.4); анализы на ВИЧ, гепатиты B и C, сифилис для беременной и партнёра (9.5, 9.16); прививки, которые делают и которые противопоказаны при беременности, таблица 3, сроки прививок до беременности, прерывание беременности после случайной живой вакцины не рекомендуется (9.6, 9.7, 9.8, 9.14); анализы всем беременным и их сроки, мазок на стрептококк группы B в 35–37 недель (9.16); ПЦР-исследования мазков — только при жалобах (9.17); анализы на антитела к токсоплазме, ЦМВ и вирусу простого герпеса всем не назначают из-за ложноположительных результатов (9.11, 9.18, 9.19); температура выше 37,5 °C и рвота больше 5 раз в сутки — повод обратиться к врачу (9.12, 9.13, 9.15); излитие или подтекание вод и признаки хориоамнионита — показания для госпитализации (9.12).</w:t>
       </w:r>
       <w:r>
         <w:t xml:space="preserve"> </w:t>
@@ -2858,548 +2857,1278 @@
           <w:iCs/>
           <w:i/>
         </w:rPr>
-        <w:t xml:space="preserve">Срок пересмотра истёк (2025); новой редакции нет.</w:t>
+        <w:t xml:space="preserve">Рубрикатор cr.minzdrav.gov.ru загружает текст скриптом; ссылка ведёт на PDF той же редакции на congress-med.ru. Срок пересмотра — 2025; новой редакции на 08.10.2026 нет.</w:t>
+      </w:r>
+    </w:p>
+    <w:p>
+      <w:pPr>
+        <w:pStyle w:val="FirstParagraph"/>
+      </w:pPr>
+      <w:r>
+        <w:rPr>
+          <w:bCs/>
+          <w:b/>
+        </w:rPr>
+        <w:t xml:space="preserve">Почему одни инфекции опасны для вас, а другие для ребёнка</w:t>
       </w:r>
     </w:p>
     <w:p>
       <w:pPr>
         <w:numPr>
           <w:ilvl w:val="0"/>
-          <w:numId w:val="1009"/>
+          <w:numId w:val="1010"/>
         </w:numPr>
         <w:pStyle w:val="Compact"/>
       </w:pPr>
       <w:r>
-        <w:t xml:space="preserve">Centers for Disease Control and Prevention. About Cytomegalovirus, https://www.cdc.gov/cytomegalovirus/about/index.html (проверено 17.01.2025).</w:t>
+        <w:t xml:space="preserve">Kourtis A. P., Read J. S., Jamieson D. J.</w:t>
+      </w:r>
+      <w:r>
+        <w:t xml:space="preserve"> </w:t>
+      </w:r>
+      <w:hyperlink r:id="rId45">
+        <w:r>
+          <w:rPr>
+            <w:rStyle w:val="Hyperlink"/>
+          </w:rPr>
+          <w:t xml:space="preserve">Pregnancy and Infection</w:t>
+        </w:r>
+      </w:hyperlink>
+      <w:r>
+        <w:t xml:space="preserve">. N Engl J Med, 2014; 370(23): 2211–2218, DOI 10.1056/NEJMra1213566 — беременность перенастраивает иммунитет, а не подавляет его; грипп, герпес, малярия и гепатит E при беременности протекают тяжелее; растущая матка уменьшает объём лёгких и замедляет отток мочи; листерия тяготеет к плаценте и плоду (9.1); рецидивы генитального герпеса при беременности учащаются, первичная инфекция в третьем триместре протекает тяжелее (9.15).</w:t>
+      </w:r>
+    </w:p>
+    <w:p>
+      <w:pPr>
+        <w:pStyle w:val="FirstParagraph"/>
+      </w:pPr>
+      <w:r>
+        <w:rPr>
+          <w:bCs/>
+          <w:b/>
+        </w:rPr>
+        <w:t xml:space="preserve">Маленькие дети рядом</w:t>
       </w:r>
     </w:p>
     <w:p>
       <w:pPr>
         <w:numPr>
           <w:ilvl w:val="0"/>
-          <w:numId w:val="1009"/>
+          <w:numId w:val="1011"/>
+        </w:numPr>
+      </w:pPr>
+      <w:r>
+        <w:t xml:space="preserve">Centers for Disease Control and Prevention.</w:t>
+      </w:r>
+      <w:r>
+        <w:t xml:space="preserve"> </w:t>
+      </w:r>
+      <w:hyperlink r:id="rId46">
+        <w:r>
+          <w:rPr>
+            <w:rStyle w:val="Hyperlink"/>
+          </w:rPr>
+          <w:t xml:space="preserve">About Cytomegalovirus</w:t>
+        </w:r>
+      </w:hyperlink>
+      <w:r>
+        <w:t xml:space="preserve">, 17.01.2025 — у большинства заразившихся ЦМВ признаков нет (9.1, 9.10); вирус передаётся со слюной и мочой маленьких детей и месяцами остаётся в их жидкостях; люди, часто бывающие рядом с малышами, заражаются чаще; не делить с ребёнком еду и посуду, мыть руки после подгузника (9.2).</w:t>
+      </w:r>
+    </w:p>
+    <w:p>
+      <w:pPr>
+        <w:numPr>
+          <w:ilvl w:val="0"/>
+          <w:numId w:val="1011"/>
+        </w:numPr>
+      </w:pPr>
+      <w:r>
+        <w:t xml:space="preserve">Centers for Disease Control and Prevention.</w:t>
+      </w:r>
+      <w:r>
+        <w:t xml:space="preserve"> </w:t>
+      </w:r>
+      <w:hyperlink r:id="rId47">
+        <w:r>
+          <w:rPr>
+            <w:rStyle w:val="Hyperlink"/>
+          </w:rPr>
+          <w:t xml:space="preserve">CMV Fact Sheet for Pregnant Women and Parents</w:t>
+        </w:r>
+      </w:hyperlink>
+      <w:r>
+        <w:t xml:space="preserve">, 2018 — примерно 1 ребёнок из 200 рождается с врождённой ЦМВ-инфекцией, у 1 из 5 таких детей — пороки или долгосрочные нарушения (9.1); бытовые меры защиты (9.2).</w:t>
+      </w:r>
+    </w:p>
+    <w:p>
+      <w:pPr>
+        <w:numPr>
+          <w:ilvl w:val="0"/>
+          <w:numId w:val="1011"/>
+        </w:numPr>
+      </w:pPr>
+      <w:r>
+        <w:t xml:space="preserve">Minnesota Department of Health.</w:t>
+      </w:r>
+      <w:r>
+        <w:t xml:space="preserve"> </w:t>
+      </w:r>
+      <w:hyperlink r:id="rId48">
+        <w:r>
+          <w:rPr>
+            <w:rStyle w:val="Hyperlink"/>
+          </w:rPr>
+          <w:t xml:space="preserve">Cytomegalovirus Prevention</w:t>
+        </w:r>
+      </w:hyperlink>
+      <w:r>
+        <w:t xml:space="preserve">, 11.06.2026 — целовать ребёнка в лоб или щёку, а не в губы (9.2).</w:t>
+      </w:r>
+    </w:p>
+    <w:p>
+      <w:pPr>
+        <w:pStyle w:val="FirstParagraph"/>
+      </w:pPr>
+      <w:r>
+        <w:rPr>
+          <w:bCs/>
+          <w:b/>
+        </w:rPr>
+        <w:t xml:space="preserve">Почва, кошка и другие животные</w:t>
+      </w:r>
+    </w:p>
+    <w:p>
+      <w:pPr>
+        <w:numPr>
+          <w:ilvl w:val="0"/>
+          <w:numId w:val="1012"/>
+        </w:numPr>
+      </w:pPr>
+      <w:r>
+        <w:t xml:space="preserve">Centers for Disease Control and Prevention.</w:t>
+      </w:r>
+      <w:r>
+        <w:t xml:space="preserve"> </w:t>
+      </w:r>
+      <w:hyperlink r:id="rId49">
+        <w:r>
+          <w:rPr>
+            <w:rStyle w:val="Hyperlink"/>
+          </w:rPr>
+          <w:t xml:space="preserve">About Toxoplasmosis</w:t>
+        </w:r>
+      </w:hyperlink>
+      <w:r>
+        <w:t xml:space="preserve">, 11.03.2025 — ребёнку опасно заражение матери впервые во время беременности или незадолго до неё; пути заражения (9.4).</w:t>
+      </w:r>
+    </w:p>
+    <w:p>
+      <w:pPr>
+        <w:numPr>
+          <w:ilvl w:val="0"/>
+          <w:numId w:val="1012"/>
+        </w:numPr>
+      </w:pPr>
+      <w:r>
+        <w:t xml:space="preserve">ФБУЗ «Центр гигиенического образования населения» Роспотребнадзора.</w:t>
+      </w:r>
+      <w:r>
+        <w:t xml:space="preserve"> </w:t>
+      </w:r>
+      <w:hyperlink r:id="rId50">
+        <w:r>
+          <w:rPr>
+            <w:rStyle w:val="Hyperlink"/>
+          </w:rPr>
+          <w:t xml:space="preserve">Токсоплазмоз: памятка населению</w:t>
+        </w:r>
+      </w:hyperlink>
+      <w:r>
+        <w:t xml:space="preserve"> </w:t>
+      </w:r>
+      <w:r>
+        <w:t xml:space="preserve">— не заводить кошку во время беременности; домашнюю кошку держать в квартире, без выгула и сырого мяса; лоток убирать каждый день, паразит в фекалиях становится заразным через 1–3 дня (9.4).</w:t>
+      </w:r>
+      <w:r>
+        <w:t xml:space="preserve"> </w:t>
+      </w:r>
+      <w:r>
+        <w:rPr>
+          <w:iCs/>
+          <w:i/>
+        </w:rPr>
+        <w:t xml:space="preserve">Дата и автор на памятке не указаны.</w:t>
+      </w:r>
+    </w:p>
+    <w:p>
+      <w:pPr>
+        <w:numPr>
+          <w:ilvl w:val="0"/>
+          <w:numId w:val="1012"/>
+        </w:numPr>
+      </w:pPr>
+      <w:r>
+        <w:t xml:space="preserve">Управление Роспотребнадзора по Республике Алтай.</w:t>
+      </w:r>
+      <w:r>
+        <w:t xml:space="preserve"> </w:t>
+      </w:r>
+      <w:hyperlink r:id="rId51">
+        <w:r>
+          <w:rPr>
+            <w:rStyle w:val="Hyperlink"/>
+          </w:rPr>
+          <w:t xml:space="preserve">О профилактике токсоплазмоза</w:t>
+        </w:r>
+      </w:hyperlink>
+      <w:r>
+        <w:t xml:space="preserve">, 17.04.2026 — беременной полностью избегать уборки кошачьего лотка (9.4).</w:t>
+      </w:r>
+    </w:p>
+    <w:p>
+      <w:pPr>
+        <w:pStyle w:val="FirstParagraph"/>
+      </w:pPr>
+      <w:r>
+        <w:rPr>
+          <w:bCs/>
+          <w:b/>
+        </w:rPr>
+        <w:t xml:space="preserve">Поездки</w:t>
+      </w:r>
+    </w:p>
+    <w:p>
+      <w:pPr>
+        <w:numPr>
+          <w:ilvl w:val="0"/>
+          <w:numId w:val="1013"/>
         </w:numPr>
         <w:pStyle w:val="Compact"/>
       </w:pPr>
       <w:r>
-        <w:t xml:space="preserve">Centers for Disease Control and Prevention. CMV Fact Sheet for Pregnant Women and Parents, 2018, https://stacks.cdc.gov/view/cdc/82562.</w:t>
+        <w:t xml:space="preserve">Centers for Disease Control and Prevention.</w:t>
+      </w:r>
+      <w:r>
+        <w:t xml:space="preserve"> </w:t>
+      </w:r>
+      <w:hyperlink r:id="rId52">
+        <w:r>
+          <w:rPr>
+            <w:rStyle w:val="Hyperlink"/>
+          </w:rPr>
+          <w:t xml:space="preserve">CDC Yellow Book 2026: Pregnant Travelers</w:t>
+        </w:r>
+      </w:hyperlink>
+      <w:r>
+        <w:t xml:space="preserve"> </w:t>
+      </w:r>
+      <w:r>
+        <w:t xml:space="preserve">(R. R. Galang, S. C. Roy), 23.04.2025 — в поездке пить бутилированную или кипячёную воду; гепатит E при беременности чаще тяжёлый (9.3); вирус Зика: нарушения развития ребёнка, пересмотреть поездку, защита при сексе с партнёром после поездки (9.5, 9.6); малярия при беременности и отказ от поездки (9.6).</w:t>
+      </w:r>
+    </w:p>
+    <w:p>
+      <w:pPr>
+        <w:pStyle w:val="FirstParagraph"/>
+      </w:pPr>
+      <w:r>
+        <w:rPr>
+          <w:bCs/>
+          <w:b/>
+        </w:rPr>
+        <w:t xml:space="preserve">Прививка при беременности</w:t>
       </w:r>
     </w:p>
     <w:p>
       <w:pPr>
         <w:numPr>
           <w:ilvl w:val="0"/>
-          <w:numId w:val="1009"/>
+          <w:numId w:val="1014"/>
+        </w:numPr>
+      </w:pPr>
+      <w:r>
+        <w:t xml:space="preserve">Минздрав России.</w:t>
+      </w:r>
+      <w:r>
+        <w:t xml:space="preserve"> </w:t>
+      </w:r>
+      <w:hyperlink r:id="rId53">
+        <w:r>
+          <w:rPr>
+            <w:rStyle w:val="Hyperlink"/>
+          </w:rPr>
+          <w:t xml:space="preserve">Приказ от 06.12.2021 № 1122н «Об утверждении национального календаря профилактических прививок, календаря профилактических прививок по эпидемическим показаниям и порядка проведения профилактических прививок»</w:t>
+        </w:r>
+      </w:hyperlink>
+      <w:r>
+        <w:t xml:space="preserve">, приложения 1 и 2 — сроки прививок ребёнка от коклюша и гриппа, беременные среди прививаемых от гриппа (9.7, 9.8); прививки от бешенства и клещевого энцефалита по эпидемическим показаниям (9.14).</w:t>
+      </w:r>
+      <w:r>
+        <w:t xml:space="preserve"> </w:t>
+      </w:r>
+      <w:r>
+        <w:rPr>
+          <w:iCs/>
+          <w:i/>
+        </w:rPr>
+        <w:t xml:space="preserve">Официальный портал не открывался; текст по копии на rulaws.ru, дата последней редакции не проверена.</w:t>
+      </w:r>
+    </w:p>
+    <w:p>
+      <w:pPr>
+        <w:numPr>
+          <w:ilvl w:val="0"/>
+          <w:numId w:val="1014"/>
+        </w:numPr>
+      </w:pPr>
+      <w:r>
+        <w:t xml:space="preserve">Centers for Disease Control and Prevention.</w:t>
+      </w:r>
+      <w:r>
+        <w:t xml:space="preserve"> </w:t>
+      </w:r>
+      <w:hyperlink r:id="rId54">
+        <w:r>
+          <w:rPr>
+            <w:rStyle w:val="Hyperlink"/>
+          </w:rPr>
+          <w:t xml:space="preserve">Tdap Vaccination for Pregnant Women</w:t>
+        </w:r>
+      </w:hyperlink>
+      <w:r>
+        <w:t xml:space="preserve">, 02.12.2025 — коклюш может быть смертельно опасен для младенцев; собственная защита у ребёнка появляется только после его прививок (9.7).</w:t>
+      </w:r>
+    </w:p>
+    <w:p>
+      <w:pPr>
+        <w:numPr>
+          <w:ilvl w:val="0"/>
+          <w:numId w:val="1014"/>
+        </w:numPr>
+      </w:pPr>
+      <w:r>
+        <w:t xml:space="preserve">U.S. Department of Health and Human Services.</w:t>
+      </w:r>
+      <w:r>
+        <w:t xml:space="preserve"> </w:t>
+      </w:r>
+      <w:hyperlink r:id="rId55">
+        <w:r>
+          <w:rPr>
+            <w:rStyle w:val="Hyperlink"/>
+          </w:rPr>
+          <w:t xml:space="preserve">Vaccine Types</w:t>
+        </w:r>
+      </w:hyperlink>
+      <w:r>
+        <w:t xml:space="preserve">, 17.04.2026 — в инактивированной вакцине возбудитель убит (9.8).</w:t>
+      </w:r>
+    </w:p>
+    <w:p>
+      <w:pPr>
+        <w:pStyle w:val="FirstParagraph"/>
+      </w:pPr>
+      <w:r>
+        <w:rPr>
+          <w:bCs/>
+          <w:b/>
+        </w:rPr>
+        <w:t xml:space="preserve">Контакт с заболевшим</w:t>
+      </w:r>
+    </w:p>
+    <w:p>
+      <w:pPr>
+        <w:numPr>
+          <w:ilvl w:val="0"/>
+          <w:numId w:val="1015"/>
         </w:numPr>
         <w:pStyle w:val="Compact"/>
       </w:pPr>
       <w:r>
-        <w:t xml:space="preserve">Centers for Disease Control and Prevention. Parvovirus B19 in Pregnancy, https://www.cdc.gov/parvovirus-b19/about/parvovirus-b19-in-pregnancy.html (проверено 17.12.2025).</w:t>
+        <w:t xml:space="preserve">UK Health Security Agency.</w:t>
+      </w:r>
+      <w:r>
+        <w:t xml:space="preserve"> </w:t>
+      </w:r>
+      <w:hyperlink r:id="rId56">
+        <w:r>
+          <w:rPr>
+            <w:rStyle w:val="Hyperlink"/>
+          </w:rPr>
+          <w:t xml:space="preserve">Rash in pregnancy: quick reference for health professionals</w:t>
+        </w:r>
+      </w:hyperlink>
+      <w:r>
+        <w:t xml:space="preserve">, 02.08.2024 — что считать контактом; что врач выясняет у беременной после контакта с сыпью; при собственной сыпи не приходить в консультацию до осмотра (9.9).</w:t>
+      </w:r>
+    </w:p>
+    <w:p>
+      <w:pPr>
+        <w:pStyle w:val="FirstParagraph"/>
+      </w:pPr>
+      <w:r>
+        <w:rPr>
+          <w:bCs/>
+          <w:b/>
+        </w:rPr>
+        <w:t xml:space="preserve">Сыпь у ребёнка, вспышка в детском саду</w:t>
       </w:r>
     </w:p>
     <w:p>
       <w:pPr>
         <w:numPr>
           <w:ilvl w:val="0"/>
-          <w:numId w:val="1009"/>
+          <w:numId w:val="1016"/>
+        </w:numPr>
+      </w:pPr>
+      <w:r>
+        <w:t xml:space="preserve">UK Health Security Agency.</w:t>
+      </w:r>
+      <w:r>
+        <w:t xml:space="preserve"> </w:t>
+      </w:r>
+      <w:hyperlink r:id="rId57">
+        <w:r>
+          <w:rPr>
+            <w:rStyle w:val="Hyperlink"/>
+          </w:rPr>
+          <w:t xml:space="preserve">Guidance on the investigation, diagnosis and management of viral illness (plus syphilis), or exposure to viral rash illness, in pregnancy</w:t>
+        </w:r>
+      </w:hyperlink>
+      <w:r>
+        <w:t xml:space="preserve">, Issue 6.0, август 2024 — ветряная оспа, корь, краснуха и парвовирус B19 у беременной: проверка иммунитета, профилактика после контакта, риск для ребёнка по срокам, заразный период (9.10, 9.17).</w:t>
+      </w:r>
+    </w:p>
+    <w:p>
+      <w:pPr>
+        <w:numPr>
+          <w:ilvl w:val="0"/>
+          <w:numId w:val="1016"/>
+        </w:numPr>
+      </w:pPr>
+      <w:r>
+        <w:t xml:space="preserve">Главный государственный санитарный врач РФ.</w:t>
+      </w:r>
+      <w:r>
+        <w:t xml:space="preserve"> </w:t>
+      </w:r>
+      <w:hyperlink r:id="rId58">
+        <w:r>
+          <w:rPr>
+            <w:rStyle w:val="Hyperlink"/>
+          </w:rPr>
+          <w:t xml:space="preserve">СанПиН 3.3686-21 «Санитарно-эпидемиологические требования по профилактике инфекционных болезней»</w:t>
+        </w:r>
+      </w:hyperlink>
+      <w:r>
+        <w:t xml:space="preserve">, постановление от 28.01.2021 № 4 — порядок наблюдения беременной в очаге краснухи и чтение IgM и IgG, прививка после окончания грудного вскармливания (9.8, 9.10, 9.18); профилактика кори у контактных (9.10); медицинское наблюдение общавшихся с больным (9.9); иммуноглобулин против клещевого энцефалита в течение 72 часов после присасывания, наблюдение три недели (9.14).</w:t>
+      </w:r>
+      <w:r>
+        <w:t xml:space="preserve"> </w:t>
+      </w:r>
+      <w:r>
+        <w:rPr>
+          <w:iCs/>
+          <w:i/>
+        </w:rPr>
+        <w:t xml:space="preserve">Официальный текст не сверялся; разделы прочитаны по перепечаткам: глава XXXV — pediatrhelp.ru, глава XX — biotorg.com.</w:t>
+      </w:r>
+    </w:p>
+    <w:p>
+      <w:pPr>
+        <w:numPr>
+          <w:ilvl w:val="0"/>
+          <w:numId w:val="1016"/>
+        </w:numPr>
+      </w:pPr>
+      <w:r>
+        <w:t xml:space="preserve">Centers for Disease Control and Prevention.</w:t>
+      </w:r>
+      <w:r>
+        <w:t xml:space="preserve"> </w:t>
+      </w:r>
+      <w:hyperlink r:id="rId59">
+        <w:r>
+          <w:rPr>
+            <w:rStyle w:val="Hyperlink"/>
+          </w:rPr>
+          <w:t xml:space="preserve">Parvovirus B19 in Pregnancy</w:t>
+        </w:r>
+      </w:hyperlink>
+      <w:r>
+        <w:t xml:space="preserve">, 17.12.2025 — большинство взрослых защищены; лёгкая болезнь обычно не сказывается на беременности; после контакта связаться с врачом; анализ на антитела показывает иммунитет или недавнюю инфекцию (9.10, 9.17, 9.18).</w:t>
+      </w:r>
+    </w:p>
+    <w:p>
+      <w:pPr>
+        <w:numPr>
+          <w:ilvl w:val="0"/>
+          <w:numId w:val="1016"/>
+        </w:numPr>
+      </w:pPr>
+      <w:r>
+        <w:t xml:space="preserve">Centers for Disease Control and Prevention.</w:t>
+      </w:r>
+      <w:r>
+        <w:t xml:space="preserve"> </w:t>
+      </w:r>
+      <w:hyperlink r:id="rId60">
+        <w:r>
+          <w:rPr>
+            <w:rStyle w:val="Hyperlink"/>
+          </w:rPr>
+          <w:t xml:space="preserve">About Parvovirus B19</w:t>
+        </w:r>
+      </w:hyperlink>
+      <w:r>
+        <w:t xml:space="preserve">, 17.12.2025 — пятая болезнь, красная сыпь на щеках «как от пощёчины» (9.10).</w:t>
+      </w:r>
+    </w:p>
+    <w:p>
+      <w:pPr>
+        <w:pStyle w:val="FirstParagraph"/>
+      </w:pPr>
+      <w:r>
+        <w:rPr>
+          <w:bCs/>
+          <w:b/>
+        </w:rPr>
+        <w:t xml:space="preserve">Токсоплазмоз: после контакта или при положительном анализе</w:t>
+      </w:r>
+    </w:p>
+    <w:p>
+      <w:pPr>
+        <w:numPr>
+          <w:ilvl w:val="0"/>
+          <w:numId w:val="1017"/>
         </w:numPr>
         <w:pStyle w:val="Compact"/>
       </w:pPr>
       <w:r>
-        <w:t xml:space="preserve">Centers for Disease Control and Prevention. Flu &amp; Pregnancy, https://www.cdc.gov/flu/highrisk/pregnant.htm (проверено 17.09.2024).</w:t>
+        <w:t xml:space="preserve">Centers for Disease Control and Prevention.</w:t>
+      </w:r>
+      <w:r>
+        <w:t xml:space="preserve"> </w:t>
+      </w:r>
+      <w:hyperlink r:id="rId61">
+        <w:r>
+          <w:rPr>
+            <w:rStyle w:val="Hyperlink"/>
+          </w:rPr>
+          <w:t xml:space="preserve">Clinical Overview of Toxoplasmosis</w:t>
+        </w:r>
+      </w:hyperlink>
+      <w:r>
+        <w:t xml:space="preserve">, 22.01.2024 — острую инфекцию распознать трудно, результат подтверждают в референсной лаборатории (9.11).</w:t>
+      </w:r>
+    </w:p>
+    <w:p>
+      <w:pPr>
+        <w:pStyle w:val="FirstParagraph"/>
+      </w:pPr>
+      <w:r>
+        <w:rPr>
+          <w:bCs/>
+          <w:b/>
+        </w:rPr>
+        <w:t xml:space="preserve">Простуда, грипп, температура</w:t>
       </w:r>
     </w:p>
     <w:p>
       <w:pPr>
         <w:numPr>
           <w:ilvl w:val="0"/>
-          <w:numId w:val="1009"/>
+          <w:numId w:val="1018"/>
+        </w:numPr>
+      </w:pPr>
+      <w:r>
+        <w:t xml:space="preserve">Минздрав России.</w:t>
+      </w:r>
+      <w:r>
+        <w:t xml:space="preserve"> </w:t>
+      </w:r>
+      <w:hyperlink r:id="rId62">
+        <w:r>
+          <w:rPr>
+            <w:rStyle w:val="Hyperlink"/>
+          </w:rPr>
+          <w:t xml:space="preserve">Клинические рекомендации «Грипп у взрослых»</w:t>
+        </w:r>
+      </w:hyperlink>
+      <w:r>
+        <w:t xml:space="preserve">, 2025, ID 749_2 — беременные во 2-м и 3-м триместрах в группе высокого риска; как начинается грипп; противовирусное лечение не позднее 48 часов, лучше в первые 12 (9.12).</w:t>
+      </w:r>
+      <w:r>
+        <w:t xml:space="preserve"> </w:t>
+      </w:r>
+      <w:r>
+        <w:rPr>
+          <w:iCs/>
+          <w:i/>
+        </w:rPr>
+        <w:t xml:space="preserve">Рубрикатор Минздрава закрыт для автоматической проверки; текст по копии на pravo.ppt.ru.</w:t>
+      </w:r>
+    </w:p>
+    <w:p>
+      <w:pPr>
+        <w:numPr>
+          <w:ilvl w:val="0"/>
+          <w:numId w:val="1018"/>
+        </w:numPr>
+      </w:pPr>
+      <w:r>
+        <w:t xml:space="preserve">Centers for Disease Control and Prevention.</w:t>
+      </w:r>
+      <w:r>
+        <w:t xml:space="preserve"> </w:t>
+      </w:r>
+      <w:hyperlink r:id="rId63">
+        <w:r>
+          <w:rPr>
+            <w:rStyle w:val="Hyperlink"/>
+          </w:rPr>
+          <w:t xml:space="preserve">Flu &amp; Pregnancy</w:t>
+        </w:r>
+      </w:hyperlink>
+      <w:r>
+        <w:t xml:space="preserve">, 17.09.2024 — грипп у беременных чаще требует госпитализации; жар связывали с пороками нервной трубки; при симптомах сразу позвонить врачу (9.1, 9.12); антитела после прививки защищают ребёнка несколько месяцев (9.7).</w:t>
+      </w:r>
+    </w:p>
+    <w:p>
+      <w:pPr>
+        <w:numPr>
+          <w:ilvl w:val="0"/>
+          <w:numId w:val="1018"/>
+        </w:numPr>
+      </w:pPr>
+      <w:r>
+        <w:t xml:space="preserve">Минздрав России.</w:t>
+      </w:r>
+      <w:r>
+        <w:t xml:space="preserve"> </w:t>
+      </w:r>
+      <w:hyperlink r:id="rId64">
+        <w:r>
+          <w:rPr>
+            <w:rStyle w:val="Hyperlink"/>
+          </w:rPr>
+          <w:t xml:space="preserve">Клинические рекомендации «Преждевременные роды»</w:t>
+        </w:r>
+      </w:hyperlink>
+      <w:r>
+        <w:t xml:space="preserve">, 2024, ID 331 — признаки дородового излития вод до 37 недель, наблюдение в круглосуточном стационаре, симптомы хориоамнионита при наблюдении дома (9.12); мазок на стрептококк группы B при угрозе преждевременных родов, антибиотик в родах при неизвестном результате (9.16).</w:t>
+      </w:r>
+      <w:r>
+        <w:t xml:space="preserve"> </w:t>
+      </w:r>
+      <w:r>
+        <w:rPr>
+          <w:iCs/>
+          <w:i/>
+        </w:rPr>
+        <w:t xml:space="preserve">Текст по копии на pravo.ppt.ru.</w:t>
+      </w:r>
+    </w:p>
+    <w:p>
+      <w:pPr>
+        <w:pStyle w:val="FirstParagraph"/>
+      </w:pPr>
+      <w:r>
+        <w:rPr>
+          <w:bCs/>
+          <w:b/>
+        </w:rPr>
+        <w:t xml:space="preserve">Стало плохо после еды</w:t>
+      </w:r>
+    </w:p>
+    <w:p>
+      <w:pPr>
+        <w:numPr>
+          <w:ilvl w:val="0"/>
+          <w:numId w:val="1019"/>
+        </w:numPr>
+      </w:pPr>
+      <w:r>
+        <w:t xml:space="preserve">Centers for Disease Control and Prevention.</w:t>
+      </w:r>
+      <w:r>
+        <w:t xml:space="preserve"> </w:t>
+      </w:r>
+      <w:hyperlink r:id="rId65">
+        <w:r>
+          <w:rPr>
+            <w:rStyle w:val="Hyperlink"/>
+          </w:rPr>
+          <w:t xml:space="preserve">Listeria: Symptoms</w:t>
+        </w:r>
+      </w:hyperlink>
+      <w:r>
+        <w:t xml:space="preserve">, 03.02.2025 — симптомы листериоза у беременных и срок их появления; к врачу при температуре после продукта, связанного со вспышкой (9.3, 9.13).</w:t>
+      </w:r>
+    </w:p>
+    <w:p>
+      <w:pPr>
+        <w:numPr>
+          <w:ilvl w:val="0"/>
+          <w:numId w:val="1019"/>
+        </w:numPr>
+      </w:pPr>
+      <w:r>
+        <w:t xml:space="preserve">Centers for Disease Control and Prevention.</w:t>
+      </w:r>
+      <w:r>
+        <w:t xml:space="preserve"> </w:t>
+      </w:r>
+      <w:hyperlink r:id="rId66">
+        <w:r>
+          <w:rPr>
+            <w:rStyle w:val="Hyperlink"/>
+          </w:rPr>
+          <w:t xml:space="preserve">Symptoms of Norovirus</w:t>
+        </w:r>
+      </w:hyperlink>
+      <w:r>
+        <w:t xml:space="preserve">, 24.04.2024 — признаки обезвоживания, звонок врачу при сильном обезвоживании (9.13).</w:t>
+      </w:r>
+      <w:r>
+        <w:t xml:space="preserve"> </w:t>
+      </w:r>
+      <w:r>
+        <w:rPr>
+          <w:iCs/>
+          <w:i/>
+        </w:rPr>
+        <w:t xml:space="preserve">Документ не о беременных; признаки общие для взрослых.</w:t>
+      </w:r>
+    </w:p>
+    <w:p>
+      <w:pPr>
+        <w:pStyle w:val="FirstParagraph"/>
+      </w:pPr>
+      <w:r>
+        <w:rPr>
+          <w:bCs/>
+          <w:b/>
+        </w:rPr>
+        <w:t xml:space="preserve">Укус клеща или животного</w:t>
+      </w:r>
+    </w:p>
+    <w:p>
+      <w:pPr>
+        <w:numPr>
+          <w:ilvl w:val="0"/>
+          <w:numId w:val="1020"/>
+        </w:numPr>
+      </w:pPr>
+      <w:r>
+        <w:t xml:space="preserve">ФГБНУ «ФНЦИРИП им. М. П. Чумакова РАН».</w:t>
+      </w:r>
+      <w:r>
+        <w:t xml:space="preserve"> </w:t>
+      </w:r>
+      <w:hyperlink r:id="rId67">
+        <w:r>
+          <w:rPr>
+            <w:rStyle w:val="Hyperlink"/>
+          </w:rPr>
+          <w:t xml:space="preserve">Вакцина антирабическая культуральная концентрированная очищенная инактивированная сухая, инструкция по применению</w:t>
+        </w:r>
+      </w:hyperlink>
+      <w:r>
+        <w:t xml:space="preserve">, Р N002816/01 — обработка раны после укуса; беременность не противопоказание для прививки после укуса (9.14).</w:t>
+      </w:r>
+      <w:r>
+        <w:t xml:space="preserve"> </w:t>
+      </w:r>
+      <w:r>
+        <w:rPr>
+          <w:iCs/>
+          <w:i/>
+        </w:rPr>
+        <w:t xml:space="preserve">ГРЛС закрыт для автоматической проверки; текст по копии на medi.ru.</w:t>
+      </w:r>
+    </w:p>
+    <w:p>
+      <w:pPr>
+        <w:numPr>
+          <w:ilvl w:val="0"/>
+          <w:numId w:val="1020"/>
+        </w:numPr>
+      </w:pPr>
+      <w:r>
+        <w:t xml:space="preserve">Управление Роспотребнадзора по Республике Алтай.</w:t>
+      </w:r>
+      <w:r>
+        <w:t xml:space="preserve"> </w:t>
+      </w:r>
+      <w:hyperlink r:id="rId68">
+        <w:r>
+          <w:rPr>
+            <w:rStyle w:val="Hyperlink"/>
+          </w:rPr>
+          <w:t xml:space="preserve">О профилактике бешенства</w:t>
+        </w:r>
+      </w:hyperlink>
+      <w:r>
+        <w:t xml:space="preserve">, 18.08.2026 — после обработки раны сразу обратиться в травмпункт (9.14).</w:t>
+      </w:r>
+    </w:p>
+    <w:p>
+      <w:pPr>
+        <w:numPr>
+          <w:ilvl w:val="0"/>
+          <w:numId w:val="1020"/>
+        </w:numPr>
+      </w:pPr>
+      <w:r>
+        <w:t xml:space="preserve">ФБУЗ «Центр гигиенического образования населения» Роспотребнадзора.</w:t>
+      </w:r>
+      <w:r>
+        <w:t xml:space="preserve"> </w:t>
+      </w:r>
+      <w:hyperlink r:id="rId69">
+        <w:r>
+          <w:rPr>
+            <w:rStyle w:val="Hyperlink"/>
+          </w:rPr>
+          <w:t xml:space="preserve">Столбняк: памятка населению</w:t>
+        </w:r>
+      </w:hyperlink>
+      <w:r>
+        <w:t xml:space="preserve"> </w:t>
+      </w:r>
+      <w:r>
+        <w:t xml:space="preserve">— укусы животных — показание к экстренной профилактике столбняка в зависимости от сведений о прививках (9.14).</w:t>
+      </w:r>
+      <w:r>
+        <w:t xml:space="preserve"> </w:t>
+      </w:r>
+      <w:r>
+        <w:rPr>
+          <w:iCs/>
+          <w:i/>
+        </w:rPr>
+        <w:t xml:space="preserve">Дата и автор на памятке не указаны; раздел СанПиН о столбняке не найден.</w:t>
+      </w:r>
+    </w:p>
+    <w:p>
+      <w:pPr>
+        <w:numPr>
+          <w:ilvl w:val="0"/>
+          <w:numId w:val="1020"/>
+        </w:numPr>
+      </w:pPr>
+      <w:r>
+        <w:t xml:space="preserve">Минздрав России.</w:t>
+      </w:r>
+      <w:r>
+        <w:t xml:space="preserve"> </w:t>
+      </w:r>
+      <w:hyperlink r:id="rId70">
+        <w:r>
+          <w:rPr>
+            <w:rStyle w:val="Hyperlink"/>
+          </w:rPr>
+          <w:t xml:space="preserve">Клинические рекомендации «Болезнь Лайма у взрослых»</w:t>
+        </w:r>
+      </w:hyperlink>
+      <w:r>
+        <w:t xml:space="preserve">, 2025, ID 566_2 — возбудитель передаётся позднее одного-двух дней после присасывания; беременной обязательно проводят профилактику боррелиоза и клещевого энцефалита и наблюдают её; мигрирующая эритема (9.14).</w:t>
+      </w:r>
+      <w:r>
+        <w:t xml:space="preserve"> </w:t>
+      </w:r>
+      <w:r>
+        <w:rPr>
+          <w:iCs/>
+          <w:i/>
+        </w:rPr>
+        <w:t xml:space="preserve">Текст по копии на pravo.ppt.ru.</w:t>
+      </w:r>
+    </w:p>
+    <w:p>
+      <w:pPr>
+        <w:numPr>
+          <w:ilvl w:val="0"/>
+          <w:numId w:val="1020"/>
+        </w:numPr>
+      </w:pPr>
+      <w:r>
+        <w:t xml:space="preserve">Минздрав России.</w:t>
+      </w:r>
+      <w:r>
+        <w:t xml:space="preserve"> </w:t>
+      </w:r>
+      <w:hyperlink r:id="rId71">
+        <w:r>
+          <w:rPr>
+            <w:rStyle w:val="Hyperlink"/>
+          </w:rPr>
+          <w:t xml:space="preserve">Клинические рекомендации «Клещевой вирусный энцефалит у взрослых»</w:t>
+        </w:r>
+      </w:hyperlink>
+      <w:r>
+        <w:t xml:space="preserve">, 2025, ID 567_2 — как начинается энцефалит (9.14).</w:t>
+      </w:r>
+      <w:r>
+        <w:t xml:space="preserve"> </w:t>
+      </w:r>
+      <w:r>
+        <w:rPr>
+          <w:iCs/>
+          <w:i/>
+        </w:rPr>
+        <w:t xml:space="preserve">Текст по копии на pravo.ppt.ru; доступная часть обрывается в разделе 3.</w:t>
+      </w:r>
+    </w:p>
+    <w:p>
+      <w:pPr>
+        <w:numPr>
+          <w:ilvl w:val="0"/>
+          <w:numId w:val="1020"/>
+        </w:numPr>
+      </w:pPr>
+      <w:r>
+        <w:t xml:space="preserve">АО «НПО «Микроген».</w:t>
+      </w:r>
+      <w:r>
+        <w:t xml:space="preserve"> </w:t>
+      </w:r>
+      <w:hyperlink r:id="rId72">
+        <w:r>
+          <w:rPr>
+            <w:rStyle w:val="Hyperlink"/>
+          </w:rPr>
+          <w:t xml:space="preserve">Иммуноглобулин человека против клещевого энцефалита, инструкция по применению</w:t>
+        </w:r>
+      </w:hyperlink>
+      <w:r>
+        <w:t xml:space="preserve">, ЛС-001279 — данных о безопасности при беременности нет, решение принимает врач (9.14).</w:t>
+      </w:r>
+      <w:r>
+        <w:t xml:space="preserve"> </w:t>
+      </w:r>
+      <w:r>
+        <w:rPr>
+          <w:iCs/>
+          <w:i/>
+        </w:rPr>
+        <w:t xml:space="preserve">ГРЛС закрыт для автоматической проверки; текст по копии на medi.ru. В инструкции срок введения — «не позднее 4-го дня», в тексте главы — 72 часа по СанПиН (запись 15).</w:t>
+      </w:r>
+    </w:p>
+    <w:p>
+      <w:pPr>
+        <w:numPr>
+          <w:ilvl w:val="0"/>
+          <w:numId w:val="1020"/>
+        </w:numPr>
+      </w:pPr>
+      <w:r>
+        <w:t xml:space="preserve">Роспотребнадзор.</w:t>
+      </w:r>
+      <w:r>
+        <w:t xml:space="preserve"> </w:t>
+      </w:r>
+      <w:hyperlink r:id="rId73">
+        <w:r>
+          <w:rPr>
+            <w:rStyle w:val="Hyperlink"/>
+          </w:rPr>
+          <w:t xml:space="preserve">Рекомендации гражданам: клещевой вирусный энцефалит и меры его профилактики</w:t>
+        </w:r>
+      </w:hyperlink>
+      <w:r>
+        <w:t xml:space="preserve">, 11.04.2019 — как снять клеща самой (9.14).</w:t>
+      </w:r>
+    </w:p>
+    <w:p>
+      <w:pPr>
+        <w:numPr>
+          <w:ilvl w:val="0"/>
+          <w:numId w:val="1020"/>
+        </w:numPr>
+      </w:pPr>
+      <w:r>
+        <w:t xml:space="preserve">ФФБУЗ «Центр гигиены и эпидемиологии в г. Москве», филиал в СЗАО.</w:t>
+      </w:r>
+      <w:r>
+        <w:t xml:space="preserve"> </w:t>
+      </w:r>
+      <w:hyperlink r:id="rId74">
+        <w:r>
+          <w:rPr>
+            <w:rStyle w:val="Hyperlink"/>
+          </w:rPr>
+          <w:t xml:space="preserve">Профилактика инфекций, связанных с укусами клещей</w:t>
+        </w:r>
+      </w:hyperlink>
+      <w:r>
+        <w:t xml:space="preserve">, 20.04.2025, обновлено 29.04.2026 — как доставить клеща в лабораторию; срок иммуноглобулина 72 часа (9.14).</w:t>
+      </w:r>
+    </w:p>
+    <w:p>
+      <w:pPr>
+        <w:numPr>
+          <w:ilvl w:val="0"/>
+          <w:numId w:val="1020"/>
+        </w:numPr>
+      </w:pPr>
+      <w:r>
+        <w:t xml:space="preserve">Управление Роспотребнадзора по Новгородской области.</w:t>
+      </w:r>
+      <w:r>
+        <w:t xml:space="preserve"> </w:t>
+      </w:r>
+      <w:hyperlink r:id="rId75">
+        <w:r>
+          <w:rPr>
+            <w:rStyle w:val="Hyperlink"/>
+          </w:rPr>
+          <w:t xml:space="preserve">Информация о клещевом вирусном энцефалите</w:t>
+        </w:r>
+      </w:hyperlink>
+      <w:r>
+        <w:t xml:space="preserve">, данные на 05.08.2024 — срок иммуноглобулина 72 часа (9.14).</w:t>
+      </w:r>
+      <w:r>
+        <w:t xml:space="preserve"> </w:t>
+      </w:r>
+      <w:r>
+        <w:rPr>
+          <w:iCs/>
+          <w:i/>
+        </w:rPr>
+        <w:t xml:space="preserve">Опубликовано на сайте районной администрации.</w:t>
+      </w:r>
+    </w:p>
+    <w:p>
+      <w:pPr>
+        <w:pStyle w:val="FirstParagraph"/>
+      </w:pPr>
+      <w:r>
+        <w:rPr>
+          <w:bCs/>
+          <w:b/>
+        </w:rPr>
+        <w:t xml:space="preserve">Жжение при мочеиспускании, высыпания</w:t>
+      </w:r>
+    </w:p>
+    <w:p>
+      <w:pPr>
+        <w:numPr>
+          <w:ilvl w:val="0"/>
+          <w:numId w:val="1021"/>
+        </w:numPr>
+      </w:pPr>
+      <w:r>
+        <w:t xml:space="preserve">Минздрав России.</w:t>
+      </w:r>
+      <w:r>
+        <w:t xml:space="preserve"> </w:t>
+      </w:r>
+      <w:hyperlink r:id="rId76">
+        <w:r>
+          <w:rPr>
+            <w:rStyle w:val="Hyperlink"/>
+          </w:rPr>
+          <w:t xml:space="preserve">Клинические рекомендации «Инфекция мочевых путей при беременности»</w:t>
+        </w:r>
+      </w:hyperlink>
+      <w:r>
+        <w:t xml:space="preserve">, ID 719 — признаки цистита и острого пиелонефрита, госпитализация при остром пиелонефрите; лечение бессимптомной бактериурии снижает риск осложнений (9.15, 9.16).</w:t>
+      </w:r>
+      <w:r>
+        <w:t xml:space="preserve"> </w:t>
+      </w:r>
+      <w:r>
+        <w:rPr>
+          <w:iCs/>
+          <w:i/>
+        </w:rPr>
+        <w:t xml:space="preserve">Текст по копии на pravo.ppt.ru; год утверждения на странице не указан, КР «Нормальная беременность» ссылается на редакцию 2022 года.</w:t>
+      </w:r>
+    </w:p>
+    <w:p>
+      <w:pPr>
+        <w:numPr>
+          <w:ilvl w:val="0"/>
+          <w:numId w:val="1021"/>
+        </w:numPr>
+      </w:pPr>
+      <w:r>
+        <w:t xml:space="preserve">Минздрав России.</w:t>
+      </w:r>
+      <w:r>
+        <w:t xml:space="preserve"> </w:t>
+      </w:r>
+      <w:hyperlink r:id="rId77">
+        <w:r>
+          <w:rPr>
+            <w:rStyle w:val="Hyperlink"/>
+          </w:rPr>
+          <w:t xml:space="preserve">Клинические рекомендации «Аногенитальная герпетическая вирусная инфекция»</w:t>
+        </w:r>
+      </w:hyperlink>
+      <w:r>
+        <w:t xml:space="preserve">, 2024, ID 679 — заражение во время беременности — самый высокий риск для новорождённого; риск при рецидиве перед родами 0–2 %; обследование при герпесе у партнёра; профилактика с 36 недель, показания к кесареву сечению и естественным родам (9.15).</w:t>
+      </w:r>
+      <w:r>
+        <w:t xml:space="preserve"> </w:t>
+      </w:r>
+      <w:r>
+        <w:rPr>
+          <w:iCs/>
+          <w:i/>
+        </w:rPr>
+        <w:t xml:space="preserve">Текст по копии на pravo.ppt.ru. В прежней версии главы условия профилактики и кесарева сечения были переданы неверно — исправлено по разделу 3.1.</w:t>
+      </w:r>
+    </w:p>
+    <w:p>
+      <w:pPr>
+        <w:numPr>
+          <w:ilvl w:val="0"/>
+          <w:numId w:val="1021"/>
+        </w:numPr>
+      </w:pPr>
+      <w:r>
+        <w:t xml:space="preserve">Минздрав России.</w:t>
+      </w:r>
+      <w:r>
+        <w:t xml:space="preserve"> </w:t>
+      </w:r>
+      <w:hyperlink r:id="rId78">
+        <w:r>
+          <w:rPr>
+            <w:rStyle w:val="Hyperlink"/>
+          </w:rPr>
+          <w:t xml:space="preserve">Клинические рекомендации «Простой герпес у взрослых»</w:t>
+        </w:r>
+      </w:hyperlink>
+      <w:r>
+        <w:t xml:space="preserve">, 2025, ID 492_2 — риск заражения плода при первичном генитальном герпесе до 50 %, при рецидиве 3–5 % (9.15).</w:t>
+      </w:r>
+      <w:r>
+        <w:t xml:space="preserve"> </w:t>
+      </w:r>
+      <w:r>
+        <w:rPr>
+          <w:iCs/>
+          <w:i/>
+        </w:rPr>
+        <w:t xml:space="preserve">Текст по копии на pravo.ppt.ru.</w:t>
+      </w:r>
+    </w:p>
+    <w:p>
+      <w:pPr>
+        <w:pStyle w:val="FirstParagraph"/>
+      </w:pPr>
+      <w:r>
+        <w:rPr>
+          <w:bCs/>
+          <w:b/>
+        </w:rPr>
+        <w:t xml:space="preserve">Анализы, которые делают всем</w:t>
+      </w:r>
+    </w:p>
+    <w:p>
+      <w:pPr>
+        <w:numPr>
+          <w:ilvl w:val="0"/>
+          <w:numId w:val="1022"/>
+        </w:numPr>
+      </w:pPr>
+      <w:r>
+        <w:t xml:space="preserve">Минздрав России.</w:t>
+      </w:r>
+      <w:r>
+        <w:t xml:space="preserve"> </w:t>
+      </w:r>
+      <w:hyperlink r:id="rId79">
+        <w:r>
+          <w:rPr>
+            <w:rStyle w:val="Hyperlink"/>
+          </w:rPr>
+          <w:t xml:space="preserve">Клинические рекомендации «Роды одноплодные, самопроизвольное родоразрешение в затылочном предлежании (нормальные роды)»</w:t>
+        </w:r>
+      </w:hyperlink>
+      <w:r>
+        <w:t xml:space="preserve">, 2021, ID 636 — антибиотик при стрептококке группы B вводят с началом родовой деятельности и при излитии вод до схваток (9.16).</w:t>
+      </w:r>
+      <w:r>
+        <w:t xml:space="preserve"> </w:t>
+      </w:r>
+      <w:r>
+        <w:rPr>
+          <w:iCs/>
+          <w:i/>
+        </w:rPr>
+        <w:t xml:space="preserve">Текст по копии на pravo.ppt.ru; срок действия на странице — до 2023 года, действующая редакция не проверена.</w:t>
+      </w:r>
+    </w:p>
+    <w:p>
+      <w:pPr>
+        <w:numPr>
+          <w:ilvl w:val="0"/>
+          <w:numId w:val="1022"/>
+        </w:numPr>
+      </w:pPr>
+      <w:r>
+        <w:t xml:space="preserve">Centers for Disease Control and Prevention.</w:t>
+      </w:r>
+      <w:r>
+        <w:t xml:space="preserve"> </w:t>
+      </w:r>
+      <w:hyperlink r:id="rId80">
+        <w:r>
+          <w:rPr>
+            <w:rStyle w:val="Hyperlink"/>
+          </w:rPr>
+          <w:t xml:space="preserve">About Group B Strep</w:t>
+        </w:r>
+      </w:hyperlink>
+      <w:r>
+        <w:t xml:space="preserve">, 13.03.2025 — бактерия чаще всего не вредит и себя не проявляет (9.16).</w:t>
+      </w:r>
+    </w:p>
+    <w:p>
+      <w:pPr>
+        <w:pStyle w:val="FirstParagraph"/>
+      </w:pPr>
+      <w:r>
+        <w:rPr>
+          <w:bCs/>
+          <w:b/>
+        </w:rPr>
+        <w:t xml:space="preserve">IgM и IgG</w:t>
+      </w:r>
+    </w:p>
+    <w:p>
+      <w:pPr>
+        <w:numPr>
+          <w:ilvl w:val="0"/>
+          <w:numId w:val="1023"/>
         </w:numPr>
         <w:pStyle w:val="Compact"/>
       </w:pPr>
       <w:r>
-        <w:t xml:space="preserve">Centers for Disease Control and Prevention. Listeria: Symptoms, https://www.cdc.gov/listeria/signs-symptoms/index.html (проверено 03.02.2025).</w:t>
-      </w:r>
-    </w:p>
-    <w:p>
-      <w:pPr>
-        <w:numPr>
-          <w:ilvl w:val="0"/>
-          <w:numId w:val="1009"/>
-        </w:numPr>
-        <w:pStyle w:val="Compact"/>
-      </w:pPr>
-      <w:r>
-        <w:t xml:space="preserve">UK Health Security Agency. Rash in pregnancy: quick reference for health professionals, обновлено 02.08.2024, https://www.gov.uk/government/publications/viral-rash-in-pregnancy/rash-in-pregnancy-quick-reference-for-health-professionals.</w:t>
-      </w:r>
-    </w:p>
-    <w:p>
-      <w:pPr>
-        <w:numPr>
-          <w:ilvl w:val="0"/>
-          <w:numId w:val="1009"/>
-        </w:numPr>
-        <w:pStyle w:val="Compact"/>
-      </w:pPr>
-      <w:r>
-        <w:t xml:space="preserve">Centers for Disease Control and Prevention. CDC Yellow Book 2026, глава «Pregnant Travelers» (R. R. Galang, S. C. Roy; 23.04.2025), https://www.cdc.gov/yellow-book/hcp/family-travel/pregnant-travelers.html.</w:t>
-      </w:r>
-    </w:p>
-    <w:p>
-      <w:pPr>
-        <w:numPr>
-          <w:ilvl w:val="0"/>
-          <w:numId w:val="1009"/>
-        </w:numPr>
-        <w:pStyle w:val="Compact"/>
-      </w:pPr>
-      <w:r>
-        <w:t xml:space="preserve">Министерство здравоохранения Российской Федерации. Клинические рекомендации «Грипп у взрослых», 2025 (ID 749_2), разделы 1.6, 2.5, 3.1. Текст по https://pravo.ppt.ru/klinicheskie-rekomendatsii/319579.</w:t>
-      </w:r>
-      <w:r>
-        <w:t xml:space="preserve"> </w:t>
-      </w:r>
-      <w:r>
-        <w:rPr>
-          <w:iCs/>
-          <w:i/>
-        </w:rPr>
-        <w:t xml:space="preserve">Файл в</w:t>
-      </w:r>
-      <w:r>
-        <w:rPr>
-          <w:iCs/>
-          <w:i/>
-        </w:rPr>
-        <w:t xml:space="preserve"> </w:t>
-      </w:r>
-      <w:r>
-        <w:rPr>
-          <w:rStyle w:val="VerbatimChar"/>
-          <w:iCs/>
-          <w:i/>
-        </w:rPr>
-        <w:t xml:space="preserve">sources/</w:t>
-      </w:r>
-      <w:r>
-        <w:rPr>
-          <w:iCs/>
-          <w:i/>
-        </w:rPr>
-        <w:t xml:space="preserve"> </w:t>
-      </w:r>
-      <w:r>
-        <w:rPr>
-          <w:iCs/>
-          <w:i/>
-        </w:rPr>
-        <w:t xml:space="preserve">не сохранён.</w:t>
-      </w:r>
-    </w:p>
-    <w:p>
-      <w:pPr>
-        <w:numPr>
-          <w:ilvl w:val="0"/>
-          <w:numId w:val="1009"/>
-        </w:numPr>
-        <w:pStyle w:val="Compact"/>
-      </w:pPr>
-      <w:r>
-        <w:t xml:space="preserve">Министерство здравоохранения Российской Федерации. Клинические рекомендации «Болезнь Лайма у взрослых», 2025 (ID 566_2), разделы 1.3, 1.6. Текст по https://pravo.ppt.ru/klinicheskie-rekomendatsii/322506.</w:t>
-      </w:r>
-      <w:r>
-        <w:t xml:space="preserve"> </w:t>
-      </w:r>
-      <w:r>
-        <w:rPr>
-          <w:iCs/>
-          <w:i/>
-        </w:rPr>
-        <w:t xml:space="preserve">Файл не сохранён.</w:t>
-      </w:r>
-    </w:p>
-    <w:p>
-      <w:pPr>
-        <w:numPr>
-          <w:ilvl w:val="0"/>
-          <w:numId w:val="1009"/>
-        </w:numPr>
-        <w:pStyle w:val="Compact"/>
-      </w:pPr>
-      <w:r>
-        <w:t xml:space="preserve">Министерство здравоохранения Российской Федерации. Клинические рекомендации «Клещевой вирусный энцефалит у взрослых», 2025 (ID 567_2), разделы 1.6, 2.1. Текст по https://pravo.ppt.ru/klinicheskie-rekomendatsii/319821.</w:t>
-      </w:r>
-      <w:r>
-        <w:t xml:space="preserve"> </w:t>
-      </w:r>
-      <w:r>
-        <w:rPr>
-          <w:iCs/>
-          <w:i/>
-        </w:rPr>
-        <w:t xml:space="preserve">Доступная часть текста обрывается в разделе 3.</w:t>
-      </w:r>
-    </w:p>
-    <w:p>
-      <w:pPr>
-        <w:numPr>
-          <w:ilvl w:val="0"/>
-          <w:numId w:val="1009"/>
-        </w:numPr>
-        <w:pStyle w:val="Compact"/>
-      </w:pPr>
-      <w:r>
-        <w:t xml:space="preserve">Министерство здравоохранения Российской Федерации. Клинические рекомендации «Инфекция мочевых путей при беременности» (ID 719), разделы 1.6, 6. Текст по https://pravo.ppt.ru/klinicheskie-rekomendatsii/262615.</w:t>
-      </w:r>
-      <w:r>
-        <w:t xml:space="preserve"> </w:t>
-      </w:r>
-      <w:r>
-        <w:rPr>
-          <w:iCs/>
-          <w:i/>
-        </w:rPr>
-        <w:t xml:space="preserve">Год утверждения на странице не указан; КР «Нормальная беременность» ссылается на редакцию 2022 г.</w:t>
-      </w:r>
-    </w:p>
-    <w:p>
-      <w:pPr>
-        <w:numPr>
-          <w:ilvl w:val="0"/>
-          <w:numId w:val="1009"/>
-        </w:numPr>
-        <w:pStyle w:val="Compact"/>
-      </w:pPr>
-      <w:r>
-        <w:t xml:space="preserve">АО «НПО «Микроген». Иммуноглобулин человека против клещевого энцефалита, инструкция по применению (ЛС-001279), разделы «Показания», «Беременность и лактация». https://medi.ru/instrukciya/immunoglobulin-cheloveka-protiv-kleshchevogo-entsefalita_19851/.</w:t>
-      </w:r>
-    </w:p>
-    <w:p>
-      <w:pPr>
-        <w:numPr>
-          <w:ilvl w:val="0"/>
-          <w:numId w:val="1009"/>
-        </w:numPr>
-        <w:pStyle w:val="Compact"/>
-      </w:pPr>
-      <w:r>
-        <w:t xml:space="preserve">UK Health Security Agency. Guidance on the investigation, diagnosis and management of viral illness (plus syphilis), or exposure to viral rash illness, in pregnancy. Issue 6.0, August 2024, разделы 2.2, 4.1, 4.2. https://assets.publishing.service.gov.uk/media/66a90597a3c2a28abb50d9f6/viral-rash-in-pregnancy-guidance-syphilis-august-2024.pdf.</w:t>
-      </w:r>
-    </w:p>
-    <w:p>
-      <w:pPr>
-        <w:numPr>
-          <w:ilvl w:val="0"/>
-          <w:numId w:val="1009"/>
-        </w:numPr>
-        <w:pStyle w:val="Compact"/>
-      </w:pPr>
-      <w:r>
-        <w:t xml:space="preserve">Centers for Disease Control and Prevention. About Toxoplasmosis (проверено 11.03.2025), https://www.cdc.gov/toxoplasmosis/about/index.html; Clinical Overview of Toxoplasmosis (22.01.2024), https://www.cdc.gov/toxoplasmosis/hcp/clinical-overview/index.html.</w:t>
-      </w:r>
-    </w:p>
-    <w:p>
-      <w:pPr>
-        <w:numPr>
-          <w:ilvl w:val="0"/>
-          <w:numId w:val="1009"/>
-        </w:numPr>
-        <w:pStyle w:val="Compact"/>
-      </w:pPr>
-      <w:r>
-        <w:t xml:space="preserve">Centers for Disease Control and Prevention. Clinical Overview of CMV and Congenital CMV (06.11.2024), https://www.cdc.gov/cytomegalovirus/hcp/clinical-overview/index.html.</w:t>
-      </w:r>
-    </w:p>
-    <w:p>
-      <w:pPr>
-        <w:numPr>
-          <w:ilvl w:val="0"/>
-          <w:numId w:val="1009"/>
-        </w:numPr>
-        <w:pStyle w:val="Compact"/>
-      </w:pPr>
-      <w:r>
-        <w:t xml:space="preserve">Centers for Disease Control and Prevention. About Group B Strep (13.03.2025), https://www.cdc.gov/group-b-strep/about/index.html.</w:t>
-      </w:r>
-    </w:p>
-    <w:p>
-      <w:pPr>
-        <w:numPr>
-          <w:ilvl w:val="0"/>
-          <w:numId w:val="1009"/>
-        </w:numPr>
-        <w:pStyle w:val="Compact"/>
-      </w:pPr>
-      <w:r>
-        <w:t xml:space="preserve">Minnesota Department of Health. Cytomegalovirus Prevention (11.06.2026), https://www.health.mn.gov/diseases/cytomegalovirus/prevent.html.</w:t>
-      </w:r>
-    </w:p>
-    <w:p>
-      <w:pPr>
-        <w:numPr>
-          <w:ilvl w:val="0"/>
-          <w:numId w:val="1009"/>
-        </w:numPr>
-        <w:pStyle w:val="Compact"/>
-      </w:pPr>
-      <w:r>
-        <w:t xml:space="preserve">Kourtis A. P., Read J. S., Jamieson D. J. Pregnancy and Infection. N Engl J Med, 2014; 370(23): 2211–2218, DOI 10.1056/NEJMra1213566 (PMC4459512).</w:t>
-      </w:r>
-    </w:p>
-    <w:p>
-      <w:pPr>
-        <w:numPr>
-          <w:ilvl w:val="0"/>
-          <w:numId w:val="1009"/>
-        </w:numPr>
-        <w:pStyle w:val="Compact"/>
-      </w:pPr>
-      <w:r>
-        <w:t xml:space="preserve">Управление Роспотребнадзора по Республике Алтай. О профилактике бешенства, 18.08.2026, https://04.rospotrebnadzor.ru/index.php/epid-otdel/org/20772-18082026.pdf.</w:t>
-      </w:r>
-      <w:r>
-        <w:t xml:space="preserve"> </w:t>
-      </w:r>
-      <w:r>
-        <w:rPr>
-          <w:iCs/>
-          <w:i/>
-        </w:rPr>
-        <w:t xml:space="preserve">Автор на странице не указан.</w:t>
-      </w:r>
-    </w:p>
-    <w:p>
-      <w:pPr>
-        <w:numPr>
-          <w:ilvl w:val="0"/>
-          <w:numId w:val="1009"/>
-        </w:numPr>
-        <w:pStyle w:val="Compact"/>
-      </w:pPr>
-      <w:r>
-        <w:t xml:space="preserve">Главный государственный санитарный врач РФ. СанПиН 3.3686-21 «Санитарно-эпидемиологические требования по профилактике инфекционных болезней» (постановление от 28.01.2021 № 4, ред. от 25.06.2025), п. 38, 1635, 1674–1675 (раздел XX), 2753–2767 (раздел XXXV). Тексты разделов: https://biotorg.com/upload/medialibrary/033/SanPiN-3.3686_21-Razdel-KHKH-Profilaktika-kleshchevogo-virusnogo-entsefalita.pdf; https://pediatrhelp.ru/normativnaya-dokumentacziya/sanpin-3.3686-21-po-profilaktike-infekczionnyix-boleznej/profilaktika-kori-krasnuxi-epidemicheskogo-parotita-sanpin-3.3686-21-glava-xxxv/.</w:t>
-      </w:r>
-      <w:r>
-        <w:t xml:space="preserve"> </w:t>
-      </w:r>
-      <w:r>
-        <w:rPr>
-          <w:iCs/>
-          <w:i/>
-        </w:rPr>
-        <w:t xml:space="preserve">Сторонние перепечатки; официальный текст (pravo.gov.ru) не сверялся — запись 22 в sources/skachat-vruchnuyu.md.</w:t>
-      </w:r>
-    </w:p>
-    <w:p>
-      <w:pPr>
-        <w:numPr>
-          <w:ilvl w:val="0"/>
-          <w:numId w:val="1009"/>
-        </w:numPr>
-        <w:pStyle w:val="Compact"/>
-      </w:pPr>
-      <w:r>
-        <w:t xml:space="preserve">Министерство здравоохранения РФ. Приказ от 06.12.2021 № 1122н «Об утверждении национального календаря профилактических прививок, календаря профилактических прививок по эпидемическим показаниям и порядка проведения профилактических прививок», приложения 1, 2. Текст по https://rulaws.ru/acts/Prikaz-Minzdrava-Rossii-ot-06.12.2021-N-1122n/.</w:t>
-      </w:r>
-      <w:r>
-        <w:t xml:space="preserve"> </w:t>
-      </w:r>
-      <w:r>
-        <w:rPr>
-          <w:iCs/>
-          <w:i/>
-        </w:rPr>
-        <w:t xml:space="preserve">Дата последней редакции не проверена.</w:t>
-      </w:r>
-    </w:p>
-    <w:p>
-      <w:pPr>
-        <w:numPr>
-          <w:ilvl w:val="0"/>
-          <w:numId w:val="1009"/>
-        </w:numPr>
-        <w:pStyle w:val="Compact"/>
-      </w:pPr>
-      <w:r>
-        <w:t xml:space="preserve">Роспотребнадзор. Рекомендации гражданам: клещевой вирусный энцефалит и меры его профилактики, 11.04.2019, https://www.garant.ru/products/ipo/prime/doc/72118408/.</w:t>
-      </w:r>
-    </w:p>
-    <w:p>
-      <w:pPr>
-        <w:numPr>
-          <w:ilvl w:val="0"/>
-          <w:numId w:val="1009"/>
-        </w:numPr>
-        <w:pStyle w:val="Compact"/>
-      </w:pPr>
-      <w:r>
-        <w:t xml:space="preserve">ФГБНУ «ФНЦИРИП им. М. П. Чумакова РАН». Вакцина антирабическая культуральная концентрированная очищенная инактивированная сухая, инструкция (Р N002816/01), https://medi.ru/instrukciya/vaktsina-antirabicheskaya_18471/.</w:t>
-      </w:r>
-    </w:p>
-    <w:p>
-      <w:pPr>
-        <w:numPr>
-          <w:ilvl w:val="0"/>
-          <w:numId w:val="1009"/>
-        </w:numPr>
-        <w:pStyle w:val="Compact"/>
-      </w:pPr>
-      <w:r>
-        <w:t xml:space="preserve">Министерство здравоохранения РФ. Клинические рекомендации «Аногенитальная герпетическая вирусная инфекция», 2024 (ID 679), разделы 1.2, 3.1, 5. Текст по https://pravo.ppt.ru/klinicheskie-rekomendatsii/299852.</w:t>
-      </w:r>
-    </w:p>
-    <w:p>
-      <w:pPr>
-        <w:numPr>
-          <w:ilvl w:val="0"/>
-          <w:numId w:val="1009"/>
-        </w:numPr>
-        <w:pStyle w:val="Compact"/>
-      </w:pPr>
-      <w:r>
-        <w:t xml:space="preserve">Министерство здравоохранения РФ. Клинические рекомендации «Простой герпес (ПГ) у взрослых», 2025 (ID 492_2), раздел 1.3. Текст по https://pravo.ppt.ru/klinicheskie-rekomendatsii/319962.</w:t>
-      </w:r>
-    </w:p>
-    <w:p>
-      <w:pPr>
-        <w:numPr>
-          <w:ilvl w:val="0"/>
-          <w:numId w:val="1009"/>
-        </w:numPr>
-        <w:pStyle w:val="Compact"/>
-      </w:pPr>
-      <w:r>
-        <w:t xml:space="preserve">Министерство здравоохранения РФ. Клинические рекомендации «Роды одноплодные, самопроизвольное родоразрешение в затылочном предлежании (нормальные роды)», 2021 (ID 636), раздел 3. Текст по https://pravo.ppt.ru/klinicheskie-rekomendatsii/251870.</w:t>
-      </w:r>
-      <w:r>
-        <w:t xml:space="preserve"> </w:t>
-      </w:r>
-      <w:r>
-        <w:rPr>
-          <w:iCs/>
-          <w:i/>
-        </w:rPr>
-        <w:t xml:space="preserve">Год окончания действия на странице — 2023; действующую редакцию проверить.</w:t>
-      </w:r>
-    </w:p>
-    <w:p>
-      <w:pPr>
-        <w:numPr>
-          <w:ilvl w:val="0"/>
-          <w:numId w:val="1009"/>
-        </w:numPr>
-        <w:pStyle w:val="Compact"/>
-      </w:pPr>
-      <w:r>
-        <w:t xml:space="preserve">Министерство здравоохранения РФ. Клинические рекомендации «Преждевременные роды», 2024 (ID 331), разделы «Критерии установления диагноза», 2.3, 3.3, 5.2. Текст по https://pravo.ppt.ru/klinicheskie-rekomendatsii/303408.</w:t>
-      </w:r>
-    </w:p>
-    <w:p>
-      <w:pPr>
-        <w:numPr>
-          <w:ilvl w:val="0"/>
-          <w:numId w:val="1009"/>
-        </w:numPr>
-        <w:pStyle w:val="Compact"/>
-      </w:pPr>
-      <w:r>
-        <w:t xml:space="preserve">ФФБУЗ «Центр гигиены и эпидемиологии в г. Москве» (филиал в СЗАО). Профилактика инфекций, связанных с укусами клещей, 20.04.2025, обновлено 29.04.2026, https://sesszao.ru/2025/04/20/profilaktika-infekczij-svyazannyh-s-ukusami-kleshhej/.</w:t>
-      </w:r>
-    </w:p>
-    <w:p>
-      <w:pPr>
-        <w:numPr>
-          <w:ilvl w:val="0"/>
-          <w:numId w:val="1009"/>
-        </w:numPr>
-        <w:pStyle w:val="Compact"/>
-      </w:pPr>
-      <w:r>
-        <w:t xml:space="preserve">ФБУЗ «Центр гигиенического образования населения» Роспотребнадзора. Столбняк: памятка населению, https://cgon.rospotrebnadzor.ru/upload/iblock/22f/vvflxj53xifhclniqilmjg8u2kmqykn9/Столбняк.pdf.</w:t>
-      </w:r>
-      <w:r>
-        <w:t xml:space="preserve"> </w:t>
-      </w:r>
-      <w:r>
-        <w:rPr>
-          <w:iCs/>
-          <w:i/>
-        </w:rPr>
-        <w:t xml:space="preserve">Дата и автор не указаны.</w:t>
-      </w:r>
-    </w:p>
-    <w:p>
-      <w:pPr>
-        <w:numPr>
-          <w:ilvl w:val="0"/>
-          <w:numId w:val="1009"/>
-        </w:numPr>
-        <w:pStyle w:val="Compact"/>
-      </w:pPr>
-      <w:r>
-        <w:t xml:space="preserve">Управление Роспотребнадзора по Новгородской области. Информация о клещевом вирусном энцефалите, данные на 05.08.2024, https://chudovskij-r49.gosweb.gosuslugi.ru/netcat_files/userfiles/Gosorgany/rosportebnadzor/07.08.2024_g.-_Informatsiya_KVE.pdf.</w:t>
-      </w:r>
-      <w:r>
-        <w:t xml:space="preserve"> </w:t>
-      </w:r>
-      <w:r>
-        <w:rPr>
-          <w:iCs/>
-          <w:i/>
-        </w:rPr>
-        <w:t xml:space="preserve">Опубликовано на сайте районной администрации.</w:t>
-      </w:r>
-    </w:p>
-    <w:p>
-      <w:pPr>
-        <w:numPr>
-          <w:ilvl w:val="0"/>
-          <w:numId w:val="1009"/>
-        </w:numPr>
-        <w:pStyle w:val="Compact"/>
-      </w:pPr>
-      <w:r>
-        <w:t xml:space="preserve">Centers for Disease Control and Prevention. Tdap Vaccination for Pregnant Women (02.12.2025), https://www.cdc.gov/pertussis/vaccines/tdap-vaccination-during-pregnancy.html.</w:t>
-      </w:r>
-    </w:p>
-    <w:p>
-      <w:pPr>
-        <w:numPr>
-          <w:ilvl w:val="0"/>
-          <w:numId w:val="1009"/>
-        </w:numPr>
-        <w:pStyle w:val="Compact"/>
-      </w:pPr>
-      <w:r>
-        <w:t xml:space="preserve">Centers for Disease Control and Prevention. About Parvovirus B19 (17.12.2025), https://www.cdc.gov/parvovirus-b19/about/index.html.</w:t>
-      </w:r>
-    </w:p>
-    <w:p>
-      <w:pPr>
-        <w:numPr>
-          <w:ilvl w:val="0"/>
-          <w:numId w:val="1009"/>
-        </w:numPr>
-        <w:pStyle w:val="Compact"/>
-      </w:pPr>
-      <w:r>
-        <w:t xml:space="preserve">U.S. Department of Health and Human Services. Vaccine Types (проверено 17.04.2026), https://www.hhs.gov/immunization/basics/types/index.html.</w:t>
-      </w:r>
-    </w:p>
-    <w:p>
-      <w:pPr>
-        <w:numPr>
-          <w:ilvl w:val="0"/>
-          <w:numId w:val="1009"/>
-        </w:numPr>
-        <w:pStyle w:val="Compact"/>
-      </w:pPr>
-      <w:r>
-        <w:t xml:space="preserve">Centers for Disease Control and Prevention. Symptoms of Norovirus (24.04.2024), https://www.cdc.gov/norovirus/about/symptoms.html.</w:t>
-      </w:r>
-    </w:p>
-    <w:bookmarkEnd w:id="44"/>
-    <w:bookmarkEnd w:id="45"/>
+        <w:t xml:space="preserve">Centers for Disease Control and Prevention.</w:t>
+      </w:r>
+      <w:r>
+        <w:t xml:space="preserve"> </w:t>
+      </w:r>
+      <w:hyperlink r:id="rId81">
+        <w:r>
+          <w:rPr>
+            <w:rStyle w:val="Hyperlink"/>
+          </w:rPr>
+          <w:t xml:space="preserve">Clinical Overview of CMV and Congenital CMV</w:t>
+        </w:r>
+      </w:hyperlink>
+      <w:r>
+        <w:t xml:space="preserve">, 06.11.2024 — частота передачи ЦМВ плоду при первичной и повторной инфекции; анализы на первичную ЦМВ-инфекцию трудно интерпретировать (9.18).</w:t>
+      </w:r>
+    </w:p>
+    <w:bookmarkEnd w:id="82"/>
+    <w:bookmarkEnd w:id="83"/>
     <w:sectPr/>
   </w:body>
 </w:document>
@@ -3659,6 +4388,1196 @@
     </w:lvl>
     <w:lvl w:ilvl="8">
       <w:start w:val="1"/>
+      <w:numFmt w:val="decimal"/>
+      <w:lvlText w:val="%9."/>
+      <w:lvlJc w:val="left"/>
+      <w:pPr>
+        <w:ind w:left="6480" w:hanging="480"/>
+      </w:pPr>
+    </w:lvl>
+  </w:abstractNum>
+  <w:abstractNum w:abstractNumId="99412">
+    <w:nsid w:val="A99412"/>
+    <w:multiLevelType w:val="multilevel"/>
+    <w:lvl w:ilvl="0">
+      <w:start w:val="2"/>
+      <w:numFmt w:val="decimal"/>
+      <w:lvlText w:val="%1."/>
+      <w:lvlJc w:val="left"/>
+      <w:pPr>
+        <w:ind w:left="720" w:hanging="480"/>
+      </w:pPr>
+    </w:lvl>
+    <w:lvl w:ilvl="1">
+      <w:start w:val="2"/>
+      <w:numFmt w:val="decimal"/>
+      <w:lvlText w:val="%2."/>
+      <w:lvlJc w:val="left"/>
+      <w:pPr>
+        <w:ind w:left="1440" w:hanging="480"/>
+      </w:pPr>
+    </w:lvl>
+    <w:lvl w:ilvl="2">
+      <w:start w:val="2"/>
+      <w:numFmt w:val="decimal"/>
+      <w:lvlText w:val="%3."/>
+      <w:lvlJc w:val="left"/>
+      <w:pPr>
+        <w:ind w:left="2160" w:hanging="480"/>
+      </w:pPr>
+    </w:lvl>
+    <w:lvl w:ilvl="3">
+      <w:start w:val="2"/>
+      <w:numFmt w:val="decimal"/>
+      <w:lvlText w:val="%4."/>
+      <w:lvlJc w:val="left"/>
+      <w:pPr>
+        <w:ind w:left="2880" w:hanging="480"/>
+      </w:pPr>
+    </w:lvl>
+    <w:lvl w:ilvl="4">
+      <w:start w:val="2"/>
+      <w:numFmt w:val="decimal"/>
+      <w:lvlText w:val="%5."/>
+      <w:lvlJc w:val="left"/>
+      <w:pPr>
+        <w:ind w:left="3600" w:hanging="480"/>
+      </w:pPr>
+    </w:lvl>
+    <w:lvl w:ilvl="5">
+      <w:start w:val="2"/>
+      <w:numFmt w:val="decimal"/>
+      <w:lvlText w:val="%6."/>
+      <w:lvlJc w:val="left"/>
+      <w:pPr>
+        <w:ind w:left="4320" w:hanging="480"/>
+      </w:pPr>
+    </w:lvl>
+    <w:lvl w:ilvl="6">
+      <w:start w:val="2"/>
+      <w:numFmt w:val="decimal"/>
+      <w:lvlText w:val="%7."/>
+      <w:lvlJc w:val="left"/>
+      <w:pPr>
+        <w:ind w:left="5040" w:hanging="480"/>
+      </w:pPr>
+    </w:lvl>
+    <w:lvl w:ilvl="7">
+      <w:start w:val="2"/>
+      <w:numFmt w:val="decimal"/>
+      <w:lvlText w:val="%8."/>
+      <w:lvlJc w:val="left"/>
+      <w:pPr>
+        <w:ind w:left="5760" w:hanging="480"/>
+      </w:pPr>
+    </w:lvl>
+    <w:lvl w:ilvl="8">
+      <w:start w:val="2"/>
+      <w:numFmt w:val="decimal"/>
+      <w:lvlText w:val="%9."/>
+      <w:lvlJc w:val="left"/>
+      <w:pPr>
+        <w:ind w:left="6480" w:hanging="480"/>
+      </w:pPr>
+    </w:lvl>
+  </w:abstractNum>
+  <w:abstractNum w:abstractNumId="99413">
+    <w:nsid w:val="A99413"/>
+    <w:multiLevelType w:val="multilevel"/>
+    <w:lvl w:ilvl="0">
+      <w:start w:val="3"/>
+      <w:numFmt w:val="decimal"/>
+      <w:lvlText w:val="%1."/>
+      <w:lvlJc w:val="left"/>
+      <w:pPr>
+        <w:ind w:left="720" w:hanging="480"/>
+      </w:pPr>
+    </w:lvl>
+    <w:lvl w:ilvl="1">
+      <w:start w:val="3"/>
+      <w:numFmt w:val="decimal"/>
+      <w:lvlText w:val="%2."/>
+      <w:lvlJc w:val="left"/>
+      <w:pPr>
+        <w:ind w:left="1440" w:hanging="480"/>
+      </w:pPr>
+    </w:lvl>
+    <w:lvl w:ilvl="2">
+      <w:start w:val="3"/>
+      <w:numFmt w:val="decimal"/>
+      <w:lvlText w:val="%3."/>
+      <w:lvlJc w:val="left"/>
+      <w:pPr>
+        <w:ind w:left="2160" w:hanging="480"/>
+      </w:pPr>
+    </w:lvl>
+    <w:lvl w:ilvl="3">
+      <w:start w:val="3"/>
+      <w:numFmt w:val="decimal"/>
+      <w:lvlText w:val="%4."/>
+      <w:lvlJc w:val="left"/>
+      <w:pPr>
+        <w:ind w:left="2880" w:hanging="480"/>
+      </w:pPr>
+    </w:lvl>
+    <w:lvl w:ilvl="4">
+      <w:start w:val="3"/>
+      <w:numFmt w:val="decimal"/>
+      <w:lvlText w:val="%5."/>
+      <w:lvlJc w:val="left"/>
+      <w:pPr>
+        <w:ind w:left="3600" w:hanging="480"/>
+      </w:pPr>
+    </w:lvl>
+    <w:lvl w:ilvl="5">
+      <w:start w:val="3"/>
+      <w:numFmt w:val="decimal"/>
+      <w:lvlText w:val="%6."/>
+      <w:lvlJc w:val="left"/>
+      <w:pPr>
+        <w:ind w:left="4320" w:hanging="480"/>
+      </w:pPr>
+    </w:lvl>
+    <w:lvl w:ilvl="6">
+      <w:start w:val="3"/>
+      <w:numFmt w:val="decimal"/>
+      <w:lvlText w:val="%7."/>
+      <w:lvlJc w:val="left"/>
+      <w:pPr>
+        <w:ind w:left="5040" w:hanging="480"/>
+      </w:pPr>
+    </w:lvl>
+    <w:lvl w:ilvl="7">
+      <w:start w:val="3"/>
+      <w:numFmt w:val="decimal"/>
+      <w:lvlText w:val="%8."/>
+      <w:lvlJc w:val="left"/>
+      <w:pPr>
+        <w:ind w:left="5760" w:hanging="480"/>
+      </w:pPr>
+    </w:lvl>
+    <w:lvl w:ilvl="8">
+      <w:start w:val="3"/>
+      <w:numFmt w:val="decimal"/>
+      <w:lvlText w:val="%9."/>
+      <w:lvlJc w:val="left"/>
+      <w:pPr>
+        <w:ind w:left="6480" w:hanging="480"/>
+      </w:pPr>
+    </w:lvl>
+  </w:abstractNum>
+  <w:abstractNum w:abstractNumId="99416">
+    <w:nsid w:val="A99416"/>
+    <w:multiLevelType w:val="multilevel"/>
+    <w:lvl w:ilvl="0">
+      <w:start w:val="6"/>
+      <w:numFmt w:val="decimal"/>
+      <w:lvlText w:val="%1."/>
+      <w:lvlJc w:val="left"/>
+      <w:pPr>
+        <w:ind w:left="720" w:hanging="480"/>
+      </w:pPr>
+    </w:lvl>
+    <w:lvl w:ilvl="1">
+      <w:start w:val="6"/>
+      <w:numFmt w:val="decimal"/>
+      <w:lvlText w:val="%2."/>
+      <w:lvlJc w:val="left"/>
+      <w:pPr>
+        <w:ind w:left="1440" w:hanging="480"/>
+      </w:pPr>
+    </w:lvl>
+    <w:lvl w:ilvl="2">
+      <w:start w:val="6"/>
+      <w:numFmt w:val="decimal"/>
+      <w:lvlText w:val="%3."/>
+      <w:lvlJc w:val="left"/>
+      <w:pPr>
+        <w:ind w:left="2160" w:hanging="480"/>
+      </w:pPr>
+    </w:lvl>
+    <w:lvl w:ilvl="3">
+      <w:start w:val="6"/>
+      <w:numFmt w:val="decimal"/>
+      <w:lvlText w:val="%4."/>
+      <w:lvlJc w:val="left"/>
+      <w:pPr>
+        <w:ind w:left="2880" w:hanging="480"/>
+      </w:pPr>
+    </w:lvl>
+    <w:lvl w:ilvl="4">
+      <w:start w:val="6"/>
+      <w:numFmt w:val="decimal"/>
+      <w:lvlText w:val="%5."/>
+      <w:lvlJc w:val="left"/>
+      <w:pPr>
+        <w:ind w:left="3600" w:hanging="480"/>
+      </w:pPr>
+    </w:lvl>
+    <w:lvl w:ilvl="5">
+      <w:start w:val="6"/>
+      <w:numFmt w:val="decimal"/>
+      <w:lvlText w:val="%6."/>
+      <w:lvlJc w:val="left"/>
+      <w:pPr>
+        <w:ind w:left="4320" w:hanging="480"/>
+      </w:pPr>
+    </w:lvl>
+    <w:lvl w:ilvl="6">
+      <w:start w:val="6"/>
+      <w:numFmt w:val="decimal"/>
+      <w:lvlText w:val="%7."/>
+      <w:lvlJc w:val="left"/>
+      <w:pPr>
+        <w:ind w:left="5040" w:hanging="480"/>
+      </w:pPr>
+    </w:lvl>
+    <w:lvl w:ilvl="7">
+      <w:start w:val="6"/>
+      <w:numFmt w:val="decimal"/>
+      <w:lvlText w:val="%8."/>
+      <w:lvlJc w:val="left"/>
+      <w:pPr>
+        <w:ind w:left="5760" w:hanging="480"/>
+      </w:pPr>
+    </w:lvl>
+    <w:lvl w:ilvl="8">
+      <w:start w:val="6"/>
+      <w:numFmt w:val="decimal"/>
+      <w:lvlText w:val="%9."/>
+      <w:lvlJc w:val="left"/>
+      <w:pPr>
+        <w:ind w:left="6480" w:hanging="480"/>
+      </w:pPr>
+    </w:lvl>
+  </w:abstractNum>
+  <w:abstractNum w:abstractNumId="99419">
+    <w:nsid w:val="A99419"/>
+    <w:multiLevelType w:val="multilevel"/>
+    <w:lvl w:ilvl="0">
+      <w:start w:val="9"/>
+      <w:numFmt w:val="decimal"/>
+      <w:lvlText w:val="%1."/>
+      <w:lvlJc w:val="left"/>
+      <w:pPr>
+        <w:ind w:left="720" w:hanging="480"/>
+      </w:pPr>
+    </w:lvl>
+    <w:lvl w:ilvl="1">
+      <w:start w:val="9"/>
+      <w:numFmt w:val="decimal"/>
+      <w:lvlText w:val="%2."/>
+      <w:lvlJc w:val="left"/>
+      <w:pPr>
+        <w:ind w:left="1440" w:hanging="480"/>
+      </w:pPr>
+    </w:lvl>
+    <w:lvl w:ilvl="2">
+      <w:start w:val="9"/>
+      <w:numFmt w:val="decimal"/>
+      <w:lvlText w:val="%3."/>
+      <w:lvlJc w:val="left"/>
+      <w:pPr>
+        <w:ind w:left="2160" w:hanging="480"/>
+      </w:pPr>
+    </w:lvl>
+    <w:lvl w:ilvl="3">
+      <w:start w:val="9"/>
+      <w:numFmt w:val="decimal"/>
+      <w:lvlText w:val="%4."/>
+      <w:lvlJc w:val="left"/>
+      <w:pPr>
+        <w:ind w:left="2880" w:hanging="480"/>
+      </w:pPr>
+    </w:lvl>
+    <w:lvl w:ilvl="4">
+      <w:start w:val="9"/>
+      <w:numFmt w:val="decimal"/>
+      <w:lvlText w:val="%5."/>
+      <w:lvlJc w:val="left"/>
+      <w:pPr>
+        <w:ind w:left="3600" w:hanging="480"/>
+      </w:pPr>
+    </w:lvl>
+    <w:lvl w:ilvl="5">
+      <w:start w:val="9"/>
+      <w:numFmt w:val="decimal"/>
+      <w:lvlText w:val="%6."/>
+      <w:lvlJc w:val="left"/>
+      <w:pPr>
+        <w:ind w:left="4320" w:hanging="480"/>
+      </w:pPr>
+    </w:lvl>
+    <w:lvl w:ilvl="6">
+      <w:start w:val="9"/>
+      <w:numFmt w:val="decimal"/>
+      <w:lvlText w:val="%7."/>
+      <w:lvlJc w:val="left"/>
+      <w:pPr>
+        <w:ind w:left="5040" w:hanging="480"/>
+      </w:pPr>
+    </w:lvl>
+    <w:lvl w:ilvl="7">
+      <w:start w:val="9"/>
+      <w:numFmt w:val="decimal"/>
+      <w:lvlText w:val="%8."/>
+      <w:lvlJc w:val="left"/>
+      <w:pPr>
+        <w:ind w:left="5760" w:hanging="480"/>
+      </w:pPr>
+    </w:lvl>
+    <w:lvl w:ilvl="8">
+      <w:start w:val="9"/>
+      <w:numFmt w:val="decimal"/>
+      <w:lvlText w:val="%9."/>
+      <w:lvlJc w:val="left"/>
+      <w:pPr>
+        <w:ind w:left="6480" w:hanging="480"/>
+      </w:pPr>
+    </w:lvl>
+  </w:abstractNum>
+  <w:abstractNum w:abstractNumId="994110">
+    <w:nsid w:val="A994110"/>
+    <w:multiLevelType w:val="multilevel"/>
+    <w:lvl w:ilvl="0">
+      <w:start w:val="10"/>
+      <w:numFmt w:val="decimal"/>
+      <w:lvlText w:val="%1."/>
+      <w:lvlJc w:val="left"/>
+      <w:pPr>
+        <w:ind w:left="720" w:hanging="480"/>
+      </w:pPr>
+    </w:lvl>
+    <w:lvl w:ilvl="1">
+      <w:start w:val="10"/>
+      <w:numFmt w:val="decimal"/>
+      <w:lvlText w:val="%2."/>
+      <w:lvlJc w:val="left"/>
+      <w:pPr>
+        <w:ind w:left="1440" w:hanging="480"/>
+      </w:pPr>
+    </w:lvl>
+    <w:lvl w:ilvl="2">
+      <w:start w:val="10"/>
+      <w:numFmt w:val="decimal"/>
+      <w:lvlText w:val="%3."/>
+      <w:lvlJc w:val="left"/>
+      <w:pPr>
+        <w:ind w:left="2160" w:hanging="480"/>
+      </w:pPr>
+    </w:lvl>
+    <w:lvl w:ilvl="3">
+      <w:start w:val="10"/>
+      <w:numFmt w:val="decimal"/>
+      <w:lvlText w:val="%4."/>
+      <w:lvlJc w:val="left"/>
+      <w:pPr>
+        <w:ind w:left="2880" w:hanging="480"/>
+      </w:pPr>
+    </w:lvl>
+    <w:lvl w:ilvl="4">
+      <w:start w:val="10"/>
+      <w:numFmt w:val="decimal"/>
+      <w:lvlText w:val="%5."/>
+      <w:lvlJc w:val="left"/>
+      <w:pPr>
+        <w:ind w:left="3600" w:hanging="480"/>
+      </w:pPr>
+    </w:lvl>
+    <w:lvl w:ilvl="5">
+      <w:start w:val="10"/>
+      <w:numFmt w:val="decimal"/>
+      <w:lvlText w:val="%6."/>
+      <w:lvlJc w:val="left"/>
+      <w:pPr>
+        <w:ind w:left="4320" w:hanging="480"/>
+      </w:pPr>
+    </w:lvl>
+    <w:lvl w:ilvl="6">
+      <w:start w:val="10"/>
+      <w:numFmt w:val="decimal"/>
+      <w:lvlText w:val="%7."/>
+      <w:lvlJc w:val="left"/>
+      <w:pPr>
+        <w:ind w:left="5040" w:hanging="480"/>
+      </w:pPr>
+    </w:lvl>
+    <w:lvl w:ilvl="7">
+      <w:start w:val="10"/>
+      <w:numFmt w:val="decimal"/>
+      <w:lvlText w:val="%8."/>
+      <w:lvlJc w:val="left"/>
+      <w:pPr>
+        <w:ind w:left="5760" w:hanging="480"/>
+      </w:pPr>
+    </w:lvl>
+    <w:lvl w:ilvl="8">
+      <w:start w:val="10"/>
+      <w:numFmt w:val="decimal"/>
+      <w:lvlText w:val="%9."/>
+      <w:lvlJc w:val="left"/>
+      <w:pPr>
+        <w:ind w:left="6480" w:hanging="480"/>
+      </w:pPr>
+    </w:lvl>
+  </w:abstractNum>
+  <w:abstractNum w:abstractNumId="994113">
+    <w:nsid w:val="A994113"/>
+    <w:multiLevelType w:val="multilevel"/>
+    <w:lvl w:ilvl="0">
+      <w:start w:val="13"/>
+      <w:numFmt w:val="decimal"/>
+      <w:lvlText w:val="%1."/>
+      <w:lvlJc w:val="left"/>
+      <w:pPr>
+        <w:ind w:left="720" w:hanging="480"/>
+      </w:pPr>
+    </w:lvl>
+    <w:lvl w:ilvl="1">
+      <w:start w:val="13"/>
+      <w:numFmt w:val="decimal"/>
+      <w:lvlText w:val="%2."/>
+      <w:lvlJc w:val="left"/>
+      <w:pPr>
+        <w:ind w:left="1440" w:hanging="480"/>
+      </w:pPr>
+    </w:lvl>
+    <w:lvl w:ilvl="2">
+      <w:start w:val="13"/>
+      <w:numFmt w:val="decimal"/>
+      <w:lvlText w:val="%3."/>
+      <w:lvlJc w:val="left"/>
+      <w:pPr>
+        <w:ind w:left="2160" w:hanging="480"/>
+      </w:pPr>
+    </w:lvl>
+    <w:lvl w:ilvl="3">
+      <w:start w:val="13"/>
+      <w:numFmt w:val="decimal"/>
+      <w:lvlText w:val="%4."/>
+      <w:lvlJc w:val="left"/>
+      <w:pPr>
+        <w:ind w:left="2880" w:hanging="480"/>
+      </w:pPr>
+    </w:lvl>
+    <w:lvl w:ilvl="4">
+      <w:start w:val="13"/>
+      <w:numFmt w:val="decimal"/>
+      <w:lvlText w:val="%5."/>
+      <w:lvlJc w:val="left"/>
+      <w:pPr>
+        <w:ind w:left="3600" w:hanging="480"/>
+      </w:pPr>
+    </w:lvl>
+    <w:lvl w:ilvl="5">
+      <w:start w:val="13"/>
+      <w:numFmt w:val="decimal"/>
+      <w:lvlText w:val="%6."/>
+      <w:lvlJc w:val="left"/>
+      <w:pPr>
+        <w:ind w:left="4320" w:hanging="480"/>
+      </w:pPr>
+    </w:lvl>
+    <w:lvl w:ilvl="6">
+      <w:start w:val="13"/>
+      <w:numFmt w:val="decimal"/>
+      <w:lvlText w:val="%7."/>
+      <w:lvlJc w:val="left"/>
+      <w:pPr>
+        <w:ind w:left="5040" w:hanging="480"/>
+      </w:pPr>
+    </w:lvl>
+    <w:lvl w:ilvl="7">
+      <w:start w:val="13"/>
+      <w:numFmt w:val="decimal"/>
+      <w:lvlText w:val="%8."/>
+      <w:lvlJc w:val="left"/>
+      <w:pPr>
+        <w:ind w:left="5760" w:hanging="480"/>
+      </w:pPr>
+    </w:lvl>
+    <w:lvl w:ilvl="8">
+      <w:start w:val="13"/>
+      <w:numFmt w:val="decimal"/>
+      <w:lvlText w:val="%9."/>
+      <w:lvlJc w:val="left"/>
+      <w:pPr>
+        <w:ind w:left="6480" w:hanging="480"/>
+      </w:pPr>
+    </w:lvl>
+  </w:abstractNum>
+  <w:abstractNum w:abstractNumId="994114">
+    <w:nsid w:val="A994114"/>
+    <w:multiLevelType w:val="multilevel"/>
+    <w:lvl w:ilvl="0">
+      <w:start w:val="14"/>
+      <w:numFmt w:val="decimal"/>
+      <w:lvlText w:val="%1."/>
+      <w:lvlJc w:val="left"/>
+      <w:pPr>
+        <w:ind w:left="720" w:hanging="480"/>
+      </w:pPr>
+    </w:lvl>
+    <w:lvl w:ilvl="1">
+      <w:start w:val="14"/>
+      <w:numFmt w:val="decimal"/>
+      <w:lvlText w:val="%2."/>
+      <w:lvlJc w:val="left"/>
+      <w:pPr>
+        <w:ind w:left="1440" w:hanging="480"/>
+      </w:pPr>
+    </w:lvl>
+    <w:lvl w:ilvl="2">
+      <w:start w:val="14"/>
+      <w:numFmt w:val="decimal"/>
+      <w:lvlText w:val="%3."/>
+      <w:lvlJc w:val="left"/>
+      <w:pPr>
+        <w:ind w:left="2160" w:hanging="480"/>
+      </w:pPr>
+    </w:lvl>
+    <w:lvl w:ilvl="3">
+      <w:start w:val="14"/>
+      <w:numFmt w:val="decimal"/>
+      <w:lvlText w:val="%4."/>
+      <w:lvlJc w:val="left"/>
+      <w:pPr>
+        <w:ind w:left="2880" w:hanging="480"/>
+      </w:pPr>
+    </w:lvl>
+    <w:lvl w:ilvl="4">
+      <w:start w:val="14"/>
+      <w:numFmt w:val="decimal"/>
+      <w:lvlText w:val="%5."/>
+      <w:lvlJc w:val="left"/>
+      <w:pPr>
+        <w:ind w:left="3600" w:hanging="480"/>
+      </w:pPr>
+    </w:lvl>
+    <w:lvl w:ilvl="5">
+      <w:start w:val="14"/>
+      <w:numFmt w:val="decimal"/>
+      <w:lvlText w:val="%6."/>
+      <w:lvlJc w:val="left"/>
+      <w:pPr>
+        <w:ind w:left="4320" w:hanging="480"/>
+      </w:pPr>
+    </w:lvl>
+    <w:lvl w:ilvl="6">
+      <w:start w:val="14"/>
+      <w:numFmt w:val="decimal"/>
+      <w:lvlText w:val="%7."/>
+      <w:lvlJc w:val="left"/>
+      <w:pPr>
+        <w:ind w:left="5040" w:hanging="480"/>
+      </w:pPr>
+    </w:lvl>
+    <w:lvl w:ilvl="7">
+      <w:start w:val="14"/>
+      <w:numFmt w:val="decimal"/>
+      <w:lvlText w:val="%8."/>
+      <w:lvlJc w:val="left"/>
+      <w:pPr>
+        <w:ind w:left="5760" w:hanging="480"/>
+      </w:pPr>
+    </w:lvl>
+    <w:lvl w:ilvl="8">
+      <w:start w:val="14"/>
+      <w:numFmt w:val="decimal"/>
+      <w:lvlText w:val="%9."/>
+      <w:lvlJc w:val="left"/>
+      <w:pPr>
+        <w:ind w:left="6480" w:hanging="480"/>
+      </w:pPr>
+    </w:lvl>
+  </w:abstractNum>
+  <w:abstractNum w:abstractNumId="994118">
+    <w:nsid w:val="A994118"/>
+    <w:multiLevelType w:val="multilevel"/>
+    <w:lvl w:ilvl="0">
+      <w:start w:val="18"/>
+      <w:numFmt w:val="decimal"/>
+      <w:lvlText w:val="%1."/>
+      <w:lvlJc w:val="left"/>
+      <w:pPr>
+        <w:ind w:left="720" w:hanging="480"/>
+      </w:pPr>
+    </w:lvl>
+    <w:lvl w:ilvl="1">
+      <w:start w:val="18"/>
+      <w:numFmt w:val="decimal"/>
+      <w:lvlText w:val="%2."/>
+      <w:lvlJc w:val="left"/>
+      <w:pPr>
+        <w:ind w:left="1440" w:hanging="480"/>
+      </w:pPr>
+    </w:lvl>
+    <w:lvl w:ilvl="2">
+      <w:start w:val="18"/>
+      <w:numFmt w:val="decimal"/>
+      <w:lvlText w:val="%3."/>
+      <w:lvlJc w:val="left"/>
+      <w:pPr>
+        <w:ind w:left="2160" w:hanging="480"/>
+      </w:pPr>
+    </w:lvl>
+    <w:lvl w:ilvl="3">
+      <w:start w:val="18"/>
+      <w:numFmt w:val="decimal"/>
+      <w:lvlText w:val="%4."/>
+      <w:lvlJc w:val="left"/>
+      <w:pPr>
+        <w:ind w:left="2880" w:hanging="480"/>
+      </w:pPr>
+    </w:lvl>
+    <w:lvl w:ilvl="4">
+      <w:start w:val="18"/>
+      <w:numFmt w:val="decimal"/>
+      <w:lvlText w:val="%5."/>
+      <w:lvlJc w:val="left"/>
+      <w:pPr>
+        <w:ind w:left="3600" w:hanging="480"/>
+      </w:pPr>
+    </w:lvl>
+    <w:lvl w:ilvl="5">
+      <w:start w:val="18"/>
+      <w:numFmt w:val="decimal"/>
+      <w:lvlText w:val="%6."/>
+      <w:lvlJc w:val="left"/>
+      <w:pPr>
+        <w:ind w:left="4320" w:hanging="480"/>
+      </w:pPr>
+    </w:lvl>
+    <w:lvl w:ilvl="6">
+      <w:start w:val="18"/>
+      <w:numFmt w:val="decimal"/>
+      <w:lvlText w:val="%7."/>
+      <w:lvlJc w:val="left"/>
+      <w:pPr>
+        <w:ind w:left="5040" w:hanging="480"/>
+      </w:pPr>
+    </w:lvl>
+    <w:lvl w:ilvl="7">
+      <w:start w:val="18"/>
+      <w:numFmt w:val="decimal"/>
+      <w:lvlText w:val="%8."/>
+      <w:lvlJc w:val="left"/>
+      <w:pPr>
+        <w:ind w:left="5760" w:hanging="480"/>
+      </w:pPr>
+    </w:lvl>
+    <w:lvl w:ilvl="8">
+      <w:start w:val="18"/>
+      <w:numFmt w:val="decimal"/>
+      <w:lvlText w:val="%9."/>
+      <w:lvlJc w:val="left"/>
+      <w:pPr>
+        <w:ind w:left="6480" w:hanging="480"/>
+      </w:pPr>
+    </w:lvl>
+  </w:abstractNum>
+  <w:abstractNum w:abstractNumId="994119">
+    <w:nsid w:val="A994119"/>
+    <w:multiLevelType w:val="multilevel"/>
+    <w:lvl w:ilvl="0">
+      <w:start w:val="19"/>
+      <w:numFmt w:val="decimal"/>
+      <w:lvlText w:val="%1."/>
+      <w:lvlJc w:val="left"/>
+      <w:pPr>
+        <w:ind w:left="720" w:hanging="480"/>
+      </w:pPr>
+    </w:lvl>
+    <w:lvl w:ilvl="1">
+      <w:start w:val="19"/>
+      <w:numFmt w:val="decimal"/>
+      <w:lvlText w:val="%2."/>
+      <w:lvlJc w:val="left"/>
+      <w:pPr>
+        <w:ind w:left="1440" w:hanging="480"/>
+      </w:pPr>
+    </w:lvl>
+    <w:lvl w:ilvl="2">
+      <w:start w:val="19"/>
+      <w:numFmt w:val="decimal"/>
+      <w:lvlText w:val="%3."/>
+      <w:lvlJc w:val="left"/>
+      <w:pPr>
+        <w:ind w:left="2160" w:hanging="480"/>
+      </w:pPr>
+    </w:lvl>
+    <w:lvl w:ilvl="3">
+      <w:start w:val="19"/>
+      <w:numFmt w:val="decimal"/>
+      <w:lvlText w:val="%4."/>
+      <w:lvlJc w:val="left"/>
+      <w:pPr>
+        <w:ind w:left="2880" w:hanging="480"/>
+      </w:pPr>
+    </w:lvl>
+    <w:lvl w:ilvl="4">
+      <w:start w:val="19"/>
+      <w:numFmt w:val="decimal"/>
+      <w:lvlText w:val="%5."/>
+      <w:lvlJc w:val="left"/>
+      <w:pPr>
+        <w:ind w:left="3600" w:hanging="480"/>
+      </w:pPr>
+    </w:lvl>
+    <w:lvl w:ilvl="5">
+      <w:start w:val="19"/>
+      <w:numFmt w:val="decimal"/>
+      <w:lvlText w:val="%6."/>
+      <w:lvlJc w:val="left"/>
+      <w:pPr>
+        <w:ind w:left="4320" w:hanging="480"/>
+      </w:pPr>
+    </w:lvl>
+    <w:lvl w:ilvl="6">
+      <w:start w:val="19"/>
+      <w:numFmt w:val="decimal"/>
+      <w:lvlText w:val="%7."/>
+      <w:lvlJc w:val="left"/>
+      <w:pPr>
+        <w:ind w:left="5040" w:hanging="480"/>
+      </w:pPr>
+    </w:lvl>
+    <w:lvl w:ilvl="7">
+      <w:start w:val="19"/>
+      <w:numFmt w:val="decimal"/>
+      <w:lvlText w:val="%8."/>
+      <w:lvlJc w:val="left"/>
+      <w:pPr>
+        <w:ind w:left="5760" w:hanging="480"/>
+      </w:pPr>
+    </w:lvl>
+    <w:lvl w:ilvl="8">
+      <w:start w:val="19"/>
+      <w:numFmt w:val="decimal"/>
+      <w:lvlText w:val="%9."/>
+      <w:lvlJc w:val="left"/>
+      <w:pPr>
+        <w:ind w:left="6480" w:hanging="480"/>
+      </w:pPr>
+    </w:lvl>
+  </w:abstractNum>
+  <w:abstractNum w:abstractNumId="994122">
+    <w:nsid w:val="A994122"/>
+    <w:multiLevelType w:val="multilevel"/>
+    <w:lvl w:ilvl="0">
+      <w:start w:val="22"/>
+      <w:numFmt w:val="decimal"/>
+      <w:lvlText w:val="%1."/>
+      <w:lvlJc w:val="left"/>
+      <w:pPr>
+        <w:ind w:left="720" w:hanging="480"/>
+      </w:pPr>
+    </w:lvl>
+    <w:lvl w:ilvl="1">
+      <w:start w:val="22"/>
+      <w:numFmt w:val="decimal"/>
+      <w:lvlText w:val="%2."/>
+      <w:lvlJc w:val="left"/>
+      <w:pPr>
+        <w:ind w:left="1440" w:hanging="480"/>
+      </w:pPr>
+    </w:lvl>
+    <w:lvl w:ilvl="2">
+      <w:start w:val="22"/>
+      <w:numFmt w:val="decimal"/>
+      <w:lvlText w:val="%3."/>
+      <w:lvlJc w:val="left"/>
+      <w:pPr>
+        <w:ind w:left="2160" w:hanging="480"/>
+      </w:pPr>
+    </w:lvl>
+    <w:lvl w:ilvl="3">
+      <w:start w:val="22"/>
+      <w:numFmt w:val="decimal"/>
+      <w:lvlText w:val="%4."/>
+      <w:lvlJc w:val="left"/>
+      <w:pPr>
+        <w:ind w:left="2880" w:hanging="480"/>
+      </w:pPr>
+    </w:lvl>
+    <w:lvl w:ilvl="4">
+      <w:start w:val="22"/>
+      <w:numFmt w:val="decimal"/>
+      <w:lvlText w:val="%5."/>
+      <w:lvlJc w:val="left"/>
+      <w:pPr>
+        <w:ind w:left="3600" w:hanging="480"/>
+      </w:pPr>
+    </w:lvl>
+    <w:lvl w:ilvl="5">
+      <w:start w:val="22"/>
+      <w:numFmt w:val="decimal"/>
+      <w:lvlText w:val="%6."/>
+      <w:lvlJc w:val="left"/>
+      <w:pPr>
+        <w:ind w:left="4320" w:hanging="480"/>
+      </w:pPr>
+    </w:lvl>
+    <w:lvl w:ilvl="6">
+      <w:start w:val="22"/>
+      <w:numFmt w:val="decimal"/>
+      <w:lvlText w:val="%7."/>
+      <w:lvlJc w:val="left"/>
+      <w:pPr>
+        <w:ind w:left="5040" w:hanging="480"/>
+      </w:pPr>
+    </w:lvl>
+    <w:lvl w:ilvl="7">
+      <w:start w:val="22"/>
+      <w:numFmt w:val="decimal"/>
+      <w:lvlText w:val="%8."/>
+      <w:lvlJc w:val="left"/>
+      <w:pPr>
+        <w:ind w:left="5760" w:hanging="480"/>
+      </w:pPr>
+    </w:lvl>
+    <w:lvl w:ilvl="8">
+      <w:start w:val="22"/>
+      <w:numFmt w:val="decimal"/>
+      <w:lvlText w:val="%9."/>
+      <w:lvlJc w:val="left"/>
+      <w:pPr>
+        <w:ind w:left="6480" w:hanging="480"/>
+      </w:pPr>
+    </w:lvl>
+  </w:abstractNum>
+  <w:abstractNum w:abstractNumId="994124">
+    <w:nsid w:val="A994124"/>
+    <w:multiLevelType w:val="multilevel"/>
+    <w:lvl w:ilvl="0">
+      <w:start w:val="24"/>
+      <w:numFmt w:val="decimal"/>
+      <w:lvlText w:val="%1."/>
+      <w:lvlJc w:val="left"/>
+      <w:pPr>
+        <w:ind w:left="720" w:hanging="480"/>
+      </w:pPr>
+    </w:lvl>
+    <w:lvl w:ilvl="1">
+      <w:start w:val="24"/>
+      <w:numFmt w:val="decimal"/>
+      <w:lvlText w:val="%2."/>
+      <w:lvlJc w:val="left"/>
+      <w:pPr>
+        <w:ind w:left="1440" w:hanging="480"/>
+      </w:pPr>
+    </w:lvl>
+    <w:lvl w:ilvl="2">
+      <w:start w:val="24"/>
+      <w:numFmt w:val="decimal"/>
+      <w:lvlText w:val="%3."/>
+      <w:lvlJc w:val="left"/>
+      <w:pPr>
+        <w:ind w:left="2160" w:hanging="480"/>
+      </w:pPr>
+    </w:lvl>
+    <w:lvl w:ilvl="3">
+      <w:start w:val="24"/>
+      <w:numFmt w:val="decimal"/>
+      <w:lvlText w:val="%4."/>
+      <w:lvlJc w:val="left"/>
+      <w:pPr>
+        <w:ind w:left="2880" w:hanging="480"/>
+      </w:pPr>
+    </w:lvl>
+    <w:lvl w:ilvl="4">
+      <w:start w:val="24"/>
+      <w:numFmt w:val="decimal"/>
+      <w:lvlText w:val="%5."/>
+      <w:lvlJc w:val="left"/>
+      <w:pPr>
+        <w:ind w:left="3600" w:hanging="480"/>
+      </w:pPr>
+    </w:lvl>
+    <w:lvl w:ilvl="5">
+      <w:start w:val="24"/>
+      <w:numFmt w:val="decimal"/>
+      <w:lvlText w:val="%6."/>
+      <w:lvlJc w:val="left"/>
+      <w:pPr>
+        <w:ind w:left="4320" w:hanging="480"/>
+      </w:pPr>
+    </w:lvl>
+    <w:lvl w:ilvl="6">
+      <w:start w:val="24"/>
+      <w:numFmt w:val="decimal"/>
+      <w:lvlText w:val="%7."/>
+      <w:lvlJc w:val="left"/>
+      <w:pPr>
+        <w:ind w:left="5040" w:hanging="480"/>
+      </w:pPr>
+    </w:lvl>
+    <w:lvl w:ilvl="7">
+      <w:start w:val="24"/>
+      <w:numFmt w:val="decimal"/>
+      <w:lvlText w:val="%8."/>
+      <w:lvlJc w:val="left"/>
+      <w:pPr>
+        <w:ind w:left="5760" w:hanging="480"/>
+      </w:pPr>
+    </w:lvl>
+    <w:lvl w:ilvl="8">
+      <w:start w:val="24"/>
+      <w:numFmt w:val="decimal"/>
+      <w:lvlText w:val="%9."/>
+      <w:lvlJc w:val="left"/>
+      <w:pPr>
+        <w:ind w:left="6480" w:hanging="480"/>
+      </w:pPr>
+    </w:lvl>
+  </w:abstractNum>
+  <w:abstractNum w:abstractNumId="994133">
+    <w:nsid w:val="A994133"/>
+    <w:multiLevelType w:val="multilevel"/>
+    <w:lvl w:ilvl="0">
+      <w:start w:val="33"/>
+      <w:numFmt w:val="decimal"/>
+      <w:lvlText w:val="%1."/>
+      <w:lvlJc w:val="left"/>
+      <w:pPr>
+        <w:ind w:left="720" w:hanging="480"/>
+      </w:pPr>
+    </w:lvl>
+    <w:lvl w:ilvl="1">
+      <w:start w:val="33"/>
+      <w:numFmt w:val="decimal"/>
+      <w:lvlText w:val="%2."/>
+      <w:lvlJc w:val="left"/>
+      <w:pPr>
+        <w:ind w:left="1440" w:hanging="480"/>
+      </w:pPr>
+    </w:lvl>
+    <w:lvl w:ilvl="2">
+      <w:start w:val="33"/>
+      <w:numFmt w:val="decimal"/>
+      <w:lvlText w:val="%3."/>
+      <w:lvlJc w:val="left"/>
+      <w:pPr>
+        <w:ind w:left="2160" w:hanging="480"/>
+      </w:pPr>
+    </w:lvl>
+    <w:lvl w:ilvl="3">
+      <w:start w:val="33"/>
+      <w:numFmt w:val="decimal"/>
+      <w:lvlText w:val="%4."/>
+      <w:lvlJc w:val="left"/>
+      <w:pPr>
+        <w:ind w:left="2880" w:hanging="480"/>
+      </w:pPr>
+    </w:lvl>
+    <w:lvl w:ilvl="4">
+      <w:start w:val="33"/>
+      <w:numFmt w:val="decimal"/>
+      <w:lvlText w:val="%5."/>
+      <w:lvlJc w:val="left"/>
+      <w:pPr>
+        <w:ind w:left="3600" w:hanging="480"/>
+      </w:pPr>
+    </w:lvl>
+    <w:lvl w:ilvl="5">
+      <w:start w:val="33"/>
+      <w:numFmt w:val="decimal"/>
+      <w:lvlText w:val="%6."/>
+      <w:lvlJc w:val="left"/>
+      <w:pPr>
+        <w:ind w:left="4320" w:hanging="480"/>
+      </w:pPr>
+    </w:lvl>
+    <w:lvl w:ilvl="6">
+      <w:start w:val="33"/>
+      <w:numFmt w:val="decimal"/>
+      <w:lvlText w:val="%7."/>
+      <w:lvlJc w:val="left"/>
+      <w:pPr>
+        <w:ind w:left="5040" w:hanging="480"/>
+      </w:pPr>
+    </w:lvl>
+    <w:lvl w:ilvl="7">
+      <w:start w:val="33"/>
+      <w:numFmt w:val="decimal"/>
+      <w:lvlText w:val="%8."/>
+      <w:lvlJc w:val="left"/>
+      <w:pPr>
+        <w:ind w:left="5760" w:hanging="480"/>
+      </w:pPr>
+    </w:lvl>
+    <w:lvl w:ilvl="8">
+      <w:start w:val="33"/>
+      <w:numFmt w:val="decimal"/>
+      <w:lvlText w:val="%9."/>
+      <w:lvlJc w:val="left"/>
+      <w:pPr>
+        <w:ind w:left="6480" w:hanging="480"/>
+      </w:pPr>
+    </w:lvl>
+  </w:abstractNum>
+  <w:abstractNum w:abstractNumId="994136">
+    <w:nsid w:val="A994136"/>
+    <w:multiLevelType w:val="multilevel"/>
+    <w:lvl w:ilvl="0">
+      <w:start w:val="36"/>
+      <w:numFmt w:val="decimal"/>
+      <w:lvlText w:val="%1."/>
+      <w:lvlJc w:val="left"/>
+      <w:pPr>
+        <w:ind w:left="720" w:hanging="480"/>
+      </w:pPr>
+    </w:lvl>
+    <w:lvl w:ilvl="1">
+      <w:start w:val="36"/>
+      <w:numFmt w:val="decimal"/>
+      <w:lvlText w:val="%2."/>
+      <w:lvlJc w:val="left"/>
+      <w:pPr>
+        <w:ind w:left="1440" w:hanging="480"/>
+      </w:pPr>
+    </w:lvl>
+    <w:lvl w:ilvl="2">
+      <w:start w:val="36"/>
+      <w:numFmt w:val="decimal"/>
+      <w:lvlText w:val="%3."/>
+      <w:lvlJc w:val="left"/>
+      <w:pPr>
+        <w:ind w:left="2160" w:hanging="480"/>
+      </w:pPr>
+    </w:lvl>
+    <w:lvl w:ilvl="3">
+      <w:start w:val="36"/>
+      <w:numFmt w:val="decimal"/>
+      <w:lvlText w:val="%4."/>
+      <w:lvlJc w:val="left"/>
+      <w:pPr>
+        <w:ind w:left="2880" w:hanging="480"/>
+      </w:pPr>
+    </w:lvl>
+    <w:lvl w:ilvl="4">
+      <w:start w:val="36"/>
+      <w:numFmt w:val="decimal"/>
+      <w:lvlText w:val="%5."/>
+      <w:lvlJc w:val="left"/>
+      <w:pPr>
+        <w:ind w:left="3600" w:hanging="480"/>
+      </w:pPr>
+    </w:lvl>
+    <w:lvl w:ilvl="5">
+      <w:start w:val="36"/>
+      <w:numFmt w:val="decimal"/>
+      <w:lvlText w:val="%6."/>
+      <w:lvlJc w:val="left"/>
+      <w:pPr>
+        <w:ind w:left="4320" w:hanging="480"/>
+      </w:pPr>
+    </w:lvl>
+    <w:lvl w:ilvl="6">
+      <w:start w:val="36"/>
+      <w:numFmt w:val="decimal"/>
+      <w:lvlText w:val="%7."/>
+      <w:lvlJc w:val="left"/>
+      <w:pPr>
+        <w:ind w:left="5040" w:hanging="480"/>
+      </w:pPr>
+    </w:lvl>
+    <w:lvl w:ilvl="7">
+      <w:start w:val="36"/>
+      <w:numFmt w:val="decimal"/>
+      <w:lvlText w:val="%8."/>
+      <w:lvlJc w:val="left"/>
+      <w:pPr>
+        <w:ind w:left="5760" w:hanging="480"/>
+      </w:pPr>
+    </w:lvl>
+    <w:lvl w:ilvl="8">
+      <w:start w:val="36"/>
+      <w:numFmt w:val="decimal"/>
+      <w:lvlText w:val="%9."/>
+      <w:lvlJc w:val="left"/>
+      <w:pPr>
+        <w:ind w:left="6480" w:hanging="480"/>
+      </w:pPr>
+    </w:lvl>
+  </w:abstractNum>
+  <w:abstractNum w:abstractNumId="994138">
+    <w:nsid w:val="A994138"/>
+    <w:multiLevelType w:val="multilevel"/>
+    <w:lvl w:ilvl="0">
+      <w:start w:val="38"/>
+      <w:numFmt w:val="decimal"/>
+      <w:lvlText w:val="%1."/>
+      <w:lvlJc w:val="left"/>
+      <w:pPr>
+        <w:ind w:left="720" w:hanging="480"/>
+      </w:pPr>
+    </w:lvl>
+    <w:lvl w:ilvl="1">
+      <w:start w:val="38"/>
+      <w:numFmt w:val="decimal"/>
+      <w:lvlText w:val="%2."/>
+      <w:lvlJc w:val="left"/>
+      <w:pPr>
+        <w:ind w:left="1440" w:hanging="480"/>
+      </w:pPr>
+    </w:lvl>
+    <w:lvl w:ilvl="2">
+      <w:start w:val="38"/>
+      <w:numFmt w:val="decimal"/>
+      <w:lvlText w:val="%3."/>
+      <w:lvlJc w:val="left"/>
+      <w:pPr>
+        <w:ind w:left="2160" w:hanging="480"/>
+      </w:pPr>
+    </w:lvl>
+    <w:lvl w:ilvl="3">
+      <w:start w:val="38"/>
+      <w:numFmt w:val="decimal"/>
+      <w:lvlText w:val="%4."/>
+      <w:lvlJc w:val="left"/>
+      <w:pPr>
+        <w:ind w:left="2880" w:hanging="480"/>
+      </w:pPr>
+    </w:lvl>
+    <w:lvl w:ilvl="4">
+      <w:start w:val="38"/>
+      <w:numFmt w:val="decimal"/>
+      <w:lvlText w:val="%5."/>
+      <w:lvlJc w:val="left"/>
+      <w:pPr>
+        <w:ind w:left="3600" w:hanging="480"/>
+      </w:pPr>
+    </w:lvl>
+    <w:lvl w:ilvl="5">
+      <w:start w:val="38"/>
+      <w:numFmt w:val="decimal"/>
+      <w:lvlText w:val="%6."/>
+      <w:lvlJc w:val="left"/>
+      <w:pPr>
+        <w:ind w:left="4320" w:hanging="480"/>
+      </w:pPr>
+    </w:lvl>
+    <w:lvl w:ilvl="6">
+      <w:start w:val="38"/>
+      <w:numFmt w:val="decimal"/>
+      <w:lvlText w:val="%7."/>
+      <w:lvlJc w:val="left"/>
+      <w:pPr>
+        <w:ind w:left="5040" w:hanging="480"/>
+      </w:pPr>
+    </w:lvl>
+    <w:lvl w:ilvl="7">
+      <w:start w:val="38"/>
+      <w:numFmt w:val="decimal"/>
+      <w:lvlText w:val="%8."/>
+      <w:lvlJc w:val="left"/>
+      <w:pPr>
+        <w:ind w:left="5760" w:hanging="480"/>
+      </w:pPr>
+    </w:lvl>
+    <w:lvl w:ilvl="8">
+      <w:start w:val="38"/>
       <w:numFmt w:val="decimal"/>
       <w:lvlText w:val="%9."/>
       <w:lvlJc w:val="left"/>
@@ -3749,6 +5668,426 @@
     </w:lvlOverride>
     <w:lvlOverride w:ilvl="8">
       <w:startOverride w:val="1"/>
+    </w:lvlOverride>
+  </w:num>
+  <w:num w:numId="1010">
+    <w:abstractNumId w:val="99412"/>
+    <w:lvlOverride w:ilvl="0">
+      <w:startOverride w:val="2"/>
+    </w:lvlOverride>
+    <w:lvlOverride w:ilvl="1">
+      <w:startOverride w:val="2"/>
+    </w:lvlOverride>
+    <w:lvlOverride w:ilvl="2">
+      <w:startOverride w:val="2"/>
+    </w:lvlOverride>
+    <w:lvlOverride w:ilvl="3">
+      <w:startOverride w:val="2"/>
+    </w:lvlOverride>
+    <w:lvlOverride w:ilvl="4">
+      <w:startOverride w:val="2"/>
+    </w:lvlOverride>
+    <w:lvlOverride w:ilvl="5">
+      <w:startOverride w:val="2"/>
+    </w:lvlOverride>
+    <w:lvlOverride w:ilvl="6">
+      <w:startOverride w:val="2"/>
+    </w:lvlOverride>
+    <w:lvlOverride w:ilvl="7">
+      <w:startOverride w:val="2"/>
+    </w:lvlOverride>
+    <w:lvlOverride w:ilvl="8">
+      <w:startOverride w:val="2"/>
+    </w:lvlOverride>
+  </w:num>
+  <w:num w:numId="1011">
+    <w:abstractNumId w:val="99413"/>
+    <w:lvlOverride w:ilvl="0">
+      <w:startOverride w:val="3"/>
+    </w:lvlOverride>
+    <w:lvlOverride w:ilvl="1">
+      <w:startOverride w:val="3"/>
+    </w:lvlOverride>
+    <w:lvlOverride w:ilvl="2">
+      <w:startOverride w:val="3"/>
+    </w:lvlOverride>
+    <w:lvlOverride w:ilvl="3">
+      <w:startOverride w:val="3"/>
+    </w:lvlOverride>
+    <w:lvlOverride w:ilvl="4">
+      <w:startOverride w:val="3"/>
+    </w:lvlOverride>
+    <w:lvlOverride w:ilvl="5">
+      <w:startOverride w:val="3"/>
+    </w:lvlOverride>
+    <w:lvlOverride w:ilvl="6">
+      <w:startOverride w:val="3"/>
+    </w:lvlOverride>
+    <w:lvlOverride w:ilvl="7">
+      <w:startOverride w:val="3"/>
+    </w:lvlOverride>
+    <w:lvlOverride w:ilvl="8">
+      <w:startOverride w:val="3"/>
+    </w:lvlOverride>
+  </w:num>
+  <w:num w:numId="1012">
+    <w:abstractNumId w:val="99416"/>
+    <w:lvlOverride w:ilvl="0">
+      <w:startOverride w:val="6"/>
+    </w:lvlOverride>
+    <w:lvlOverride w:ilvl="1">
+      <w:startOverride w:val="6"/>
+    </w:lvlOverride>
+    <w:lvlOverride w:ilvl="2">
+      <w:startOverride w:val="6"/>
+    </w:lvlOverride>
+    <w:lvlOverride w:ilvl="3">
+      <w:startOverride w:val="6"/>
+    </w:lvlOverride>
+    <w:lvlOverride w:ilvl="4">
+      <w:startOverride w:val="6"/>
+    </w:lvlOverride>
+    <w:lvlOverride w:ilvl="5">
+      <w:startOverride w:val="6"/>
+    </w:lvlOverride>
+    <w:lvlOverride w:ilvl="6">
+      <w:startOverride w:val="6"/>
+    </w:lvlOverride>
+    <w:lvlOverride w:ilvl="7">
+      <w:startOverride w:val="6"/>
+    </w:lvlOverride>
+    <w:lvlOverride w:ilvl="8">
+      <w:startOverride w:val="6"/>
+    </w:lvlOverride>
+  </w:num>
+  <w:num w:numId="1013">
+    <w:abstractNumId w:val="99419"/>
+    <w:lvlOverride w:ilvl="0">
+      <w:startOverride w:val="9"/>
+    </w:lvlOverride>
+    <w:lvlOverride w:ilvl="1">
+      <w:startOverride w:val="9"/>
+    </w:lvlOverride>
+    <w:lvlOverride w:ilvl="2">
+      <w:startOverride w:val="9"/>
+    </w:lvlOverride>
+    <w:lvlOverride w:ilvl="3">
+      <w:startOverride w:val="9"/>
+    </w:lvlOverride>
+    <w:lvlOverride w:ilvl="4">
+      <w:startOverride w:val="9"/>
+    </w:lvlOverride>
+    <w:lvlOverride w:ilvl="5">
+      <w:startOverride w:val="9"/>
+    </w:lvlOverride>
+    <w:lvlOverride w:ilvl="6">
+      <w:startOverride w:val="9"/>
+    </w:lvlOverride>
+    <w:lvlOverride w:ilvl="7">
+      <w:startOverride w:val="9"/>
+    </w:lvlOverride>
+    <w:lvlOverride w:ilvl="8">
+      <w:startOverride w:val="9"/>
+    </w:lvlOverride>
+  </w:num>
+  <w:num w:numId="1014">
+    <w:abstractNumId w:val="994110"/>
+    <w:lvlOverride w:ilvl="0">
+      <w:startOverride w:val="10"/>
+    </w:lvlOverride>
+    <w:lvlOverride w:ilvl="1">
+      <w:startOverride w:val="10"/>
+    </w:lvlOverride>
+    <w:lvlOverride w:ilvl="2">
+      <w:startOverride w:val="10"/>
+    </w:lvlOverride>
+    <w:lvlOverride w:ilvl="3">
+      <w:startOverride w:val="10"/>
+    </w:lvlOverride>
+    <w:lvlOverride w:ilvl="4">
+      <w:startOverride w:val="10"/>
+    </w:lvlOverride>
+    <w:lvlOverride w:ilvl="5">
+      <w:startOverride w:val="10"/>
+    </w:lvlOverride>
+    <w:lvlOverride w:ilvl="6">
+      <w:startOverride w:val="10"/>
+    </w:lvlOverride>
+    <w:lvlOverride w:ilvl="7">
+      <w:startOverride w:val="10"/>
+    </w:lvlOverride>
+    <w:lvlOverride w:ilvl="8">
+      <w:startOverride w:val="10"/>
+    </w:lvlOverride>
+  </w:num>
+  <w:num w:numId="1015">
+    <w:abstractNumId w:val="994113"/>
+    <w:lvlOverride w:ilvl="0">
+      <w:startOverride w:val="13"/>
+    </w:lvlOverride>
+    <w:lvlOverride w:ilvl="1">
+      <w:startOverride w:val="13"/>
+    </w:lvlOverride>
+    <w:lvlOverride w:ilvl="2">
+      <w:startOverride w:val="13"/>
+    </w:lvlOverride>
+    <w:lvlOverride w:ilvl="3">
+      <w:startOverride w:val="13"/>
+    </w:lvlOverride>
+    <w:lvlOverride w:ilvl="4">
+      <w:startOverride w:val="13"/>
+    </w:lvlOverride>
+    <w:lvlOverride w:ilvl="5">
+      <w:startOverride w:val="13"/>
+    </w:lvlOverride>
+    <w:lvlOverride w:ilvl="6">
+      <w:startOverride w:val="13"/>
+    </w:lvlOverride>
+    <w:lvlOverride w:ilvl="7">
+      <w:startOverride w:val="13"/>
+    </w:lvlOverride>
+    <w:lvlOverride w:ilvl="8">
+      <w:startOverride w:val="13"/>
+    </w:lvlOverride>
+  </w:num>
+  <w:num w:numId="1016">
+    <w:abstractNumId w:val="994114"/>
+    <w:lvlOverride w:ilvl="0">
+      <w:startOverride w:val="14"/>
+    </w:lvlOverride>
+    <w:lvlOverride w:ilvl="1">
+      <w:startOverride w:val="14"/>
+    </w:lvlOverride>
+    <w:lvlOverride w:ilvl="2">
+      <w:startOverride w:val="14"/>
+    </w:lvlOverride>
+    <w:lvlOverride w:ilvl="3">
+      <w:startOverride w:val="14"/>
+    </w:lvlOverride>
+    <w:lvlOverride w:ilvl="4">
+      <w:startOverride w:val="14"/>
+    </w:lvlOverride>
+    <w:lvlOverride w:ilvl="5">
+      <w:startOverride w:val="14"/>
+    </w:lvlOverride>
+    <w:lvlOverride w:ilvl="6">
+      <w:startOverride w:val="14"/>
+    </w:lvlOverride>
+    <w:lvlOverride w:ilvl="7">
+      <w:startOverride w:val="14"/>
+    </w:lvlOverride>
+    <w:lvlOverride w:ilvl="8">
+      <w:startOverride w:val="14"/>
+    </w:lvlOverride>
+  </w:num>
+  <w:num w:numId="1017">
+    <w:abstractNumId w:val="994118"/>
+    <w:lvlOverride w:ilvl="0">
+      <w:startOverride w:val="18"/>
+    </w:lvlOverride>
+    <w:lvlOverride w:ilvl="1">
+      <w:startOverride w:val="18"/>
+    </w:lvlOverride>
+    <w:lvlOverride w:ilvl="2">
+      <w:startOverride w:val="18"/>
+    </w:lvlOverride>
+    <w:lvlOverride w:ilvl="3">
+      <w:startOverride w:val="18"/>
+    </w:lvlOverride>
+    <w:lvlOverride w:ilvl="4">
+      <w:startOverride w:val="18"/>
+    </w:lvlOverride>
+    <w:lvlOverride w:ilvl="5">
+      <w:startOverride w:val="18"/>
+    </w:lvlOverride>
+    <w:lvlOverride w:ilvl="6">
+      <w:startOverride w:val="18"/>
+    </w:lvlOverride>
+    <w:lvlOverride w:ilvl="7">
+      <w:startOverride w:val="18"/>
+    </w:lvlOverride>
+    <w:lvlOverride w:ilvl="8">
+      <w:startOverride w:val="18"/>
+    </w:lvlOverride>
+  </w:num>
+  <w:num w:numId="1018">
+    <w:abstractNumId w:val="994119"/>
+    <w:lvlOverride w:ilvl="0">
+      <w:startOverride w:val="19"/>
+    </w:lvlOverride>
+    <w:lvlOverride w:ilvl="1">
+      <w:startOverride w:val="19"/>
+    </w:lvlOverride>
+    <w:lvlOverride w:ilvl="2">
+      <w:startOverride w:val="19"/>
+    </w:lvlOverride>
+    <w:lvlOverride w:ilvl="3">
+      <w:startOverride w:val="19"/>
+    </w:lvlOverride>
+    <w:lvlOverride w:ilvl="4">
+      <w:startOverride w:val="19"/>
+    </w:lvlOverride>
+    <w:lvlOverride w:ilvl="5">
+      <w:startOverride w:val="19"/>
+    </w:lvlOverride>
+    <w:lvlOverride w:ilvl="6">
+      <w:startOverride w:val="19"/>
+    </w:lvlOverride>
+    <w:lvlOverride w:ilvl="7">
+      <w:startOverride w:val="19"/>
+    </w:lvlOverride>
+    <w:lvlOverride w:ilvl="8">
+      <w:startOverride w:val="19"/>
+    </w:lvlOverride>
+  </w:num>
+  <w:num w:numId="1019">
+    <w:abstractNumId w:val="994122"/>
+    <w:lvlOverride w:ilvl="0">
+      <w:startOverride w:val="22"/>
+    </w:lvlOverride>
+    <w:lvlOverride w:ilvl="1">
+      <w:startOverride w:val="22"/>
+    </w:lvlOverride>
+    <w:lvlOverride w:ilvl="2">
+      <w:startOverride w:val="22"/>
+    </w:lvlOverride>
+    <w:lvlOverride w:ilvl="3">
+      <w:startOverride w:val="22"/>
+    </w:lvlOverride>
+    <w:lvlOverride w:ilvl="4">
+      <w:startOverride w:val="22"/>
+    </w:lvlOverride>
+    <w:lvlOverride w:ilvl="5">
+      <w:startOverride w:val="22"/>
+    </w:lvlOverride>
+    <w:lvlOverride w:ilvl="6">
+      <w:startOverride w:val="22"/>
+    </w:lvlOverride>
+    <w:lvlOverride w:ilvl="7">
+      <w:startOverride w:val="22"/>
+    </w:lvlOverride>
+    <w:lvlOverride w:ilvl="8">
+      <w:startOverride w:val="22"/>
+    </w:lvlOverride>
+  </w:num>
+  <w:num w:numId="1020">
+    <w:abstractNumId w:val="994124"/>
+    <w:lvlOverride w:ilvl="0">
+      <w:startOverride w:val="24"/>
+    </w:lvlOverride>
+    <w:lvlOverride w:ilvl="1">
+      <w:startOverride w:val="24"/>
+    </w:lvlOverride>
+    <w:lvlOverride w:ilvl="2">
+      <w:startOverride w:val="24"/>
+    </w:lvlOverride>
+    <w:lvlOverride w:ilvl="3">
+      <w:startOverride w:val="24"/>
+    </w:lvlOverride>
+    <w:lvlOverride w:ilvl="4">
+      <w:startOverride w:val="24"/>
+    </w:lvlOverride>
+    <w:lvlOverride w:ilvl="5">
+      <w:startOverride w:val="24"/>
+    </w:lvlOverride>
+    <w:lvlOverride w:ilvl="6">
+      <w:startOverride w:val="24"/>
+    </w:lvlOverride>
+    <w:lvlOverride w:ilvl="7">
+      <w:startOverride w:val="24"/>
+    </w:lvlOverride>
+    <w:lvlOverride w:ilvl="8">
+      <w:startOverride w:val="24"/>
+    </w:lvlOverride>
+  </w:num>
+  <w:num w:numId="1021">
+    <w:abstractNumId w:val="994133"/>
+    <w:lvlOverride w:ilvl="0">
+      <w:startOverride w:val="33"/>
+    </w:lvlOverride>
+    <w:lvlOverride w:ilvl="1">
+      <w:startOverride w:val="33"/>
+    </w:lvlOverride>
+    <w:lvlOverride w:ilvl="2">
+      <w:startOverride w:val="33"/>
+    </w:lvlOverride>
+    <w:lvlOverride w:ilvl="3">
+      <w:startOverride w:val="33"/>
+    </w:lvlOverride>
+    <w:lvlOverride w:ilvl="4">
+      <w:startOverride w:val="33"/>
+    </w:lvlOverride>
+    <w:lvlOverride w:ilvl="5">
+      <w:startOverride w:val="33"/>
+    </w:lvlOverride>
+    <w:lvlOverride w:ilvl="6">
+      <w:startOverride w:val="33"/>
+    </w:lvlOverride>
+    <w:lvlOverride w:ilvl="7">
+      <w:startOverride w:val="33"/>
+    </w:lvlOverride>
+    <w:lvlOverride w:ilvl="8">
+      <w:startOverride w:val="33"/>
+    </w:lvlOverride>
+  </w:num>
+  <w:num w:numId="1022">
+    <w:abstractNumId w:val="994136"/>
+    <w:lvlOverride w:ilvl="0">
+      <w:startOverride w:val="36"/>
+    </w:lvlOverride>
+    <w:lvlOverride w:ilvl="1">
+      <w:startOverride w:val="36"/>
+    </w:lvlOverride>
+    <w:lvlOverride w:ilvl="2">
+      <w:startOverride w:val="36"/>
+    </w:lvlOverride>
+    <w:lvlOverride w:ilvl="3">
+      <w:startOverride w:val="36"/>
+    </w:lvlOverride>
+    <w:lvlOverride w:ilvl="4">
+      <w:startOverride w:val="36"/>
+    </w:lvlOverride>
+    <w:lvlOverride w:ilvl="5">
+      <w:startOverride w:val="36"/>
+    </w:lvlOverride>
+    <w:lvlOverride w:ilvl="6">
+      <w:startOverride w:val="36"/>
+    </w:lvlOverride>
+    <w:lvlOverride w:ilvl="7">
+      <w:startOverride w:val="36"/>
+    </w:lvlOverride>
+    <w:lvlOverride w:ilvl="8">
+      <w:startOverride w:val="36"/>
+    </w:lvlOverride>
+  </w:num>
+  <w:num w:numId="1023">
+    <w:abstractNumId w:val="994138"/>
+    <w:lvlOverride w:ilvl="0">
+      <w:startOverride w:val="38"/>
+    </w:lvlOverride>
+    <w:lvlOverride w:ilvl="1">
+      <w:startOverride w:val="38"/>
+    </w:lvlOverride>
+    <w:lvlOverride w:ilvl="2">
+      <w:startOverride w:val="38"/>
+    </w:lvlOverride>
+    <w:lvlOverride w:ilvl="3">
+      <w:startOverride w:val="38"/>
+    </w:lvlOverride>
+    <w:lvlOverride w:ilvl="4">
+      <w:startOverride w:val="38"/>
+    </w:lvlOverride>
+    <w:lvlOverride w:ilvl="5">
+      <w:startOverride w:val="38"/>
+    </w:lvlOverride>
+    <w:lvlOverride w:ilvl="6">
+      <w:startOverride w:val="38"/>
+    </w:lvlOverride>
+    <w:lvlOverride w:ilvl="7">
+      <w:startOverride w:val="38"/>
+    </w:lvlOverride>
+    <w:lvlOverride w:ilvl="8">
+      <w:startOverride w:val="38"/>
     </w:lvlOverride>
   </w:num>
 </w:numbering>

--- a/themes/theme-9/theme 9 draft.docx
+++ b/themes/theme-9/theme 9 draft.docx
@@ -294,7 +294,7 @@
         <w:t xml:space="preserve">editorial/DISPUTED-CLAIMS.md</w:t>
       </w:r>
       <w:r>
-        <w:t xml:space="preserve">, строки 23–29. Языковая полировка не</w:t>
+        <w:t xml:space="preserve">, строки 23–29. Врачу-рецензенту: по каждой пометке «вопрос врачу» — подтверждаю / верно, но формулировка неточна / неверно / не знаю, нужен источник; формулировку по ответу делает автор. Языковая полировка не</w:t>
       </w:r>
       <w:r>
         <w:t xml:space="preserve"> </w:t>
@@ -1171,7 +1171,7 @@
         <w:pStyle w:val="BodyText"/>
       </w:pPr>
       <w:r>
-        <w:t xml:space="preserve">Тот же документ советует: если после контакта сыпь появилась у вас самой, срочно обратиться за советом и не приходить в женскую консультацию или роддом, пока врач вас не осмотрит, — чтобы не заразить других беременных. На деле это значит: сначала позвонить в женскую консультацию и рассказать о сыпи, а не приходить в очередь.</w:t>
+        <w:t xml:space="preserve">Тот же документ советует: если после контакта сыпь появилась у вас самой, срочно обратиться за советом и не приходить в женскую консультацию или роддом, пока врач вас не осмотрит, — чтобы не заразить других беременных. На деле это значит: сначала позвонить в женскую консультацию и рассказать о сыпи, а не приходить в очередь. [ПРОВЕРИТЬ: вопрос врачу — логика действия: вывод автора из UKHSA (при сыпи срочно за советом, в консультацию не приходить до осмотра); российский порядок не найден]</w:t>
       </w:r>
     </w:p>
     <w:p>
@@ -1293,7 +1293,7 @@
         <w:pStyle w:val="BodyText"/>
       </w:pPr>
       <w:r>
-        <w:t xml:space="preserve">По данным CDC, большинство взрослых уже переболели парвовирусной инфекцией и защищены, а если иммунитет есть, обычно защищён и ребёнок. Заражение в первые 20 недель беременности, по UKHSA, добавляет в среднем 9 % к риску гибели плода; водянка плода развивается в 3 % случаев заражения между 9-й и 20-й неделями. После 20 недель такие последствия редки. Проявляются они обычно через 3–5 недель после заражения матери, иногда позже. Лёгкая болезнь, как пишет CDC, обычно не сказывается на беременности, а контакт не всегда приводит к заражению. UKHSA при этом предупреждает: заражение без симптомов опасно для плода не меньше, чем с симптомами. Поэтому о контакте сообщают врачу, даже если вы хорошо себя чувствуете.</w:t>
+        <w:t xml:space="preserve">По данным CDC, большинство взрослых уже переболели парвовирусной инфекцией и защищены, а если иммунитет есть, обычно защищён и ребёнок. Заражение в первые 20 недель беременности, по UKHSA, добавляет в среднем 9 % к риску гибели плода; водянка плода развивается в 3 % случаев заражения между 9-й и 20-й неделями. После 20 недель такие последствия редки. Проявляются они обычно через 3–5 недель после заражения матери, иногда позже. Лёгкая болезнь, как пишет CDC, обычно не сказывается на беременности, а контакт не всегда приводит к заражению. UKHSA при этом предупреждает: заражение без симптомов опасно для плода не меньше, чем с симптомами. Поэтому о контакте сообщают врачу, даже если вы хорошо себя чувствуете. [ПРОВЕРИТЬ: вопрос врачу — логика действия: вывод автора из UKHSA (бессимптомное заражение парвовирусом опасно для плода не меньше) и CDC (после контакта связаться с врачом)]</w:t>
       </w:r>
     </w:p>
     <w:p>
@@ -1735,7 +1735,7 @@
         <w:pStyle w:val="FirstParagraph"/>
       </w:pPr>
       <w:r>
-        <w:t xml:space="preserve">Исследование клеща — не формальность. По санитарным правилам (СанПиН 3.3686-21, п. 1674–1675), экстренную профилактику клещевого энцефалита иммуноглобулином проводят, если в клеще найден вирус, людям, не привитым против клещевого энцефалита или не завершившим курс прививок, и делают это в течение 72 часов после присасывания. Поэтому клеща сдают в тот же день.</w:t>
+        <w:t xml:space="preserve">Исследование клеща — не формальность. По санитарным правилам (СанПиН 3.3686-21, п. 1674–1675), экстренную профилактику клещевого энцефалита иммуноглобулином проводят, если в клеще найден вирус, людям, не привитым против клещевого энцефалита или не завершившим курс прививок, и делают это в течение 72 часов после присасывания. Поэтому клеща сдают в тот же день. [ПРОВЕРИТЬ: вопрос врачу — логика действия: «в тот же день» выведено автором из срока иммуноглобулина 72 часа (СанПиН, п. 1675); в документах такого срока нет]</w:t>
       </w:r>
     </w:p>
     <w:p>
@@ -1795,7 +1795,7 @@
         <w:t xml:space="preserve"> </w:t>
       </w:r>
       <w:r>
-        <w:t xml:space="preserve">Боль при мочеиспускании, частые болезненные позывы, температура или боль в боку могут быть признаками инфекции мочевых путей, а не гигиеническим неудобством (подробнее — Тема 5, Часть B). Российские клинические рекомендации «Инфекция мочевых путей при беременности» разделяют два состояния. При цистите — воспалении мочевого пузыря — температуры и озноба не бывает. При остром пиелонефрите — воспалении почки — поднимается температура выше 38 °C, иногда с ознобом, появляется боль в пояснице со стороны больной почки. Беременной с острым пиелонефритом рекомендации советуют госпитализацию, а температура выше 37,5 °C, по рекомендациям «Нормальная беременность», уже сама по себе повод обратиться к врачу. Поэтому жжение с температурой и болью в пояснице — не повод ждать планового приёма.</w:t>
+        <w:t xml:space="preserve">Боль при мочеиспускании, частые болезненные позывы, температура или боль в боку могут быть признаками инфекции мочевых путей, а не гигиеническим неудобством (подробнее — Тема 5, Часть B). Российские клинические рекомендации «Инфекция мочевых путей при беременности» разделяют два состояния. При цистите — воспалении мочевого пузыря — температуры и озноба не бывает. При остром пиелонефрите — воспалении почки — поднимается температура выше 38 °C, иногда с ознобом, появляется боль в пояснице со стороны больной почки. Беременной с острым пиелонефритом рекомендации советуют госпитализацию, а температура выше 37,5 °C, по рекомендациям «Нормальная беременность», уже сама по себе повод обратиться к врачу. Поэтому жжение с температурой и болью в пояснице — не повод ждать планового приёма. [ПРОВЕРИТЬ: вопрос врачу — логика действия: вывод автора из госпитализации при остром пиелонефрите (КР «Инфекция мочевых путей при беременности») и порога 37,5 °C (КР «Нормальная беременность»)]</w:t>
       </w:r>
     </w:p>
     <w:p>

--- a/themes/theme-9/theme 9 draft.docx
+++ b/themes/theme-9/theme 9 draft.docx
@@ -236,71 +236,7 @@
         <w:pStyle w:val="BlockText"/>
       </w:pPr>
       <w:r>
-        <w:rPr>
-          <w:bCs/>
-          <w:b/>
-        </w:rPr>
-        <w:t xml:space="preserve">Состояние: Checkpoint 5 (заморозка содержания), 08.10.2026; список источников — SOURCES DRAFT.</w:t>
-      </w:r>
-      <w:r>
-        <w:t xml:space="preserve"> </w:t>
-      </w:r>
-      <w:r>
-        <w:t xml:space="preserve">Медицинская сверка (Checkpoint 2)</w:t>
-      </w:r>
-      <w:r>
-        <w:t xml:space="preserve"> </w:t>
-      </w:r>
-      <w:r>
-        <w:t xml:space="preserve">выполнена: утверждения выведены из источников, перечисленных в конце, и</w:t>
-      </w:r>
-      <w:r>
-        <w:t xml:space="preserve"> </w:t>
-      </w:r>
-      <w:r>
-        <w:t xml:space="preserve">записаны в</w:t>
-      </w:r>
-      <w:r>
-        <w:t xml:space="preserve"> </w:t>
-      </w:r>
-      <w:r>
-        <w:rPr>
-          <w:rStyle w:val="VerbatimChar"/>
-        </w:rPr>
-        <w:t xml:space="preserve">evidence-ledger.md</w:t>
-      </w:r>
-      <w:r>
-        <w:t xml:space="preserve">. Пометка [ПРОВЕРИТЬ: …] указывает, что</w:t>
-      </w:r>
-      <w:r>
-        <w:t xml:space="preserve"> </w:t>
-      </w:r>
-      <w:r>
-        <w:t xml:space="preserve">проверено и почему вопрос открыт; вопросы к врачу с готовым вариантом текста</w:t>
-      </w:r>
-      <w:r>
-        <w:t xml:space="preserve"> </w:t>
-      </w:r>
-      <w:r>
-        <w:t xml:space="preserve">вынесены в</w:t>
-      </w:r>
-      <w:r>
-        <w:t xml:space="preserve"> </w:t>
-      </w:r>
-      <w:r>
-        <w:rPr>
-          <w:rStyle w:val="VerbatimChar"/>
-        </w:rPr>
-        <w:t xml:space="preserve">editorial/DISPUTED-CLAIMS.md</w:t>
-      </w:r>
-      <w:r>
-        <w:t xml:space="preserve">, строки 23–29. Врачу-рецензенту: по каждой пометке «вопрос врачу» — подтверждаю / верно, но формулировка неточна / неверно / не знаю, нужен источник; формулировку по ответу делает автор. Языковая полировка не</w:t>
-      </w:r>
-      <w:r>
-        <w:t xml:space="preserve"> </w:t>
-      </w:r>
-      <w:r>
-        <w:t xml:space="preserve">делалась.</w:t>
+        <w:t xml:space="preserve">Версия для врача-рецензента, 09.10.2026: Checkpoint 5 (заморозка содержания, 08.10.2026) и правка шеф-редактора 09.10.2026. Медицинская сверка (Checkpoint 2) выполнена: утверждения выведены из источников, перечисленных в конце, и записаны в evidence-ledger.md. Пометки [ПРОВЕРИТЬ: …] (12) выделены жёлтым: в каждой сказано, что проверено и почему вопрос открыт; вопросы к врачу с готовым вариантом текста — в editorial/DISPUTED-CLAIMS.md, строки 23–29 и 37. Врачу-рецензенту: по каждой пометке «вопрос врачу» — подтверждаю / верно, но формулировка неточна / неверно / не знаю, нужен источник; формулировку по ответу делает автор.</w:t>
       </w:r>
     </w:p>
     <w:p>
@@ -383,7 +319,7 @@
         <w:pStyle w:val="BodyText"/>
       </w:pPr>
       <w:r>
-        <w:t xml:space="preserve">От инфекций первого типа защищают прививки и своевременная помощь при симптомах (разделы 9.7, 9.8, 9.12), от второго — в первую очередь бытовые привычки (разделы 9.2–9.4).</w:t>
+        <w:t xml:space="preserve">От инфекций первого типа защищают прививки и своевременная помощь при симптомах (разделы 9.7, 9.8, 9.12), от второго и третьего — в первую очередь бытовые привычки: как обращаться со слюной малыша, с едой, землёй и кошачьим лотком (разделы 9.2–9.4).</w:t>
       </w:r>
     </w:p>
     <w:bookmarkEnd w:id="22"/>
@@ -409,7 +345,7 @@
         <w:pStyle w:val="BodyText"/>
       </w:pPr>
       <w:r>
-        <w:t xml:space="preserve">ЦМВ передаётся с жидкостями тела — слюной, мочой, кровью, слезами, грудным молоком. CDC выделяет среди путей заражения прямой контакт со слюной и мочой малышей: после заражения вирус может месяцами оставаться в жидкостях организма ребёнка, а как и у большинства заразившихся, признаков болезни у него может не быть. Поэтому, как пишет CDC, люди, которые часто бывают рядом с маленькими детьми, заражаются чаще.</w:t>
+        <w:t xml:space="preserve">ЦМВ передаётся с жидкостями тела — слюной, мочой, кровью, слезами, грудным молоком. CDC выделяет среди путей заражения прямой контакт со слюной и мочой малышей: после заражения вирус может месяцами оставаться в жидкостях организма ребёнка, а как и у большинства заразившихся, признаков болезни у него может не быть. Поэтому люди, которые часто бывают рядом с маленькими детьми, заражаются чаще.</w:t>
       </w:r>
     </w:p>
     <w:p>
@@ -465,7 +401,7 @@
         <w:pStyle w:val="BodyText"/>
       </w:pPr>
       <w:r>
-        <w:t xml:space="preserve">Те же правила полезны, если вы работаете с детьми — в саду, школе, больнице (подробнее о работе — Тема 8, раздел 8.11).</w:t>
+        <w:t xml:space="preserve">Те же правила полезны, если вы работаете с детьми — в саду, школе, больнице (подробнее о работе — Тема 8 «Привычки, воздействия и повседневная безопасность», раздел 8.11 «Вредные условия труда: химические, биологические и физические факторы, излучение»).</w:t>
       </w:r>
     </w:p>
     <w:p>
@@ -499,7 +435,7 @@
         <w:pStyle w:val="BodyText"/>
       </w:pPr>
       <w:r>
-        <w:t xml:space="preserve">Причина — две инфекции, которые российские клинические рекомендации называют самыми частыми из передающихся с пищей: листериоз и сальмонеллёз. Листериозом беременные, как уже говорилось, заболевают заметно чаще остальных. Протекает он у них, по данным CDC, обычно мягко или вовсе незаметно. Но листерия тяготеет к плаценте и плоду, и, по обзору в New England Journal of Medicine (Kourtis и соавторы, 2014), в зависимости от срока листериоз может привести к потере беременности, мертворождению, преждевременным родам или тяжёлой болезни новорождённого.</w:t>
+        <w:t xml:space="preserve">Причина — две инфекции, которые российские клинические рекомендации называют самыми частыми из передающихся с пищей: листериоз и сальмонеллёз. Листериозом беременные, как уже говорилось, заболевают заметно чаще остальных. Протекает он у них, по данным CDC, обычно мягко или вовсе незаметно. Но листерия тяготеет к плаценте и плоду (раздел 9.1), и, по тому же обзору Kourtis и соавторов, в зависимости от срока листериоз может привести к потере беременности, мертворождению, преждевременным родам или тяжёлой болезни новорождённого.</w:t>
       </w:r>
     </w:p>
     <w:p>
@@ -515,7 +451,7 @@
         <w:pStyle w:val="BodyText"/>
       </w:pPr>
       <w:r>
-        <w:t xml:space="preserve">Как готовить и хранить еду, какие сыры можно в горячем блюде, сколько рыбы и какой — подробно в Теме 1, раздел 1.5 «Пищевая безопасность».</w:t>
+        <w:t xml:space="preserve">Как готовить и хранить еду, какие сыры можно в горячем блюде, сколько рыбы и какой — подробно в Теме 1 «Питание и питьевой режим во время беременности», раздел 1.5 «Пищевая безопасность: что и как можно есть».</w:t>
       </w:r>
     </w:p>
     <w:p>
@@ -659,14 +595,17 @@
         <w:pStyle w:val="BodyText"/>
       </w:pPr>
       <w:r>
-        <w:t xml:space="preserve">С кошкой российские рекомендации строже, чем американские. «Нормальная беременность» говорит «исключить контакт с кошками», но не уточняет, значит ли это расстаться с домашней кошкой. Подробнее об этом пишут памятки Роспотребнадзора. Заводить кошку во время беременности они не советуют. Если кошка уже живёт дома, её держат в квартире, не выпускают гулять и не кормят сырым мясом — так она не заразится от грызунов и мяса. Лоток убирают каждый день: паразит в кошачьих фекалиях становится заразным через 1–3 дня. Саму беременную памятки советуют от уборки лотка освободить. CDC пишет то же: не убирать лоток, а если убрать некому — делать это в одноразовых перчатках и мыть руки после (подробнее — Тема 8, раздел 8.7).</w:t>
-      </w:r>
-    </w:p>
-    <w:p>
-      <w:pPr>
-        <w:pStyle w:val="BodyText"/>
-      </w:pPr>
-      <w:r>
+        <w:t xml:space="preserve">С кошкой российские рекомендации строже, чем американские. «Нормальная беременность» говорит «исключить контакт с кошками», но не уточняет, значит ли это расстаться с домашней кошкой. Подробнее об этом пишут памятки Роспотребнадзора. Заводить кошку во время беременности они не советуют. Если кошка уже живёт дома, её держат в квартире, не выпускают гулять и не кормят сырым мясом — так она не заразится от грызунов и мяса. Лоток убирают каждый день: паразит в кошачьих фекалиях становится заразным через 1–3 дня. Саму беременную памятки советуют от уборки лотка освободить. CDC пишет то же: не убирать лоток, а если убрать некому — делать это в одноразовых перчатках и мыть руки после (подробнее — Тема 8 «Привычки, воздействия и повседневная безопасность», раздел 8.7 «Бытовая химия и ремонт: как снизить контакт с веществами»).</w:t>
+      </w:r>
+    </w:p>
+    <w:p>
+      <w:pPr>
+        <w:pStyle w:val="BodyText"/>
+      </w:pPr>
+      <w:r>
+        <w:rPr>
+          <w:highlight w:val="yellow"/>
+        </w:rPr>
         <w:t xml:space="preserve">[ПРОВЕРИТЬ: вопрос врачу — DISPUTED-CLAIMS, строка 23: подтвердить, что «исключить контакт с кошками» (КР «Нормальная беременность», с. 27) не требует расставаться с домашней кошкой; текст написан по памяткам Роспотребнадзора]</w:t>
       </w:r>
     </w:p>
@@ -709,7 +648,7 @@
         <w:pStyle w:val="BodyText"/>
       </w:pPr>
       <w:r>
-        <w:t xml:space="preserve">Как защищаться во время беременности, почему спринцевания и антисептики не заменяют защиту и что делать после рискованного контакта — подробно в Теме 4, раздел 4.6.</w:t>
+        <w:t xml:space="preserve">Как защищаться во время беременности, почему спринцевания и антисептики не заменяют защиту и что делать после рискованного контакта — подробно в Теме 4 «Интимное здоровье и сексуальная жизнь», раздел 4.6 «Защита от инфекций: зачем нужен презерватив при беременности».</w:t>
       </w:r>
     </w:p>
     <w:p>
@@ -735,7 +674,7 @@
         <w:pStyle w:val="FirstParagraph"/>
       </w:pPr>
       <w:r>
-        <w:t xml:space="preserve">Поездки часто планируют на середину беременности (почему — Тема 8, раздел 8.15). Направление при этом обычно выбирают по погоде и цене, а при беременности к этим критериям добавляются инфекции.</w:t>
+        <w:t xml:space="preserve">Поездки часто планируют на середину беременности (почему — Тема 8 «Привычки, воздействия и повседневная безопасность», раздел 8.15 «Путешествия: что продумать до отъезда»). Направление при этом обычно выбирают по погоде и цене, а при беременности к этим критериям добавляются инфекции.</w:t>
       </w:r>
     </w:p>
     <w:p>
@@ -753,7 +692,7 @@
         <w:t xml:space="preserve"> </w:t>
       </w:r>
       <w:r>
-        <w:t xml:space="preserve">По данным CDC, заражение вирусом Зика во время беременности вызывает у ребёнка нарушения развития мозга, глаз и нервной системы. Поэтому поездки в районы вспышки беременным советуют пересмотреть (CDC Yellow Book 2026, глава «Pregnant Travelers»; подробнее — Тема 8, раздел 8.15).</w:t>
+        <w:t xml:space="preserve">По данным CDC, заражение вирусом Зика во время беременности может вызывать у ребёнка нарушения развития мозга, глаз и нервной системы. Поэтому поездки в районы вспышки беременным советуют пересмотреть (CDC Yellow Book 2026, глава «Pregnant Travelers»; подробнее — Тема 8, раздел 8.15).</w:t>
       </w:r>
     </w:p>
     <w:p>
@@ -797,7 +736,7 @@
         <w:pStyle w:val="BodyText"/>
       </w:pPr>
       <w:r>
-        <w:t xml:space="preserve">Защита от комаров и клещей, страховка, перелёт — Тема 8, разделы 8.14 и 8.15. Еда и вода в поездке — раздел 9.3.</w:t>
+        <w:t xml:space="preserve">Защита от комаров и клещей, страховка, перелёт — Тема 8, разделы 8.14 «Долгие поездки и перелёты: как снизить риск тромбов» и 8.15. Еда и вода в поездке — раздел 9.3.</w:t>
       </w:r>
     </w:p>
     <w:bookmarkEnd w:id="27"/>
@@ -885,7 +824,7 @@
         <w:t xml:space="preserve"> </w:t>
       </w:r>
       <w:r>
-        <w:t xml:space="preserve">Допустимы инактивированные вакцины — в них возбудитель убит, — генно-инженерные вакцины и анатоксины — в случае высокого риска заражения.</w:t>
+        <w:t xml:space="preserve">Допустимы инактивированные вакцины — в них возбудитель убит, — генно-инженерные вакцины и анатоксины — в случае высокого риска заражения. Анатоксин — это вакцина на основе токсина, который вырабатывает возбудитель: защита вырабатывается против токсина, а не против самого возбудителя.</w:t>
       </w:r>
     </w:p>
     <w:p>
@@ -971,6 +910,9 @@
         <w:pStyle w:val="FirstParagraph"/>
       </w:pPr>
       <w:r>
+        <w:rPr>
+          <w:highlight w:val="yellow"/>
+        </w:rPr>
         <w:t xml:space="preserve">[ПРОВЕРИТЬ: вопрос врачу — DISPUTED-CLAIMS, строка 24: прививка от коклюша — при высоком риске (КР) или в каждую беременность (ACOG)]</w:t>
       </w:r>
     </w:p>
@@ -1015,7 +957,7 @@
         <w:t xml:space="preserve"> </w:t>
       </w:r>
       <w:r>
-        <w:t xml:space="preserve">Анализ на антитела к краснухе делают при первом визите (раздел 9.16). Если антител нет, прививку во время беременности сделать нельзя — вакцина живая. Рекомендации предписывают в этом случае рассказать женщине, как снизить риск заражения краснухой: главное — избегать контакта с больными (что делать, если контакт был, — раздел 9.10). Прививают от краснухи после родов: для женщин без антител, наблюдавшихся после контакта, санитарные правила СанПиН 3.3686-21 называют срок — после окончания грудного вскармливания. Что делать при контакте с человеком, у которого сыпь, — раздел 9.10.</w:t>
+        <w:t xml:space="preserve">Анализ на антитела к краснухе делают при первом визите (раздел 9.16). Если антител нет, прививку во время беременности сделать нельзя — вакцина живая. Рекомендации предписывают в этом случае рассказать женщине, как снизить риск заражения краснухой: главное — избегать контакта с больными (что делать, если контакт был, — раздел 9.10). Прививают от краснухи после родов: для женщин без антител, наблюдавшихся после контакта, санитарные правила СанПиН 3.3686-21 называют срок — после окончания грудного вскармливания.</w:t>
       </w:r>
     </w:p>
     <w:p>
@@ -1033,7 +975,13 @@
         <w:t xml:space="preserve"> </w:t>
       </w:r>
       <w:r>
-        <w:t xml:space="preserve">Прививки от кори, краснухи и ветряной оспы делают заранее. По российским рекомендациям от краснухи прививают не позднее чем за 2 месяца до планируемой беременности, от ветряной оспы — за 3 месяца; после комбинированной вакцины от кори, краснухи и паротита предохраняются от беременности 1 месяц. [ПРОВЕРИТЬ: вопрос врачу — DISPUTED-CLAIMS, строка 25: срок прививки от краснухи до беременности — 2 месяца или 1 месяц]</w:t>
+        <w:t xml:space="preserve">Прививки от кори, краснухи и ветряной оспы делают заранее. По российским рекомендациям от краснухи прививают не позднее чем за 2 месяца до планируемой беременности, от ветряной оспы — за 3 месяца; после комбинированной вакцины от кори, краснухи и паротита предохраняются от беременности 1 месяц. </w:t>
+      </w:r>
+      <w:r>
+        <w:rPr>
+          <w:highlight w:val="yellow"/>
+        </w:rPr>
+        <w:t xml:space="preserve">[ПРОВЕРИТЬ: вопрос врачу — DISPUTED-CLAIMS, строка 25: срок прививки от краснухи до беременности — 2 месяца или 1 месяц]</w:t>
       </w:r>
     </w:p>
     <w:p>
@@ -1171,7 +1119,13 @@
         <w:pStyle w:val="BodyText"/>
       </w:pPr>
       <w:r>
-        <w:t xml:space="preserve">Тот же документ советует: если после контакта сыпь появилась у вас самой, срочно обратиться за советом и не приходить в женскую консультацию или роддом, пока врач вас не осмотрит, — чтобы не заразить других беременных. На деле это значит: сначала позвонить в женскую консультацию и рассказать о сыпи, а не приходить в очередь. [ПРОВЕРИТЬ: вопрос врачу — логика действия: вывод автора из UKHSA (при сыпи срочно за советом, в консультацию не приходить до осмотра); российский порядок не найден]</w:t>
+        <w:t xml:space="preserve">Тот же документ советует: если после контакта сыпь появилась у вас самой, срочно обратиться за советом и не приходить в женскую консультацию или роддом, пока врач вас не осмотрит, — чтобы не заразить других беременных. На деле это значит: сначала позвонить в женскую консультацию и рассказать о сыпи, а не приходить в очередь. </w:t>
+      </w:r>
+      <w:r>
+        <w:rPr>
+          <w:highlight w:val="yellow"/>
+        </w:rPr>
+        <w:t xml:space="preserve">[ПРОВЕРИТЬ: вопрос врачу — логика действия: вывод автора из UKHSA (при сыпи срочно за советом, в консультацию не приходить до осмотра); российский порядок не найден]</w:t>
       </w:r>
     </w:p>
     <w:p>
@@ -1205,7 +1159,7 @@
         <w:pStyle w:val="BodyText"/>
       </w:pPr>
       <w:r>
-        <w:t xml:space="preserve">Ниже — что о каждой из них говорит руководство британского агентства здравоохранения (UKHSA) по сыпи при беременности, издание 2024 года. Российского документа такого охвата не найдено, и порядок помощи в России может отличаться: какие анализы и препараты предложить, решает врач.</w:t>
+        <w:t xml:space="preserve">Подробнее всего эти инфекции при беременности разобраны в руководстве британского агентства здравоохранения (UKHSA) по сыпи при беременности, издание 2024 года; российского документа такого охвата не найдено. Поэтому порядок помощи в России может отличаться: какие анализы и препараты предложить, решает врач.</w:t>
       </w:r>
     </w:p>
     <w:p>
@@ -1223,7 +1177,7 @@
         <w:t xml:space="preserve"> </w:t>
       </w:r>
       <w:r>
-        <w:t xml:space="preserve">Главный вопрос после контакта — есть ли у вас иммунитет. По UKHSA, если вы не болели ни ветрянкой, ни опоясывающим лишаём и не получили двух доз прививки, иммунитет проверяют анализом на антитела; если антител нет, вы, скорее всего, восприимчивы. Восприимчивой женщине после контакта предлагают профилактику на любом сроке беременности. Риск для ребёнка — синдром врождённой ветряной оспы — UKHSA оценивает в 0,4 %, при заражении между 12-й и 20-й неделями — почти в 2 %. Для самой женщины, по тому же документу, опаснее заражение после 18–20 недель: в этот период выше всего риск воспаления лёгких.</w:t>
+        <w:t xml:space="preserve">Главный вопрос после контакта — есть ли у вас иммунитет. По UKHSA, если вы не болели ни ветрянкой, ни опоясывающим лишаём и не получили двух доз прививки, иммунитет проверяют анализом на антитела; если антител нет, вы, скорее всего, восприимчивы. Восприимчивой женщине после контакта предлагают профилактику на любом сроке беременности — противовирусный препарат (ацикловир или валацикловир) с 7-го по 14-й день после контакта; иммуноглобулин — только если противовирусные препараты ей противопоказаны. Риск для ребёнка — синдром врождённой ветряной оспы — UKHSA оценивает в 0,4 %, при заражении между 12-й и 20-й неделями — почти в 2 %. Для самой женщины, по тому же документу, опаснее заражение после 18–20 недель: в этот период выше всего риск воспаления лёгких.</w:t>
       </w:r>
     </w:p>
     <w:p>
@@ -1241,7 +1195,13 @@
         <w:t xml:space="preserve"> </w:t>
       </w:r>
       <w:r>
-        <w:t xml:space="preserve">По UKHSA, корь у беременной может протекать тяжело, приводить к потере беременности и преждевременным родам, но данных о том, что она вызывает врождённые пороки, нет. Человек с корью заразен с 4 дней до появления сыпи и до 4 дней после. Невосприимчивой беременной после контакта могут предложить иммуноглобулин: по UKHSA, он не всегда предотвращает корь, но облегчает её течение. В России, по санитарным правилам (СанПиН 3.3686-21, п. 2753–2757), контактным в первые 72 часа делают живую вакцину, а иммуноглобулин прописан для детей. Беременной живую вакцину не делают (раздел 9.8). Поэтому, если вы не болели корью и не привиты, а контакт был, сразу позвоните врачу. [ПРОВЕРИТЬ: вопрос врачу — DISPUTED-CLAIMS, строка 29: что в России предлагают невосприимчивой беременной после контакта с корью]</w:t>
+        <w:t xml:space="preserve">По UKHSA, корь у беременной может протекать тяжело, приводить к потере беременности и преждевременным родам, но данных о том, что она вызывает врождённые пороки, нет. Человек с корью заразен с 4 дней до появления сыпи и до 4 дней после. Невосприимчивой беременной после контакта могут предложить иммуноглобулин: по UKHSA, он не всегда предотвращает корь, но облегчает её течение. В России, по санитарным правилам (СанПиН 3.3686-21, п. 2753–2757), контактным в первые 72 часа делают живую вакцину, а иммуноглобулин прописан для детей. Беременной живую вакцину не делают (раздел 9.8). Поэтому, если вы не болели корью и не привиты, а контакт был, сразу позвоните врачу. </w:t>
+      </w:r>
+      <w:r>
+        <w:rPr>
+          <w:highlight w:val="yellow"/>
+        </w:rPr>
+        <w:t xml:space="preserve">[ПРОВЕРИТЬ: вопрос врачу — DISPUTED-CLAIMS, строка 29: что в России предлагают невосприимчивой беременной после контакта с корью]</w:t>
       </w:r>
     </w:p>
     <w:p>
@@ -1267,7 +1227,43 @@
         <w:pStyle w:val="BodyText"/>
       </w:pPr>
       <w:r>
-        <w:t xml:space="preserve">Для краснухи в России порядок задан санитарными правилами (СанПиН 3.3686-21, п. 2761–2767). Беременную, которая была в очаге краснухи, наблюдают и несколько раз проверяют кровь на антитела IgM и IgG. Если при первом анализе есть IgG и нет IgM, анализ повторяют через 10–14 дней; при той же картине риск врождённой краснухи исключают и наблюдение прекращают. Если антител нет совсем, женщине нужно исключить контакт с больным, а анализ повторяют через 10–14 дней, при необходимости и в третий раз. Если и тогда антител нет, наблюдение заканчивают, женщину предупреждают, что она восприимчива к краснухе, а прививают её после окончания грудного вскармливания. Если анализы показывают свежую инфекцию, женщину предупреждают о риске для ребёнка; решение о прерывании беременности, по правилам, она принимает сама.</w:t>
+        <w:t xml:space="preserve">Для краснухи в России порядок задан санитарными правилами (СанПиН 3.3686-21, п. 2761–2767). Беременную, которая была в очаге краснухи, наблюдают и несколько раз проверяют кровь на антитела IgM и IgG:</w:t>
+      </w:r>
+    </w:p>
+    <w:p>
+      <w:pPr>
+        <w:numPr>
+          <w:ilvl w:val="0"/>
+          <w:numId w:val="1001"/>
+        </w:numPr>
+        <w:pStyle w:val="Compact"/>
+      </w:pPr>
+      <w:r>
+        <w:t xml:space="preserve">есть IgG и нет IgM — анализ повторяют через 10–14 дней; при той же картине риск врождённой краснухи исключают и наблюдение прекращают;</w:t>
+      </w:r>
+    </w:p>
+    <w:p>
+      <w:pPr>
+        <w:numPr>
+          <w:ilvl w:val="0"/>
+          <w:numId w:val="1001"/>
+        </w:numPr>
+        <w:pStyle w:val="Compact"/>
+      </w:pPr>
+      <w:r>
+        <w:t xml:space="preserve">антител нет совсем — женщине нужно исключить контакт с больным, а анализ повторяют через 10–14 дней, при необходимости и в третий раз; если и тогда антител нет, наблюдение заканчивают, женщину предупреждают, что она восприимчива к краснухе, а прививают её после окончания грудного вскармливания;</w:t>
+      </w:r>
+    </w:p>
+    <w:p>
+      <w:pPr>
+        <w:numPr>
+          <w:ilvl w:val="0"/>
+          <w:numId w:val="1001"/>
+        </w:numPr>
+        <w:pStyle w:val="Compact"/>
+      </w:pPr>
+      <w:r>
+        <w:t xml:space="preserve">анализы показывают свежую инфекцию — женщину предупреждают о риске для ребёнка; решение о прерывании беременности, по правилам, она принимает сама.</w:t>
       </w:r>
     </w:p>
     <w:p>
@@ -1293,7 +1289,13 @@
         <w:pStyle w:val="BodyText"/>
       </w:pPr>
       <w:r>
-        <w:t xml:space="preserve">По данным CDC, большинство взрослых уже переболели парвовирусной инфекцией и защищены, а если иммунитет есть, обычно защищён и ребёнок. Заражение в первые 20 недель беременности, по UKHSA, добавляет в среднем 9 % к риску гибели плода; водянка плода развивается в 3 % случаев заражения между 9-й и 20-й неделями. После 20 недель такие последствия редки. Проявляются они обычно через 3–5 недель после заражения матери, иногда позже. Лёгкая болезнь, как пишет CDC, обычно не сказывается на беременности, а контакт не всегда приводит к заражению. UKHSA при этом предупреждает: заражение без симптомов опасно для плода не меньше, чем с симптомами. Поэтому о контакте сообщают врачу, даже если вы хорошо себя чувствуете. [ПРОВЕРИТЬ: вопрос врачу — логика действия: вывод автора из UKHSA (бессимптомное заражение парвовирусом опасно для плода не меньше) и CDC (после контакта связаться с врачом)]</w:t>
+        <w:t xml:space="preserve">По данным CDC, большинство взрослых уже переболели парвовирусной инфекцией и защищены, а если иммунитет есть, обычно защищён и ребёнок. Заражение в первые 20 недель беременности, по UKHSA, добавляет в среднем 9 % к риску гибели плода; водянка плода — тяжёлое скопление жидкости в тканях и полостях плода — развивается в 3 % случаев заражения между 9-й и 20-й неделями. После 20 недель такие последствия редки. Проявляются они обычно через 3–5 недель после заражения матери, иногда позже. Лёгкая болезнь, как пишет CDC, обычно не сказывается на беременности, а контакт не всегда приводит к заражению. UKHSA при этом предупреждает: заражение без симптомов опасно для плода не меньше, чем с симптомами. Поэтому о контакте сообщают врачу, даже если вы хорошо себя чувствуете. </w:t>
+      </w:r>
+      <w:r>
+        <w:rPr>
+          <w:highlight w:val="yellow"/>
+        </w:rPr>
+        <w:t xml:space="preserve">[ПРОВЕРИТЬ: вопрос врачу — логика действия: вывод автора из UKHSA (бессимптомное заражение парвовирусом опасно для плода не меньше) и CDC (после контакта связаться с врачом)]</w:t>
       </w:r>
     </w:p>
     <w:p>
@@ -1355,7 +1357,7 @@
         <w:pStyle w:val="FirstParagraph"/>
       </w:pPr>
       <w:r>
-        <w:t xml:space="preserve">Этот раздел нужен прежде всего в одной ситуации: анализ на токсоплазмоз сдан — по собственной инициативе или в платной лаборатории «в комплексе» — и что-то в нём положительное.</w:t>
+        <w:t xml:space="preserve">Чаще всего о токсоплазмозе задумываются, когда анализ уже сдан — по собственной инициативе или в платной лаборатории «в комплексе» — и что-то в нём положительное.</w:t>
       </w:r>
     </w:p>
     <w:p>
@@ -1371,7 +1373,7 @@
         <w:pStyle w:val="BodyText"/>
       </w:pPr>
       <w:r>
-        <w:t xml:space="preserve">Это не значит, что положительный результат можно отложить. Это значит, что один результат ещё не диагноз. Покажите бланк врачу. CDC советует врачам при подозрении на острый токсоплазмоз подтверждать результат в референсной лаборатории, потому что распознать острую инфекцию трудно. Важен и вопрос, когда произошло заражение: опасно для ребёнка заражение впервые во время беременности или незадолго до неё (раздел 9.4).</w:t>
+        <w:t xml:space="preserve">Это не значит, что положительный результат можно отложить. Это значит, что один результат ещё не диагноз. Покажите бланк врачу. CDC советует врачам при подозрении на острый токсоплазмоз подтверждать результат в референсной — специализированной проверочной — лаборатории, потому что распознать острую инфекцию трудно. Важен и вопрос, когда произошло заражение: опасно для ребёнка заражение впервые во время беременности или незадолго до неё (раздел 9.4).</w:t>
       </w:r>
     </w:p>
     <w:p>
@@ -1397,7 +1399,16 @@
         <w:t xml:space="preserve"> </w:t>
       </w:r>
       <w:r>
-        <w:t xml:space="preserve">— сдавать анализ «на всякий случай» нет смысла по той же причине: результат с большой вероятностью окажется ложноположительным, а доказательств пользы лечения во время беременности, по рекомендациям, нет. [ПРОВЕРИТЬ: вопрос врачу — DISPUTED-CLAIMS, строка 26: нужен ли анализ на токсоплазму после контакта] Как снизить риск дальше — раздел 9.4.</w:t>
+        <w:t xml:space="preserve">— сдавать анализ «на всякий случай» нет смысла по той же причине. </w:t>
+      </w:r>
+      <w:r>
+        <w:rPr>
+          <w:highlight w:val="yellow"/>
+        </w:rPr>
+        <w:t xml:space="preserve">[ПРОВЕРИТЬ: вопрос врачу — DISPUTED-CLAIMS, строка 26: нужен ли анализ на токсоплазму после контакта]</w:t>
+      </w:r>
+      <w:r>
+        <w:t xml:space="preserve"> Как снизить риск дальше — раздел 9.4.</w:t>
       </w:r>
     </w:p>
     <w:bookmarkEnd w:id="33"/>
@@ -1433,7 +1444,7 @@
         <w:t xml:space="preserve"> </w:t>
       </w:r>
       <w:r>
-        <w:t xml:space="preserve">Российские клинические рекомендации «Грипп у взрослых» (2025) относят женщин во 2-м и 3-м триместрах беременности к группе высокого риска. По данным CDC, у беременных грипп чаще приводит к болезни, требующей госпитализации, и может навредить развивающемуся ребёнку.</w:t>
+        <w:t xml:space="preserve">Российские клинические рекомендации «Грипп у взрослых» (2025) относят женщин во 2-м и 3-м триместрах беременности к группе высокого риска. Чем грипп опасен при беременности для вас и для ребёнка, сказано в разделе 9.1.</w:t>
       </w:r>
     </w:p>
     <w:p>
@@ -1467,7 +1478,7 @@
         <w:t xml:space="preserve"> </w:t>
       </w:r>
       <w:r>
-        <w:t xml:space="preserve">Российские клинические рекомендации «Нормальная беременность» называют температуру выше 37,5 °C поводом обратиться к врачу. CDC отмечает, что жар — частый симптом гриппа — в ряде исследований связывали с пороками нервной трубки и другими неблагоприятными исходами для ребёнка. Чем снижать температуру и почему её не пережидают — подробно в Теме 7, раздел 7.7.</w:t>
+        <w:t xml:space="preserve">Российские клинические рекомендации «Нормальная беременность» называют температуру выше 37,5 °C поводом обратиться к врачу. CDC отмечает, что жар — частый симптом гриппа — в ряде исследований связывали с пороками нервной трубки и другими неблагоприятными исходами для ребёнка. Чем снижать температуру и почему её не пережидают — подробно в Теме 7 «Лекарства, добавки и лечебные средства», раздел 7.7 «Боль и температура: чем снижать и когда звонить врачу».</w:t>
       </w:r>
     </w:p>
     <w:p>
@@ -1485,14 +1496,28 @@
         <w:t xml:space="preserve"> </w:t>
       </w:r>
       <w:r>
-        <w:t xml:space="preserve">Свяжитесь с врачом, если на третий-четвёртый день стало хуже вместо улучшения, появилась одышка, боль в груди или в ухе, кашель несколько ночей подряд не даёт спать (подробнее — Тема 7, раздел 7.8, там же — что помогает от насморка и кашля).</w:t>
-      </w:r>
-    </w:p>
-    <w:p>
-      <w:pPr>
-        <w:pStyle w:val="BodyText"/>
-      </w:pPr>
-      <w:r>
+        <w:t xml:space="preserve">О простуде при беременности стоит сообщить своему акушеру-гинекологу, даже если она протекает легко: российские клинические рекомендации «Острые респираторные вирусные инфекции (ОРВИ) у взрослых» (2025) советуют при симптомах обращаться за медицинской помощью и не заниматься самолечением. Если нос не дышит или кашель не проходит дольше 3–5 дней, заболело ухо или мокрота стала зеленоватой, гнойной, скажите врачу: после 3–5 дней болезни он проверяет, не присоединилось ли осложнение. Срочно обратиться за помощью нужно при одышке, боли в груди, крови при кашле, головной боли, которая не проходит, повторной рвоте без облегчения, резком падении давления и быстром ухудшении. Подробнее, а также что помогает от насморка и кашля, — Тема 7 «Лекарства, добавки и лечебные средства», раздел 7.8 «Простуда, кашель, насморк: что помогает и когда звонить врачу».</w:t>
+      </w:r>
+    </w:p>
+    <w:p>
+      <w:pPr>
+        <w:pStyle w:val="BodyText"/>
+      </w:pPr>
+      <w:r>
+        <w:rPr>
+          <w:highlight w:val="yellow"/>
+        </w:rPr>
+        <w:t xml:space="preserve">[ПРОВЕРИТЬ: вопрос врачу — DISPUTED-CLAIMS, строка 37: совет сообщать акушеру-гинекологу о любой простуде — вывод автора из КР «ОРВИ у взрослых» 2025 (памятка: обращаться за помощью при симптомах; §2.5: консультация акушера-гинеколога «при развитии ОРВИ на фоне беременности» в перечне консультаций при подозрении на осложнения); то же в Теме 7, раздел 7.8]</w:t>
+      </w:r>
+    </w:p>
+    <w:p>
+      <w:pPr>
+        <w:pStyle w:val="BodyText"/>
+      </w:pPr>
+      <w:r>
+        <w:rPr>
+          <w:highlight w:val="yellow"/>
+        </w:rPr>
         <w:t xml:space="preserve">[ПРОВЕРИТЬ: вопрос врачу — DISPUTED-CLAIMS, строка 27: когда при гриппе вызывать скорую]</w:t>
       </w:r>
     </w:p>
@@ -1571,7 +1596,7 @@
         <w:t xml:space="preserve"> </w:t>
       </w:r>
       <w:r>
-        <w:t xml:space="preserve">Российские клинические рекомендации называют поводом обратиться к врачу рвоту больше 5 раз в сутки.</w:t>
+        <w:t xml:space="preserve">Клинические рекомендации «Нормальная беременность» в памятке для пациенток называют поводом обратиться к врачу рвоту больше 5 раз в сутки.</w:t>
       </w:r>
     </w:p>
     <w:p>
@@ -1597,7 +1622,7 @@
         <w:pStyle w:val="BodyText"/>
       </w:pPr>
       <w:r>
-        <w:t xml:space="preserve">Как снизить риск заранее — раздел 9.3 и Тема 1, раздел 1.5.</w:t>
+        <w:t xml:space="preserve">Как снизить риск заранее — раздел 9.3 и Тема 1, раздел 1.5 «Пищевая безопасность: что и как можно есть».</w:t>
       </w:r>
     </w:p>
     <w:bookmarkEnd w:id="35"/>
@@ -1735,15 +1760,27 @@
         <w:pStyle w:val="FirstParagraph"/>
       </w:pPr>
       <w:r>
-        <w:t xml:space="preserve">Исследование клеща — не формальность. По санитарным правилам (СанПиН 3.3686-21, п. 1674–1675), экстренную профилактику клещевого энцефалита иммуноглобулином проводят, если в клеще найден вирус, людям, не привитым против клещевого энцефалита или не завершившим курс прививок, и делают это в течение 72 часов после присасывания. Поэтому клеща сдают в тот же день. [ПРОВЕРИТЬ: вопрос врачу — логика действия: «в тот же день» выведено автором из срока иммуноглобулина 72 часа (СанПиН, п. 1675); в документах такого срока нет]</w:t>
-      </w:r>
-    </w:p>
-    <w:p>
-      <w:pPr>
-        <w:pStyle w:val="BodyText"/>
-      </w:pPr>
-      <w:r>
-        <w:t xml:space="preserve">После присасывания клеща беременной нужен врач, а не выжидание. Рекомендации «Болезнь Лайма у взрослых» прямо пишут, что беременной с присасыванием клеща обязательно проводят профилактику и боррелиоза, и клещевого энцефалита и наблюдают её всю беременность и после родов, а ребёнка обследуют на клещевые инфекции как минимум первые два года жизни. Какие препараты назначить, решает врач. В инструкции к иммуноглобулину против клещевого энцефалита сказано, что данных о безопасности при беременности нет, поэтому решение о нём врач принимает, взвешивая риск. [ПРОВЕРИТЬ: вопрос врачу — DISPUTED-CLAIMS, строка 28: иммуноглобулин против клещевого энцефалита у беременной]</w:t>
+        <w:t xml:space="preserve">Исследование клеща — не формальность. По санитарным правилам (СанПиН 3.3686-21, п. 1674–1675), экстренную профилактику клещевого энцефалита иммуноглобулином проводят, если в клеще найден вирус, людям, не привитым против клещевого энцефалита или не завершившим курс прививок, и делают это в течение 72 часов после присасывания. Поэтому клеща сдают в тот же день. </w:t>
+      </w:r>
+      <w:r>
+        <w:rPr>
+          <w:highlight w:val="yellow"/>
+        </w:rPr>
+        <w:t xml:space="preserve">[ПРОВЕРИТЬ: вопрос врачу — логика действия: «в тот же день» выведено автором из срока иммуноглобулина 72 часа (СанПиН, п. 1675); в документах такого срока нет]</w:t>
+      </w:r>
+    </w:p>
+    <w:p>
+      <w:pPr>
+        <w:pStyle w:val="BodyText"/>
+      </w:pPr>
+      <w:r>
+        <w:t xml:space="preserve">После присасывания клеща беременной нужен врач, а не выжидание. Рекомендации «Болезнь Лайма у взрослых» прямо пишут, что беременной с присасыванием клеща обязательно проводят профилактику и боррелиоза, и клещевого энцефалита и наблюдают её всю беременность и после родов, а ребёнка обследуют на клещевые инфекции как минимум первые два года жизни. Какие препараты назначить, решает врач. В инструкции к иммуноглобулину против клещевого энцефалита сказано, что данных о безопасности при беременности нет, поэтому решение о нём врач принимает, взвешивая риск. </w:t>
+      </w:r>
+      <w:r>
+        <w:rPr>
+          <w:highlight w:val="yellow"/>
+        </w:rPr>
+        <w:t xml:space="preserve">[ПРОВЕРИТЬ: вопрос врачу — DISPUTED-CLAIMS, строка 28: иммуноглобулин против клещевого энцефалита у беременной]</w:t>
       </w:r>
     </w:p>
     <w:p>
@@ -1795,7 +1832,13 @@
         <w:t xml:space="preserve"> </w:t>
       </w:r>
       <w:r>
-        <w:t xml:space="preserve">Боль при мочеиспускании, частые болезненные позывы, температура или боль в боку могут быть признаками инфекции мочевых путей, а не гигиеническим неудобством (подробнее — Тема 5, Часть B). Российские клинические рекомендации «Инфекция мочевых путей при беременности» разделяют два состояния. При цистите — воспалении мочевого пузыря — температуры и озноба не бывает. При остром пиелонефрите — воспалении почки — поднимается температура выше 38 °C, иногда с ознобом, появляется боль в пояснице со стороны больной почки. Беременной с острым пиелонефритом рекомендации советуют госпитализацию, а температура выше 37,5 °C, по рекомендациям «Нормальная беременность», уже сама по себе повод обратиться к врачу. Поэтому жжение с температурой и болью в пояснице — не повод ждать планового приёма. [ПРОВЕРИТЬ: вопрос врачу — логика действия: вывод автора из госпитализации при остром пиелонефрите (КР «Инфекция мочевых путей при беременности») и порога 37,5 °C (КР «Нормальная беременность»)]</w:t>
+        <w:t xml:space="preserve">Боль при мочеиспускании, частые болезненные позывы, температура или боль в боку могут быть признаками инфекции мочевых путей, а не гигиеническим неудобством. Российские клинические рекомендации «Инфекция мочевых путей при беременности» разделяют два состояния. При цистите — воспалении мочевого пузыря — температуры и озноба не бывает. При остром пиелонефрите — воспалении почки — поднимается температура выше 38 °C, иногда с ознобом, появляется боль в пояснице со стороны больной почки. Беременной с острым пиелонефритом рекомендации советуют госпитализацию, а температура выше 37,5 °C, по рекомендациям «Нормальная беременность», уже сама по себе повод обратиться к врачу. Поэтому жжение с температурой и болью в пояснице — не повод ждать планового приёма. </w:t>
+      </w:r>
+      <w:r>
+        <w:rPr>
+          <w:highlight w:val="yellow"/>
+        </w:rPr>
+        <w:t xml:space="preserve">[ПРОВЕРИТЬ: вопрос врачу — логика действия: вывод автора из госпитализации при остром пиелонефрите (КР «Инфекция мочевых путей при беременности») и порога 37,5 °C (КР «Нормальная беременность»)]</w:t>
       </w:r>
     </w:p>
     <w:p>
@@ -1821,7 +1864,7 @@
         <w:t xml:space="preserve"> </w:t>
       </w:r>
       <w:r>
-        <w:t xml:space="preserve">Рекомендации «Нормальная беременность» в памятке для пациенток советуют при зуде, жжении во влагалище и выделениях прекратить половые контакты и обратиться к врачу. Чем отличаются обычные выделения при беременности от признаков инфекции — подробно в Теме 5, Часть B.</w:t>
+        <w:t xml:space="preserve">Рекомендации «Нормальная беременность» в памятке для пациенток советуют при зуде, жжении во влагалище и выделениях прекратить половые контакты и обратиться к врачу. Чем отличаются обычные выделения при беременности от признаков инфекции — подробно в Теме 5 «Кожа, уход за телом и интимная гигиена», раздел 5.9 «Выделения: какие бывают в норме и что должно насторожить».</w:t>
       </w:r>
     </w:p>
     <w:p>
@@ -1855,7 +1898,7 @@
         <w:pStyle w:val="BodyText"/>
       </w:pPr>
       <w:r>
-        <w:t xml:space="preserve">Поэтому расскажите врачу, если высыпания на половых органах появились впервые, если они повторяются, а также если генитальный герпес бывает у партнёра: беременную с таким партнёром рекомендации советуют обследовать. Если герпес — первый эпизод или рецидив — был во время беременности, рекомендации 2024 года советуют противовирусную профилактику с 36 недель до родов. Кесарево сечение они советуют, если в родах на половых органах есть высыпания или их предвестники, а плановое кесарево — если первый эпизод случился в третьем триместре. Если первый эпизод был в первом или втором триместре или герпес повторялся, а в родах высыпаний нет, рожать можно естественным путём. Не прижигайте высыпания спиртом, йодом и другими антисептиками (подробнее — Тема 4, раздел 4.6). Анализ крови на антитела к герпесу всем не назначают — раздел 9.19.</w:t>
+        <w:t xml:space="preserve">Поэтому расскажите врачу, если высыпания на половых органах появились впервые, если они повторяются, а также если генитальный герпес бывает у партнёра: беременную с таким партнёром рекомендации советуют обследовать. Если герпес — первый эпизод или рецидив — был во время беременности, рекомендации 2024 года советуют противовирусную профилактику с 36 недель до родов. Кесарево сечение они советуют, если в родах на половых органах есть высыпания или их предвестники, а плановое кесарево — если первый эпизод случился в третьем триместре. Если первый эпизод был в первом или втором триместре или герпес повторялся, а в родах высыпаний нет, рожать можно естественным путём. Не прижигайте высыпания спиртом, йодом и другими антисептиками (подробнее — Тема 4, раздел 4.6 «Защита от инфекций: зачем нужен презерватив при беременности»). Анализ крови на антитела к герпесу всем не назначают — раздел 9.19.</w:t>
       </w:r>
     </w:p>
     <w:bookmarkEnd w:id="37"/>
@@ -2335,7 +2378,7 @@
               <w:jc w:val="left"/>
             </w:pPr>
             <w:r>
-              <w:t xml:space="preserve">бактерия во влагалище и прямой кишке (посев или ПЦР)</w:t>
+              <w:t xml:space="preserve">бактерия во влагалище и прямой кишке (посев или ПЦР — поиск генетического материала бактерии)</w:t>
             </w:r>
           </w:p>
         </w:tc>
@@ -2384,7 +2427,7 @@
         <w:t xml:space="preserve"> </w:t>
       </w:r>
       <w:r>
-        <w:t xml:space="preserve">заслуживает отдельной строки. По данным CDC, чаще всего эта бактерия не вредит и никак себя не проявляет — поэтому мазок берут у всех, а не по жалобам. При положительном результате, по российским рекомендациям, антибиотик назначают в родах (подробнее — Тема 7, раздел 7.15).</w:t>
+        <w:t xml:space="preserve">заслуживает отдельной строки. По данным CDC, чаще всего эта бактерия не вредит и никак себя не проявляет — поэтому мазок берут у всех, а не по жалобам. При положительном результате, по российским рекомендациям, антибиотик назначают в родах (подробнее — Тема 7, раздел 7.15 «Антибиотики: кто выбирает препарат и почему курс допивают»).</w:t>
       </w:r>
     </w:p>
     <w:p>
@@ -2495,7 +2538,7 @@
         <w:t xml:space="preserve">IgG есть, IgM нет</w:t>
       </w:r>
       <w:r>
-        <w:t xml:space="preserve">, и IgG выше условно защитного уровня — 25 МЕ/мл: это признак защиты. Анализ повторяют через 10–14 дней, чтобы исключить ложный результат; если картина та же, риск для ребёнка исключают.</w:t>
+        <w:t xml:space="preserve">, и IgG выше условно защитного уровня — 25 МЕ/мл (международных единиц на миллилитр): это признак защиты. Анализ повторяют через 10–14 дней, чтобы исключить ложный результат; если картина та же, риск для ребёнка исключают.</w:t>
       </w:r>
     </w:p>
     <w:p>
@@ -2541,7 +2584,7 @@
         <w:pStyle w:val="FirstParagraph"/>
       </w:pPr>
       <w:r>
-        <w:t xml:space="preserve">То есть один «плюс» по IgM ещё не диагноз: для решения нужны повторный анализ и уточняющее исследование. Для других инфекций правила свои. По данным CDC, анализ на антитела к парвовирусу тоже может показать и иммунитет, и недавнюю или давнюю инфекцию.</w:t>
+        <w:t xml:space="preserve">Если упростить, IgG без IgM обычно говорит о защите, а IgM — о возможной недавней инфекции, которую ещё нужно подтвердить. То есть один «плюс» по IgM ещё не диагноз: для решения нужны повторный анализ и уточняющее исследование. Для других инфекций правила свои. По данным CDC, анализ на антитела к парвовирусу тоже может показать и иммунитет, и недавнюю или давнюю инфекцию.</w:t>
       </w:r>
     </w:p>
     <w:p>
@@ -2565,7 +2608,7 @@
         <w:pStyle w:val="BodyText"/>
       </w:pPr>
       <w:r>
-        <w:t xml:space="preserve">Вывод для читательницы: результат анализа на антитела — не диагноз, а повод для разговора с врачом, который знает, зачем анализ назначен, и при необходимости назначит уточняющее исследование. Не начинайте лечение по одному бланку из лаборатории.</w:t>
+        <w:t xml:space="preserve">Поэтому результат анализа на антитела — ещё не диагноз. Это повод для разговора с врачом, который знает, зачем анализ назначен, и при необходимости назначит уточняющее исследование. Не начинайте лечение по одному бланку из лаборатории.</w:t>
       </w:r>
     </w:p>
     <w:bookmarkEnd w:id="41"/>
@@ -2583,7 +2626,7 @@
         <w:pStyle w:val="FirstParagraph"/>
       </w:pPr>
       <w:r>
-        <w:t xml:space="preserve">Платная лаборатория предлагает «комплекс для беременных»: TORCH-инфекции, флора методом ПЦР, микоплазмы и уреаплазмы. Кажется, что лишний анализ — это лишняя страховка, которая ничего не стоит, кроме денег.</w:t>
+        <w:t xml:space="preserve">Платная лаборатория предлагает «комплекс для беременных»: TORCH-инфекции (так в лабораториях называют анализы на токсоплазмоз, краснуху, цитомегаловирус и герпес), флора методом ПЦР, микоплазмы и уреаплазмы. Кажется, что лишний анализ — это лишняя страховка, которая ничего не стоит, кроме денег.</w:t>
       </w:r>
     </w:p>
     <w:p>
@@ -2784,7 +2827,67 @@
         <w:pStyle w:val="Compact"/>
       </w:pPr>
       <w:r>
-        <w:t xml:space="preserve">При симптомах гриппа звоните врачу сразу: противовирусное лечение начинают в первые 48 часов. Обращайтесь к врачу при температуре выше 37,5 °C, после укуса животного и после присасывания клеща. Подтекание вод — повод ехать в роддом, тем более вместе с температурой.</w:t>
+        <w:t xml:space="preserve">При симптомах гриппа звоните врачу сразу: противовирусное лечение начинают в первые 48 часов. Обращайтесь к врачу при температуре выше 37,5 °C. Подтекание вод — повод ехать в роддом, тем более вместе с температурой.</w:t>
+      </w:r>
+    </w:p>
+    <w:p>
+      <w:pPr>
+        <w:numPr>
+          <w:ilvl w:val="0"/>
+          <w:numId w:val="1008"/>
+        </w:numPr>
+        <w:pStyle w:val="Compact"/>
+      </w:pPr>
+      <w:r>
+        <w:t xml:space="preserve">Поездки: от районов, где идёт вспышка вируса Зика или распространена малярия, беременным советуют отказаться или отложить поездку; живые вакцины перед поездкой не делают.</w:t>
+      </w:r>
+    </w:p>
+    <w:p>
+      <w:pPr>
+        <w:numPr>
+          <w:ilvl w:val="0"/>
+          <w:numId w:val="1008"/>
+        </w:numPr>
+        <w:pStyle w:val="Compact"/>
+      </w:pPr>
+      <w:r>
+        <w:t xml:space="preserve">О простуде стоит сообщить акушеру-гинекологу; одышка, боль в груди, кровь при кашле, повторная рвота — повод обратиться за помощью срочно.</w:t>
+      </w:r>
+    </w:p>
+    <w:p>
+      <w:pPr>
+        <w:numPr>
+          <w:ilvl w:val="0"/>
+          <w:numId w:val="1008"/>
+        </w:numPr>
+        <w:pStyle w:val="Compact"/>
+      </w:pPr>
+      <w:r>
+        <w:t xml:space="preserve">После укуса животного рану сразу промывают водой с мылом и едут в травмпункт: прививку от бешенства после укуса беременной делают. Клеща снимают как можно раньше, в тот же день сдают на исследование и обращаются к врачу.</w:t>
+      </w:r>
+    </w:p>
+    <w:p>
+      <w:pPr>
+        <w:numPr>
+          <w:ilvl w:val="0"/>
+          <w:numId w:val="1008"/>
+        </w:numPr>
+        <w:pStyle w:val="Compact"/>
+      </w:pPr>
+      <w:r>
+        <w:t xml:space="preserve">Жжение при мочеиспускании вместе с температурой и болью в пояснице — не повод ждать планового приёма. О высыпаниях на половых органах, своих или у партнёра, расскажите врачу.</w:t>
+      </w:r>
+    </w:p>
+    <w:p>
+      <w:pPr>
+        <w:numPr>
+          <w:ilvl w:val="0"/>
+          <w:numId w:val="1008"/>
+        </w:numPr>
+        <w:pStyle w:val="Compact"/>
+      </w:pPr>
+      <w:r>
+        <w:t xml:space="preserve">«Положительно» в анализе на антитела — ещё не диагноз: вывод делают после повторного анализа и уточняющих исследований, лечение по одному бланку не начинают.</w:t>
       </w:r>
     </w:p>
     <w:p>
@@ -2809,7 +2912,7 @@
         <w:pStyle w:val="FirstParagraph"/>
       </w:pPr>
       <w:r>
-        <w:t xml:space="preserve">Список сгруппирован по разделам главы. Каждая запись устроена одинаково: сначала источник — название кликабельно, — затем после тире то, какое именно утверждение главы на нём стоит. Курсивом добавлены оговорки: где документ недоступен напрямую, где сверка не доводилась до первоисточника, где данные в прежней версии списка были указаны неверно. Все ссылки проверены 08.10.2026.</w:t>
+        <w:t xml:space="preserve">Список сгруппирован по разделам главы. Каждая запись устроена одинаково: сначала источник — название кликабельно, — затем после тире то, какое именно утверждение главы на нём стоит. Курсивом добавлены оговорки: где документ недоступен напрямую, где сверка не доводилась до первоисточника, где данные в прежней версии списка были указаны неверно. Все ссылки проверены 08.10.2026; запись 20 добавлена и проверена 09.10.2026.</w:t>
       </w:r>
     </w:p>
     <w:p>
@@ -3123,7 +3226,7 @@
         <w:t xml:space="preserve"> </w:t>
       </w:r>
       <w:r>
-        <w:t xml:space="preserve">(R. R. Galang, S. C. Roy), 23.04.2025 — в поездке пить бутилированную или кипячёную воду; гепатит E при беременности чаще тяжёлый (9.3); вирус Зика: нарушения развития ребёнка, пересмотреть поездку, защита при сексе с партнёром после поездки (9.5, 9.6); малярия при беременности и отказ от поездки (9.6).</w:t>
+        <w:t xml:space="preserve">(R. R. Galang, S. C. Roy), 23.04.2025 — в поездке пить бутилированную или кипячёную воду; гепатит E при беременности чаще тяжёлый (9.3); вирус Зика может вызывать нарушения развития ребёнка, пересмотреть поездку, защита при сексе с партнёром после поездки (9.5, 9.6); малярия при беременности и отказ от поездки (9.6).</w:t>
       </w:r>
     </w:p>
     <w:p>
@@ -3220,7 +3323,7 @@
         </w:r>
       </w:hyperlink>
       <w:r>
-        <w:t xml:space="preserve">, 17.04.2026 — в инактивированной вакцине возбудитель убит (9.8).</w:t>
+        <w:t xml:space="preserve">, 17.04.2026 — в инактивированной вакцине возбудитель убит; анатоксин создаёт защиту против токсина возбудителя, а не против него самого (9.8).</w:t>
       </w:r>
     </w:p>
     <w:p>
@@ -3295,7 +3398,7 @@
         </w:r>
       </w:hyperlink>
       <w:r>
-        <w:t xml:space="preserve">, Issue 6.0, август 2024 — ветряная оспа, корь, краснуха и парвовирус B19 у беременной: проверка иммунитета, профилактика после контакта, риск для ребёнка по срокам, заразный период (9.10, 9.17).</w:t>
+        <w:t xml:space="preserve">, Issue 6.0, август 2024 — ветряная оспа, корь, краснуха и парвовирус B19 у беременной: проверка иммунитета, профилактика после контакта (при ветрянке — ацикловир или валацикловир с 7-го по 14-й день, иммуноглобулин — если они противопоказаны), риск для ребёнка по срокам, заразный период (9.10, 9.17).</w:t>
       </w:r>
     </w:p>
     <w:p>
@@ -3466,6 +3569,38 @@
           <w:i/>
         </w:rPr>
         <w:t xml:space="preserve">Рубрикатор Минздрава закрыт для автоматической проверки; текст по копии на pravo.ppt.ru.</w:t>
+      </w:r>
+    </w:p>
+    <w:p>
+      <w:pPr>
+        <w:numPr>
+          <w:ilvl w:val="0"/>
+          <w:numId w:val="1018"/>
+        </w:numPr>
+      </w:pPr>
+      <w:r>
+        <w:t xml:space="preserve">Российское научное медицинское общество терапевтов, Национальная ассоциация специалистов по инфекционным болезням имени академика В. И. Покровского.</w:t>
+      </w:r>
+      <w:r>
+        <w:t xml:space="preserve"> </w:t>
+      </w:r>
+      <w:hyperlink r:id="rId82">
+        <w:r>
+          <w:rPr>
+            <w:rStyle w:val="Hyperlink"/>
+          </w:rPr>
+          <w:t xml:space="preserve">Клинические рекомендации «Острые респираторные вирусные инфекции (ОРВИ) у взрослых»</w:t>
+        </w:r>
+      </w:hyperlink>
+      <w:r>
+        <w:t xml:space="preserve">, 2025, ID 724_2, одобрены Научно-практическим советом Минздрава России — в памятке для пациентов: при симптомах ОРВИ обращаться за медицинской помощью, не заниматься самолечением, особенно важно обратиться при одышке, стойкой головной боли, повторной рвоте, выраженном падении давления; затруднённое носовое дыхание дольше 3–5 дней — повод проверить синусит, явления бронхита дольше 3–5 дней — исключить пневмонию; консультация акушера-гинеколога «при развитии ОРВИ на фоне беременности»; зеленоватая гнойная мокрота, боль в ухе (9.12). </w:t>
+      </w:r>
+      <w:r>
+        <w:rPr>
+          <w:i/>
+          <w:iCs/>
+        </w:rPr>
+        <w:t xml:space="preserve">Рубрикатор Минздрава закрыт для машинной проверки; текст редакции 2025 года сверен по копии на pravo.ppt.ru.</w:t>
       </w:r>
     </w:p>
     <w:p>
@@ -5943,151 +6078,151 @@
   <w:num w:numId="1019">
     <w:abstractNumId w:val="994122"/>
     <w:lvlOverride w:ilvl="0">
-      <w:startOverride w:val="22"/>
+      <w:startOverride w:val="23"/>
     </w:lvlOverride>
     <w:lvlOverride w:ilvl="1">
-      <w:startOverride w:val="22"/>
+      <w:startOverride w:val="23"/>
     </w:lvlOverride>
     <w:lvlOverride w:ilvl="2">
-      <w:startOverride w:val="22"/>
+      <w:startOverride w:val="23"/>
     </w:lvlOverride>
     <w:lvlOverride w:ilvl="3">
-      <w:startOverride w:val="22"/>
+      <w:startOverride w:val="23"/>
     </w:lvlOverride>
     <w:lvlOverride w:ilvl="4">
-      <w:startOverride w:val="22"/>
+      <w:startOverride w:val="23"/>
     </w:lvlOverride>
     <w:lvlOverride w:ilvl="5">
-      <w:startOverride w:val="22"/>
+      <w:startOverride w:val="23"/>
     </w:lvlOverride>
     <w:lvlOverride w:ilvl="6">
-      <w:startOverride w:val="22"/>
+      <w:startOverride w:val="23"/>
     </w:lvlOverride>
     <w:lvlOverride w:ilvl="7">
-      <w:startOverride w:val="22"/>
+      <w:startOverride w:val="23"/>
     </w:lvlOverride>
     <w:lvlOverride w:ilvl="8">
-      <w:startOverride w:val="22"/>
+      <w:startOverride w:val="23"/>
     </w:lvlOverride>
   </w:num>
   <w:num w:numId="1020">
     <w:abstractNumId w:val="994124"/>
     <w:lvlOverride w:ilvl="0">
-      <w:startOverride w:val="24"/>
+      <w:startOverride w:val="25"/>
     </w:lvlOverride>
     <w:lvlOverride w:ilvl="1">
-      <w:startOverride w:val="24"/>
+      <w:startOverride w:val="25"/>
     </w:lvlOverride>
     <w:lvlOverride w:ilvl="2">
-      <w:startOverride w:val="24"/>
+      <w:startOverride w:val="25"/>
     </w:lvlOverride>
     <w:lvlOverride w:ilvl="3">
-      <w:startOverride w:val="24"/>
+      <w:startOverride w:val="25"/>
     </w:lvlOverride>
     <w:lvlOverride w:ilvl="4">
-      <w:startOverride w:val="24"/>
+      <w:startOverride w:val="25"/>
     </w:lvlOverride>
     <w:lvlOverride w:ilvl="5">
-      <w:startOverride w:val="24"/>
+      <w:startOverride w:val="25"/>
     </w:lvlOverride>
     <w:lvlOverride w:ilvl="6">
-      <w:startOverride w:val="24"/>
+      <w:startOverride w:val="25"/>
     </w:lvlOverride>
     <w:lvlOverride w:ilvl="7">
-      <w:startOverride w:val="24"/>
+      <w:startOverride w:val="25"/>
     </w:lvlOverride>
     <w:lvlOverride w:ilvl="8">
-      <w:startOverride w:val="24"/>
+      <w:startOverride w:val="25"/>
     </w:lvlOverride>
   </w:num>
   <w:num w:numId="1021">
     <w:abstractNumId w:val="994133"/>
     <w:lvlOverride w:ilvl="0">
-      <w:startOverride w:val="33"/>
+      <w:startOverride w:val="34"/>
     </w:lvlOverride>
     <w:lvlOverride w:ilvl="1">
-      <w:startOverride w:val="33"/>
+      <w:startOverride w:val="34"/>
     </w:lvlOverride>
     <w:lvlOverride w:ilvl="2">
-      <w:startOverride w:val="33"/>
+      <w:startOverride w:val="34"/>
     </w:lvlOverride>
     <w:lvlOverride w:ilvl="3">
-      <w:startOverride w:val="33"/>
+      <w:startOverride w:val="34"/>
     </w:lvlOverride>
     <w:lvlOverride w:ilvl="4">
-      <w:startOverride w:val="33"/>
+      <w:startOverride w:val="34"/>
     </w:lvlOverride>
     <w:lvlOverride w:ilvl="5">
-      <w:startOverride w:val="33"/>
+      <w:startOverride w:val="34"/>
     </w:lvlOverride>
     <w:lvlOverride w:ilvl="6">
-      <w:startOverride w:val="33"/>
+      <w:startOverride w:val="34"/>
     </w:lvlOverride>
     <w:lvlOverride w:ilvl="7">
-      <w:startOverride w:val="33"/>
+      <w:startOverride w:val="34"/>
     </w:lvlOverride>
     <w:lvlOverride w:ilvl="8">
-      <w:startOverride w:val="33"/>
+      <w:startOverride w:val="34"/>
     </w:lvlOverride>
   </w:num>
   <w:num w:numId="1022">
     <w:abstractNumId w:val="994136"/>
     <w:lvlOverride w:ilvl="0">
-      <w:startOverride w:val="36"/>
+      <w:startOverride w:val="37"/>
     </w:lvlOverride>
     <w:lvlOverride w:ilvl="1">
-      <w:startOverride w:val="36"/>
+      <w:startOverride w:val="37"/>
     </w:lvlOverride>
     <w:lvlOverride w:ilvl="2">
-      <w:startOverride w:val="36"/>
+      <w:startOverride w:val="37"/>
     </w:lvlOverride>
     <w:lvlOverride w:ilvl="3">
-      <w:startOverride w:val="36"/>
+      <w:startOverride w:val="37"/>
     </w:lvlOverride>
     <w:lvlOverride w:ilvl="4">
-      <w:startOverride w:val="36"/>
+      <w:startOverride w:val="37"/>
     </w:lvlOverride>
     <w:lvlOverride w:ilvl="5">
-      <w:startOverride w:val="36"/>
+      <w:startOverride w:val="37"/>
     </w:lvlOverride>
     <w:lvlOverride w:ilvl="6">
-      <w:startOverride w:val="36"/>
+      <w:startOverride w:val="37"/>
     </w:lvlOverride>
     <w:lvlOverride w:ilvl="7">
-      <w:startOverride w:val="36"/>
+      <w:startOverride w:val="37"/>
     </w:lvlOverride>
     <w:lvlOverride w:ilvl="8">
-      <w:startOverride w:val="36"/>
+      <w:startOverride w:val="37"/>
     </w:lvlOverride>
   </w:num>
   <w:num w:numId="1023">
     <w:abstractNumId w:val="994138"/>
     <w:lvlOverride w:ilvl="0">
-      <w:startOverride w:val="38"/>
+      <w:startOverride w:val="39"/>
     </w:lvlOverride>
     <w:lvlOverride w:ilvl="1">
-      <w:startOverride w:val="38"/>
+      <w:startOverride w:val="39"/>
     </w:lvlOverride>
     <w:lvlOverride w:ilvl="2">
-      <w:startOverride w:val="38"/>
+      <w:startOverride w:val="39"/>
     </w:lvlOverride>
     <w:lvlOverride w:ilvl="3">
-      <w:startOverride w:val="38"/>
+      <w:startOverride w:val="39"/>
     </w:lvlOverride>
     <w:lvlOverride w:ilvl="4">
-      <w:startOverride w:val="38"/>
+      <w:startOverride w:val="39"/>
     </w:lvlOverride>
     <w:lvlOverride w:ilvl="5">
-      <w:startOverride w:val="38"/>
+      <w:startOverride w:val="39"/>
     </w:lvlOverride>
     <w:lvlOverride w:ilvl="6">
-      <w:startOverride w:val="38"/>
+      <w:startOverride w:val="39"/>
     </w:lvlOverride>
     <w:lvlOverride w:ilvl="7">
-      <w:startOverride w:val="38"/>
+      <w:startOverride w:val="39"/>
     </w:lvlOverride>
     <w:lvlOverride w:ilvl="8">
-      <w:startOverride w:val="38"/>
+      <w:startOverride w:val="39"/>
     </w:lvlOverride>
   </w:num>
 </w:numbering>

--- a/themes/theme-9/theme 9 draft.docx
+++ b/themes/theme-9/theme 9 draft.docx
@@ -113,7 +113,7 @@
         <w:pStyle w:val="BodyText"/>
       </w:pPr>
       <w:r>
-        <w:t xml:space="preserve">9.9. Контакт с заболевшим: что считать контактом и что сообщить врачу</w:t>
+        <w:t xml:space="preserve">9.9. Контакт с заболевшим или сыпь у вас: что сообщить врачу</w:t>
       </w:r>
     </w:p>
     <w:p>
@@ -233,10 +233,83 @@
     </w:p>
     <w:p>
       <w:pPr>
-        <w:pStyle w:val="BlockText"/>
-      </w:pPr>
-      <w:r>
+        <w:pStyle w:val="FirstParagraph"/>
+      </w:pPr>
+      <w:r>
+        <w:rPr>
+          <w:highlight w:val="yellow"/>
+        </w:rPr>
         <w:t xml:space="preserve">Версия для врача-рецензента, 09.10.2026: Checkpoint 5 (заморозка содержания, 08.10.2026) и правка шеф-редактора 09.10.2026. Медицинская сверка (Checkpoint 2) выполнена: утверждения выведены из источников, перечисленных в конце, и записаны в evidence-ledger.md. Пометки [ПРОВЕРИТЬ: …] (12) выделены жёлтым: в каждой сказано, что проверено и почему вопрос открыт; вопросы к врачу с готовым вариантом текста — в editorial/DISPUTED-CLAIMS.md, строки 23–29 и 37. Врачу-рецензенту: по каждой пометке «вопрос врачу» — подтверждаю / верно, но формулировка неточна / неверно / не знаю, нужен источник; формулировку по ответу делает автор.</w:t>
+      </w:r>
+      <w:r>
+        <w:t xml:space="preserve"> </w:t>
+      </w:r>
+      <w:r>
+        <w:t xml:space="preserve">&gt; выполнена: утверждения выведены из источников, перечисленных в конце, и</w:t>
+      </w:r>
+      <w:r>
+        <w:t xml:space="preserve"> </w:t>
+      </w:r>
+      <w:r>
+        <w:t xml:space="preserve">&gt; записаны в</w:t>
+      </w:r>
+      <w:r>
+        <w:t xml:space="preserve"> </w:t>
+      </w:r>
+      <w:r>
+        <w:rPr>
+          <w:rStyle w:val="VerbatimChar"/>
+        </w:rPr>
+        <w:t xml:space="preserve">evidence-ledger.md</w:t>
+      </w:r>
+      <w:r>
+        <w:t xml:space="preserve">. Пометка</w:t>
+      </w:r>
+      <w:r>
+        <w:t xml:space="preserve"> </w:t>
+      </w:r>
+      <w:r>
+        <w:rPr>
+          <w:rStyle w:val="VerbatimChar"/>
+          <w:highlight w:val="yellow"/>
+        </w:rPr>
+        <w:t xml:space="preserve">[ПРОВЕРИТЬ: …]</w:t>
+      </w:r>
+      <w:r>
+        <w:t xml:space="preserve"> </w:t>
+      </w:r>
+      <w:r>
+        <w:t xml:space="preserve">указывает, что</w:t>
+      </w:r>
+      <w:r>
+        <w:t xml:space="preserve"> </w:t>
+      </w:r>
+      <w:r>
+        <w:t xml:space="preserve">&gt; проверено и почему вопрос открыт; вопросы к врачу с готовым вариантом текста</w:t>
+      </w:r>
+      <w:r>
+        <w:t xml:space="preserve"> </w:t>
+      </w:r>
+      <w:r>
+        <w:t xml:space="preserve">&gt; вынесены в</w:t>
+      </w:r>
+      <w:r>
+        <w:t xml:space="preserve"> </w:t>
+      </w:r>
+      <w:r>
+        <w:rPr>
+          <w:rStyle w:val="VerbatimChar"/>
+        </w:rPr>
+        <w:t xml:space="preserve">editorial/DISPUTED-CLAIMS.md</w:t>
+      </w:r>
+      <w:r>
+        <w:t xml:space="preserve">, строки 23–29. Врачу-рецензенту: по каждой пометке «вопрос врачу» — подтверждаю / верно, но формулировка неточна / неверно / не знаю, нужен источник; формулировку по ответу делает автор. Языковая полировка не</w:t>
+      </w:r>
+      <w:r>
+        <w:t xml:space="preserve"> </w:t>
+      </w:r>
+      <w:r>
+        <w:t xml:space="preserve">&gt; делалась.</w:t>
       </w:r>
     </w:p>
     <w:p>
@@ -604,6 +677,7 @@
       </w:pPr>
       <w:r>
         <w:rPr>
+          <w:rStyle w:val="VerbatimChar"/>
           <w:highlight w:val="yellow"/>
         </w:rPr>
         <w:t xml:space="preserve">[ПРОВЕРИТЬ: вопрос врачу — DISPUTED-CLAIMS, строка 23: подтвердить, что «исключить контакт с кошками» (КР «Нормальная беременность», с. 27) не требует расставаться с домашней кошкой; текст написан по памяткам Роспотребнадзора]</w:t>
@@ -911,6 +985,7 @@
       </w:pPr>
       <w:r>
         <w:rPr>
+          <w:rStyle w:val="VerbatimChar"/>
           <w:highlight w:val="yellow"/>
         </w:rPr>
         <w:t xml:space="preserve">[ПРОВЕРИТЬ: вопрос врачу — DISPUTED-CLAIMS, строка 24: прививка от коклюша — при высоком риске (КР) или в каждую беременность (ACOG)]</w:t>
@@ -975,10 +1050,14 @@
         <w:t xml:space="preserve"> </w:t>
       </w:r>
       <w:r>
-        <w:t xml:space="preserve">Прививки от кори, краснухи и ветряной оспы делают заранее. По российским рекомендациям от краснухи прививают не позднее чем за 2 месяца до планируемой беременности, от ветряной оспы — за 3 месяца; после комбинированной вакцины от кори, краснухи и паротита предохраняются от беременности 1 месяц. </w:t>
-      </w:r>
-      <w:r>
-        <w:rPr>
+        <w:t xml:space="preserve">Прививки от кори, краснухи и ветряной оспы делают заранее. По российским рекомендациям от краснухи прививают не позднее чем за 2 месяца до планируемой беременности, от ветряной оспы — за 3 месяца; после комбинированной вакцины от кори, краснухи и паротита предохраняются от беременности 1 месяц.</w:t>
+      </w:r>
+      <w:r>
+        <w:t xml:space="preserve"> </w:t>
+      </w:r>
+      <w:r>
+        <w:rPr>
+          <w:rStyle w:val="VerbatimChar"/>
           <w:highlight w:val="yellow"/>
         </w:rPr>
         <w:t xml:space="preserve">[ПРОВЕРИТЬ: вопрос врачу — DISPUTED-CLAIMS, строка 25: срок прививки от краснухи до беременности — 2 месяца или 1 месяц]</w:t>
@@ -1013,13 +1092,13 @@
         <w:t xml:space="preserve">Часть B. Если был контакт или появились симптомы</w:t>
       </w:r>
     </w:p>
-    <w:bookmarkStart w:id="31" w:name="Xa80fe14f423bd8ea3d1efac2862dbd54f377dd0"/>
+    <w:bookmarkStart w:id="31" w:name="X37fe9e512394c282557cd4d8a081b71bfa857f5"/>
     <w:p>
       <w:pPr>
         <w:pStyle w:val="Heading2"/>
       </w:pPr>
       <w:r>
-        <w:t xml:space="preserve">9.9. Контакт с заболевшим: что считать контактом и что сообщить врачу</w:t>
+        <w:t xml:space="preserve">9.9. Контакт с заболевшим или сыпь у вас: что сообщить врачу</w:t>
       </w:r>
     </w:p>
     <w:p>
@@ -1119,13 +1198,35 @@
         <w:pStyle w:val="BodyText"/>
       </w:pPr>
       <w:r>
-        <w:t xml:space="preserve">Тот же документ советует: если после контакта сыпь появилась у вас самой, срочно обратиться за советом и не приходить в женскую консультацию или роддом, пока врач вас не осмотрит, — чтобы не заразить других беременных. На деле это значит: сначала позвонить в женскую консультацию и рассказать о сыпи, а не приходить в очередь. </w:t>
-      </w:r>
-      <w:r>
-        <w:rPr>
+        <w:rPr>
+          <w:bCs/>
+          <w:b/>
+        </w:rPr>
+        <w:t xml:space="preserve">Если сыпь появилась у вас.</w:t>
+      </w:r>
+      <w:r>
+        <w:t xml:space="preserve"> </w:t>
+      </w:r>
+      <w:r>
+        <w:t xml:space="preserve">UKHSA советует беременной срочно сообщить врачу, если сыпь появилась в любой момент беременности, — после известного контакта или без него: контакт мог пройти незамеченно, а часть инфекций с сыпью при беременности опасна (раздел 9.10). Тот же документ советует не приходить в женскую консультацию или роддом, пока врач не оценит сыпь, — чтобы не заразить других беременных. На деле это значит: в тот же день позвоните в женскую консультацию, расскажите, как выглядит сыпь — пузырьки или пятна, — когда она появилась, есть ли температура, был ли контакт, и договоритесь, куда и когда прийти.</w:t>
+      </w:r>
+      <w:r>
+        <w:t xml:space="preserve"> </w:t>
+      </w:r>
+      <w:r>
+        <w:rPr>
+          <w:rStyle w:val="VerbatimChar"/>
           <w:highlight w:val="yellow"/>
         </w:rPr>
-        <w:t xml:space="preserve">[ПРОВЕРИТЬ: вопрос врачу — логика действия: вывод автора из UKHSA (при сыпи срочно за советом, в консультацию не приходить до осмотра); российский порядок не найден]</w:t>
+        <w:t xml:space="preserve">[ПРОВЕРИТЬ: вопрос врачу — срок «в тот же день» и порядок «сначала позвонить» — вывод автора из UKHSA (urgently; не приходить в консультацию до осмотра); российский порядок не найден]</w:t>
+      </w:r>
+    </w:p>
+    <w:p>
+      <w:pPr>
+        <w:pStyle w:val="BodyText"/>
+      </w:pPr>
+      <w:r>
+        <w:t xml:space="preserve">Если вместе с сыпью отекают губы, язык или горло, трудно дышать, — это признаки тяжёлой аллергической реакции: Раздел 0, пункт 0.11. Если кожа чешется, а первичной сыпи нет, — Тема 5, раздел 5.2. Высыпания на губах и половых органах — раздел 9.15.</w:t>
       </w:r>
     </w:p>
     <w:p>
@@ -1195,10 +1296,14 @@
         <w:t xml:space="preserve"> </w:t>
       </w:r>
       <w:r>
-        <w:t xml:space="preserve">По UKHSA, корь у беременной может протекать тяжело, приводить к потере беременности и преждевременным родам, но данных о том, что она вызывает врождённые пороки, нет. Человек с корью заразен с 4 дней до появления сыпи и до 4 дней после. Невосприимчивой беременной после контакта могут предложить иммуноглобулин: по UKHSA, он не всегда предотвращает корь, но облегчает её течение. В России, по санитарным правилам (СанПиН 3.3686-21, п. 2753–2757), контактным в первые 72 часа делают живую вакцину, а иммуноглобулин прописан для детей. Беременной живую вакцину не делают (раздел 9.8). Поэтому, если вы не болели корью и не привиты, а контакт был, сразу позвоните врачу. </w:t>
-      </w:r>
-      <w:r>
-        <w:rPr>
+        <w:t xml:space="preserve">По UKHSA, корь у беременной может протекать тяжело, приводить к потере беременности и преждевременным родам, но данных о том, что она вызывает врождённые пороки, нет. Человек с корью заразен с 4 дней до появления сыпи и до 4 дней после. Невосприимчивой беременной после контакта могут предложить иммуноглобулин: по UKHSA, он не всегда предотвращает корь, но облегчает её течение. В России, по санитарным правилам (СанПиН 3.3686-21, п. 2753–2757), контактным в первые 72 часа делают живую вакцину, а иммуноглобулин прописан для детей. Беременной живую вакцину не делают (раздел 9.8). Поэтому, если вы не болели корью и не привиты, а контакт был, сразу позвоните врачу.</w:t>
+      </w:r>
+      <w:r>
+        <w:t xml:space="preserve"> </w:t>
+      </w:r>
+      <w:r>
+        <w:rPr>
+          <w:rStyle w:val="VerbatimChar"/>
           <w:highlight w:val="yellow"/>
         </w:rPr>
         <w:t xml:space="preserve">[ПРОВЕРИТЬ: вопрос врачу — DISPUTED-CLAIMS, строка 29: что в России предлагают невосприимчивой беременной после контакта с корью]</w:t>
@@ -1234,7 +1339,7 @@
       <w:pPr>
         <w:numPr>
           <w:ilvl w:val="0"/>
-          <w:numId w:val="1001"/>
+          <w:numId w:val="1005"/>
         </w:numPr>
         <w:pStyle w:val="Compact"/>
       </w:pPr>
@@ -1246,7 +1351,7 @@
       <w:pPr>
         <w:numPr>
           <w:ilvl w:val="0"/>
-          <w:numId w:val="1001"/>
+          <w:numId w:val="1005"/>
         </w:numPr>
         <w:pStyle w:val="Compact"/>
       </w:pPr>
@@ -1258,7 +1363,7 @@
       <w:pPr>
         <w:numPr>
           <w:ilvl w:val="0"/>
-          <w:numId w:val="1001"/>
+          <w:numId w:val="1005"/>
         </w:numPr>
         <w:pStyle w:val="Compact"/>
       </w:pPr>
@@ -1268,7 +1373,7 @@
     </w:p>
     <w:p>
       <w:pPr>
-        <w:pStyle w:val="BodyText"/>
+        <w:pStyle w:val="FirstParagraph"/>
       </w:pPr>
       <w:r>
         <w:rPr>
@@ -1289,10 +1394,14 @@
         <w:pStyle w:val="BodyText"/>
       </w:pPr>
       <w:r>
-        <w:t xml:space="preserve">По данным CDC, большинство взрослых уже переболели парвовирусной инфекцией и защищены, а если иммунитет есть, обычно защищён и ребёнок. Заражение в первые 20 недель беременности, по UKHSA, добавляет в среднем 9 % к риску гибели плода; водянка плода — тяжёлое скопление жидкости в тканях и полостях плода — развивается в 3 % случаев заражения между 9-й и 20-й неделями. После 20 недель такие последствия редки. Проявляются они обычно через 3–5 недель после заражения матери, иногда позже. Лёгкая болезнь, как пишет CDC, обычно не сказывается на беременности, а контакт не всегда приводит к заражению. UKHSA при этом предупреждает: заражение без симптомов опасно для плода не меньше, чем с симптомами. Поэтому о контакте сообщают врачу, даже если вы хорошо себя чувствуете. </w:t>
-      </w:r>
-      <w:r>
-        <w:rPr>
+        <w:t xml:space="preserve">По данным CDC, большинство взрослых уже переболели парвовирусной инфекцией и защищены, а если иммунитет есть, обычно защищён и ребёнок. Заражение в первые 20 недель беременности, по UKHSA, добавляет в среднем 9 % к риску гибели плода; водянка плода — тяжёлое скопление жидкости в тканях и полостях плода — развивается в 3 % случаев заражения между 9-й и 20-й неделями. После 20 недель такие последствия редки. Проявляются они обычно через 3–5 недель после заражения матери, иногда позже. Лёгкая болезнь, как пишет CDC, обычно не сказывается на беременности, а контакт не всегда приводит к заражению. UKHSA при этом предупреждает: заражение без симптомов опасно для плода не меньше, чем с симптомами. Поэтому о контакте сообщают врачу, даже если вы хорошо себя чувствуете.</w:t>
+      </w:r>
+      <w:r>
+        <w:t xml:space="preserve"> </w:t>
+      </w:r>
+      <w:r>
+        <w:rPr>
+          <w:rStyle w:val="VerbatimChar"/>
           <w:highlight w:val="yellow"/>
         </w:rPr>
         <w:t xml:space="preserve">[ПРОВЕРИТЬ: вопрос врачу — логика действия: вывод автора из UKHSA (бессимптомное заражение парвовирусом опасно для плода не меньше) и CDC (после контакта связаться с врачом)]</w:t>
@@ -1399,16 +1508,23 @@
         <w:t xml:space="preserve"> </w:t>
       </w:r>
       <w:r>
-        <w:t xml:space="preserve">— сдавать анализ «на всякий случай» нет смысла по той же причине. </w:t>
-      </w:r>
-      <w:r>
-        <w:rPr>
+        <w:t xml:space="preserve">— сдавать анализ «на всякий случай» нет смысла по той же причине.</w:t>
+      </w:r>
+      <w:r>
+        <w:t xml:space="preserve"> </w:t>
+      </w:r>
+      <w:r>
+        <w:rPr>
+          <w:rStyle w:val="VerbatimChar"/>
           <w:highlight w:val="yellow"/>
         </w:rPr>
         <w:t xml:space="preserve">[ПРОВЕРИТЬ: вопрос врачу — DISPUTED-CLAIMS, строка 26: нужен ли анализ на токсоплазму после контакта]</w:t>
       </w:r>
       <w:r>
-        <w:t xml:space="preserve"> Как снизить риск дальше — раздел 9.4.</w:t>
+        <w:t xml:space="preserve"> </w:t>
+      </w:r>
+      <w:r>
+        <w:t xml:space="preserve">Как снизить риск дальше — раздел 9.4.</w:t>
       </w:r>
     </w:p>
     <w:bookmarkEnd w:id="33"/>
@@ -1505,6 +1621,7 @@
       </w:pPr>
       <w:r>
         <w:rPr>
+          <w:rStyle w:val="VerbatimChar"/>
           <w:highlight w:val="yellow"/>
         </w:rPr>
         <w:t xml:space="preserve">[ПРОВЕРИТЬ: вопрос врачу — DISPUTED-CLAIMS, строка 37: совет сообщать акушеру-гинекологу о любой простуде — вывод автора из КР «ОРВИ у взрослых» 2025 (памятка: обращаться за помощью при симптомах; §2.5: консультация акушера-гинеколога «при развитии ОРВИ на фоне беременности» в перечне консультаций при подозрении на осложнения); то же в Теме 7, раздел 7.8]</w:t>
@@ -1516,6 +1633,7 @@
       </w:pPr>
       <w:r>
         <w:rPr>
+          <w:rStyle w:val="VerbatimChar"/>
           <w:highlight w:val="yellow"/>
         </w:rPr>
         <w:t xml:space="preserve">[ПРОВЕРИТЬ: вопрос врачу — DISPUTED-CLAIMS, строка 27: когда при гриппе вызывать скорую]</w:t>
@@ -1699,7 +1817,7 @@
       <w:pPr>
         <w:numPr>
           <w:ilvl w:val="0"/>
-          <w:numId w:val="1005"/>
+          <w:numId w:val="1006"/>
         </w:numPr>
         <w:pStyle w:val="Compact"/>
       </w:pPr>
@@ -1711,7 +1829,7 @@
       <w:pPr>
         <w:numPr>
           <w:ilvl w:val="0"/>
-          <w:numId w:val="1005"/>
+          <w:numId w:val="1006"/>
         </w:numPr>
         <w:pStyle w:val="Compact"/>
       </w:pPr>
@@ -1723,7 +1841,7 @@
       <w:pPr>
         <w:numPr>
           <w:ilvl w:val="0"/>
-          <w:numId w:val="1005"/>
+          <w:numId w:val="1006"/>
         </w:numPr>
         <w:pStyle w:val="Compact"/>
       </w:pPr>
@@ -1735,7 +1853,7 @@
       <w:pPr>
         <w:numPr>
           <w:ilvl w:val="0"/>
-          <w:numId w:val="1005"/>
+          <w:numId w:val="1006"/>
         </w:numPr>
         <w:pStyle w:val="Compact"/>
       </w:pPr>
@@ -1747,7 +1865,7 @@
       <w:pPr>
         <w:numPr>
           <w:ilvl w:val="0"/>
-          <w:numId w:val="1005"/>
+          <w:numId w:val="1006"/>
         </w:numPr>
         <w:pStyle w:val="Compact"/>
       </w:pPr>
@@ -1760,10 +1878,14 @@
         <w:pStyle w:val="FirstParagraph"/>
       </w:pPr>
       <w:r>
-        <w:t xml:space="preserve">Исследование клеща — не формальность. По санитарным правилам (СанПиН 3.3686-21, п. 1674–1675), экстренную профилактику клещевого энцефалита иммуноглобулином проводят, если в клеще найден вирус, людям, не привитым против клещевого энцефалита или не завершившим курс прививок, и делают это в течение 72 часов после присасывания. Поэтому клеща сдают в тот же день. </w:t>
-      </w:r>
-      <w:r>
-        <w:rPr>
+        <w:t xml:space="preserve">Исследование клеща — не формальность. По санитарным правилам (СанПиН 3.3686-21, п. 1674–1675), экстренную профилактику клещевого энцефалита иммуноглобулином проводят, если в клеще найден вирус, людям, не привитым против клещевого энцефалита или не завершившим курс прививок, и делают это в течение 72 часов после присасывания. Поэтому клеща сдают в тот же день.</w:t>
+      </w:r>
+      <w:r>
+        <w:t xml:space="preserve"> </w:t>
+      </w:r>
+      <w:r>
+        <w:rPr>
+          <w:rStyle w:val="VerbatimChar"/>
           <w:highlight w:val="yellow"/>
         </w:rPr>
         <w:t xml:space="preserve">[ПРОВЕРИТЬ: вопрос врачу — логика действия: «в тот же день» выведено автором из срока иммуноглобулина 72 часа (СанПиН, п. 1675); в документах такого срока нет]</w:t>
@@ -1774,10 +1896,14 @@
         <w:pStyle w:val="BodyText"/>
       </w:pPr>
       <w:r>
-        <w:t xml:space="preserve">После присасывания клеща беременной нужен врач, а не выжидание. Рекомендации «Болезнь Лайма у взрослых» прямо пишут, что беременной с присасыванием клеща обязательно проводят профилактику и боррелиоза, и клещевого энцефалита и наблюдают её всю беременность и после родов, а ребёнка обследуют на клещевые инфекции как минимум первые два года жизни. Какие препараты назначить, решает врач. В инструкции к иммуноглобулину против клещевого энцефалита сказано, что данных о безопасности при беременности нет, поэтому решение о нём врач принимает, взвешивая риск. </w:t>
-      </w:r>
-      <w:r>
-        <w:rPr>
+        <w:t xml:space="preserve">После присасывания клеща беременной нужен врач, а не выжидание. Рекомендации «Болезнь Лайма у взрослых» прямо пишут, что беременной с присасыванием клеща обязательно проводят профилактику и боррелиоза, и клещевого энцефалита и наблюдают её всю беременность и после родов, а ребёнка обследуют на клещевые инфекции как минимум первые два года жизни. Какие препараты назначить, решает врач. В инструкции к иммуноглобулину против клещевого энцефалита сказано, что данных о безопасности при беременности нет, поэтому решение о нём врач принимает, взвешивая риск.</w:t>
+      </w:r>
+      <w:r>
+        <w:t xml:space="preserve"> </w:t>
+      </w:r>
+      <w:r>
+        <w:rPr>
+          <w:rStyle w:val="VerbatimChar"/>
           <w:highlight w:val="yellow"/>
         </w:rPr>
         <w:t xml:space="preserve">[ПРОВЕРИТЬ: вопрос врачу — DISPUTED-CLAIMS, строка 28: иммуноглобулин против клещевого энцефалита у беременной]</w:t>
@@ -1832,10 +1958,14 @@
         <w:t xml:space="preserve"> </w:t>
       </w:r>
       <w:r>
-        <w:t xml:space="preserve">Боль при мочеиспускании, частые болезненные позывы, температура или боль в боку могут быть признаками инфекции мочевых путей, а не гигиеническим неудобством. Российские клинические рекомендации «Инфекция мочевых путей при беременности» разделяют два состояния. При цистите — воспалении мочевого пузыря — температуры и озноба не бывает. При остром пиелонефрите — воспалении почки — поднимается температура выше 38 °C, иногда с ознобом, появляется боль в пояснице со стороны больной почки. Беременной с острым пиелонефритом рекомендации советуют госпитализацию, а температура выше 37,5 °C, по рекомендациям «Нормальная беременность», уже сама по себе повод обратиться к врачу. Поэтому жжение с температурой и болью в пояснице — не повод ждать планового приёма. </w:t>
-      </w:r>
-      <w:r>
-        <w:rPr>
+        <w:t xml:space="preserve">Боль при мочеиспускании, частые болезненные позывы, температура или боль в боку могут быть признаками инфекции мочевых путей, а не гигиеническим неудобством. Российские клинические рекомендации «Инфекция мочевых путей при беременности» разделяют два состояния. При цистите — воспалении мочевого пузыря — температуры и озноба не бывает. При остром пиелонефрите — воспалении почки — поднимается температура выше 38 °C, иногда с ознобом, появляется боль в пояснице со стороны больной почки. Беременной с острым пиелонефритом рекомендации советуют госпитализацию, а температура выше 37,5 °C, по рекомендациям «Нормальная беременность», уже сама по себе повод обратиться к врачу. Поэтому жжение с температурой и болью в пояснице — не повод ждать планового приёма.</w:t>
+      </w:r>
+      <w:r>
+        <w:t xml:space="preserve"> </w:t>
+      </w:r>
+      <w:r>
+        <w:rPr>
+          <w:rStyle w:val="VerbatimChar"/>
           <w:highlight w:val="yellow"/>
         </w:rPr>
         <w:t xml:space="preserve">[ПРОВЕРИТЬ: вопрос врачу — логика действия: вывод автора из госпитализации при остром пиелонефрите (КР «Инфекция мочевых путей при беременности») и порога 37,5 °C (КР «Нормальная беременность»)]</w:t>
@@ -1903,7 +2033,7 @@
     </w:p>
     <w:bookmarkEnd w:id="37"/>
     <w:bookmarkEnd w:id="38"/>
-    <w:bookmarkStart w:id="83" w:name="часть-c.-анализы"/>
+    <w:bookmarkStart w:id="84" w:name="часть-c.-анализы"/>
     <w:p>
       <w:pPr>
         <w:pStyle w:val="Heading1"/>
@@ -2526,7 +2656,7 @@
       <w:pPr>
         <w:numPr>
           <w:ilvl w:val="0"/>
-          <w:numId w:val="1006"/>
+          <w:numId w:val="1007"/>
         </w:numPr>
         <w:pStyle w:val="Compact"/>
       </w:pPr>
@@ -2545,7 +2675,7 @@
       <w:pPr>
         <w:numPr>
           <w:ilvl w:val="0"/>
-          <w:numId w:val="1006"/>
+          <w:numId w:val="1007"/>
         </w:numPr>
         <w:pStyle w:val="Compact"/>
       </w:pPr>
@@ -2564,7 +2694,7 @@
       <w:pPr>
         <w:numPr>
           <w:ilvl w:val="0"/>
-          <w:numId w:val="1006"/>
+          <w:numId w:val="1007"/>
         </w:numPr>
         <w:pStyle w:val="Compact"/>
       </w:pPr>
@@ -2641,7 +2771,7 @@
       <w:pPr>
         <w:numPr>
           <w:ilvl w:val="0"/>
-          <w:numId w:val="1007"/>
+          <w:numId w:val="1008"/>
         </w:numPr>
         <w:pStyle w:val="Compact"/>
       </w:pPr>
@@ -2663,7 +2793,7 @@
       <w:pPr>
         <w:numPr>
           <w:ilvl w:val="0"/>
-          <w:numId w:val="1007"/>
+          <w:numId w:val="1008"/>
         </w:numPr>
         <w:pStyle w:val="Compact"/>
       </w:pPr>
@@ -2685,7 +2815,7 @@
       <w:pPr>
         <w:numPr>
           <w:ilvl w:val="0"/>
-          <w:numId w:val="1007"/>
+          <w:numId w:val="1008"/>
         </w:numPr>
         <w:pStyle w:val="Compact"/>
       </w:pPr>
@@ -2707,7 +2837,7 @@
       <w:pPr>
         <w:numPr>
           <w:ilvl w:val="0"/>
-          <w:numId w:val="1007"/>
+          <w:numId w:val="1008"/>
         </w:numPr>
         <w:pStyle w:val="Compact"/>
       </w:pPr>
@@ -2762,7 +2892,7 @@
       <w:pPr>
         <w:numPr>
           <w:ilvl w:val="0"/>
-          <w:numId w:val="1008"/>
+          <w:numId w:val="1009"/>
         </w:numPr>
         <w:pStyle w:val="Compact"/>
       </w:pPr>
@@ -2774,7 +2904,7 @@
       <w:pPr>
         <w:numPr>
           <w:ilvl w:val="0"/>
-          <w:numId w:val="1008"/>
+          <w:numId w:val="1009"/>
         </w:numPr>
         <w:pStyle w:val="Compact"/>
       </w:pPr>
@@ -2786,7 +2916,7 @@
       <w:pPr>
         <w:numPr>
           <w:ilvl w:val="0"/>
-          <w:numId w:val="1008"/>
+          <w:numId w:val="1009"/>
         </w:numPr>
         <w:pStyle w:val="Compact"/>
       </w:pPr>
@@ -2798,7 +2928,7 @@
       <w:pPr>
         <w:numPr>
           <w:ilvl w:val="0"/>
-          <w:numId w:val="1008"/>
+          <w:numId w:val="1009"/>
         </w:numPr>
         <w:pStyle w:val="Compact"/>
       </w:pPr>
@@ -2810,7 +2940,7 @@
       <w:pPr>
         <w:numPr>
           <w:ilvl w:val="0"/>
-          <w:numId w:val="1008"/>
+          <w:numId w:val="1009"/>
         </w:numPr>
         <w:pStyle w:val="Compact"/>
       </w:pPr>
@@ -2822,7 +2952,7 @@
       <w:pPr>
         <w:numPr>
           <w:ilvl w:val="0"/>
-          <w:numId w:val="1008"/>
+          <w:numId w:val="1009"/>
         </w:numPr>
         <w:pStyle w:val="Compact"/>
       </w:pPr>
@@ -2834,7 +2964,7 @@
       <w:pPr>
         <w:numPr>
           <w:ilvl w:val="0"/>
-          <w:numId w:val="1008"/>
+          <w:numId w:val="1009"/>
         </w:numPr>
         <w:pStyle w:val="Compact"/>
       </w:pPr>
@@ -2846,7 +2976,7 @@
       <w:pPr>
         <w:numPr>
           <w:ilvl w:val="0"/>
-          <w:numId w:val="1008"/>
+          <w:numId w:val="1009"/>
         </w:numPr>
         <w:pStyle w:val="Compact"/>
       </w:pPr>
@@ -2858,7 +2988,7 @@
       <w:pPr>
         <w:numPr>
           <w:ilvl w:val="0"/>
-          <w:numId w:val="1008"/>
+          <w:numId w:val="1009"/>
         </w:numPr>
         <w:pStyle w:val="Compact"/>
       </w:pPr>
@@ -2870,7 +3000,7 @@
       <w:pPr>
         <w:numPr>
           <w:ilvl w:val="0"/>
-          <w:numId w:val="1008"/>
+          <w:numId w:val="1009"/>
         </w:numPr>
         <w:pStyle w:val="Compact"/>
       </w:pPr>
@@ -2882,7 +3012,7 @@
       <w:pPr>
         <w:numPr>
           <w:ilvl w:val="0"/>
-          <w:numId w:val="1008"/>
+          <w:numId w:val="1009"/>
         </w:numPr>
         <w:pStyle w:val="Compact"/>
       </w:pPr>
@@ -2898,7 +3028,7 @@
       </w:r>
     </w:p>
     <w:bookmarkEnd w:id="43"/>
-    <w:bookmarkStart w:id="82" w:name="клинические-и-научные-источники"/>
+    <w:bookmarkStart w:id="83" w:name="клинические-и-научные-источники"/>
     <w:p>
       <w:pPr>
         <w:pStyle w:val="Heading2"/>
@@ -2931,7 +3061,7 @@
       <w:pPr>
         <w:numPr>
           <w:ilvl w:val="0"/>
-          <w:numId w:val="1009"/>
+          <w:numId w:val="1010"/>
         </w:numPr>
         <w:pStyle w:val="Compact"/>
       </w:pPr>
@@ -2979,7 +3109,7 @@
       <w:pPr>
         <w:numPr>
           <w:ilvl w:val="0"/>
-          <w:numId w:val="1010"/>
+          <w:numId w:val="1011"/>
         </w:numPr>
         <w:pStyle w:val="Compact"/>
       </w:pPr>
@@ -3017,7 +3147,7 @@
       <w:pPr>
         <w:numPr>
           <w:ilvl w:val="0"/>
-          <w:numId w:val="1011"/>
+          <w:numId w:val="1012"/>
         </w:numPr>
       </w:pPr>
       <w:r>
@@ -3042,7 +3172,7 @@
       <w:pPr>
         <w:numPr>
           <w:ilvl w:val="0"/>
-          <w:numId w:val="1011"/>
+          <w:numId w:val="1012"/>
         </w:numPr>
       </w:pPr>
       <w:r>
@@ -3067,7 +3197,7 @@
       <w:pPr>
         <w:numPr>
           <w:ilvl w:val="0"/>
-          <w:numId w:val="1011"/>
+          <w:numId w:val="1012"/>
         </w:numPr>
       </w:pPr>
       <w:r>
@@ -3104,7 +3234,7 @@
       <w:pPr>
         <w:numPr>
           <w:ilvl w:val="0"/>
-          <w:numId w:val="1012"/>
+          <w:numId w:val="1013"/>
         </w:numPr>
       </w:pPr>
       <w:r>
@@ -3129,7 +3259,7 @@
       <w:pPr>
         <w:numPr>
           <w:ilvl w:val="0"/>
-          <w:numId w:val="1012"/>
+          <w:numId w:val="1013"/>
         </w:numPr>
       </w:pPr>
       <w:r>
@@ -3167,7 +3297,7 @@
       <w:pPr>
         <w:numPr>
           <w:ilvl w:val="0"/>
-          <w:numId w:val="1012"/>
+          <w:numId w:val="1013"/>
         </w:numPr>
       </w:pPr>
       <w:r>
@@ -3204,7 +3334,7 @@
       <w:pPr>
         <w:numPr>
           <w:ilvl w:val="0"/>
-          <w:numId w:val="1013"/>
+          <w:numId w:val="1014"/>
         </w:numPr>
         <w:pStyle w:val="Compact"/>
       </w:pPr>
@@ -3245,7 +3375,7 @@
       <w:pPr>
         <w:numPr>
           <w:ilvl w:val="0"/>
-          <w:numId w:val="1014"/>
+          <w:numId w:val="1015"/>
         </w:numPr>
       </w:pPr>
       <w:r>
@@ -3280,7 +3410,7 @@
       <w:pPr>
         <w:numPr>
           <w:ilvl w:val="0"/>
-          <w:numId w:val="1014"/>
+          <w:numId w:val="1015"/>
         </w:numPr>
       </w:pPr>
       <w:r>
@@ -3305,7 +3435,7 @@
       <w:pPr>
         <w:numPr>
           <w:ilvl w:val="0"/>
-          <w:numId w:val="1014"/>
+          <w:numId w:val="1015"/>
         </w:numPr>
       </w:pPr>
       <w:r>
@@ -3342,7 +3472,7 @@
       <w:pPr>
         <w:numPr>
           <w:ilvl w:val="0"/>
-          <w:numId w:val="1015"/>
+          <w:numId w:val="1016"/>
         </w:numPr>
         <w:pStyle w:val="Compact"/>
       </w:pPr>
@@ -3361,7 +3491,7 @@
         </w:r>
       </w:hyperlink>
       <w:r>
-        <w:t xml:space="preserve">, 02.08.2024 — что считать контактом; что врач выясняет у беременной после контакта с сыпью; при собственной сыпи не приходить в консультацию до осмотра (9.9).</w:t>
+        <w:t xml:space="preserve">, 02.08.2024 — что считать контактом; что врач выясняет у беременной после контакта с сыпью; о сыпи, появившейся в любой момент беременности, срочно сообщить врачу; не приходить в консультацию до осмотра (9.9).</w:t>
       </w:r>
     </w:p>
     <w:p>
@@ -3380,7 +3510,7 @@
       <w:pPr>
         <w:numPr>
           <w:ilvl w:val="0"/>
-          <w:numId w:val="1016"/>
+          <w:numId w:val="1017"/>
         </w:numPr>
       </w:pPr>
       <w:r>
@@ -3405,7 +3535,7 @@
       <w:pPr>
         <w:numPr>
           <w:ilvl w:val="0"/>
-          <w:numId w:val="1016"/>
+          <w:numId w:val="1017"/>
         </w:numPr>
       </w:pPr>
       <w:r>
@@ -3440,7 +3570,7 @@
       <w:pPr>
         <w:numPr>
           <w:ilvl w:val="0"/>
-          <w:numId w:val="1016"/>
+          <w:numId w:val="1017"/>
         </w:numPr>
       </w:pPr>
       <w:r>
@@ -3465,7 +3595,7 @@
       <w:pPr>
         <w:numPr>
           <w:ilvl w:val="0"/>
-          <w:numId w:val="1016"/>
+          <w:numId w:val="1017"/>
         </w:numPr>
       </w:pPr>
       <w:r>
@@ -3502,7 +3632,7 @@
       <w:pPr>
         <w:numPr>
           <w:ilvl w:val="0"/>
-          <w:numId w:val="1017"/>
+          <w:numId w:val="1018"/>
         </w:numPr>
         <w:pStyle w:val="Compact"/>
       </w:pPr>
@@ -3540,7 +3670,7 @@
       <w:pPr>
         <w:numPr>
           <w:ilvl w:val="0"/>
-          <w:numId w:val="1018"/>
+          <w:numId w:val="1019"/>
         </w:numPr>
       </w:pPr>
       <w:r>
@@ -3575,7 +3705,7 @@
       <w:pPr>
         <w:numPr>
           <w:ilvl w:val="0"/>
-          <w:numId w:val="1018"/>
+          <w:numId w:val="1019"/>
         </w:numPr>
       </w:pPr>
       <w:r>
@@ -3584,7 +3714,7 @@
       <w:r>
         <w:t xml:space="preserve"> </w:t>
       </w:r>
-      <w:hyperlink r:id="rId82">
+      <w:hyperlink r:id="rId63">
         <w:r>
           <w:rPr>
             <w:rStyle w:val="Hyperlink"/>
@@ -3593,12 +3723,15 @@
         </w:r>
       </w:hyperlink>
       <w:r>
-        <w:t xml:space="preserve">, 2025, ID 724_2, одобрены Научно-практическим советом Минздрава России — в памятке для пациентов: при симптомах ОРВИ обращаться за медицинской помощью, не заниматься самолечением, особенно важно обратиться при одышке, стойкой головной боли, повторной рвоте, выраженном падении давления; затруднённое носовое дыхание дольше 3–5 дней — повод проверить синусит, явления бронхита дольше 3–5 дней — исключить пневмонию; консультация акушера-гинеколога «при развитии ОРВИ на фоне беременности»; зеленоватая гнойная мокрота, боль в ухе (9.12). </w:t>
-      </w:r>
-      <w:r>
-        <w:rPr>
+        <w:t xml:space="preserve">, 2025, ID 724_2, одобрены Научно-практическим советом Минздрава России — в памятке для пациентов: при симптомах ОРВИ обращаться за медицинской помощью, не заниматься самолечением, особенно важно обратиться при одышке, стойкой головной боли, повторной рвоте, выраженном падении давления; затруднённое носовое дыхание дольше 3–5 дней — повод проверить синусит, явления бронхита дольше 3–5 дней — исключить пневмонию; консультация акушера-гинеколога «при развитии ОРВИ на фоне беременности»; зеленоватая гнойная мокрота, боль в ухе (9.12).</w:t>
+      </w:r>
+      <w:r>
+        <w:t xml:space="preserve"> </w:t>
+      </w:r>
+      <w:r>
+        <w:rPr>
+          <w:iCs/>
           <w:i/>
-          <w:iCs/>
         </w:rPr>
         <w:t xml:space="preserve">Рубрикатор Минздрава закрыт для машинной проверки; текст редакции 2025 года сверен по копии на pravo.ppt.ru.</w:t>
       </w:r>
@@ -3607,7 +3740,7 @@
       <w:pPr>
         <w:numPr>
           <w:ilvl w:val="0"/>
-          <w:numId w:val="1018"/>
+          <w:numId w:val="1019"/>
         </w:numPr>
       </w:pPr>
       <w:r>
@@ -3616,7 +3749,7 @@
       <w:r>
         <w:t xml:space="preserve"> </w:t>
       </w:r>
-      <w:hyperlink r:id="rId63">
+      <w:hyperlink r:id="rId64">
         <w:r>
           <w:rPr>
             <w:rStyle w:val="Hyperlink"/>
@@ -3632,7 +3765,7 @@
       <w:pPr>
         <w:numPr>
           <w:ilvl w:val="0"/>
-          <w:numId w:val="1018"/>
+          <w:numId w:val="1019"/>
         </w:numPr>
       </w:pPr>
       <w:r>
@@ -3641,7 +3774,7 @@
       <w:r>
         <w:t xml:space="preserve"> </w:t>
       </w:r>
-      <w:hyperlink r:id="rId64">
+      <w:hyperlink r:id="rId65">
         <w:r>
           <w:rPr>
             <w:rStyle w:val="Hyperlink"/>
@@ -3679,7 +3812,7 @@
       <w:pPr>
         <w:numPr>
           <w:ilvl w:val="0"/>
-          <w:numId w:val="1019"/>
+          <w:numId w:val="1020"/>
         </w:numPr>
       </w:pPr>
       <w:r>
@@ -3688,7 +3821,7 @@
       <w:r>
         <w:t xml:space="preserve"> </w:t>
       </w:r>
-      <w:hyperlink r:id="rId65">
+      <w:hyperlink r:id="rId66">
         <w:r>
           <w:rPr>
             <w:rStyle w:val="Hyperlink"/>
@@ -3704,7 +3837,7 @@
       <w:pPr>
         <w:numPr>
           <w:ilvl w:val="0"/>
-          <w:numId w:val="1019"/>
+          <w:numId w:val="1020"/>
         </w:numPr>
       </w:pPr>
       <w:r>
@@ -3713,7 +3846,7 @@
       <w:r>
         <w:t xml:space="preserve"> </w:t>
       </w:r>
-      <w:hyperlink r:id="rId66">
+      <w:hyperlink r:id="rId67">
         <w:r>
           <w:rPr>
             <w:rStyle w:val="Hyperlink"/>
@@ -3751,7 +3884,7 @@
       <w:pPr>
         <w:numPr>
           <w:ilvl w:val="0"/>
-          <w:numId w:val="1020"/>
+          <w:numId w:val="1021"/>
         </w:numPr>
       </w:pPr>
       <w:r>
@@ -3760,7 +3893,7 @@
       <w:r>
         <w:t xml:space="preserve"> </w:t>
       </w:r>
-      <w:hyperlink r:id="rId67">
+      <w:hyperlink r:id="rId68">
         <w:r>
           <w:rPr>
             <w:rStyle w:val="Hyperlink"/>
@@ -3786,7 +3919,7 @@
       <w:pPr>
         <w:numPr>
           <w:ilvl w:val="0"/>
-          <w:numId w:val="1020"/>
+          <w:numId w:val="1021"/>
         </w:numPr>
       </w:pPr>
       <w:r>
@@ -3795,7 +3928,7 @@
       <w:r>
         <w:t xml:space="preserve"> </w:t>
       </w:r>
-      <w:hyperlink r:id="rId68">
+      <w:hyperlink r:id="rId69">
         <w:r>
           <w:rPr>
             <w:rStyle w:val="Hyperlink"/>
@@ -3811,7 +3944,7 @@
       <w:pPr>
         <w:numPr>
           <w:ilvl w:val="0"/>
-          <w:numId w:val="1020"/>
+          <w:numId w:val="1021"/>
         </w:numPr>
       </w:pPr>
       <w:r>
@@ -3820,7 +3953,7 @@
       <w:r>
         <w:t xml:space="preserve"> </w:t>
       </w:r>
-      <w:hyperlink r:id="rId69">
+      <w:hyperlink r:id="rId70">
         <w:r>
           <w:rPr>
             <w:rStyle w:val="Hyperlink"/>
@@ -3849,7 +3982,7 @@
       <w:pPr>
         <w:numPr>
           <w:ilvl w:val="0"/>
-          <w:numId w:val="1020"/>
+          <w:numId w:val="1021"/>
         </w:numPr>
       </w:pPr>
       <w:r>
@@ -3858,7 +3991,7 @@
       <w:r>
         <w:t xml:space="preserve"> </w:t>
       </w:r>
-      <w:hyperlink r:id="rId70">
+      <w:hyperlink r:id="rId71">
         <w:r>
           <w:rPr>
             <w:rStyle w:val="Hyperlink"/>
@@ -3884,7 +4017,7 @@
       <w:pPr>
         <w:numPr>
           <w:ilvl w:val="0"/>
-          <w:numId w:val="1020"/>
+          <w:numId w:val="1021"/>
         </w:numPr>
       </w:pPr>
       <w:r>
@@ -3893,7 +4026,7 @@
       <w:r>
         <w:t xml:space="preserve"> </w:t>
       </w:r>
-      <w:hyperlink r:id="rId71">
+      <w:hyperlink r:id="rId72">
         <w:r>
           <w:rPr>
             <w:rStyle w:val="Hyperlink"/>
@@ -3919,7 +4052,7 @@
       <w:pPr>
         <w:numPr>
           <w:ilvl w:val="0"/>
-          <w:numId w:val="1020"/>
+          <w:numId w:val="1021"/>
         </w:numPr>
       </w:pPr>
       <w:r>
@@ -3928,7 +4061,7 @@
       <w:r>
         <w:t xml:space="preserve"> </w:t>
       </w:r>
-      <w:hyperlink r:id="rId72">
+      <w:hyperlink r:id="rId73">
         <w:r>
           <w:rPr>
             <w:rStyle w:val="Hyperlink"/>
@@ -3954,7 +4087,7 @@
       <w:pPr>
         <w:numPr>
           <w:ilvl w:val="0"/>
-          <w:numId w:val="1020"/>
+          <w:numId w:val="1021"/>
         </w:numPr>
       </w:pPr>
       <w:r>
@@ -3963,7 +4096,7 @@
       <w:r>
         <w:t xml:space="preserve"> </w:t>
       </w:r>
-      <w:hyperlink r:id="rId73">
+      <w:hyperlink r:id="rId74">
         <w:r>
           <w:rPr>
             <w:rStyle w:val="Hyperlink"/>
@@ -3979,7 +4112,7 @@
       <w:pPr>
         <w:numPr>
           <w:ilvl w:val="0"/>
-          <w:numId w:val="1020"/>
+          <w:numId w:val="1021"/>
         </w:numPr>
       </w:pPr>
       <w:r>
@@ -3988,7 +4121,7 @@
       <w:r>
         <w:t xml:space="preserve"> </w:t>
       </w:r>
-      <w:hyperlink r:id="rId74">
+      <w:hyperlink r:id="rId75">
         <w:r>
           <w:rPr>
             <w:rStyle w:val="Hyperlink"/>
@@ -4004,7 +4137,7 @@
       <w:pPr>
         <w:numPr>
           <w:ilvl w:val="0"/>
-          <w:numId w:val="1020"/>
+          <w:numId w:val="1021"/>
         </w:numPr>
       </w:pPr>
       <w:r>
@@ -4013,7 +4146,7 @@
       <w:r>
         <w:t xml:space="preserve"> </w:t>
       </w:r>
-      <w:hyperlink r:id="rId75">
+      <w:hyperlink r:id="rId76">
         <w:r>
           <w:rPr>
             <w:rStyle w:val="Hyperlink"/>
@@ -4051,7 +4184,7 @@
       <w:pPr>
         <w:numPr>
           <w:ilvl w:val="0"/>
-          <w:numId w:val="1021"/>
+          <w:numId w:val="1022"/>
         </w:numPr>
       </w:pPr>
       <w:r>
@@ -4060,7 +4193,7 @@
       <w:r>
         <w:t xml:space="preserve"> </w:t>
       </w:r>
-      <w:hyperlink r:id="rId76">
+      <w:hyperlink r:id="rId77">
         <w:r>
           <w:rPr>
             <w:rStyle w:val="Hyperlink"/>
@@ -4086,7 +4219,7 @@
       <w:pPr>
         <w:numPr>
           <w:ilvl w:val="0"/>
-          <w:numId w:val="1021"/>
+          <w:numId w:val="1022"/>
         </w:numPr>
       </w:pPr>
       <w:r>
@@ -4095,7 +4228,7 @@
       <w:r>
         <w:t xml:space="preserve"> </w:t>
       </w:r>
-      <w:hyperlink r:id="rId77">
+      <w:hyperlink r:id="rId78">
         <w:r>
           <w:rPr>
             <w:rStyle w:val="Hyperlink"/>
@@ -4121,7 +4254,7 @@
       <w:pPr>
         <w:numPr>
           <w:ilvl w:val="0"/>
-          <w:numId w:val="1021"/>
+          <w:numId w:val="1022"/>
         </w:numPr>
       </w:pPr>
       <w:r>
@@ -4130,7 +4263,7 @@
       <w:r>
         <w:t xml:space="preserve"> </w:t>
       </w:r>
-      <w:hyperlink r:id="rId78">
+      <w:hyperlink r:id="rId79">
         <w:r>
           <w:rPr>
             <w:rStyle w:val="Hyperlink"/>
@@ -4168,7 +4301,7 @@
       <w:pPr>
         <w:numPr>
           <w:ilvl w:val="0"/>
-          <w:numId w:val="1022"/>
+          <w:numId w:val="1023"/>
         </w:numPr>
       </w:pPr>
       <w:r>
@@ -4177,7 +4310,7 @@
       <w:r>
         <w:t xml:space="preserve"> </w:t>
       </w:r>
-      <w:hyperlink r:id="rId79">
+      <w:hyperlink r:id="rId80">
         <w:r>
           <w:rPr>
             <w:rStyle w:val="Hyperlink"/>
@@ -4203,7 +4336,7 @@
       <w:pPr>
         <w:numPr>
           <w:ilvl w:val="0"/>
-          <w:numId w:val="1022"/>
+          <w:numId w:val="1023"/>
         </w:numPr>
       </w:pPr>
       <w:r>
@@ -4212,7 +4345,7 @@
       <w:r>
         <w:t xml:space="preserve"> </w:t>
       </w:r>
-      <w:hyperlink r:id="rId80">
+      <w:hyperlink r:id="rId81">
         <w:r>
           <w:rPr>
             <w:rStyle w:val="Hyperlink"/>
@@ -4240,7 +4373,7 @@
       <w:pPr>
         <w:numPr>
           <w:ilvl w:val="0"/>
-          <w:numId w:val="1023"/>
+          <w:numId w:val="1024"/>
         </w:numPr>
         <w:pStyle w:val="Compact"/>
       </w:pPr>
@@ -4250,7 +4383,7 @@
       <w:r>
         <w:t xml:space="preserve"> </w:t>
       </w:r>
-      <w:hyperlink r:id="rId81">
+      <w:hyperlink r:id="rId82">
         <w:r>
           <w:rPr>
             <w:rStyle w:val="Hyperlink"/>
@@ -4262,8 +4395,8 @@
         <w:t xml:space="preserve">, 06.11.2024 — частота передачи ЦМВ плоду при первичной и повторной инфекции; анализы на первичную ЦМВ-инфекцию трудно интерпретировать (9.18).</w:t>
       </w:r>
     </w:p>
-    <w:bookmarkEnd w:id="82"/>
     <w:bookmarkEnd w:id="83"/>
+    <w:bookmarkEnd w:id="84"/>
     <w:sectPr/>
   </w:body>
 </w:document>
@@ -5296,11 +5429,11 @@
       </w:pPr>
     </w:lvl>
   </w:abstractNum>
-  <w:abstractNum w:abstractNumId="994122">
-    <w:nsid w:val="A994122"/>
+  <w:abstractNum w:abstractNumId="994123">
+    <w:nsid w:val="A994123"/>
     <w:multiLevelType w:val="multilevel"/>
     <w:lvl w:ilvl="0">
-      <w:start w:val="22"/>
+      <w:start w:val="23"/>
       <w:numFmt w:val="decimal"/>
       <w:lvlText w:val="%1."/>
       <w:lvlJc w:val="left"/>
@@ -5309,7 +5442,7 @@
       </w:pPr>
     </w:lvl>
     <w:lvl w:ilvl="1">
-      <w:start w:val="22"/>
+      <w:start w:val="23"/>
       <w:numFmt w:val="decimal"/>
       <w:lvlText w:val="%2."/>
       <w:lvlJc w:val="left"/>
@@ -5318,7 +5451,7 @@
       </w:pPr>
     </w:lvl>
     <w:lvl w:ilvl="2">
-      <w:start w:val="22"/>
+      <w:start w:val="23"/>
       <w:numFmt w:val="decimal"/>
       <w:lvlText w:val="%3."/>
       <w:lvlJc w:val="left"/>
@@ -5327,7 +5460,7 @@
       </w:pPr>
     </w:lvl>
     <w:lvl w:ilvl="3">
-      <w:start w:val="22"/>
+      <w:start w:val="23"/>
       <w:numFmt w:val="decimal"/>
       <w:lvlText w:val="%4."/>
       <w:lvlJc w:val="left"/>
@@ -5336,7 +5469,7 @@
       </w:pPr>
     </w:lvl>
     <w:lvl w:ilvl="4">
-      <w:start w:val="22"/>
+      <w:start w:val="23"/>
       <w:numFmt w:val="decimal"/>
       <w:lvlText w:val="%5."/>
       <w:lvlJc w:val="left"/>
@@ -5345,7 +5478,7 @@
       </w:pPr>
     </w:lvl>
     <w:lvl w:ilvl="5">
-      <w:start w:val="22"/>
+      <w:start w:val="23"/>
       <w:numFmt w:val="decimal"/>
       <w:lvlText w:val="%6."/>
       <w:lvlJc w:val="left"/>
@@ -5354,7 +5487,7 @@
       </w:pPr>
     </w:lvl>
     <w:lvl w:ilvl="6">
-      <w:start w:val="22"/>
+      <w:start w:val="23"/>
       <w:numFmt w:val="decimal"/>
       <w:lvlText w:val="%7."/>
       <w:lvlJc w:val="left"/>
@@ -5363,7 +5496,7 @@
       </w:pPr>
     </w:lvl>
     <w:lvl w:ilvl="7">
-      <w:start w:val="22"/>
+      <w:start w:val="23"/>
       <w:numFmt w:val="decimal"/>
       <w:lvlText w:val="%8."/>
       <w:lvlJc w:val="left"/>
@@ -5372,7 +5505,7 @@
       </w:pPr>
     </w:lvl>
     <w:lvl w:ilvl="8">
-      <w:start w:val="22"/>
+      <w:start w:val="23"/>
       <w:numFmt w:val="decimal"/>
       <w:lvlText w:val="%9."/>
       <w:lvlJc w:val="left"/>
@@ -5381,11 +5514,11 @@
       </w:pPr>
     </w:lvl>
   </w:abstractNum>
-  <w:abstractNum w:abstractNumId="994124">
-    <w:nsid w:val="A994124"/>
+  <w:abstractNum w:abstractNumId="994125">
+    <w:nsid w:val="A994125"/>
     <w:multiLevelType w:val="multilevel"/>
     <w:lvl w:ilvl="0">
-      <w:start w:val="24"/>
+      <w:start w:val="25"/>
       <w:numFmt w:val="decimal"/>
       <w:lvlText w:val="%1."/>
       <w:lvlJc w:val="left"/>
@@ -5394,7 +5527,7 @@
       </w:pPr>
     </w:lvl>
     <w:lvl w:ilvl="1">
-      <w:start w:val="24"/>
+      <w:start w:val="25"/>
       <w:numFmt w:val="decimal"/>
       <w:lvlText w:val="%2."/>
       <w:lvlJc w:val="left"/>
@@ -5403,7 +5536,7 @@
       </w:pPr>
     </w:lvl>
     <w:lvl w:ilvl="2">
-      <w:start w:val="24"/>
+      <w:start w:val="25"/>
       <w:numFmt w:val="decimal"/>
       <w:lvlText w:val="%3."/>
       <w:lvlJc w:val="left"/>
@@ -5412,7 +5545,7 @@
       </w:pPr>
     </w:lvl>
     <w:lvl w:ilvl="3">
-      <w:start w:val="24"/>
+      <w:start w:val="25"/>
       <w:numFmt w:val="decimal"/>
       <w:lvlText w:val="%4."/>
       <w:lvlJc w:val="left"/>
@@ -5421,7 +5554,7 @@
       </w:pPr>
     </w:lvl>
     <w:lvl w:ilvl="4">
-      <w:start w:val="24"/>
+      <w:start w:val="25"/>
       <w:numFmt w:val="decimal"/>
       <w:lvlText w:val="%5."/>
       <w:lvlJc w:val="left"/>
@@ -5430,7 +5563,7 @@
       </w:pPr>
     </w:lvl>
     <w:lvl w:ilvl="5">
-      <w:start w:val="24"/>
+      <w:start w:val="25"/>
       <w:numFmt w:val="decimal"/>
       <w:lvlText w:val="%6."/>
       <w:lvlJc w:val="left"/>
@@ -5439,7 +5572,7 @@
       </w:pPr>
     </w:lvl>
     <w:lvl w:ilvl="6">
-      <w:start w:val="24"/>
+      <w:start w:val="25"/>
       <w:numFmt w:val="decimal"/>
       <w:lvlText w:val="%7."/>
       <w:lvlJc w:val="left"/>
@@ -5448,7 +5581,7 @@
       </w:pPr>
     </w:lvl>
     <w:lvl w:ilvl="7">
-      <w:start w:val="24"/>
+      <w:start w:val="25"/>
       <w:numFmt w:val="decimal"/>
       <w:lvlText w:val="%8."/>
       <w:lvlJc w:val="left"/>
@@ -5457,7 +5590,7 @@
       </w:pPr>
     </w:lvl>
     <w:lvl w:ilvl="8">
-      <w:start w:val="24"/>
+      <w:start w:val="25"/>
       <w:numFmt w:val="decimal"/>
       <w:lvlText w:val="%9."/>
       <w:lvlJc w:val="left"/>
@@ -5466,11 +5599,11 @@
       </w:pPr>
     </w:lvl>
   </w:abstractNum>
-  <w:abstractNum w:abstractNumId="994133">
-    <w:nsid w:val="A994133"/>
+  <w:abstractNum w:abstractNumId="994134">
+    <w:nsid w:val="A994134"/>
     <w:multiLevelType w:val="multilevel"/>
     <w:lvl w:ilvl="0">
-      <w:start w:val="33"/>
+      <w:start w:val="34"/>
       <w:numFmt w:val="decimal"/>
       <w:lvlText w:val="%1."/>
       <w:lvlJc w:val="left"/>
@@ -5479,7 +5612,7 @@
       </w:pPr>
     </w:lvl>
     <w:lvl w:ilvl="1">
-      <w:start w:val="33"/>
+      <w:start w:val="34"/>
       <w:numFmt w:val="decimal"/>
       <w:lvlText w:val="%2."/>
       <w:lvlJc w:val="left"/>
@@ -5488,7 +5621,7 @@
       </w:pPr>
     </w:lvl>
     <w:lvl w:ilvl="2">
-      <w:start w:val="33"/>
+      <w:start w:val="34"/>
       <w:numFmt w:val="decimal"/>
       <w:lvlText w:val="%3."/>
       <w:lvlJc w:val="left"/>
@@ -5497,7 +5630,7 @@
       </w:pPr>
     </w:lvl>
     <w:lvl w:ilvl="3">
-      <w:start w:val="33"/>
+      <w:start w:val="34"/>
       <w:numFmt w:val="decimal"/>
       <w:lvlText w:val="%4."/>
       <w:lvlJc w:val="left"/>
@@ -5506,7 +5639,7 @@
       </w:pPr>
     </w:lvl>
     <w:lvl w:ilvl="4">
-      <w:start w:val="33"/>
+      <w:start w:val="34"/>
       <w:numFmt w:val="decimal"/>
       <w:lvlText w:val="%5."/>
       <w:lvlJc w:val="left"/>
@@ -5515,7 +5648,7 @@
       </w:pPr>
     </w:lvl>
     <w:lvl w:ilvl="5">
-      <w:start w:val="33"/>
+      <w:start w:val="34"/>
       <w:numFmt w:val="decimal"/>
       <w:lvlText w:val="%6."/>
       <w:lvlJc w:val="left"/>
@@ -5524,7 +5657,7 @@
       </w:pPr>
     </w:lvl>
     <w:lvl w:ilvl="6">
-      <w:start w:val="33"/>
+      <w:start w:val="34"/>
       <w:numFmt w:val="decimal"/>
       <w:lvlText w:val="%7."/>
       <w:lvlJc w:val="left"/>
@@ -5533,7 +5666,7 @@
       </w:pPr>
     </w:lvl>
     <w:lvl w:ilvl="7">
-      <w:start w:val="33"/>
+      <w:start w:val="34"/>
       <w:numFmt w:val="decimal"/>
       <w:lvlText w:val="%8."/>
       <w:lvlJc w:val="left"/>
@@ -5542,7 +5675,7 @@
       </w:pPr>
     </w:lvl>
     <w:lvl w:ilvl="8">
-      <w:start w:val="33"/>
+      <w:start w:val="34"/>
       <w:numFmt w:val="decimal"/>
       <w:lvlText w:val="%9."/>
       <w:lvlJc w:val="left"/>
@@ -5551,11 +5684,11 @@
       </w:pPr>
     </w:lvl>
   </w:abstractNum>
-  <w:abstractNum w:abstractNumId="994136">
-    <w:nsid w:val="A994136"/>
+  <w:abstractNum w:abstractNumId="994137">
+    <w:nsid w:val="A994137"/>
     <w:multiLevelType w:val="multilevel"/>
     <w:lvl w:ilvl="0">
-      <w:start w:val="36"/>
+      <w:start w:val="37"/>
       <w:numFmt w:val="decimal"/>
       <w:lvlText w:val="%1."/>
       <w:lvlJc w:val="left"/>
@@ -5564,7 +5697,7 @@
       </w:pPr>
     </w:lvl>
     <w:lvl w:ilvl="1">
-      <w:start w:val="36"/>
+      <w:start w:val="37"/>
       <w:numFmt w:val="decimal"/>
       <w:lvlText w:val="%2."/>
       <w:lvlJc w:val="left"/>
@@ -5573,7 +5706,7 @@
       </w:pPr>
     </w:lvl>
     <w:lvl w:ilvl="2">
-      <w:start w:val="36"/>
+      <w:start w:val="37"/>
       <w:numFmt w:val="decimal"/>
       <w:lvlText w:val="%3."/>
       <w:lvlJc w:val="left"/>
@@ -5582,7 +5715,7 @@
       </w:pPr>
     </w:lvl>
     <w:lvl w:ilvl="3">
-      <w:start w:val="36"/>
+      <w:start w:val="37"/>
       <w:numFmt w:val="decimal"/>
       <w:lvlText w:val="%4."/>
       <w:lvlJc w:val="left"/>
@@ -5591,7 +5724,7 @@
       </w:pPr>
     </w:lvl>
     <w:lvl w:ilvl="4">
-      <w:start w:val="36"/>
+      <w:start w:val="37"/>
       <w:numFmt w:val="decimal"/>
       <w:lvlText w:val="%5."/>
       <w:lvlJc w:val="left"/>
@@ -5600,7 +5733,7 @@
       </w:pPr>
     </w:lvl>
     <w:lvl w:ilvl="5">
-      <w:start w:val="36"/>
+      <w:start w:val="37"/>
       <w:numFmt w:val="decimal"/>
       <w:lvlText w:val="%6."/>
       <w:lvlJc w:val="left"/>
@@ -5609,7 +5742,7 @@
       </w:pPr>
     </w:lvl>
     <w:lvl w:ilvl="6">
-      <w:start w:val="36"/>
+      <w:start w:val="37"/>
       <w:numFmt w:val="decimal"/>
       <w:lvlText w:val="%7."/>
       <w:lvlJc w:val="left"/>
@@ -5618,7 +5751,7 @@
       </w:pPr>
     </w:lvl>
     <w:lvl w:ilvl="7">
-      <w:start w:val="36"/>
+      <w:start w:val="37"/>
       <w:numFmt w:val="decimal"/>
       <w:lvlText w:val="%8."/>
       <w:lvlJc w:val="left"/>
@@ -5627,7 +5760,7 @@
       </w:pPr>
     </w:lvl>
     <w:lvl w:ilvl="8">
-      <w:start w:val="36"/>
+      <w:start w:val="37"/>
       <w:numFmt w:val="decimal"/>
       <w:lvlText w:val="%9."/>
       <w:lvlJc w:val="left"/>
@@ -5636,11 +5769,11 @@
       </w:pPr>
     </w:lvl>
   </w:abstractNum>
-  <w:abstractNum w:abstractNumId="994138">
-    <w:nsid w:val="A994138"/>
+  <w:abstractNum w:abstractNumId="994139">
+    <w:nsid w:val="A994139"/>
     <w:multiLevelType w:val="multilevel"/>
     <w:lvl w:ilvl="0">
-      <w:start w:val="38"/>
+      <w:start w:val="39"/>
       <w:numFmt w:val="decimal"/>
       <w:lvlText w:val="%1."/>
       <w:lvlJc w:val="left"/>
@@ -5649,7 +5782,7 @@
       </w:pPr>
     </w:lvl>
     <w:lvl w:ilvl="1">
-      <w:start w:val="38"/>
+      <w:start w:val="39"/>
       <w:numFmt w:val="decimal"/>
       <w:lvlText w:val="%2."/>
       <w:lvlJc w:val="left"/>
@@ -5658,7 +5791,7 @@
       </w:pPr>
     </w:lvl>
     <w:lvl w:ilvl="2">
-      <w:start w:val="38"/>
+      <w:start w:val="39"/>
       <w:numFmt w:val="decimal"/>
       <w:lvlText w:val="%3."/>
       <w:lvlJc w:val="left"/>
@@ -5667,7 +5800,7 @@
       </w:pPr>
     </w:lvl>
     <w:lvl w:ilvl="3">
-      <w:start w:val="38"/>
+      <w:start w:val="39"/>
       <w:numFmt w:val="decimal"/>
       <w:lvlText w:val="%4."/>
       <w:lvlJc w:val="left"/>
@@ -5676,7 +5809,7 @@
       </w:pPr>
     </w:lvl>
     <w:lvl w:ilvl="4">
-      <w:start w:val="38"/>
+      <w:start w:val="39"/>
       <w:numFmt w:val="decimal"/>
       <w:lvlText w:val="%5."/>
       <w:lvlJc w:val="left"/>
@@ -5685,7 +5818,7 @@
       </w:pPr>
     </w:lvl>
     <w:lvl w:ilvl="5">
-      <w:start w:val="38"/>
+      <w:start w:val="39"/>
       <w:numFmt w:val="decimal"/>
       <w:lvlText w:val="%6."/>
       <w:lvlJc w:val="left"/>
@@ -5694,7 +5827,7 @@
       </w:pPr>
     </w:lvl>
     <w:lvl w:ilvl="6">
-      <w:start w:val="38"/>
+      <w:start w:val="39"/>
       <w:numFmt w:val="decimal"/>
       <w:lvlText w:val="%7."/>
       <w:lvlJc w:val="left"/>
@@ -5703,7 +5836,7 @@
       </w:pPr>
     </w:lvl>
     <w:lvl w:ilvl="7">
-      <w:start w:val="38"/>
+      <w:start w:val="39"/>
       <w:numFmt w:val="decimal"/>
       <w:lvlText w:val="%8."/>
       <w:lvlJc w:val="left"/>
@@ -5712,7 +5845,7 @@
       </w:pPr>
     </w:lvl>
     <w:lvl w:ilvl="8">
-      <w:start w:val="38"/>
+      <w:start w:val="39"/>
       <w:numFmt w:val="decimal"/>
       <w:lvlText w:val="%9."/>
       <w:lvlJc w:val="left"/>
@@ -5776,6 +5909,9 @@
     <w:abstractNumId w:val="991"/>
   </w:num>
   <w:num w:numId="1009">
+    <w:abstractNumId w:val="991"/>
+  </w:num>
+  <w:num w:numId="1010">
     <w:abstractNumId w:val="99411"/>
     <w:lvlOverride w:ilvl="0">
       <w:startOverride w:val="1"/>
@@ -5805,7 +5941,7 @@
       <w:startOverride w:val="1"/>
     </w:lvlOverride>
   </w:num>
-  <w:num w:numId="1010">
+  <w:num w:numId="1011">
     <w:abstractNumId w:val="99412"/>
     <w:lvlOverride w:ilvl="0">
       <w:startOverride w:val="2"/>
@@ -5835,7 +5971,7 @@
       <w:startOverride w:val="2"/>
     </w:lvlOverride>
   </w:num>
-  <w:num w:numId="1011">
+  <w:num w:numId="1012">
     <w:abstractNumId w:val="99413"/>
     <w:lvlOverride w:ilvl="0">
       <w:startOverride w:val="3"/>
@@ -5865,7 +6001,7 @@
       <w:startOverride w:val="3"/>
     </w:lvlOverride>
   </w:num>
-  <w:num w:numId="1012">
+  <w:num w:numId="1013">
     <w:abstractNumId w:val="99416"/>
     <w:lvlOverride w:ilvl="0">
       <w:startOverride w:val="6"/>
@@ -5895,7 +6031,7 @@
       <w:startOverride w:val="6"/>
     </w:lvlOverride>
   </w:num>
-  <w:num w:numId="1013">
+  <w:num w:numId="1014">
     <w:abstractNumId w:val="99419"/>
     <w:lvlOverride w:ilvl="0">
       <w:startOverride w:val="9"/>
@@ -5925,7 +6061,7 @@
       <w:startOverride w:val="9"/>
     </w:lvlOverride>
   </w:num>
-  <w:num w:numId="1014">
+  <w:num w:numId="1015">
     <w:abstractNumId w:val="994110"/>
     <w:lvlOverride w:ilvl="0">
       <w:startOverride w:val="10"/>
@@ -5955,7 +6091,7 @@
       <w:startOverride w:val="10"/>
     </w:lvlOverride>
   </w:num>
-  <w:num w:numId="1015">
+  <w:num w:numId="1016">
     <w:abstractNumId w:val="994113"/>
     <w:lvlOverride w:ilvl="0">
       <w:startOverride w:val="13"/>
@@ -5985,7 +6121,7 @@
       <w:startOverride w:val="13"/>
     </w:lvlOverride>
   </w:num>
-  <w:num w:numId="1016">
+  <w:num w:numId="1017">
     <w:abstractNumId w:val="994114"/>
     <w:lvlOverride w:ilvl="0">
       <w:startOverride w:val="14"/>
@@ -6015,7 +6151,7 @@
       <w:startOverride w:val="14"/>
     </w:lvlOverride>
   </w:num>
-  <w:num w:numId="1017">
+  <w:num w:numId="1018">
     <w:abstractNumId w:val="994118"/>
     <w:lvlOverride w:ilvl="0">
       <w:startOverride w:val="18"/>
@@ -6045,7 +6181,7 @@
       <w:startOverride w:val="18"/>
     </w:lvlOverride>
   </w:num>
-  <w:num w:numId="1018">
+  <w:num w:numId="1019">
     <w:abstractNumId w:val="994119"/>
     <w:lvlOverride w:ilvl="0">
       <w:startOverride w:val="19"/>
@@ -6075,8 +6211,8 @@
       <w:startOverride w:val="19"/>
     </w:lvlOverride>
   </w:num>
-  <w:num w:numId="1019">
-    <w:abstractNumId w:val="994122"/>
+  <w:num w:numId="1020">
+    <w:abstractNumId w:val="994123"/>
     <w:lvlOverride w:ilvl="0">
       <w:startOverride w:val="23"/>
     </w:lvlOverride>
@@ -6105,8 +6241,8 @@
       <w:startOverride w:val="23"/>
     </w:lvlOverride>
   </w:num>
-  <w:num w:numId="1020">
-    <w:abstractNumId w:val="994124"/>
+  <w:num w:numId="1021">
+    <w:abstractNumId w:val="994125"/>
     <w:lvlOverride w:ilvl="0">
       <w:startOverride w:val="25"/>
     </w:lvlOverride>
@@ -6135,8 +6271,8 @@
       <w:startOverride w:val="25"/>
     </w:lvlOverride>
   </w:num>
-  <w:num w:numId="1021">
-    <w:abstractNumId w:val="994133"/>
+  <w:num w:numId="1022">
+    <w:abstractNumId w:val="994134"/>
     <w:lvlOverride w:ilvl="0">
       <w:startOverride w:val="34"/>
     </w:lvlOverride>
@@ -6165,8 +6301,8 @@
       <w:startOverride w:val="34"/>
     </w:lvlOverride>
   </w:num>
-  <w:num w:numId="1022">
-    <w:abstractNumId w:val="994136"/>
+  <w:num w:numId="1023">
+    <w:abstractNumId w:val="994137"/>
     <w:lvlOverride w:ilvl="0">
       <w:startOverride w:val="37"/>
     </w:lvlOverride>
@@ -6195,8 +6331,8 @@
       <w:startOverride w:val="37"/>
     </w:lvlOverride>
   </w:num>
-  <w:num w:numId="1023">
-    <w:abstractNumId w:val="994138"/>
+  <w:num w:numId="1024">
+    <w:abstractNumId w:val="994139"/>
     <w:lvlOverride w:ilvl="0">
       <w:startOverride w:val="39"/>
     </w:lvlOverride>
@@ -6249,11 +6385,6 @@
   <w:style w:default="1" w:styleId="Normal" w:type="paragraph">
     <w:name w:val="Normal"/>
     <w:qFormat/>
-    <w:rPr>
-      <w:rFonts w:ascii="Georgia" w:hAnsi="Georgia"/>
-      <w:color w:val="000000"/>
-      <w:sz w:val="23"/>
-    </w:rPr>
   </w:style>
   <w:style w:styleId="BodyText" w:type="paragraph">
     <w:name w:val="Body Text"/>
@@ -6263,22 +6394,12 @@
       <w:spacing w:after="180" w:before="180"/>
     </w:pPr>
     <w:qFormat/>
-    <w:rPr>
-      <w:rFonts w:ascii="Georgia" w:hAnsi="Georgia"/>
-      <w:color w:val="000000"/>
-      <w:sz w:val="23"/>
-    </w:rPr>
   </w:style>
   <w:style w:customStyle="1" w:styleId="FirstParagraph" w:type="paragraph">
     <w:name w:val="First Paragraph"/>
     <w:basedOn w:val="BodyText"/>
     <w:next w:val="BodyText"/>
     <w:qFormat/>
-    <w:rPr>
-      <w:rFonts w:ascii="Georgia" w:hAnsi="Georgia"/>
-      <w:color w:val="000000"/>
-      <w:sz w:val="23"/>
-    </w:rPr>
   </w:style>
   <w:style w:customStyle="1" w:styleId="Compact" w:type="paragraph">
     <w:name w:val="Compact"/>
@@ -6287,11 +6408,6 @@
     <w:pPr>
       <w:spacing w:after="36" w:before="36"/>
     </w:pPr>
-    <w:rPr>
-      <w:rFonts w:ascii="Georgia" w:hAnsi="Georgia"/>
-      <w:color w:val="000000"/>
-      <w:sz w:val="23"/>
-    </w:rPr>
   </w:style>
   <w:style w:styleId="Title" w:type="paragraph">
     <w:name w:val="Title"/>
@@ -6305,10 +6421,10 @@
       <w:jc w:val="center"/>
     </w:pPr>
     <w:rPr>
-      <w:rFonts w:ascii="Georgia" w:asciiTheme="majorHAnsi" w:cstheme="majorBidi" w:eastAsiaTheme="majorEastAsia" w:hAnsi="Georgia" w:hAnsiTheme="majorHAnsi"/>
+      <w:rFonts w:asciiTheme="majorHAnsi" w:cstheme="majorBidi" w:eastAsiaTheme="majorEastAsia" w:hAnsiTheme="majorHAnsi"/>
       <w:b/>
       <w:bCs/>
-      <w:color w:val="000000"/>
+      <w:color w:themeColor="accent1" w:themeShade="B5" w:val="345A8A"/>
       <w:sz w:val="36"/>
       <w:szCs w:val="36"/>
     </w:rPr>
@@ -6404,10 +6520,10 @@
       <w:outlineLvl w:val="0"/>
     </w:pPr>
     <w:rPr>
-      <w:rFonts w:ascii="Georgia" w:asciiTheme="majorHAnsi" w:cstheme="majorBidi" w:eastAsiaTheme="majorEastAsia" w:hAnsi="Georgia" w:hAnsiTheme="majorHAnsi"/>
+      <w:rFonts w:asciiTheme="majorHAnsi" w:cstheme="majorBidi" w:eastAsiaTheme="majorEastAsia" w:hAnsiTheme="majorHAnsi"/>
       <w:b/>
       <w:bCs/>
-      <w:color w:val="000000"/>
+      <w:color w:themeColor="accent1" w:val="4F81BD"/>
       <w:sz w:val="32"/>
       <w:szCs w:val="32"/>
     </w:rPr>
@@ -6426,11 +6542,11 @@
       <w:outlineLvl w:val="1"/>
     </w:pPr>
     <w:rPr>
-      <w:rFonts w:ascii="Georgia" w:asciiTheme="majorHAnsi" w:cstheme="majorBidi" w:eastAsiaTheme="majorEastAsia" w:hAnsi="Georgia" w:hAnsiTheme="majorHAnsi"/>
+      <w:rFonts w:asciiTheme="majorHAnsi" w:cstheme="majorBidi" w:eastAsiaTheme="majorEastAsia" w:hAnsiTheme="majorHAnsi"/>
       <w:b/>
       <w:bCs/>
-      <w:color w:val="000000"/>
-      <w:sz w:val="26"/>
+      <w:color w:themeColor="accent1" w:val="4F81BD"/>
+      <w:sz w:val="28"/>
       <w:szCs w:val="28"/>
     </w:rPr>
   </w:style>
@@ -6448,10 +6564,10 @@
       <w:outlineLvl w:val="2"/>
     </w:pPr>
     <w:rPr>
-      <w:rFonts w:ascii="Georgia" w:asciiTheme="majorHAnsi" w:cstheme="majorBidi" w:eastAsiaTheme="majorEastAsia" w:hAnsi="Georgia" w:hAnsiTheme="majorHAnsi"/>
+      <w:rFonts w:asciiTheme="majorHAnsi" w:cstheme="majorBidi" w:eastAsiaTheme="majorEastAsia" w:hAnsiTheme="majorHAnsi"/>
       <w:b/>
       <w:bCs/>
-      <w:color w:val="000000"/>
+      <w:color w:themeColor="accent1" w:val="4F81BD"/>
       <w:sz w:val="24"/>
       <w:szCs w:val="24"/>
     </w:rPr>
@@ -6470,10 +6586,10 @@
       <w:outlineLvl w:val="3"/>
     </w:pPr>
     <w:rPr>
-      <w:rFonts w:ascii="Georgia" w:asciiTheme="majorHAnsi" w:cstheme="majorBidi" w:eastAsiaTheme="majorEastAsia" w:hAnsi="Georgia" w:hAnsiTheme="majorHAnsi"/>
+      <w:rFonts w:asciiTheme="majorHAnsi" w:cstheme="majorBidi" w:eastAsiaTheme="majorEastAsia" w:hAnsiTheme="majorHAnsi"/>
       <w:i/>
       <w:bCs/>
-      <w:color w:val="000000"/>
+      <w:color w:themeColor="accent1" w:val="4F81BD"/>
       <w:sz w:val="24"/>
       <w:szCs w:val="24"/>
     </w:rPr>
@@ -6492,9 +6608,9 @@
       <w:outlineLvl w:val="4"/>
     </w:pPr>
     <w:rPr>
-      <w:rFonts w:ascii="Georgia" w:asciiTheme="majorHAnsi" w:cstheme="majorBidi" w:eastAsiaTheme="majorEastAsia" w:hAnsi="Georgia" w:hAnsiTheme="majorHAnsi"/>
+      <w:rFonts w:asciiTheme="majorHAnsi" w:cstheme="majorBidi" w:eastAsiaTheme="majorEastAsia" w:hAnsiTheme="majorHAnsi"/>
       <w:iCs/>
-      <w:color w:val="000000"/>
+      <w:color w:themeColor="accent1" w:val="4F81BD"/>
       <w:sz w:val="24"/>
       <w:szCs w:val="24"/>
     </w:rPr>
@@ -6513,8 +6629,8 @@
       <w:outlineLvl w:val="5"/>
     </w:pPr>
     <w:rPr>
-      <w:rFonts w:ascii="Georgia" w:asciiTheme="majorHAnsi" w:cstheme="majorBidi" w:eastAsiaTheme="majorEastAsia" w:hAnsi="Georgia" w:hAnsiTheme="majorHAnsi"/>
-      <w:color w:val="000000"/>
+      <w:rFonts w:asciiTheme="majorHAnsi" w:cstheme="majorBidi" w:eastAsiaTheme="majorEastAsia" w:hAnsiTheme="majorHAnsi"/>
+      <w:color w:themeColor="accent1" w:val="4F81BD"/>
       <w:sz w:val="24"/>
       <w:szCs w:val="24"/>
     </w:rPr>
@@ -6533,8 +6649,8 @@
       <w:outlineLvl w:val="6"/>
     </w:pPr>
     <w:rPr>
-      <w:rFonts w:ascii="Georgia" w:asciiTheme="majorHAnsi" w:cstheme="majorBidi" w:eastAsiaTheme="majorEastAsia" w:hAnsi="Georgia" w:hAnsiTheme="majorHAnsi"/>
-      <w:color w:val="000000"/>
+      <w:rFonts w:asciiTheme="majorHAnsi" w:cstheme="majorBidi" w:eastAsiaTheme="majorEastAsia" w:hAnsiTheme="majorHAnsi"/>
+      <w:color w:themeColor="accent1" w:val="4F81BD"/>
       <w:sz w:val="24"/>
       <w:szCs w:val="24"/>
     </w:rPr>
@@ -6553,8 +6669,8 @@
       <w:outlineLvl w:val="7"/>
     </w:pPr>
     <w:rPr>
-      <w:rFonts w:ascii="Georgia" w:asciiTheme="majorHAnsi" w:cstheme="majorBidi" w:eastAsiaTheme="majorEastAsia" w:hAnsi="Georgia" w:hAnsiTheme="majorHAnsi"/>
-      <w:color w:val="000000"/>
+      <w:rFonts w:asciiTheme="majorHAnsi" w:cstheme="majorBidi" w:eastAsiaTheme="majorEastAsia" w:hAnsiTheme="majorHAnsi"/>
+      <w:color w:themeColor="accent1" w:val="4F81BD"/>
       <w:sz w:val="24"/>
       <w:szCs w:val="24"/>
     </w:rPr>
@@ -6573,8 +6689,8 @@
       <w:outlineLvl w:val="8"/>
     </w:pPr>
     <w:rPr>
-      <w:rFonts w:ascii="Georgia" w:asciiTheme="majorHAnsi" w:cstheme="majorBidi" w:eastAsiaTheme="majorEastAsia" w:hAnsi="Georgia" w:hAnsiTheme="majorHAnsi"/>
-      <w:color w:val="000000"/>
+      <w:rFonts w:asciiTheme="majorHAnsi" w:cstheme="majorBidi" w:eastAsiaTheme="majorEastAsia" w:hAnsiTheme="majorHAnsi"/>
+      <w:color w:themeColor="accent1" w:val="4F81BD"/>
       <w:sz w:val="24"/>
       <w:szCs w:val="24"/>
     </w:rPr>
@@ -6713,8 +6829,7 @@
     <w:name w:val="Hyperlink"/>
     <w:basedOn w:val="BodyTextChar"/>
     <w:rPr>
-      <w:color w:val="000000"/>
-      <w:u w:val="none"/>
+      <w:color w:themeColor="accent1" w:val="4F81BD"/>
     </w:rPr>
   </w:style>
   <w:style w:styleId="TOCHeading" w:type="paragraph">

--- a/themes/theme-9/theme 9 draft.docx
+++ b/themes/theme-9/theme 9 draft.docx
@@ -1226,7 +1226,7 @@
         <w:pStyle w:val="BodyText"/>
       </w:pPr>
       <w:r>
-        <w:t xml:space="preserve">Если вместе с сыпью отекают губы, язык или горло, трудно дышать, — это признаки тяжёлой аллергической реакции: Раздел 0, пункт 0.11. Если кожа чешется, а первичной сыпи нет, — Тема 5, раздел 5.2. Высыпания на губах и половых органах — раздел 9.15.</w:t>
+        <w:t xml:space="preserve">Если вместе с сыпью отекают губы, язык или горло, трудно дышать, — это признаки тяжёлой аллергической реакции: Раздел 0, группа «Кожа и аллергия». Если кожа чешется, а первичной сыпи нет, — Тема 5, раздел 5.2. Высыпания на губах и половых органах — раздел 9.15.</w:t>
       </w:r>
     </w:p>
     <w:p>

--- a/themes/theme-9/theme 9 draft.docx
+++ b/themes/theme-9/theme 9 draft.docx
@@ -42,6 +42,56 @@
     </w:p>
     <w:p>
       <w:pPr>
+        <w:pStyle w:val="Compact"/>
+        <w:ind w:left="567"/>
+      </w:pPr>
+      <w:r>
+        <w:rPr/>
+        <w:t xml:space="preserve">Инфекции, которые тяжелее переносит женщина</w:t>
+      </w:r>
+    </w:p>
+    <w:p>
+      <w:pPr>
+        <w:pStyle w:val="Compact"/>
+        <w:ind w:left="567"/>
+      </w:pPr>
+      <w:r>
+        <w:rPr/>
+        <w:t xml:space="preserve">Инфекции, опасные для ребёнка</w:t>
+      </w:r>
+    </w:p>
+    <w:p>
+      <w:pPr>
+        <w:pStyle w:val="Compact"/>
+        <w:ind w:left="567"/>
+      </w:pPr>
+      <w:r>
+        <w:rPr/>
+        <w:t xml:space="preserve">Инфекции, опасные для обоих</w:t>
+      </w:r>
+    </w:p>
+    <w:p>
+      <w:pPr>
+        <w:pStyle w:val="Compact"/>
+        <w:ind w:left="567"/>
+      </w:pPr>
+      <w:r>
+        <w:rPr/>
+        <w:t xml:space="preserve">Почему при беременности инфекции протекают иначе</w:t>
+      </w:r>
+    </w:p>
+    <w:p>
+      <w:pPr>
+        <w:pStyle w:val="Compact"/>
+        <w:ind w:left="567"/>
+      </w:pPr>
+      <w:r>
+        <w:rPr/>
+        <w:t xml:space="preserve">Что защищает от каждой группы</w:t>
+      </w:r>
+    </w:p>
+    <w:p>
+      <w:pPr>
         <w:pStyle w:val="BodyText"/>
       </w:pPr>
       <w:r>
@@ -50,6 +100,36 @@
     </w:p>
     <w:p>
       <w:pPr>
+        <w:pStyle w:val="Compact"/>
+        <w:ind w:left="567"/>
+      </w:pPr>
+      <w:r>
+        <w:rPr/>
+        <w:t xml:space="preserve">Как передаётся цитомегаловирус</w:t>
+      </w:r>
+    </w:p>
+    <w:p>
+      <w:pPr>
+        <w:pStyle w:val="Compact"/>
+        <w:ind w:left="567"/>
+      </w:pPr>
+      <w:r>
+        <w:rPr/>
+        <w:t xml:space="preserve">Как снизить риск</w:t>
+      </w:r>
+    </w:p>
+    <w:p>
+      <w:pPr>
+        <w:pStyle w:val="Compact"/>
+        <w:ind w:left="567"/>
+      </w:pPr>
+      <w:r>
+        <w:rPr/>
+        <w:t xml:space="preserve">Если вы работаете с детьми</w:t>
+      </w:r>
+    </w:p>
+    <w:p>
+      <w:pPr>
         <w:pStyle w:val="BodyText"/>
       </w:pPr>
       <w:r>
@@ -58,6 +138,36 @@
     </w:p>
     <w:p>
       <w:pPr>
+        <w:pStyle w:val="Compact"/>
+        <w:ind w:left="567"/>
+      </w:pPr>
+      <w:r>
+        <w:rPr/>
+        <w:t xml:space="preserve">Листериоз и сальмонеллёз</w:t>
+      </w:r>
+    </w:p>
+    <w:p>
+      <w:pPr>
+        <w:pStyle w:val="Compact"/>
+        <w:ind w:left="567"/>
+      </w:pPr>
+      <w:r>
+        <w:rPr/>
+        <w:t xml:space="preserve">Чего избегать</w:t>
+      </w:r>
+    </w:p>
+    <w:p>
+      <w:pPr>
+        <w:pStyle w:val="Compact"/>
+        <w:ind w:left="567"/>
+      </w:pPr>
+      <w:r>
+        <w:rPr/>
+        <w:t xml:space="preserve">Вода в поездке</w:t>
+      </w:r>
+    </w:p>
+    <w:p>
+      <w:pPr>
         <w:pStyle w:val="BodyText"/>
       </w:pPr>
       <w:r>
@@ -66,6 +176,46 @@
     </w:p>
     <w:p>
       <w:pPr>
+        <w:pStyle w:val="Compact"/>
+        <w:ind w:left="567"/>
+      </w:pPr>
+      <w:r>
+        <w:rPr/>
+        <w:t xml:space="preserve">Как заражаются токсоплазмозом</w:t>
+      </w:r>
+    </w:p>
+    <w:p>
+      <w:pPr>
+        <w:pStyle w:val="Compact"/>
+        <w:ind w:left="567"/>
+      </w:pPr>
+      <w:r>
+        <w:rPr/>
+        <w:t xml:space="preserve">Как снизить риск</w:t>
+      </w:r>
+    </w:p>
+    <w:p>
+      <w:pPr>
+        <w:pStyle w:val="Compact"/>
+        <w:ind w:left="567"/>
+      </w:pPr>
+      <w:r>
+        <w:rPr/>
+        <w:t xml:space="preserve">Кошка дома</w:t>
+      </w:r>
+    </w:p>
+    <w:p>
+      <w:pPr>
+        <w:pStyle w:val="Compact"/>
+        <w:ind w:left="567"/>
+      </w:pPr>
+      <w:r>
+        <w:rPr/>
+        <w:t xml:space="preserve">Нужен ли анализ</w:t>
+      </w:r>
+    </w:p>
+    <w:p>
+      <w:pPr>
         <w:pStyle w:val="BodyText"/>
       </w:pPr>
       <w:r>
@@ -74,6 +224,36 @@
     </w:p>
     <w:p>
       <w:pPr>
+        <w:pStyle w:val="Compact"/>
+        <w:ind w:left="567"/>
+      </w:pPr>
+      <w:r>
+        <w:rPr/>
+        <w:t xml:space="preserve">Анализы для вас и партнёра</w:t>
+      </w:r>
+    </w:p>
+    <w:p>
+      <w:pPr>
+        <w:pStyle w:val="Compact"/>
+        <w:ind w:left="567"/>
+      </w:pPr>
+      <w:r>
+        <w:rPr/>
+        <w:t xml:space="preserve">Вирус Зика и партнёр</w:t>
+      </w:r>
+    </w:p>
+    <w:p>
+      <w:pPr>
+        <w:pStyle w:val="Compact"/>
+        <w:ind w:left="567"/>
+      </w:pPr>
+      <w:r>
+        <w:rPr/>
+        <w:t xml:space="preserve">Защита и плановые анализы</w:t>
+      </w:r>
+    </w:p>
+    <w:p>
+      <w:pPr>
         <w:pStyle w:val="BodyText"/>
       </w:pPr>
       <w:r>
@@ -82,6 +262,36 @@
     </w:p>
     <w:p>
       <w:pPr>
+        <w:pStyle w:val="Compact"/>
+        <w:ind w:left="567"/>
+      </w:pPr>
+      <w:r>
+        <w:rPr/>
+        <w:t xml:space="preserve">Вирус Зика</w:t>
+      </w:r>
+    </w:p>
+    <w:p>
+      <w:pPr>
+        <w:pStyle w:val="Compact"/>
+        <w:ind w:left="567"/>
+      </w:pPr>
+      <w:r>
+        <w:rPr/>
+        <w:t xml:space="preserve">Малярия</w:t>
+      </w:r>
+    </w:p>
+    <w:p>
+      <w:pPr>
+        <w:pStyle w:val="Compact"/>
+        <w:ind w:left="567"/>
+      </w:pPr>
+      <w:r>
+        <w:rPr/>
+        <w:t xml:space="preserve">Прививки перед поездкой</w:t>
+      </w:r>
+    </w:p>
+    <w:p>
+      <w:pPr>
         <w:pStyle w:val="BodyText"/>
       </w:pPr>
       <w:r>
@@ -90,10 +300,70 @@
     </w:p>
     <w:p>
       <w:pPr>
+        <w:pStyle w:val="Compact"/>
+        <w:ind w:left="567"/>
+      </w:pPr>
+      <w:r>
+        <w:rPr/>
+        <w:t xml:space="preserve">Почему первые месяцы самые уязвимые</w:t>
+      </w:r>
+    </w:p>
+    <w:p>
+      <w:pPr>
+        <w:pStyle w:val="Compact"/>
+        <w:ind w:left="567"/>
+      </w:pPr>
+      <w:r>
+        <w:rPr/>
+        <w:t xml:space="preserve">Как антитела переходят к ребёнку</w:t>
+      </w:r>
+    </w:p>
+    <w:p>
+      <w:pPr>
         <w:pStyle w:val="BodyText"/>
       </w:pPr>
       <w:r>
         <w:t xml:space="preserve">9.8. Какие прививки делают при беременности, а какие нет</w:t>
+      </w:r>
+    </w:p>
+    <w:p>
+      <w:pPr>
+        <w:pStyle w:val="Compact"/>
+        <w:ind w:left="567"/>
+      </w:pPr>
+      <w:r>
+        <w:rPr/>
+        <w:t xml:space="preserve">Какие вакцины противопоказаны</w:t>
+      </w:r>
+    </w:p>
+    <w:p>
+      <w:pPr>
+        <w:pStyle w:val="Compact"/>
+        <w:ind w:left="567"/>
+      </w:pPr>
+      <w:r>
+        <w:rPr/>
+        <w:t xml:space="preserve">Какие вакцины допустимы</w:t>
+      </w:r>
+    </w:p>
+    <w:p>
+      <w:pPr>
+        <w:pStyle w:val="Compact"/>
+        <w:ind w:left="567"/>
+      </w:pPr>
+      <w:r>
+        <w:rPr/>
+        <w:t xml:space="preserve">Какие прививки предлагают беременным</w:t>
+      </w:r>
+    </w:p>
+    <w:p>
+      <w:pPr>
+        <w:pStyle w:val="Compact"/>
+        <w:ind w:left="567"/>
+      </w:pPr>
+      <w:r>
+        <w:rPr/>
+        <w:t xml:space="preserve">Особые случаи</w:t>
       </w:r>
     </w:p>
     <w:p>
@@ -118,6 +388,36 @@
     </w:p>
     <w:p>
       <w:pPr>
+        <w:pStyle w:val="Compact"/>
+        <w:ind w:left="567"/>
+      </w:pPr>
+      <w:r>
+        <w:rPr/>
+        <w:t xml:space="preserve">Что считается контактом</w:t>
+      </w:r>
+    </w:p>
+    <w:p>
+      <w:pPr>
+        <w:pStyle w:val="Compact"/>
+        <w:ind w:left="567"/>
+      </w:pPr>
+      <w:r>
+        <w:rPr/>
+        <w:t xml:space="preserve">Что выяснить после контакта</w:t>
+      </w:r>
+    </w:p>
+    <w:p>
+      <w:pPr>
+        <w:pStyle w:val="Compact"/>
+        <w:ind w:left="567"/>
+      </w:pPr>
+      <w:r>
+        <w:rPr/>
+        <w:t xml:space="preserve">Если сыпь появилась у вас</w:t>
+      </w:r>
+    </w:p>
+    <w:p>
+      <w:pPr>
         <w:pStyle w:val="BodyText"/>
       </w:pPr>
       <w:r>
@@ -126,6 +426,66 @@
     </w:p>
     <w:p>
       <w:pPr>
+        <w:pStyle w:val="Compact"/>
+        <w:ind w:left="567"/>
+      </w:pPr>
+      <w:r>
+        <w:rPr/>
+        <w:t xml:space="preserve">Ветряная оспа</w:t>
+      </w:r>
+    </w:p>
+    <w:p>
+      <w:pPr>
+        <w:pStyle w:val="Compact"/>
+        <w:ind w:left="567"/>
+      </w:pPr>
+      <w:r>
+        <w:rPr/>
+        <w:t xml:space="preserve">Корь</w:t>
+      </w:r>
+    </w:p>
+    <w:p>
+      <w:pPr>
+        <w:pStyle w:val="Compact"/>
+        <w:ind w:left="567"/>
+      </w:pPr>
+      <w:r>
+        <w:rPr/>
+        <w:t xml:space="preserve">Краснуха</w:t>
+      </w:r>
+    </w:p>
+    <w:p>
+      <w:pPr>
+        <w:pStyle w:val="Compact"/>
+        <w:ind w:left="567"/>
+      </w:pPr>
+      <w:r>
+        <w:rPr/>
+        <w:t xml:space="preserve">Парвовирус B19</w:t>
+      </w:r>
+    </w:p>
+    <w:p>
+      <w:pPr>
+        <w:pStyle w:val="Compact"/>
+        <w:ind w:left="567"/>
+      </w:pPr>
+      <w:r>
+        <w:rPr/>
+        <w:t xml:space="preserve">Цитомегаловирус</w:t>
+      </w:r>
+    </w:p>
+    <w:p>
+      <w:pPr>
+        <w:pStyle w:val="Compact"/>
+        <w:ind w:left="567"/>
+      </w:pPr>
+      <w:r>
+        <w:rPr/>
+        <w:t xml:space="preserve">Если вы работаете с детьми</w:t>
+      </w:r>
+    </w:p>
+    <w:p>
+      <w:pPr>
         <w:pStyle w:val="BodyText"/>
       </w:pPr>
       <w:r>
@@ -134,6 +494,26 @@
     </w:p>
     <w:p>
       <w:pPr>
+        <w:pStyle w:val="Compact"/>
+        <w:ind w:left="567"/>
+      </w:pPr>
+      <w:r>
+        <w:rPr/>
+        <w:t xml:space="preserve">Если анализ положительный</w:t>
+      </w:r>
+    </w:p>
+    <w:p>
+      <w:pPr>
+        <w:pStyle w:val="Compact"/>
+        <w:ind w:left="567"/>
+      </w:pPr>
+      <w:r>
+        <w:rPr/>
+        <w:t xml:space="preserve">После контакта с кошкой, сырым мясом или землёй</w:t>
+      </w:r>
+    </w:p>
+    <w:p>
+      <w:pPr>
         <w:pStyle w:val="BodyText"/>
       </w:pPr>
       <w:r>
@@ -142,6 +522,36 @@
     </w:p>
     <w:p>
       <w:pPr>
+        <w:pStyle w:val="Compact"/>
+        <w:ind w:left="567"/>
+      </w:pPr>
+      <w:r>
+        <w:rPr/>
+        <w:t xml:space="preserve">Грипп</w:t>
+      </w:r>
+    </w:p>
+    <w:p>
+      <w:pPr>
+        <w:pStyle w:val="Compact"/>
+        <w:ind w:left="567"/>
+      </w:pPr>
+      <w:r>
+        <w:rPr/>
+        <w:t xml:space="preserve">Температура</w:t>
+      </w:r>
+    </w:p>
+    <w:p>
+      <w:pPr>
+        <w:pStyle w:val="Compact"/>
+        <w:ind w:left="567"/>
+      </w:pPr>
+      <w:r>
+        <w:rPr/>
+        <w:t xml:space="preserve">Когда простуда — уже не простуда</w:t>
+      </w:r>
+    </w:p>
+    <w:p>
+      <w:pPr>
         <w:pStyle w:val="BodyText"/>
       </w:pPr>
       <w:r>
@@ -150,6 +560,36 @@
     </w:p>
     <w:p>
       <w:pPr>
+        <w:pStyle w:val="Compact"/>
+        <w:ind w:left="567"/>
+      </w:pPr>
+      <w:r>
+        <w:rPr/>
+        <w:t xml:space="preserve">Листериоз</w:t>
+      </w:r>
+    </w:p>
+    <w:p>
+      <w:pPr>
+        <w:pStyle w:val="Compact"/>
+        <w:ind w:left="567"/>
+      </w:pPr>
+      <w:r>
+        <w:rPr/>
+        <w:t xml:space="preserve">Рвота</w:t>
+      </w:r>
+    </w:p>
+    <w:p>
+      <w:pPr>
+        <w:pStyle w:val="Compact"/>
+        <w:ind w:left="567"/>
+      </w:pPr>
+      <w:r>
+        <w:rPr/>
+        <w:t xml:space="preserve">Обезвоживание</w:t>
+      </w:r>
+    </w:p>
+    <w:p>
+      <w:pPr>
         <w:pStyle w:val="BodyText"/>
       </w:pPr>
       <w:r>
@@ -158,10 +598,80 @@
     </w:p>
     <w:p>
       <w:pPr>
+        <w:pStyle w:val="Compact"/>
+        <w:ind w:left="567"/>
+      </w:pPr>
+      <w:r>
+        <w:rPr/>
+        <w:t xml:space="preserve">Укус животного</w:t>
+      </w:r>
+    </w:p>
+    <w:p>
+      <w:pPr>
+        <w:pStyle w:val="Compact"/>
+        <w:ind w:left="567"/>
+      </w:pPr>
+      <w:r>
+        <w:rPr/>
+        <w:t xml:space="preserve">Укус клеща: как его снять</w:t>
+      </w:r>
+    </w:p>
+    <w:p>
+      <w:pPr>
+        <w:pStyle w:val="Compact"/>
+        <w:ind w:left="567"/>
+      </w:pPr>
+      <w:r>
+        <w:rPr/>
+        <w:t xml:space="preserve">Исследование клеща и наблюдение после укуса</w:t>
+      </w:r>
+    </w:p>
+    <w:p>
+      <w:pPr>
+        <w:pStyle w:val="Compact"/>
+        <w:ind w:left="567"/>
+      </w:pPr>
+      <w:r>
+        <w:rPr/>
+        <w:t xml:space="preserve">Прививка от клещевого энцефалита</w:t>
+      </w:r>
+    </w:p>
+    <w:p>
+      <w:pPr>
         <w:pStyle w:val="BodyText"/>
       </w:pPr>
       <w:r>
         <w:t xml:space="preserve">9.15. Жжение при мочеиспускании, высыпания: когда это инфекция</w:t>
+      </w:r>
+    </w:p>
+    <w:p>
+      <w:pPr>
+        <w:pStyle w:val="Compact"/>
+        <w:ind w:left="567"/>
+      </w:pPr>
+      <w:r>
+        <w:rPr/>
+        <w:t xml:space="preserve">Инфекция мочевых путей</w:t>
+      </w:r>
+    </w:p>
+    <w:p>
+      <w:pPr>
+        <w:pStyle w:val="Compact"/>
+        <w:ind w:left="567"/>
+      </w:pPr>
+      <w:r>
+        <w:rPr/>
+        <w:t xml:space="preserve">Зуд, жжение, выделения</w:t>
+      </w:r>
+    </w:p>
+    <w:p>
+      <w:pPr>
+        <w:pStyle w:val="Compact"/>
+        <w:ind w:left="567"/>
+      </w:pPr>
+      <w:r>
+        <w:rPr/>
+        <w:t xml:space="preserve">Высыпания на губах или половых органах</w:t>
       </w:r>
     </w:p>
     <w:p>
@@ -186,6 +696,26 @@
     </w:p>
     <w:p>
       <w:pPr>
+        <w:pStyle w:val="Compact"/>
+        <w:ind w:left="567"/>
+      </w:pPr>
+      <w:r>
+        <w:rPr/>
+        <w:t xml:space="preserve">Обследование по срокам</w:t>
+      </w:r>
+    </w:p>
+    <w:p>
+      <w:pPr>
+        <w:pStyle w:val="Compact"/>
+        <w:ind w:left="567"/>
+      </w:pPr>
+      <w:r>
+        <w:rPr/>
+        <w:t xml:space="preserve">Стрептококк группы B</w:t>
+      </w:r>
+    </w:p>
+    <w:p>
+      <w:pPr>
         <w:pStyle w:val="BodyText"/>
       </w:pPr>
       <w:r>
@@ -194,6 +724,26 @@
     </w:p>
     <w:p>
       <w:pPr>
+        <w:pStyle w:val="Compact"/>
+        <w:ind w:left="567"/>
+      </w:pPr>
+      <w:r>
+        <w:rPr/>
+        <w:t xml:space="preserve">Плановый анализ и анализ по поводу</w:t>
+      </w:r>
+    </w:p>
+    <w:p>
+      <w:pPr>
+        <w:pStyle w:val="Compact"/>
+        <w:ind w:left="567"/>
+      </w:pPr>
+      <w:r>
+        <w:rPr/>
+        <w:t xml:space="preserve">Что даёт анализ после контакта</w:t>
+      </w:r>
+    </w:p>
+    <w:p>
+      <w:pPr>
         <w:pStyle w:val="BodyText"/>
       </w:pPr>
       <w:r>
@@ -202,10 +752,60 @@
     </w:p>
     <w:p>
       <w:pPr>
+        <w:pStyle w:val="Compact"/>
+        <w:ind w:left="567"/>
+      </w:pPr>
+      <w:r>
+        <w:rPr/>
+        <w:t xml:space="preserve">Как читать результат: пример краснухи</w:t>
+      </w:r>
+    </w:p>
+    <w:p>
+      <w:pPr>
+        <w:pStyle w:val="Compact"/>
+        <w:ind w:left="567"/>
+      </w:pPr>
+      <w:r>
+        <w:rPr/>
+        <w:t xml:space="preserve">Когда произошло заражение</w:t>
+      </w:r>
+    </w:p>
+    <w:p>
+      <w:pPr>
         <w:pStyle w:val="BodyText"/>
       </w:pPr>
       <w:r>
         <w:t xml:space="preserve">9.19. Анализы, которые всем не назначают: почему лишний анализ вредит</w:t>
+      </w:r>
+    </w:p>
+    <w:p>
+      <w:pPr>
+        <w:pStyle w:val="Compact"/>
+        <w:ind w:left="567"/>
+      </w:pPr>
+      <w:r>
+        <w:rPr/>
+        <w:t xml:space="preserve">Какие анализы всем не назначают</w:t>
+      </w:r>
+    </w:p>
+    <w:p>
+      <w:pPr>
+        <w:pStyle w:val="Compact"/>
+        <w:ind w:left="567"/>
+      </w:pPr>
+      <w:r>
+        <w:rPr/>
+        <w:t xml:space="preserve">Чем вреден лишний анализ</w:t>
+      </w:r>
+    </w:p>
+    <w:p>
+      <w:pPr>
+        <w:pStyle w:val="Compact"/>
+        <w:ind w:left="567"/>
+      </w:pPr>
+      <w:r>
+        <w:rPr/>
+        <w:t xml:space="preserve">Если анализ уже сдан</w:t>
       </w:r>
     </w:p>
     <w:p>
@@ -349,6 +949,15 @@
     </w:p>
     <w:p>
       <w:pPr>
+        <w:pStyle w:val="Heading3"/>
+      </w:pPr>
+      <w:r>
+        <w:rPr/>
+        <w:t xml:space="preserve">Инфекции, которые тяжелее переносит женщина</w:t>
+      </w:r>
+    </w:p>
+    <w:p>
+      <w:pPr>
         <w:pStyle w:val="BodyText"/>
       </w:pPr>
       <w:r>
@@ -357,6 +966,15 @@
     </w:p>
     <w:p>
       <w:pPr>
+        <w:pStyle w:val="Heading3"/>
+      </w:pPr>
+      <w:r>
+        <w:rPr/>
+        <w:t xml:space="preserve">Инфекции, опасные для ребёнка</w:t>
+      </w:r>
+    </w:p>
+    <w:p>
+      <w:pPr>
         <w:pStyle w:val="BodyText"/>
       </w:pPr>
       <w:r>
@@ -365,6 +983,15 @@
     </w:p>
     <w:p>
       <w:pPr>
+        <w:pStyle w:val="Heading3"/>
+      </w:pPr>
+      <w:r>
+        <w:rPr/>
+        <w:t xml:space="preserve">Инфекции, опасные для обоих</w:t>
+      </w:r>
+    </w:p>
+    <w:p>
+      <w:pPr>
         <w:pStyle w:val="BodyText"/>
       </w:pPr>
       <w:r>
@@ -373,6 +1000,15 @@
     </w:p>
     <w:p>
       <w:pPr>
+        <w:pStyle w:val="Heading3"/>
+      </w:pPr>
+      <w:r>
+        <w:rPr/>
+        <w:t xml:space="preserve">Почему при беременности инфекции протекают иначе</w:t>
+      </w:r>
+    </w:p>
+    <w:p>
+      <w:pPr>
         <w:pStyle w:val="BodyText"/>
       </w:pPr>
       <w:r>
@@ -385,6 +1021,15 @@
       </w:pPr>
       <w:r>
         <w:t xml:space="preserve">К иммунным изменениям добавляются физические. Растущая матка уменьшает объём лёгких и замедляет отток мочи. При гриппе, по мнению авторов, тяжесть может усиливать то, что сердце работает чаще, а резерв лёгких меньше. А часть возбудителей, например листерия, тяготеет к плаценте и плоду.</w:t>
+      </w:r>
+    </w:p>
+    <w:p>
+      <w:pPr>
+        <w:pStyle w:val="Heading3"/>
+      </w:pPr>
+      <w:r>
+        <w:rPr/>
+        <w:t xml:space="preserve">Что защищает от каждой группы</w:t>
       </w:r>
     </w:p>
     <w:p>
@@ -415,6 +1060,15 @@
     </w:p>
     <w:p>
       <w:pPr>
+        <w:pStyle w:val="Heading3"/>
+      </w:pPr>
+      <w:r>
+        <w:rPr/>
+        <w:t xml:space="preserve">Как передаётся цитомегаловирус</w:t>
+      </w:r>
+    </w:p>
+    <w:p>
+      <w:pPr>
         <w:pStyle w:val="BodyText"/>
       </w:pPr>
       <w:r>
@@ -427,6 +1081,15 @@
       </w:pPr>
       <w:r>
         <w:t xml:space="preserve">Что делает эту инфекцию особенной для беременности: по российским клиническим рекомендациям, лечения, которое действовало бы на сам вирус, и способа предотвратить его передачу ребёнку во время беременности нет. Поэтому единственная защита — снизить шанс заразиться.</w:t>
+      </w:r>
+    </w:p>
+    <w:p>
+      <w:pPr>
+        <w:pStyle w:val="Heading3"/>
+      </w:pPr>
+      <w:r>
+        <w:rPr/>
+        <w:t xml:space="preserve">Как снизить риск</w:t>
       </w:r>
     </w:p>
     <w:p>
@@ -471,6 +1134,15 @@
     </w:p>
     <w:p>
       <w:pPr>
+        <w:pStyle w:val="Heading3"/>
+      </w:pPr>
+      <w:r>
+        <w:rPr/>
+        <w:t xml:space="preserve">Если вы работаете с детьми</w:t>
+      </w:r>
+    </w:p>
+    <w:p>
+      <w:pPr>
         <w:pStyle w:val="BodyText"/>
       </w:pPr>
       <w:r>
@@ -505,6 +1177,15 @@
     </w:p>
     <w:p>
       <w:pPr>
+        <w:pStyle w:val="Heading3"/>
+      </w:pPr>
+      <w:r>
+        <w:rPr/>
+        <w:t xml:space="preserve">Листериоз и сальмонеллёз</w:t>
+      </w:r>
+    </w:p>
+    <w:p>
+      <w:pPr>
         <w:pStyle w:val="BodyText"/>
       </w:pPr>
       <w:r>
@@ -513,6 +1194,15 @@
     </w:p>
     <w:p>
       <w:pPr>
+        <w:pStyle w:val="Heading3"/>
+      </w:pPr>
+      <w:r>
+        <w:rPr/>
+        <w:t xml:space="preserve">Чего избегать</w:t>
+      </w:r>
+    </w:p>
+    <w:p>
+      <w:pPr>
         <w:pStyle w:val="BodyText"/>
       </w:pPr>
       <w:r>
@@ -529,20 +1219,19 @@
     </w:p>
     <w:p>
       <w:pPr>
-        <w:pStyle w:val="BodyText"/>
-      </w:pPr>
-      <w:r>
-        <w:rPr>
-          <w:bCs/>
-          <w:b/>
-        </w:rPr>
-        <w:t xml:space="preserve">Вода в поездке.</w:t>
-      </w:r>
-      <w:r>
-        <w:t xml:space="preserve"> </w:t>
-      </w:r>
-      <w:r>
-        <w:t xml:space="preserve">Беременным путешественницам CDC советует пить бутилированную или кипячёную воду (CDC Yellow Book 2026, глава «Pregnant Travelers»). В том же разделе о еде и воде CDC отмечает, что гепатит E при беременности чаще протекает тяжело, а листериоз и токсоплазмоз называет пищевыми инфекциями, которые при беременности вызывают особое беспокойство.</w:t>
+        <w:pStyle w:val="Heading3"/>
+      </w:pPr>
+      <w:r>
+        <w:rPr/>
+        <w:t xml:space="preserve">Вода в поездке</w:t>
+      </w:r>
+    </w:p>
+    <w:p>
+      <w:pPr>
+        <w:pStyle w:val="BodyText"/>
+      </w:pPr>
+      <w:r>
+        <w:t>Беременным путешественницам CDC советует пить бутилированную или кипячёную воду (CDC Yellow Book 2026, глава «Pregnant Travelers»). В том же разделе о еде и воде CDC отмечает, что гепатит E при беременности чаще протекает тяжело, а листериоз и токсоплазмоз называет пищевыми инфекциями, которые при беременности вызывают особое беспокойство.</w:t>
       </w:r>
     </w:p>
     <w:p>
@@ -573,6 +1262,15 @@
     </w:p>
     <w:p>
       <w:pPr>
+        <w:pStyle w:val="Heading3"/>
+      </w:pPr>
+      <w:r>
+        <w:rPr/>
+        <w:t xml:space="preserve">Как заражаются токсоплазмозом</w:t>
+      </w:r>
+    </w:p>
+    <w:p>
+      <w:pPr>
         <w:pStyle w:val="BodyText"/>
       </w:pPr>
       <w:r>
@@ -585,6 +1283,15 @@
       </w:pPr>
       <w:r>
         <w:t xml:space="preserve">Для беременности важно другое: если женщина заразилась впервые во время беременности или незадолго до неё, инфекция может передаться ребёнку. Такие дети, как пишет CDC, часто рождаются без признаков болезни, но симптомы могут появиться позже; тяжёлый токсоплазмоз поражает мозг, глаза и другие органы.</w:t>
+      </w:r>
+    </w:p>
+    <w:p>
+      <w:pPr>
+        <w:pStyle w:val="Heading3"/>
+      </w:pPr>
+      <w:r>
+        <w:rPr/>
+        <w:t xml:space="preserve">Как снизить риск</w:t>
       </w:r>
     </w:p>
     <w:p>
@@ -661,6 +1368,15 @@
       </w:pPr>
       <w:r>
         <w:t xml:space="preserve">Обратите внимание, что кошка в этом списке — один пункт из пяти. Три из них касаются еды и рук, один — грядки, песочницы, цветочного горшка.</w:t>
+      </w:r>
+    </w:p>
+    <w:p>
+      <w:pPr>
+        <w:pStyle w:val="Heading3"/>
+      </w:pPr>
+      <w:r>
+        <w:rPr/>
+        <w:t xml:space="preserve">Кошка дома</w:t>
       </w:r>
     </w:p>
     <w:p>
@@ -685,6 +1401,15 @@
     </w:p>
     <w:p>
       <w:pPr>
+        <w:pStyle w:val="Heading3"/>
+      </w:pPr>
+      <w:r>
+        <w:rPr/>
+        <w:t xml:space="preserve">Нужен ли анализ</w:t>
+      </w:r>
+    </w:p>
+    <w:p>
+      <w:pPr>
         <w:pStyle w:val="BodyText"/>
       </w:pPr>
       <w:r>
@@ -703,6 +1428,15 @@
     </w:p>
     <w:p>
       <w:pPr>
+        <w:pStyle w:val="Heading3"/>
+      </w:pPr>
+      <w:r>
+        <w:rPr/>
+        <w:t xml:space="preserve">Анализы для вас и партнёра</w:t>
+      </w:r>
+    </w:p>
+    <w:p>
+      <w:pPr>
         <w:pStyle w:val="FirstParagraph"/>
       </w:pPr>
       <w:r>
@@ -711,10 +1445,28 @@
     </w:p>
     <w:p>
       <w:pPr>
+        <w:pStyle w:val="Heading3"/>
+      </w:pPr>
+      <w:r>
+        <w:rPr/>
+        <w:t xml:space="preserve">Вирус Зика и партнёр</w:t>
+      </w:r>
+    </w:p>
+    <w:p>
+      <w:pPr>
         <w:pStyle w:val="BodyText"/>
       </w:pPr>
       <w:r>
         <w:t xml:space="preserve">Если партнёр побывал в районе, где передаётся вирус Зика, CDC советует на весь срок беременности воздерживаться от секса с ним или пользоваться презервативом (CDC Yellow Book 2026, глава «Pregnant Travelers»). Вирус передаётся и половым путём, а чем он опасен для ребёнка — раздел 9.6.</w:t>
+      </w:r>
+    </w:p>
+    <w:p>
+      <w:pPr>
+        <w:pStyle w:val="Heading3"/>
+      </w:pPr>
+      <w:r>
+        <w:rPr/>
+        <w:t xml:space="preserve">Защита и плановые анализы</w:t>
       </w:r>
     </w:p>
     <w:p>
@@ -753,56 +1505,53 @@
     </w:p>
     <w:p>
       <w:pPr>
-        <w:pStyle w:val="BodyText"/>
-      </w:pPr>
-      <w:r>
-        <w:rPr>
-          <w:bCs/>
-          <w:b/>
-        </w:rPr>
-        <w:t xml:space="preserve">Вирус Зика.</w:t>
-      </w:r>
-      <w:r>
-        <w:t xml:space="preserve"> </w:t>
-      </w:r>
-      <w:r>
-        <w:t xml:space="preserve">По данным CDC, заражение вирусом Зика во время беременности может вызывать у ребёнка нарушения развития мозга, глаз и нервной системы. Поэтому поездки в районы вспышки беременным советуют пересмотреть (CDC Yellow Book 2026, глава «Pregnant Travelers»; подробнее — Тема 8, раздел 8.15).</w:t>
-      </w:r>
-    </w:p>
-    <w:p>
-      <w:pPr>
-        <w:pStyle w:val="BodyText"/>
-      </w:pPr>
-      <w:r>
-        <w:rPr>
-          <w:bCs/>
-          <w:b/>
-        </w:rPr>
-        <w:t xml:space="preserve">Малярия.</w:t>
-      </w:r>
-      <w:r>
-        <w:t xml:space="preserve"> </w:t>
-      </w:r>
-      <w:r>
-        <w:t xml:space="preserve">По данным того же руководства CDC, малярия при беременности связана с высоким риском тяжёлой болезни и смерти и для матери, и для плода. Поэтому беременным советуют по возможности отказаться от поездки в районы, где распространена малярия, или отложить её.</w:t>
-      </w:r>
-    </w:p>
-    <w:p>
-      <w:pPr>
-        <w:pStyle w:val="BodyText"/>
-      </w:pPr>
-      <w:r>
-        <w:rPr>
-          <w:bCs/>
-          <w:b/>
-        </w:rPr>
-        <w:t xml:space="preserve">Прививки перед поездкой.</w:t>
-      </w:r>
-      <w:r>
-        <w:t xml:space="preserve"> </w:t>
-      </w:r>
-      <w:r>
-        <w:t xml:space="preserve">Живые вакцины при беременности противопоказаны (раздел 9.8), поэтому часть «дорожных» прививок сделать нельзя. Российские рекомендации разрешают привить от жёлтой лихорадки непривитую беременную женщину только при предстоящем переезде в район, где эта болезнь распространена, или по эпидемическим показаниям. Привить беременную от полиомиелита, гепатитов A и B, менингококковой и пневмококковой инфекции рекомендации советуют при предстоящем переезде в такой район, после контакта с больным и при высоком риске заражения — если прививки не сделали до беременности.</w:t>
+        <w:pStyle w:val="Heading3"/>
+      </w:pPr>
+      <w:r>
+        <w:rPr/>
+        <w:t xml:space="preserve">Вирус Зика</w:t>
+      </w:r>
+    </w:p>
+    <w:p>
+      <w:pPr>
+        <w:pStyle w:val="BodyText"/>
+      </w:pPr>
+      <w:r>
+        <w:t>По данным CDC, заражение вирусом Зика во время беременности может вызывать у ребёнка нарушения развития мозга, глаз и нервной системы. Поэтому поездки в районы вспышки беременным советуют пересмотреть (CDC Yellow Book 2026, глава «Pregnant Travelers»; подробнее — Тема 8, раздел 8.15).</w:t>
+      </w:r>
+    </w:p>
+    <w:p>
+      <w:pPr>
+        <w:pStyle w:val="Heading3"/>
+      </w:pPr>
+      <w:r>
+        <w:rPr/>
+        <w:t xml:space="preserve">Малярия</w:t>
+      </w:r>
+    </w:p>
+    <w:p>
+      <w:pPr>
+        <w:pStyle w:val="BodyText"/>
+      </w:pPr>
+      <w:r>
+        <w:t>По данным того же руководства CDC, малярия при беременности связана с высоким риском тяжёлой болезни и смерти и для матери, и для плода. Поэтому беременным советуют по возможности отказаться от поездки в районы, где распространена малярия, или отложить её.</w:t>
+      </w:r>
+    </w:p>
+    <w:p>
+      <w:pPr>
+        <w:pStyle w:val="Heading3"/>
+      </w:pPr>
+      <w:r>
+        <w:rPr/>
+        <w:t xml:space="preserve">Прививки перед поездкой</w:t>
+      </w:r>
+    </w:p>
+    <w:p>
+      <w:pPr>
+        <w:pStyle w:val="BodyText"/>
+      </w:pPr>
+      <w:r>
+        <w:t>Живые вакцины при беременности противопоказаны (раздел 9.8), поэтому часть «дорожных» прививок сделать нельзя. Российские рекомендации разрешают привить от жёлтой лихорадки непривитую беременную женщину только при предстоящем переезде в район, где эта болезнь распространена, или по эпидемическим показаниям. Привить беременную от полиомиелита, гепатитов A и B, менингококковой и пневмококковой инфекции рекомендации советуют при предстоящем переезде в такой район, после контакта с больным и при высоком риске заражения — если прививки не сделали до беременности.</w:t>
       </w:r>
     </w:p>
     <w:p>
@@ -825,10 +1574,28 @@
     </w:p>
     <w:p>
       <w:pPr>
+        <w:pStyle w:val="Heading3"/>
+      </w:pPr>
+      <w:r>
+        <w:rPr/>
+        <w:t xml:space="preserve">Почему первые месяцы самые уязвимые</w:t>
+      </w:r>
+    </w:p>
+    <w:p>
+      <w:pPr>
         <w:pStyle w:val="FirstParagraph"/>
       </w:pPr>
       <w:r>
         <w:t xml:space="preserve">Первые месяцы жизни ребёнка — время, когда собственных прививок у него ещё нет. По национальному календарю профилактических прививок (приказ Минздрава России № 1122н) первую прививку от коклюша ребёнок получает в 3 месяца, вторую — в 4,5, третью — в 6 месяцев, а от гриппа прививают детей с 6 месяцев. Прививка, сделанная матери во время беременности, закрывает этот промежуток.</w:t>
+      </w:r>
+    </w:p>
+    <w:p>
+      <w:pPr>
+        <w:pStyle w:val="Heading3"/>
+      </w:pPr>
+      <w:r>
+        <w:rPr/>
+        <w:t xml:space="preserve">Как антитела переходят к ребёнку</w:t>
       </w:r>
     </w:p>
     <w:p>
@@ -867,50 +1634,45 @@
     </w:p>
     <w:p>
       <w:pPr>
-        <w:pStyle w:val="BodyText"/>
-      </w:pPr>
-      <w:r>
-        <w:rPr>
-          <w:bCs/>
-          <w:b/>
-        </w:rPr>
-        <w:t xml:space="preserve">Какие нельзя.</w:t>
-      </w:r>
-      <w:r>
-        <w:t xml:space="preserve"> </w:t>
-      </w:r>
-      <w:r>
-        <w:t xml:space="preserve">Беременным противопоказаны вакцины, содержащие ослабленные живые вирусы: против кори, краснухи, эпидемического паротита, ветряной оспы. По таблице рекомендаций нельзя также прививать при беременности от туберкулёза, жёлтой лихорадки (за исключением переезда в зону её распространения), ВПЧ-инфекции и ряда других инфекций.</w:t>
-      </w:r>
-    </w:p>
-    <w:p>
-      <w:pPr>
-        <w:pStyle w:val="BodyText"/>
-      </w:pPr>
-      <w:r>
-        <w:rPr>
-          <w:bCs/>
-          <w:b/>
-        </w:rPr>
-        <w:t xml:space="preserve">Какие можно.</w:t>
-      </w:r>
-      <w:r>
-        <w:t xml:space="preserve"> </w:t>
-      </w:r>
-      <w:r>
-        <w:t xml:space="preserve">Допустимы инактивированные вакцины — в них возбудитель убит, — генно-инженерные вакцины и анатоксины — в случае высокого риска заражения. Анатоксин — это вакцина на основе токсина, который вырабатывает возбудитель: защита вырабатывается против токсина, а не против самого возбудителя.</w:t>
-      </w:r>
-    </w:p>
-    <w:p>
-      <w:pPr>
-        <w:pStyle w:val="BodyText"/>
-      </w:pPr>
-      <w:r>
-        <w:rPr>
-          <w:bCs/>
-          <w:b/>
-        </w:rPr>
-        <w:t xml:space="preserve">Какие предлагают.</w:t>
+        <w:pStyle w:val="Heading3"/>
+      </w:pPr>
+      <w:r>
+        <w:rPr/>
+        <w:t xml:space="preserve">Какие вакцины противопоказаны</w:t>
+      </w:r>
+    </w:p>
+    <w:p>
+      <w:pPr>
+        <w:pStyle w:val="BodyText"/>
+      </w:pPr>
+      <w:r>
+        <w:t>Беременным противопоказаны вакцины, содержащие ослабленные живые вирусы: против кори, краснухи, эпидемического паротита, ветряной оспы. По таблице рекомендаций нельзя также прививать при беременности от туберкулёза, жёлтой лихорадки (за исключением переезда в зону её распространения), ВПЧ-инфекции и ряда других инфекций.</w:t>
+      </w:r>
+    </w:p>
+    <w:p>
+      <w:pPr>
+        <w:pStyle w:val="Heading3"/>
+      </w:pPr>
+      <w:r>
+        <w:rPr/>
+        <w:t xml:space="preserve">Какие вакцины допустимы</w:t>
+      </w:r>
+    </w:p>
+    <w:p>
+      <w:pPr>
+        <w:pStyle w:val="BodyText"/>
+      </w:pPr>
+      <w:r>
+        <w:t>Допустимы инактивированные вакцины — в них возбудитель убит, — генно-инженерные вакцины и анатоксины — в случае высокого риска заражения. Анатоксин — это вакцина на основе токсина, который вырабатывает возбудитель: защита вырабатывается против токсина, а не против самого возбудителя.</w:t>
+      </w:r>
+    </w:p>
+    <w:p>
+      <w:pPr>
+        <w:pStyle w:val="Heading3"/>
+      </w:pPr>
+      <w:r>
+        <w:rPr/>
+        <w:t xml:space="preserve">Какие прививки предлагают беременным</w:t>
       </w:r>
     </w:p>
     <w:p>
@@ -1001,6 +1763,15 @@
     </w:p>
     <w:p>
       <w:pPr>
+        <w:pStyle w:val="Heading3"/>
+      </w:pPr>
+      <w:r>
+        <w:rPr/>
+        <w:t xml:space="preserve">Особые случаи</w:t>
+      </w:r>
+    </w:p>
+    <w:p>
+      <w:pPr>
         <w:pStyle w:val="BodyText"/>
       </w:pPr>
       <w:r>
@@ -1111,10 +1882,28 @@
     </w:p>
     <w:p>
       <w:pPr>
+        <w:pStyle w:val="Heading3"/>
+      </w:pPr>
+      <w:r>
+        <w:rPr/>
+        <w:t xml:space="preserve">Что считается контактом</w:t>
+      </w:r>
+    </w:p>
+    <w:p>
+      <w:pPr>
         <w:pStyle w:val="BodyText"/>
       </w:pPr>
       <w:r>
         <w:t xml:space="preserve">Британское агентство здравоохранения (UKHSA) для инфекций с сыпью определяет контакт так: разговор лицом к лицу или пребывание в одном помещении 15 минут и дольше. Короткая встреча в коридоре под это определение не подпадает. В российских санитарных правилах (СанПиН 3.3686-21, п. 38) общавшихся с больным ставят под медицинское наблюдение и, в зависимости от болезни, обследуют и проводят экстренную профилактику, но длительность контакта не определяют.</w:t>
+      </w:r>
+    </w:p>
+    <w:p>
+      <w:pPr>
+        <w:pStyle w:val="Heading3"/>
+      </w:pPr>
+      <w:r>
+        <w:rPr/>
+        <w:t xml:space="preserve">Что выяснить после контакта</w:t>
       </w:r>
     </w:p>
     <w:p>
@@ -1195,20 +1984,19 @@
     </w:p>
     <w:p>
       <w:pPr>
-        <w:pStyle w:val="BodyText"/>
-      </w:pPr>
-      <w:r>
-        <w:rPr>
-          <w:bCs/>
-          <w:b/>
-        </w:rPr>
-        <w:t xml:space="preserve">Если сыпь появилась у вас.</w:t>
-      </w:r>
-      <w:r>
-        <w:t xml:space="preserve"> </w:t>
-      </w:r>
-      <w:r>
-        <w:t xml:space="preserve">UKHSA советует беременной срочно сообщить врачу, если сыпь появилась в любой момент беременности, — после известного контакта или без него: контакт мог пройти незамеченно, а часть инфекций с сыпью при беременности опасна (раздел 9.10). Тот же документ советует не приходить в женскую консультацию или роддом, пока врач не оценит сыпь, — чтобы не заразить других беременных. На деле это значит: в тот же день позвоните в женскую консультацию, расскажите, как выглядит сыпь — пузырьки или пятна, — когда она появилась, есть ли температура, был ли контакт, и договоритесь, куда и когда прийти.</w:t>
+        <w:pStyle w:val="Heading3"/>
+      </w:pPr>
+      <w:r>
+        <w:rPr/>
+        <w:t xml:space="preserve">Если сыпь появилась у вас</w:t>
+      </w:r>
+    </w:p>
+    <w:p>
+      <w:pPr>
+        <w:pStyle w:val="BodyText"/>
+      </w:pPr>
+      <w:r>
+        <w:t>UKHSA советует беременной срочно сообщить врачу, если сыпь появилась в любой момент беременности, — после известного контакта или без него: контакт мог пройти незамеченно, а часть инфекций с сыпью при беременности опасна (раздел 9.10). Тот же документ советует не приходить в женскую консультацию или роддом, пока врач не оценит сыпь, — чтобы не заразить других беременных. На деле это значит: в тот же день позвоните в женскую консультацию, расскажите, как выглядит сыпь — пузырьки или пятна, — когда она появилась, есть ли температура, был ли контакт, и договоритесь, куда и когда прийти.</w:t>
       </w:r>
       <w:r>
         <w:t xml:space="preserve"> </w:t>
@@ -1265,38 +2053,36 @@
     </w:p>
     <w:p>
       <w:pPr>
-        <w:pStyle w:val="BodyText"/>
-      </w:pPr>
-      <w:r>
-        <w:rPr>
-          <w:bCs/>
-          <w:b/>
-        </w:rPr>
-        <w:t xml:space="preserve">Ветряная оспа.</w:t>
-      </w:r>
-      <w:r>
-        <w:t xml:space="preserve"> </w:t>
-      </w:r>
-      <w:r>
-        <w:t xml:space="preserve">Главный вопрос после контакта — есть ли у вас иммунитет. По UKHSA, если вы не болели ни ветрянкой, ни опоясывающим лишаём и не получили двух доз прививки, иммунитет проверяют анализом на антитела; если антител нет, вы, скорее всего, восприимчивы. Восприимчивой женщине после контакта предлагают профилактику на любом сроке беременности — противовирусный препарат (ацикловир или валацикловир) с 7-го по 14-й день после контакта; иммуноглобулин — только если противовирусные препараты ей противопоказаны. Риск для ребёнка — синдром врождённой ветряной оспы — UKHSA оценивает в 0,4 %, при заражении между 12-й и 20-й неделями — почти в 2 %. Для самой женщины, по тому же документу, опаснее заражение после 18–20 недель: в этот период выше всего риск воспаления лёгких.</w:t>
-      </w:r>
-    </w:p>
-    <w:p>
-      <w:pPr>
-        <w:pStyle w:val="BodyText"/>
-      </w:pPr>
-      <w:r>
-        <w:rPr>
-          <w:bCs/>
-          <w:b/>
-        </w:rPr>
-        <w:t xml:space="preserve">Корь.</w:t>
-      </w:r>
-      <w:r>
-        <w:t xml:space="preserve"> </w:t>
-      </w:r>
-      <w:r>
-        <w:t xml:space="preserve">По UKHSA, корь у беременной может протекать тяжело, приводить к потере беременности и преждевременным родам, но данных о том, что она вызывает врождённые пороки, нет. Человек с корью заразен с 4 дней до появления сыпи и до 4 дней после. Невосприимчивой беременной после контакта могут предложить иммуноглобулин: по UKHSA, он не всегда предотвращает корь, но облегчает её течение. В России, по санитарным правилам (СанПиН 3.3686-21, п. 2753–2757), контактным в первые 72 часа делают живую вакцину, а иммуноглобулин прописан для детей. Беременной живую вакцину не делают (раздел 9.8). Поэтому, если вы не болели корью и не привиты, а контакт был, сразу позвоните врачу.</w:t>
+        <w:pStyle w:val="Heading3"/>
+      </w:pPr>
+      <w:r>
+        <w:rPr/>
+        <w:t xml:space="preserve">Ветряная оспа</w:t>
+      </w:r>
+    </w:p>
+    <w:p>
+      <w:pPr>
+        <w:pStyle w:val="BodyText"/>
+      </w:pPr>
+      <w:r>
+        <w:t>Главный вопрос после контакта — есть ли у вас иммунитет. По UKHSA, если вы не болели ни ветрянкой, ни опоясывающим лишаём и не получили двух доз прививки, иммунитет проверяют анализом на антитела; если антител нет, вы, скорее всего, восприимчивы. Восприимчивой женщине после контакта предлагают профилактику на любом сроке беременности — противовирусный препарат (ацикловир или валацикловир) с 7-го по 14-й день после контакта; иммуноглобулин — только если противовирусные препараты ей противопоказаны. Риск для ребёнка — синдром врождённой ветряной оспы — UKHSA оценивает в 0,4 %, при заражении между 12-й и 20-й неделями — почти в 2 %. Для самой женщины, по тому же документу, опаснее заражение после 18–20 недель: в этот период выше всего риск воспаления лёгких.</w:t>
+      </w:r>
+    </w:p>
+    <w:p>
+      <w:pPr>
+        <w:pStyle w:val="Heading3"/>
+      </w:pPr>
+      <w:r>
+        <w:rPr/>
+        <w:t xml:space="preserve">Корь</w:t>
+      </w:r>
+    </w:p>
+    <w:p>
+      <w:pPr>
+        <w:pStyle w:val="BodyText"/>
+      </w:pPr>
+      <w:r>
+        <w:t>По UKHSA, корь у беременной может протекать тяжело, приводить к потере беременности и преждевременным родам, но данных о том, что она вызывает врождённые пороки, нет. Человек с корью заразен с 4 дней до появления сыпи и до 4 дней после. Невосприимчивой беременной после контакта могут предложить иммуноглобулин: по UKHSA, он не всегда предотвращает корь, но облегчает её течение. В России, по санитарным правилам (СанПиН 3.3686-21, п. 2753–2757), контактным в первые 72 часа делают живую вакцину, а иммуноглобулин прописан для детей. Беременной живую вакцину не делают (раздел 9.8). Поэтому, если вы не болели корью и не привиты, а контакт был, сразу позвоните врачу.</w:t>
       </w:r>
       <w:r>
         <w:t xml:space="preserve"> </w:t>
@@ -1311,20 +2097,19 @@
     </w:p>
     <w:p>
       <w:pPr>
-        <w:pStyle w:val="BodyText"/>
-      </w:pPr>
-      <w:r>
-        <w:rPr>
-          <w:bCs/>
-          <w:b/>
-        </w:rPr>
-        <w:t xml:space="preserve">Краснуха.</w:t>
-      </w:r>
-      <w:r>
-        <w:t xml:space="preserve"> </w:t>
-      </w:r>
-      <w:r>
-        <w:t xml:space="preserve">Опасность для ребёнка зависит от срока. По UKHSA, в первые 16 недель риск значителен; между 16-й и 20-й неделями он минимален и касается только глухоты; после 20 недель документированного риска нет. Ваш иммунитет к краснухе уже известен: анализ на антитела делают при первом визите (раздел 9.16).</w:t>
+        <w:pStyle w:val="Heading3"/>
+      </w:pPr>
+      <w:r>
+        <w:rPr/>
+        <w:t xml:space="preserve">Краснуха</w:t>
+      </w:r>
+    </w:p>
+    <w:p>
+      <w:pPr>
+        <w:pStyle w:val="BodyText"/>
+      </w:pPr>
+      <w:r>
+        <w:t>Опасность для ребёнка зависит от срока. По UKHSA, в первые 16 недель риск значителен; между 16-й и 20-й неделями он минимален и касается только глухоты; после 20 недель документированного риска нет. Ваш иммунитет к краснухе уже известен: анализ на антитела делают при первом визите (раздел 9.16).</w:t>
       </w:r>
     </w:p>
     <w:p>
@@ -1373,20 +2158,19 @@
     </w:p>
     <w:p>
       <w:pPr>
+        <w:pStyle w:val="Heading3"/>
+      </w:pPr>
+      <w:r>
+        <w:rPr/>
+        <w:t xml:space="preserve">Парвовирус B19</w:t>
+      </w:r>
+    </w:p>
+    <w:p>
+      <w:pPr>
         <w:pStyle w:val="FirstParagraph"/>
       </w:pPr>
       <w:r>
-        <w:rPr>
-          <w:bCs/>
-          <w:b/>
-        </w:rPr>
-        <w:t xml:space="preserve">Парвовирус B19.</w:t>
-      </w:r>
-      <w:r>
-        <w:t xml:space="preserve"> </w:t>
-      </w:r>
-      <w:r>
-        <w:t xml:space="preserve">У детей эту инфекцию называют пятой болезнью; характерная примета, по описанию CDC, — ярко-красная сыпь на щеках, будто от пощёчины. Ребёнок заразен ещё до сыпи: по UKHSA — за 10 дней до её появления и до дня, когда она появилась. Поэтому к моменту, когда щёки покраснели, контакт уже состоялся.</w:t>
+        <w:t>У детей эту инфекцию называют пятой болезнью; характерная примета, по описанию CDC, — ярко-красная сыпь на щеках, будто от пощёчины. Ребёнок заразен ещё до сыпи: по UKHSA — за 10 дней до её появления и до дня, когда она появилась. Поэтому к моменту, когда щёки покраснели, контакт уже состоялся.</w:t>
       </w:r>
     </w:p>
     <w:p>
@@ -1417,30 +2201,37 @@
     </w:p>
     <w:p>
       <w:pPr>
+        <w:pStyle w:val="Heading3"/>
+      </w:pPr>
+      <w:r>
+        <w:rPr/>
+        <w:t xml:space="preserve">Цитомегаловирус</w:t>
+      </w:r>
+    </w:p>
+    <w:p>
+      <w:pPr>
+        <w:pStyle w:val="BodyText"/>
+      </w:pPr>
+      <w:r>
+        <w:t>У большинства заразившихся ЦМВ признаков болезни нет (CDC), поэтому заметить, что ребёнок в группе заразился, обычно нельзя. Защита от него — бытовые правила раздела 9.2, а не реакция на отдельный случай. Анализ на ЦМВ всем беременным российские рекомендации не назначают (раздел 9.19).</w:t>
+      </w:r>
+    </w:p>
+    <w:p>
+      <w:pPr>
+        <w:pStyle w:val="Heading3"/>
+      </w:pPr>
+      <w:r>
+        <w:rPr/>
+        <w:t xml:space="preserve">Если вы работаете с детьми</w:t>
+      </w:r>
+    </w:p>
+    <w:p>
+      <w:pPr>
         <w:pStyle w:val="BodyText"/>
       </w:pPr>
       <w:r>
         <w:rPr>
-          <w:bCs/>
-          <w:b/>
-        </w:rPr>
-        <w:t xml:space="preserve">Цитомегаловирус.</w:t>
-      </w:r>
-      <w:r>
-        <w:t xml:space="preserve"> </w:t>
-      </w:r>
-      <w:r>
-        <w:t xml:space="preserve">У большинства заразившихся ЦМВ признаков болезни нет (CDC), поэтому заметить, что ребёнок в группе заразился, обычно нельзя. Защита от него — бытовые правила раздела 9.2, а не реакция на отдельный случай. Анализ на ЦМВ всем беременным российские рекомендации не назначают (раздел 9.19).</w:t>
-      </w:r>
-    </w:p>
-    <w:p>
-      <w:pPr>
-        <w:pStyle w:val="BodyText"/>
-      </w:pPr>
-      <w:r>
-        <w:rPr>
-          <w:bCs/>
-          <w:b/>
+          <w:b w:val="0"/>
         </w:rPr>
         <w:t xml:space="preserve">Если вы работаете с детьми</w:t>
       </w:r>
@@ -1463,6 +2254,15 @@
     </w:p>
     <w:p>
       <w:pPr>
+        <w:pStyle w:val="Heading3"/>
+      </w:pPr>
+      <w:r>
+        <w:rPr/>
+        <w:t xml:space="preserve">Если анализ положительный</w:t>
+      </w:r>
+    </w:p>
+    <w:p>
+      <w:pPr>
         <w:pStyle w:val="FirstParagraph"/>
       </w:pPr>
       <w:r>
@@ -1495,12 +2295,20 @@
     </w:p>
     <w:p>
       <w:pPr>
+        <w:pStyle w:val="Heading3"/>
+      </w:pPr>
+      <w:r>
+        <w:rPr/>
+        <w:t xml:space="preserve">После контакта с кошкой, сырым мясом или землёй</w:t>
+      </w:r>
+    </w:p>
+    <w:p>
+      <w:pPr>
         <w:pStyle w:val="BodyText"/>
       </w:pPr>
       <w:r>
         <w:rPr>
-          <w:bCs/>
-          <w:b/>
+          <w:b w:val="0"/>
         </w:rPr>
         <w:t xml:space="preserve">После контакта — с кошкой, сырым мясом, землёй</w:t>
       </w:r>
@@ -1547,20 +2355,19 @@
     </w:p>
     <w:p>
       <w:pPr>
-        <w:pStyle w:val="BodyText"/>
-      </w:pPr>
-      <w:r>
-        <w:rPr>
-          <w:bCs/>
-          <w:b/>
-        </w:rPr>
-        <w:t xml:space="preserve">Грипп.</w:t>
-      </w:r>
-      <w:r>
-        <w:t xml:space="preserve"> </w:t>
-      </w:r>
-      <w:r>
-        <w:t xml:space="preserve">Российские клинические рекомендации «Грипп у взрослых» (2025) относят женщин во 2-м и 3-м триместрах беременности к группе высокого риска. Чем грипп опасен при беременности для вас и для ребёнка, сказано в разделе 9.1.</w:t>
+        <w:pStyle w:val="Heading3"/>
+      </w:pPr>
+      <w:r>
+        <w:rPr/>
+        <w:t xml:space="preserve">Грипп</w:t>
+      </w:r>
+    </w:p>
+    <w:p>
+      <w:pPr>
+        <w:pStyle w:val="BodyText"/>
+      </w:pPr>
+      <w:r>
+        <w:t>Российские клинические рекомендации «Грипп у взрослых» (2025) относят женщин во 2-м и 3-м триместрах беременности к группе высокого риска. Чем грипп опасен при беременности для вас и для ребёнка, сказано в разделе 9.1.</w:t>
       </w:r>
     </w:p>
     <w:p>
@@ -1581,38 +2388,36 @@
     </w:p>
     <w:p>
       <w:pPr>
-        <w:pStyle w:val="BodyText"/>
-      </w:pPr>
-      <w:r>
-        <w:rPr>
-          <w:bCs/>
-          <w:b/>
-        </w:rPr>
-        <w:t xml:space="preserve">Температура.</w:t>
-      </w:r>
-      <w:r>
-        <w:t xml:space="preserve"> </w:t>
-      </w:r>
-      <w:r>
-        <w:t xml:space="preserve">Российские клинические рекомендации «Нормальная беременность» называют температуру выше 37,5 °C поводом обратиться к врачу. CDC отмечает, что жар — частый симптом гриппа — в ряде исследований связывали с пороками нервной трубки и другими неблагоприятными исходами для ребёнка. Чем снижать температуру и почему её не пережидают — подробно в Теме 7 «Лекарства, добавки и лечебные средства», раздел 7.7 «Боль и температура: чем снижать и когда звонить врачу».</w:t>
-      </w:r>
-    </w:p>
-    <w:p>
-      <w:pPr>
-        <w:pStyle w:val="BodyText"/>
-      </w:pPr>
-      <w:r>
-        <w:rPr>
-          <w:bCs/>
-          <w:b/>
-        </w:rPr>
-        <w:t xml:space="preserve">Когда простуда — уже не простуда.</w:t>
-      </w:r>
-      <w:r>
-        <w:t xml:space="preserve"> </w:t>
-      </w:r>
-      <w:r>
-        <w:t xml:space="preserve">О простуде при беременности стоит сообщить своему акушеру-гинекологу, даже если она протекает легко: российские клинические рекомендации «Острые респираторные вирусные инфекции (ОРВИ) у взрослых» (2025) советуют при симптомах обращаться за медицинской помощью и не заниматься самолечением. Если нос не дышит или кашель не проходит дольше 3–5 дней, заболело ухо или мокрота стала зеленоватой, гнойной, скажите врачу: после 3–5 дней болезни он проверяет, не присоединилось ли осложнение. Срочно обратиться за помощью нужно при одышке, боли в груди, крови при кашле, головной боли, которая не проходит, повторной рвоте без облегчения, резком падении давления и быстром ухудшении. Подробнее, а также что помогает от насморка и кашля, — Тема 7 «Лекарства, добавки и лечебные средства», раздел 7.8 «Простуда, кашель, насморк: что помогает и когда звонить врачу».</w:t>
+        <w:pStyle w:val="Heading3"/>
+      </w:pPr>
+      <w:r>
+        <w:rPr/>
+        <w:t xml:space="preserve">Температура</w:t>
+      </w:r>
+    </w:p>
+    <w:p>
+      <w:pPr>
+        <w:pStyle w:val="BodyText"/>
+      </w:pPr>
+      <w:r>
+        <w:t>Российские клинические рекомендации «Нормальная беременность» называют температуру выше 37,5 °C поводом обратиться к врачу. CDC отмечает, что жар — частый симптом гриппа — в ряде исследований связывали с пороками нервной трубки и другими неблагоприятными исходами для ребёнка. Чем снижать температуру и почему её не пережидают — подробно в Теме 7 «Лекарства, добавки и лечебные средства», раздел 7.7 «Боль и температура: чем снижать и когда звонить врачу».</w:t>
+      </w:r>
+    </w:p>
+    <w:p>
+      <w:pPr>
+        <w:pStyle w:val="Heading3"/>
+      </w:pPr>
+      <w:r>
+        <w:rPr/>
+        <w:t xml:space="preserve">Когда простуда — уже не простуда</w:t>
+      </w:r>
+    </w:p>
+    <w:p>
+      <w:pPr>
+        <w:pStyle w:val="BodyText"/>
+      </w:pPr>
+      <w:r>
+        <w:t>О простуде при беременности стоит сообщить своему акушеру-гинекологу, даже если она протекает легко: российские клинические рекомендации «Острые респираторные вирусные инфекции (ОРВИ) у взрослых» (2025) советуют при симптомах обращаться за медицинской помощью и не заниматься самолечением. Если нос не дышит или кашель не проходит дольше 3–5 дней, заболело ухо или мокрота стала зеленоватой, гнойной, скажите врачу: после 3–5 дней болезни он проверяет, не присоединилось ли осложнение. Срочно обратиться за помощью нужно при одышке, боли в груди, крови при кашле, головной боли, которая не проходит, повторной рвоте без облегчения, резком падении давления и быстром ухудшении. Подробнее, а также что помогает от насморка и кашля, — Тема 7 «Лекарства, добавки и лечебные средства», раздел 7.8 «Простуда, кашель, насморк: что помогает и когда звонить врачу».</w:t>
       </w:r>
     </w:p>
     <w:p>
@@ -1675,12 +2480,20 @@
     </w:p>
     <w:p>
       <w:pPr>
+        <w:pStyle w:val="Heading3"/>
+      </w:pPr>
+      <w:r>
+        <w:rPr/>
+        <w:t xml:space="preserve">Листериоз</w:t>
+      </w:r>
+    </w:p>
+    <w:p>
+      <w:pPr>
         <w:pStyle w:val="BodyText"/>
       </w:pPr>
       <w:r>
         <w:rPr>
-          <w:bCs/>
-          <w:b/>
+          <w:b w:val="0"/>
         </w:rPr>
         <w:t xml:space="preserve">Листериоз проявляется не сразу.</w:t>
       </w:r>
@@ -1701,38 +2514,36 @@
     </w:p>
     <w:p>
       <w:pPr>
-        <w:pStyle w:val="BodyText"/>
-      </w:pPr>
-      <w:r>
-        <w:rPr>
-          <w:bCs/>
-          <w:b/>
-        </w:rPr>
-        <w:t xml:space="preserve">Рвота.</w:t>
-      </w:r>
-      <w:r>
-        <w:t xml:space="preserve"> </w:t>
-      </w:r>
-      <w:r>
-        <w:t xml:space="preserve">Клинические рекомендации «Нормальная беременность» в памятке для пациенток называют поводом обратиться к врачу рвоту больше 5 раз в сутки.</w:t>
-      </w:r>
-    </w:p>
-    <w:p>
-      <w:pPr>
-        <w:pStyle w:val="BodyText"/>
-      </w:pPr>
-      <w:r>
-        <w:rPr>
-          <w:bCs/>
-          <w:b/>
-        </w:rPr>
-        <w:t xml:space="preserve">Обезвоживание.</w:t>
-      </w:r>
-      <w:r>
-        <w:t xml:space="preserve"> </w:t>
-      </w:r>
-      <w:r>
-        <w:t xml:space="preserve">При рвоте и поносе организм теряет жидкость. По данным CDC, признаки обезвоживания — мочи стало заметно меньше, сухо во рту и в горле, кружится голова, когда встаёте. Если вам кажется, что обезвоживание сильное, CDC советует позвонить врачу: иногда жидкость приходится вводить капельницей в больнице.</w:t>
+        <w:pStyle w:val="Heading3"/>
+      </w:pPr>
+      <w:r>
+        <w:rPr/>
+        <w:t xml:space="preserve">Рвота</w:t>
+      </w:r>
+    </w:p>
+    <w:p>
+      <w:pPr>
+        <w:pStyle w:val="BodyText"/>
+      </w:pPr>
+      <w:r>
+        <w:t>Клинические рекомендации «Нормальная беременность» в памятке для пациенток называют поводом обратиться к врачу рвоту больше 5 раз в сутки.</w:t>
+      </w:r>
+    </w:p>
+    <w:p>
+      <w:pPr>
+        <w:pStyle w:val="Heading3"/>
+      </w:pPr>
+      <w:r>
+        <w:rPr/>
+        <w:t xml:space="preserve">Обезвоживание</w:t>
+      </w:r>
+    </w:p>
+    <w:p>
+      <w:pPr>
+        <w:pStyle w:val="BodyText"/>
+      </w:pPr>
+      <w:r>
+        <w:t>При рвоте и поносе организм теряет жидкость. По данным CDC, признаки обезвоживания — мочи стало заметно меньше, сухо во рту и в горле, кружится голова, когда встаёте. Если вам кажется, что обезвоживание сильное, CDC советует позвонить врачу: иногда жидкость приходится вводить капельницей в больнице.</w:t>
       </w:r>
     </w:p>
     <w:p>
@@ -1755,20 +2566,19 @@
     </w:p>
     <w:p>
       <w:pPr>
+        <w:pStyle w:val="Heading3"/>
+      </w:pPr>
+      <w:r>
+        <w:rPr/>
+        <w:t xml:space="preserve">Укус животного</w:t>
+      </w:r>
+    </w:p>
+    <w:p>
+      <w:pPr>
         <w:pStyle w:val="FirstParagraph"/>
       </w:pPr>
       <w:r>
-        <w:rPr>
-          <w:bCs/>
-          <w:b/>
-        </w:rPr>
-        <w:t xml:space="preserve">Укус животного.</w:t>
-      </w:r>
-      <w:r>
-        <w:t xml:space="preserve"> </w:t>
-      </w:r>
-      <w:r>
-        <w:t xml:space="preserve">После укуса или ослюнения собакой, кошкой или диким животным главный вопрос — бешенство. По инструкции к антирабической вакцине, обработку раны начинают немедленно: рану и места, куда попала слюна, обильно промывают водой с мылом несколько минут, до 15 минут, края раны обрабатывают 70-процентным спиртом или 5-процентным раствором йода; швы на рану по возможности не накладывают. После этого сразу обращаются за прививкой — в травмпункт.</w:t>
+        <w:t>После укуса или ослюнения собакой, кошкой или диким животным главный вопрос — бешенство. По инструкции к антирабической вакцине, обработку раны начинают немедленно: рану и места, куда попала слюна, обильно промывают водой с мылом несколько минут, до 15 минут, края раны обрабатывают 70-процентным спиртом или 5-процентным раствором йода; швы на рану по возможности не накладывают. После этого сразу обращаются за прививкой — в травмпункт.</w:t>
       </w:r>
     </w:p>
     <w:p>
@@ -1789,20 +2599,19 @@
     </w:p>
     <w:p>
       <w:pPr>
-        <w:pStyle w:val="BodyText"/>
-      </w:pPr>
-      <w:r>
-        <w:rPr>
-          <w:bCs/>
-          <w:b/>
-        </w:rPr>
-        <w:t xml:space="preserve">Укус клеща.</w:t>
-      </w:r>
-      <w:r>
-        <w:t xml:space="preserve"> </w:t>
-      </w:r>
-      <w:r>
-        <w:t xml:space="preserve">Снимать клеща нужно как можно раньше. Российские клинические рекомендации «Болезнь Лайма у взрослых» (2025) объясняют почему: возбудители боррелиоза передаются не сразу, а во второй фазе питания клеща — позднее одного-двух дней после присасывания, и раннее удаление в ряде случаев предотвращает заражение.</w:t>
+        <w:pStyle w:val="Heading3"/>
+      </w:pPr>
+      <w:r>
+        <w:rPr/>
+        <w:t xml:space="preserve">Укус клеща: как его снять</w:t>
+      </w:r>
+    </w:p>
+    <w:p>
+      <w:pPr>
+        <w:pStyle w:val="BodyText"/>
+      </w:pPr>
+      <w:r>
+        <w:t>Снимать клеща нужно как можно раньше. Российские клинические рекомендации «Болезнь Лайма у взрослых» (2025) объясняют почему: возбудители боррелиоза передаются не сразу, а во второй фазе питания клеща — позднее одного-двух дней после присасывания, и раннее удаление в ряде случаев предотвращает заражение.</w:t>
       </w:r>
     </w:p>
     <w:p>
@@ -1871,6 +2680,15 @@
       </w:pPr>
       <w:r>
         <w:t xml:space="preserve">снятого клеща положить в плотно закрывающуюся ёмкость с кусочком чуть влажной ваты и отвезти на исследование — в лабораторию центра гигиены и эпидемиологии вашего региона или другую, которая принимает клещей.</w:t>
+      </w:r>
+    </w:p>
+    <w:p>
+      <w:pPr>
+        <w:pStyle w:val="Heading3"/>
+      </w:pPr>
+      <w:r>
+        <w:rPr/>
+        <w:t xml:space="preserve">Исследование клеща и наблюдение после укуса</w:t>
       </w:r>
     </w:p>
     <w:p>
@@ -1919,6 +2737,15 @@
     </w:p>
     <w:p>
       <w:pPr>
+        <w:pStyle w:val="Heading3"/>
+      </w:pPr>
+      <w:r>
+        <w:rPr/>
+        <w:t xml:space="preserve">Прививка от клещевого энцефалита</w:t>
+      </w:r>
+    </w:p>
+    <w:p>
+      <w:pPr>
         <w:pStyle w:val="BodyText"/>
       </w:pPr>
       <w:r>
@@ -1945,20 +2772,19 @@
     </w:p>
     <w:p>
       <w:pPr>
-        <w:pStyle w:val="BodyText"/>
-      </w:pPr>
-      <w:r>
-        <w:rPr>
-          <w:bCs/>
-          <w:b/>
-        </w:rPr>
-        <w:t xml:space="preserve">Мочевые пути.</w:t>
-      </w:r>
-      <w:r>
-        <w:t xml:space="preserve"> </w:t>
-      </w:r>
-      <w:r>
-        <w:t xml:space="preserve">Боль при мочеиспускании, частые болезненные позывы, температура или боль в боку могут быть признаками инфекции мочевых путей, а не гигиеническим неудобством. Российские клинические рекомендации «Инфекция мочевых путей при беременности» разделяют два состояния. При цистите — воспалении мочевого пузыря — температуры и озноба не бывает. При остром пиелонефрите — воспалении почки — поднимается температура выше 38 °C, иногда с ознобом, появляется боль в пояснице со стороны больной почки. Беременной с острым пиелонефритом рекомендации советуют госпитализацию, а температура выше 37,5 °C, по рекомендациям «Нормальная беременность», уже сама по себе повод обратиться к врачу. Поэтому жжение с температурой и болью в пояснице — не повод ждать планового приёма.</w:t>
+        <w:pStyle w:val="Heading3"/>
+      </w:pPr>
+      <w:r>
+        <w:rPr/>
+        <w:t xml:space="preserve">Инфекция мочевых путей</w:t>
+      </w:r>
+    </w:p>
+    <w:p>
+      <w:pPr>
+        <w:pStyle w:val="BodyText"/>
+      </w:pPr>
+      <w:r>
+        <w:t>Боль при мочеиспускании, частые болезненные позывы, температура или боль в боку могут быть признаками инфекции мочевых путей, а не гигиеническим неудобством. Российские клинические рекомендации «Инфекция мочевых путей при беременности» разделяют два состояния. При цистите — воспалении мочевого пузыря — температуры и озноба не бывает. При остром пиелонефрите — воспалении почки — поднимается температура выше 38 °C, иногда с ознобом, появляется боль в пояснице со стороны больной почки. Беременной с острым пиелонефритом рекомендации советуют госпитализацию, а температура выше 37,5 °C, по рекомендациям «Нормальная беременность», уже сама по себе повод обратиться к врачу. Поэтому жжение с температурой и болью в пояснице — не повод ждать планового приёма.</w:t>
       </w:r>
       <w:r>
         <w:t xml:space="preserve"> </w:t>
@@ -1981,38 +2807,36 @@
     </w:p>
     <w:p>
       <w:pPr>
-        <w:pStyle w:val="BodyText"/>
-      </w:pPr>
-      <w:r>
-        <w:rPr>
-          <w:bCs/>
-          <w:b/>
-        </w:rPr>
-        <w:t xml:space="preserve">Зуд, жжение, выделения.</w:t>
-      </w:r>
-      <w:r>
-        <w:t xml:space="preserve"> </w:t>
-      </w:r>
-      <w:r>
-        <w:t xml:space="preserve">Рекомендации «Нормальная беременность» в памятке для пациенток советуют при зуде, жжении во влагалище и выделениях прекратить половые контакты и обратиться к врачу. Чем отличаются обычные выделения при беременности от признаков инфекции — подробно в Теме 5 «Кожа, уход за телом и интимная гигиена», раздел 5.9 «Выделения: какие бывают в норме и что должно насторожить».</w:t>
-      </w:r>
-    </w:p>
-    <w:p>
-      <w:pPr>
-        <w:pStyle w:val="BodyText"/>
-      </w:pPr>
-      <w:r>
-        <w:rPr>
-          <w:bCs/>
-          <w:b/>
-        </w:rPr>
-        <w:t xml:space="preserve">Высыпания на губах или половых органах.</w:t>
-      </w:r>
-      <w:r>
-        <w:t xml:space="preserve"> </w:t>
-      </w:r>
-      <w:r>
-        <w:t xml:space="preserve">По обзору в New England Journal of Medicine (Kourtis и соавторы, 2014), рецидивы генитального герпеса при беременности учащаются, а первичная герпетическая инфекция — первый в жизни эпизод — у беременных, особенно в третьем триместре, протекает тяжелее.</w:t>
+        <w:pStyle w:val="Heading3"/>
+      </w:pPr>
+      <w:r>
+        <w:rPr/>
+        <w:t xml:space="preserve">Зуд, жжение, выделения</w:t>
+      </w:r>
+    </w:p>
+    <w:p>
+      <w:pPr>
+        <w:pStyle w:val="BodyText"/>
+      </w:pPr>
+      <w:r>
+        <w:t>Рекомендации «Нормальная беременность» в памятке для пациенток советуют при зуде, жжении во влагалище и выделениях прекратить половые контакты и обратиться к врачу. Чем отличаются обычные выделения при беременности от признаков инфекции — подробно в Теме 5 «Кожа, уход за телом и интимная гигиена», раздел 5.9 «Выделения: какие бывают в норме и что должно насторожить».</w:t>
+      </w:r>
+    </w:p>
+    <w:p>
+      <w:pPr>
+        <w:pStyle w:val="Heading3"/>
+      </w:pPr>
+      <w:r>
+        <w:rPr/>
+        <w:t xml:space="preserve">Высыпания на губах или половых органах</w:t>
+      </w:r>
+    </w:p>
+    <w:p>
+      <w:pPr>
+        <w:pStyle w:val="BodyText"/>
+      </w:pPr>
+      <w:r>
+        <w:t>По обзору в New England Journal of Medicine (Kourtis и соавторы, 2014), рецидивы генитального герпеса при беременности учащаются, а первичная герпетическая инфекция — первый в жизни эпизод — у беременных, особенно в третьем триместре, протекает тяжелее.</w:t>
       </w:r>
     </w:p>
     <w:p>
@@ -2528,6 +3352,15 @@
     </w:tbl>
     <w:p>
       <w:pPr>
+        <w:pStyle w:val="Heading3"/>
+      </w:pPr>
+      <w:r>
+        <w:rPr/>
+        <w:t xml:space="preserve">Обследование по срокам</w:t>
+      </w:r>
+    </w:p>
+    <w:p>
+      <w:pPr>
         <w:pStyle w:val="BodyText"/>
       </w:pPr>
       <w:r>
@@ -2544,12 +3377,20 @@
     </w:p>
     <w:p>
       <w:pPr>
+        <w:pStyle w:val="Heading3"/>
+      </w:pPr>
+      <w:r>
+        <w:rPr/>
+        <w:t xml:space="preserve">Стрептококк группы B</w:t>
+      </w:r>
+    </w:p>
+    <w:p>
+      <w:pPr>
         <w:pStyle w:val="BodyText"/>
       </w:pPr>
       <w:r>
         <w:rPr>
-          <w:bCs/>
-          <w:b/>
+          <w:b w:val="0"/>
         </w:rPr>
         <w:t xml:space="preserve">Стрептококк группы B</w:t>
       </w:r>
@@ -2588,6 +3429,15 @@
     </w:p>
     <w:p>
       <w:pPr>
+        <w:pStyle w:val="Heading3"/>
+      </w:pPr>
+      <w:r>
+        <w:rPr/>
+        <w:t xml:space="preserve">Плановый анализ и анализ по поводу</w:t>
+      </w:r>
+    </w:p>
+    <w:p>
+      <w:pPr>
         <w:pStyle w:val="FirstParagraph"/>
       </w:pPr>
       <w:r>
@@ -2608,6 +3458,15 @@
       </w:pPr>
       <w:r>
         <w:t xml:space="preserve">Российские рекомендации разводят эти два случая и на примере мазков. Исследования методом ПЦР на возбудителей половых инфекций, на состав влагалищной флоры и на микоплазмы всем беременным не назначают. Их рекомендуют, если появились жалобы: дискомфорт во влагалище, изменились выделения, появились зуд, жжение, неприятный запах — или если обычный мазок под микроскопом показал воспаление.</w:t>
+      </w:r>
+    </w:p>
+    <w:p>
+      <w:pPr>
+        <w:pStyle w:val="Heading3"/>
+      </w:pPr>
+      <w:r>
+        <w:rPr/>
+        <w:t xml:space="preserve">Что даёт анализ после контакта</w:t>
       </w:r>
     </w:p>
     <w:p>
@@ -2642,6 +3501,15 @@
       </w:pPr>
       <w:r>
         <w:t xml:space="preserve">В бланке анализа на антитела почти всегда две строки — IgM и IgG — и напротив каждой «положительно» или «отрицательно». Слово «положительно» хочется прочитать как «болею». Это не всегда так.</w:t>
+      </w:r>
+    </w:p>
+    <w:p>
+      <w:pPr>
+        <w:pStyle w:val="Heading3"/>
+      </w:pPr>
+      <w:r>
+        <w:rPr/>
+        <w:t xml:space="preserve">Как читать результат: пример краснухи</w:t>
       </w:r>
     </w:p>
     <w:p>
@@ -2719,6 +3587,15 @@
     </w:p>
     <w:p>
       <w:pPr>
+        <w:pStyle w:val="Heading3"/>
+      </w:pPr>
+      <w:r>
+        <w:rPr/>
+        <w:t xml:space="preserve">Когда произошло заражение</w:t>
+      </w:r>
+    </w:p>
+    <w:p>
+      <w:pPr>
         <w:pStyle w:val="BodyText"/>
       </w:pPr>
       <w:r>
@@ -2757,6 +3634,15 @@
       </w:pPr>
       <w:r>
         <w:t xml:space="preserve">Платная лаборатория предлагает «комплекс для беременных»: TORCH-инфекции (так в лабораториях называют анализы на токсоплазмоз, краснуху, цитомегаловирус и герпес), флора методом ПЦР, микоплазмы и уреаплазмы. Кажется, что лишний анализ — это лишняя страховка, которая ничего не стоит, кроме денег.</w:t>
+      </w:r>
+    </w:p>
+    <w:p>
+      <w:pPr>
+        <w:pStyle w:val="Heading3"/>
+      </w:pPr>
+      <w:r>
+        <w:rPr/>
+        <w:t xml:space="preserve">Какие анализы всем не назначают</w:t>
       </w:r>
     </w:p>
     <w:p>
@@ -2857,10 +3743,28 @@
     </w:p>
     <w:p>
       <w:pPr>
+        <w:pStyle w:val="Heading3"/>
+      </w:pPr>
+      <w:r>
+        <w:rPr/>
+        <w:t xml:space="preserve">Чем вреден лишний анализ</w:t>
+      </w:r>
+    </w:p>
+    <w:p>
+      <w:pPr>
         <w:pStyle w:val="FirstParagraph"/>
       </w:pPr>
       <w:r>
         <w:t xml:space="preserve">У лишнего анализа есть цена, и она не в деньгах. Ложноположительный результат — это недели тревоги, повторные анализы и, как прямо пишут рекомендации, необоснованное лечение во время беременности. А правильный положительный результат по токсоплазме или ЦМВ всё равно не даёт средства, которое изменило бы исход для ребёнка.</w:t>
+      </w:r>
+    </w:p>
+    <w:p>
+      <w:pPr>
+        <w:pStyle w:val="Heading3"/>
+      </w:pPr>
+      <w:r>
+        <w:rPr/>
+        <w:t xml:space="preserve">Если анализ уже сдан</w:t>
       </w:r>
     </w:p>
     <w:p>
